--- a/paper/thesis.docx
+++ b/paper/thesis.docx
@@ -309,7 +309,7 @@
         <w:t xml:space="preserve">搜索与救援</w:t>
       </w:r>
       <w:r>
-        <w:t xml:space="preserve">领域，地震、洪水或山体滑坡等自然灾害发生后，四旋翼可快速飞越废墟和水面，通过机载可见光相机与热红外成像仪搜索受困人员，将实时画面传回指挥中心，大幅提高搜救效率并降低救援人员的安全风险 [1]。在</w:t>
+        <w:t xml:space="preserve">领域，地震、洪水或山体滑坡等自然灾害发生后，四旋翼可快速飞越废墟和水面，通过机载可见光相机与热红外成像仪搜索受困人员，将实时画面传回指挥中心，大幅提高搜救效率并降低救援人员的安全风险 [[1]]。在</w:t>
       </w:r>
       <w:r>
         <w:rPr>
@@ -354,7 +354,7 @@
         <w:t xml:space="preserve">基础设施巡检</w:t>
       </w:r>
       <w:r>
-        <w:t xml:space="preserve">领域，四旋翼可替代人工对高压输电线路、风力发电机叶片、石油管道和大型桥梁等关键设施进行近距离常态化检查，在显著降低作业安全风险的同时提高了检测频率和覆盖范围 [2]。</w:t>
+        <w:t xml:space="preserve">领域，四旋翼可替代人工对高压输电线路、风力发电机叶片、石油管道和大型桥梁等关键设施进行近距离常态化检查，在显著降低作业安全风险的同时提高了检测频率和覆盖范围 [[2]]。</w:t>
       </w:r>
     </w:p>
     <w:p>
@@ -385,7 +385,7 @@
         <w:t xml:space="preserve">端到端（end-to-end）学习方法</w:t>
       </w:r>
       <w:r>
-        <w:t xml:space="preserve">为克服上述局限提供了全新的技术范式。这类方法通过深度神经网络直接将原始传感器观测映射为飞行控制指令，完全省去了显式的中间表示和模块化数据流，实现了感知与控制的联合优化。Loquercio 等 [3]提出的DroNet采用轻量级八层残差卷积神经网络（CNN），以单目图像为输入直接输出转向角与碰撞概率预测，首次在微型四旋翼平台上验证了端到端学习方法在实际飞行中的可行性。近年来，Bhattacharya 等 [4]提出的ViT-Fly框架将Vision Transformer（ViT）引入四旋翼避障任务，利用自注意力机制对深度图像中的长程空间依赖关系进行全局建模，在7 m/s的高速飞行测试中显著超越了基于CNN的基线方法，充分展现了全局视觉感知在避障决策中的关键价值。</w:t>
+        <w:t xml:space="preserve">为克服上述局限提供了全新的技术范式。这类方法通过深度神经网络直接将原始传感器观测映射为飞行控制指令，完全省去了显式的中间表示和模块化数据流，实现了感知与控制的联合优化。Loquercio 等 [[3]]提出的DroNet采用轻量级八层残差卷积神经网络（CNN），以单目图像为输入直接输出转向角与碰撞概率预测，首次在微型四旋翼平台上验证了端到端学习方法在实际飞行中的可行性。近年来，Bhattacharya 等 [[4]]提出的ViT-Fly框架将Vision Transformer（ViT）引入四旋翼避障任务，利用自注意力机制对深度图像中的长程空间依赖关系进行全局建模，在7 m/s的高速飞行测试中显著超越了基于CNN的基线方法，充分展现了全局视觉感知在避障决策中的关键价值。</w:t>
       </w:r>
     </w:p>
     <w:p>
@@ -423,7 +423,7 @@
         </m:r>
       </m:oMath>
       <w:r>
-        <w:t xml:space="preserve">），这导致模型在实际部署中的推理延迟偏高，对于对实时性要求极为苛刻的飞行控制任务构成了不可忽视的瓶颈。近年来，以Mamba [5]为代表的</w:t>
+        <w:t xml:space="preserve">），这导致模型在实际部署中的推理延迟偏高，对于对实时性要求极为苛刻的飞行控制任务构成了不可忽视的瓶颈。近年来，以Mamba [[5]]为代表的</w:t>
       </w:r>
       <w:r>
         <w:rPr>
@@ -453,7 +453,7 @@
         </m:r>
       </m:oMath>
       <w:r>
-        <w:t xml:space="preserve">）而受到学术界和工业界的广泛关注。Mamba架构通过引入数据相关的选择性状态转移机制，在保持线性推理复杂度的同时具备了与注意力机制相当的动态上下文感知能力，在自然语言处理、计算机视觉等多个领域已展现出与Transformer匹敌甚至超越的性能潜力 [6,7]。</w:t>
+        <w:t xml:space="preserve">）而受到学术界和工业界的广泛关注。Mamba架构通过引入数据相关的选择性状态转移机制，在保持线性推理复杂度的同时具备了与注意力机制相当的动态上下文感知能力，在自然语言处理、计算机视觉等多个领域已展现出与Transformer匹敌甚至超越的性能潜力 [[6],[7]]。</w:t>
       </w:r>
     </w:p>
     <w:p>
@@ -525,7 +525,7 @@
         <w:pStyle w:val="FirstParagraph"/>
       </w:pPr>
       <w:r>
-        <w:t xml:space="preserve">端到端视觉导航的研究可以追溯到二十世纪八十年代末。1989年，Pomerleau [8]提出的ALVINN（Autonomous Land Vehicle in a Neural Network）系统使用一个三层全连接前馈神经网络，将从车载摄像头采集的道路图像直接映射为转向控制指令，开创了"感知-控制"联合学习的端到端范式。这一先驱工作虽然受限于当时的计算能力和数据规模，但其核心思想——让神经网络自主学习从视觉输入到控制输出的映射函数——深刻影响了此后三十多年的研究路径。</w:t>
+        <w:t xml:space="preserve">端到端视觉导航的研究可以追溯到二十世纪八十年代末。1989年，Pomerleau [[8]]提出的ALVINN（Autonomous Land Vehicle in a Neural Network）系统使用一个三层全连接前馈神经网络，将从车载摄像头采集的道路图像直接映射为转向控制指令，开创了"感知-控制"联合学习的端到端范式。这一先驱工作虽然受限于当时的计算能力和数据规模，但其核心思想——让神经网络自主学习从视觉输入到控制输出的映射函数——深刻影响了此后三十多年的研究路径。</w:t>
       </w:r>
     </w:p>
     <w:p>
@@ -533,7 +533,7 @@
         <w:pStyle w:val="BodyText"/>
       </w:pPr>
       <w:r>
-        <w:t xml:space="preserve">在四旋翼飞行器领域，端到端视觉避障方法的里程碑式进展始于2018年。Loquercio 等 [3]提出的DroNet采用一个仅含八层的轻量级残差CNN架构，以单目灰度图像为输入，同时输出转向角预测和碰撞概率估计。该工作的突出贡献在于验证了在计算资源极度受限的微型四旋翼平台上运行端到端避障神经网络的可行性，并且展示了从汽车驾驶数据预训练的CNN能够通过微调泛化至无人机飞行场景——这一跨域迁移能力为此后的研究提供了重要启示。然而，DroNet的CNN架构受限于局部感受野，难以有效捕捉图像中远距离障碍物的空间布局信息，在密集障碍物场景中的避障能力有限。</w:t>
+        <w:t xml:space="preserve">在四旋翼飞行器领域，端到端视觉避障方法的里程碑式进展始于2018年。Loquercio 等 [[3]]提出的DroNet采用一个仅含八层的轻量级残差CNN架构，以单目灰度图像为输入，同时输出转向角预测和碰撞概率估计。该工作的突出贡献在于验证了在计算资源极度受限的微型四旋翼平台上运行端到端避障神经网络的可行性，并且展示了从汽车驾驶数据预训练的CNN能够通过微调泛化至无人机飞行场景——这一跨域迁移能力为此后的研究提供了重要启示。然而，DroNet的CNN架构受限于局部感受野，难以有效捕捉图像中远距离障碍物的空间布局信息，在密集障碍物场景中的避障能力有限。</w:t>
       </w:r>
     </w:p>
     <w:p>
@@ -541,7 +541,7 @@
         <w:pStyle w:val="BodyText"/>
       </w:pPr>
       <w:r>
-        <w:t xml:space="preserve">在仿真平台方面，Shah 等 [9]开发的Flightmare仿真器为高速避障策略的大规模训练和评估提供了高保真的灵活平台。Flightmare基于Unity物理引擎构建，能够渲染逼真的三维环境并模拟四旋翼的飞行动力学，支持数据并行采集和算法快速迭代。该平台已在此后的多项四旋翼避障研究中被广泛采用，成为该领域事实上的标准评测平台之一。</w:t>
+        <w:t xml:space="preserve">在仿真平台方面，Shah 等 [[9]]开发的Flightmare仿真器为高速避障策略的大规模训练和评估提供了高保真的灵活平台。Flightmare基于Unity物理引擎构建，能够渲染逼真的三维环境并模拟四旋翼的飞行动力学，支持数据并行采集和算法快速迭代。该平台已在此后的多项四旋翼避障研究中被广泛采用，成为该领域事实上的标准评测平台之一。</w:t>
       </w:r>
     </w:p>
     <w:p>
@@ -549,7 +549,7 @@
         <w:pStyle w:val="BodyText"/>
       </w:pPr>
       <w:r>
-        <w:t xml:space="preserve">在方法创新方面，Kaufmann 等 [10]将强化学习（Reinforcement Learning, RL）与端到端视觉控制相结合，提出了一种面向敏捷竞赛飞行的端到端方法。该系统在具有多个门标的竞赛赛道中实现了最高10 m/s的自主穿越速度，展示了端到端学习方法在极限飞行场景中的巨大潜力。然而，基于RL的方法通常需要在仿真环境中进行大量试错训练，且策略在迁移到真实平台时面临显著的仿真-现实差距（sim-to-real gap）。</w:t>
+        <w:t xml:space="preserve">在方法创新方面，Kaufmann 等 [[10]]将强化学习（Reinforcement Learning, RL）与端到端视觉控制相结合，提出了一种面向敏捷竞赛飞行的端到端方法。该系统在具有多个门标的竞赛赛道中实现了最高10 m/s的自主穿越速度，展示了端到端学习方法在极限飞行场景中的巨大潜力。然而，基于RL的方法通常需要在仿真环境中进行大量试错训练，且策略在迁移到真实平台时面临显著的仿真-现实差距（sim-to-real gap）。</w:t>
       </w:r>
     </w:p>
     <w:p>
@@ -557,7 +557,7 @@
         <w:pStyle w:val="BodyText"/>
       </w:pPr>
       <w:r>
-        <w:t xml:space="preserve">2024年，Bhattacharya 等 [4]提出了ViT-Fly框架，首次将Vision Transformer引入四旋翼端到端避障任务。ViT-Fly采用MixTransformer [11]作为视觉编码器，结合三层LSTM作为时序处理模块，从深度图像序列中提取时空特征并预测三维速度指令。系统的消融实验表明，基于ViT的编码器能够利用自注意力机制充分捕获深度图像中的全局空间结构信息，而结合LSTM时序头的完整模型在7 m/s的高速飞行条件下显著超越了所有CNN基线方法，在更小的参数量下实现了更高的避障成功率。ViT-Fly的成功一方面证明了全局视觉感知对高速避障的关键作用，另一方面也暴露了自注意力二次计算复杂度带来的推理效率瓶颈——正是这一矛盾驱动了本文对Mamba等线性复杂度架构的探索。</w:t>
+        <w:t xml:space="preserve">2024年，Bhattacharya 等 [[4]]提出了ViT-Fly框架，首次将Vision Transformer引入四旋翼端到端避障任务。ViT-Fly采用MixTransformer [[11]]作为视觉编码器，结合三层LSTM作为时序处理模块，从深度图像序列中提取时空特征并预测三维速度指令。系统的消融实验表明，基于ViT的编码器能够利用自注意力机制充分捕获深度图像中的全局空间结构信息，而结合LSTM时序头的完整模型在7 m/s的高速飞行条件下显著超越了所有CNN基线方法，在更小的参数量下实现了更高的避障成功率。ViT-Fly的成功一方面证明了全局视觉感知对高速避障的关键作用，另一方面也暴露了自注意力二次计算复杂度带来的推理效率瓶颈——正是这一矛盾驱动了本文对Mamba等线性复杂度架构的探索。</w:t>
       </w:r>
     </w:p>
     <w:p>
@@ -634,7 +634,7 @@
         <w:pStyle w:val="BodyText"/>
       </w:pPr>
       <w:r>
-        <w:t xml:space="preserve">然而，传统SSM在处理长序列时面临严重的数值稳定性挑战。Gu 等 [12]提出的结构化状态空间序列模型（Structured State Space Sequence Model, S4）通过HiPPO（High-order Polynomial Projection Operators）理论对状态转移矩阵进行结构化初始化，使模型能够稳定地捕获长达数千时间步的序列依赖关系。S4的成功标志着SSM正式进入深度学习序列建模的主流范式，在长程竞技场（Long Range Arena, LRA）基准测试中取得了当时最优的成绩。</w:t>
+        <w:t xml:space="preserve">然而，传统SSM在处理长序列时面临严重的数值稳定性挑战。Gu 等 [[12]]提出的结构化状态空间序列模型（Structured State Space Sequence Model, S4）通过HiPPO（High-order Polynomial Projection Operators）理论对状态转移矩阵进行结构化初始化，使模型能够稳定地捕获长达数千时间步的序列依赖关系。S4的成功标志着SSM正式进入深度学习序列建模的主流范式，在长程竞技场（Long Range Arena, LRA）基准测试中取得了当时最优的成绩。</w:t>
       </w:r>
     </w:p>
     <w:p>
@@ -642,7 +642,7 @@
         <w:pStyle w:val="BodyText"/>
       </w:pPr>
       <w:r>
-        <w:t xml:space="preserve">2023年，Gu 和Dao [5]提出了具有里程碑意义的Mamba架构。Mamba的核心创新在于将</w:t>
+        <w:t xml:space="preserve">2023年，Gu 和Dao [[5]]提出了具有里程碑意义的Mamba架构。Mamba的核心创新在于将</w:t>
       </w:r>
       <w:r>
         <w:rPr>
@@ -681,7 +681,7 @@
         </m:r>
       </m:oMath>
       <w:r>
-        <w:t xml:space="preserve">）成为输入数据的函数，从而能够根据输入内容动态地调节信息流：在需要长期记忆的任务中保持状态的持续更新，在无关输入时选择性地重置或过滤信息。这一设计使Mamba在保持线性计算复杂度的同时获得了与注意力机制相当的动态上下文感知能力。此外，Mamba还提出了硬件感知的并行扫描算法（parallel scan），在GPU上高效实现递推计算的并行化，进一步提升了实际推理吞吐量。Mamba在语言建模任务上达到了与同体量Transformer相当甚至更优的性能 [5]。</w:t>
+        <w:t xml:space="preserve">）成为输入数据的函数，从而能够根据输入内容动态地调节信息流：在需要长期记忆的任务中保持状态的持续更新，在无关输入时选择性地重置或过滤信息。这一设计使Mamba在保持线性计算复杂度的同时获得了与注意力机制相当的动态上下文感知能力。此外，Mamba还提出了硬件感知的并行扫描算法（parallel scan），在GPU上高效实现递推计算的并行化，进一步提升了实际推理吞吐量。Mamba在语言建模任务上达到了与同体量Transformer相当甚至更优的性能 [[5]]。</w:t>
       </w:r>
     </w:p>
     <w:p>
@@ -689,7 +689,7 @@
         <w:pStyle w:val="BodyText"/>
       </w:pPr>
       <w:r>
-        <w:t xml:space="preserve">2024年，Dao 和Gu [13]进一步提出了Mamba-2架构，其核心贡献在于提出了</w:t>
+        <w:t xml:space="preserve">2024年，Dao 和Gu [[13]]进一步提出了Mamba-2架构，其核心贡献在于提出了</w:t>
       </w:r>
       <w:r>
         <w:rPr>
@@ -733,7 +733,7 @@
         <w:pStyle w:val="BodyText"/>
       </w:pPr>
       <w:r>
-        <w:t xml:space="preserve">在Mamba向视觉领域的迁移方面，研究者提出了多种适配架构。Zhu 等 [14]提出的Vim（Vision Mamba）将双向SSM扫描引入图像建模，通过前向和反向两个方向的扫描使每个图像块能够整合全局上下文信息。Liu 等 [6]提出的VMamba设计了二维交叉扫描模块（Cross-Scan Module, CSM），沿四个方向（左上到右下、右下到左上、右上到左下、左下到右上）分别执行一维选择性扫描，然后将四方向特征进行融合，以线性复杂度获取图像中的全局空间依赖关系。Hatamizadeh 和Kautz [7]提出的MambaVision则采用了混合架构设计，将深度可分离卷积（depthwise separable convolution）与简化MLP路径（论文中称为"SSM路径"）相结合，在保留局部精细化特征提取能力的同时降低了全局建模的计算开销。</w:t>
+        <w:t xml:space="preserve">在Mamba向视觉领域的迁移方面，研究者提出了多种适配架构。Zhu 等 [[14]]提出的Vim（Vision Mamba）将双向SSM扫描引入图像建模，通过前向和反向两个方向的扫描使每个图像块能够整合全局上下文信息。Liu 等 [[6]]提出的VMamba设计了二维交叉扫描模块（Cross-Scan Module, CSM），沿四个方向（左上到右下、右下到左上、右上到左下、左下到右上）分别执行一维选择性扫描，然后将四方向特征进行融合，以线性复杂度获取图像中的全局空间依赖关系。Hatamizadeh 和Kautz [[7]]提出的MambaVision则采用了混合架构设计，将深度可分离卷积（depthwise separable convolution）与简化MLP路径（论文中称为"SSM路径"）相结合，在保留局部精细化特征提取能力的同时降低了全局建模的计算开销。</w:t>
       </w:r>
     </w:p>
     <w:p>
@@ -768,7 +768,7 @@
         <w:pStyle w:val="FirstParagraph"/>
       </w:pPr>
       <w:r>
-        <w:t xml:space="preserve">知识蒸馏（Knowledge Distillation, KD）是由Hinton 等 [15]提出的一种经典模型压缩与知识迁移技术。其核心思想是让一个轻量级学生模型（student model）通过学习一个高性能教师模型（teacher model）输出的软标签（soft label）概率分布，从而将教师模型中蕴含的"暗知识"（dark knowledge）——即类别间相对相似性等超越硬标签的信息——有效地迁移至学生模型。从数学角度，蒸馏训练通过最小化学生输出分布与教师输出分布之间的KL散度（Kullback-Leibler divergence）或均方误差（MSE）来实现知识迁移。</w:t>
+        <w:t xml:space="preserve">知识蒸馏（Knowledge Distillation, KD）是由Hinton 等 [[15]]提出的一种经典模型压缩与知识迁移技术。其核心思想是让一个轻量级学生模型（student model）通过学习一个高性能教师模型（teacher model）输出的软标签（soft label）概率分布，从而将教师模型中蕴含的"暗知识"（dark knowledge）——即类别间相对相似性等超越硬标签的信息——有效地迁移至学生模型。从数学角度，蒸馏训练通过最小化学生输出分布与教师输出分布之间的KL散度（Kullback-Leibler divergence）或均方误差（MSE）来实现知识迁移。</w:t>
       </w:r>
     </w:p>
     <w:p>
@@ -776,7 +776,7 @@
         <w:pStyle w:val="BodyText"/>
       </w:pPr>
       <w:r>
-        <w:t xml:space="preserve">在机器人控制领域，蒸馏技术具有天然的适配性和重要的实用价值。端到端控制策略通常需要在资源受限的机载平台上实时运行，而高精度策略往往需要较大的模型容量。通过蒸馏，可以从一个大规模、高精度但计算密集的教师策略中提取关键知识，注入到一个轻量级、高效率的学生策略中，从而在模型容量和推理速度之间实现更优的权衡 [16]。在基于行为克隆（Behavior Cloning, BC）的避障方法中，教师模型可以利用更多的计算资源进行充分的离线训练，生成高质量的软标签作为监督信号，学生模型则通过模仿教师的预测输出来学习其策略映射函数。</w:t>
+        <w:t xml:space="preserve">在机器人控制领域，蒸馏技术具有天然的适配性和重要的实用价值。端到端控制策略通常需要在资源受限的机载平台上实时运行，而高精度策略往往需要较大的模型容量。通过蒸馏，可以从一个大规模、高精度但计算密集的教师策略中提取关键知识，注入到一个轻量级、高效率的学生策略中，从而在模型容量和推理速度之间实现更优的权衡 [[16]]。在基于行为克隆（Behavior Cloning, BC）的避障方法中，教师模型可以利用更多的计算资源进行充分的离线训练，生成高质量的软标签作为监督信号，学生模型则通过模仿教师的预测输出来学习其策略映射函数。</w:t>
       </w:r>
     </w:p>
     <w:p>
@@ -784,7 +784,7 @@
         <w:pStyle w:val="BodyText"/>
       </w:pPr>
       <w:r>
-        <w:t xml:space="preserve">近年来，跨架构知识蒸馏（cross-architecture knowledge distillation）——即教师和学生使用不同类型的网络架构——受到了越来越多的关注。Bick 等 [17]提出的MOHAWK方法在自然语言处理领域中探索了从Transformer到SSM的跨架构蒸馏，证明了通过多阶段对齐策略（包括跨头投影、块级特征匹配和逐层蒸馏）可以实现不同架构间的有效知识迁移。Shao 等 [18]提出的X-Distill方法在机器人视觉运动学习（visuomotor learning）场景中展示了从大规模自监督ViT编码器（DINOv2）到轻量级CNN编码器的跨架构蒸馏，验证了蒸馏在机器人控制领域的有效性。Wang 等 [19]提出的CAB（Cross-Architecture Bridge）方法设计了基于注意力桥的跨架构对齐模块，进一步提升了从Transformer到轻量模型的知识迁移质量。</w:t>
+        <w:t xml:space="preserve">近年来，跨架构知识蒸馏（cross-architecture knowledge distillation）——即教师和学生使用不同类型的网络架构——受到了越来越多的关注。Bick 等 [[17]]提出的MOHAWK方法在自然语言处理领域中探索了从Transformer到SSM的跨架构蒸馏，证明了通过多阶段对齐策略（包括跨头投影、块级特征匹配和逐层蒸馏）可以实现不同架构间的有效知识迁移。Shao 等 [[18]]提出的X-Distill方法在机器人视觉运动学习（visuomotor learning）场景中展示了从大规模自监督ViT编码器（DINOv2）到轻量级CNN编码器的跨架构蒸馏，验证了蒸馏在机器人控制领域的有效性。Wang 等 [[19]]提出的CAB（Cross-Architecture Bridge）方法设计了基于注意力桥的跨架构对齐模块，进一步提升了从Transformer到轻量模型的知识迁移质量。</w:t>
       </w:r>
     </w:p>
     <w:p>
@@ -842,7 +842,7 @@
         <w:t xml:space="preserve">第一，系统设计和评估了六种具有代表性的Mamba变体架构在端到端避障任务中的性能表现。</w:t>
       </w:r>
       <w:r>
-        <w:t xml:space="preserve">本文基于ViT-Fly框架 [4]的训练与评测流水线，设计了六种差异化的学生架构，分别涵盖了当前主流的SSM视觉建模范式：架构A（VMamba编码器 + LSTM时序头）、架构B（MambaVision混合编码器 + SSM时序头）、架构B+（MambaVision编码器 + Mamba-3时序头）、架构C（CNN编码器 + Mamba-3时序头）、架构D（CNN类编码器 + Mamba-2时序头）和架构E（轻量CNN编码器 + SSM时序头），参数量范围从0.97M到2.61M不等。在Flightmare仿真环境下，基于包含580条飞行轨迹的专用数据集，本文对所有六种架构进行了严格的行为克隆（BC）训练、知识蒸馏训练和飞行仿真测试，在5 m/s和7 m/s两种飞行速度以及球状和树状两种障碍物场景下建立了各架构的完整性能剖面。</w:t>
+        <w:t xml:space="preserve">本文基于ViT-Fly框架 [[4]]的训练与评测流水线，设计了六种差异化的学生架构，分别涵盖了当前主流的SSM视觉建模范式：架构A（VMamba编码器 + LSTM时序头）、架构B（MambaVision混合编码器 + SSM时序头）、架构B+（MambaVision编码器 + Mamba-3时序头）、架构C（CNN编码器 + Mamba-3时序头）、架构D（CNN类编码器 + Mamba-2时序头）和架构E（轻量CNN编码器 + SSM时序头），参数量范围从0.97M到2.61M不等。在Flightmare仿真环境下，基于包含580条飞行轨迹的专用数据集，本文对所有六种架构进行了严格的行为克隆（BC）训练、知识蒸馏训练和飞行仿真测试，在5 m/s和7 m/s两种飞行速度以及球状和树状两种障碍物场景下建立了各架构的完整性能剖面。</w:t>
       </w:r>
     </w:p>
     <w:p>
@@ -1740,7 +1740,7 @@
         <w:pStyle w:val="BodyText"/>
       </w:pPr>
       <w:r>
-        <w:t xml:space="preserve">端到端视觉避障方法的发展经历了从浅层到深层、从CNN到Transformer的演进。1989年，Pomerleau提出的ALVINN系统使用三层全连接网络从道路图像生成转向指令，开创了直接从感知到控制的学习范式。2018年，Loquercio等人 [3]提出的DroNet采用8层残差CNN，从单目图像直接预测转向角和碰撞概率，首次在真实四旋翼平台上验证了端到端学习的可行性。Shah等人 [9]开发的Flightmare仿真器为高速避障策略的大规模训练提供了灵活可扩展的高保真平台。Bhattacharya等人 [4]提出的ViT-Fly框架首次将Vision Transformer（ViT）引入四旋翼避障，利用自注意力机制建模深度图像中的长程空间依赖，在7 m/s高速飞行中显著超越CNN基线，展现了全局视觉建模的优势。</w:t>
+        <w:t xml:space="preserve">端到端视觉避障方法的发展经历了从浅层到深层、从CNN到Transformer的演进。1989年，Pomerleau提出的ALVINN系统使用三层全连接网络从道路图像生成转向指令，开创了直接从感知到控制的学习范式。2018年，Loquercio等人 [[3]]提出的DroNet采用8层残差CNN，从单目图像直接预测转向角和碰撞概率，首次在真实四旋翼平台上验证了端到端学习的可行性。Shah等人 [[9]]开发的Flightmare仿真器为高速避障策略的大规模训练提供了灵活可扩展的高保真平台。Bhattacharya等人 [[4]]提出的ViT-Fly框架首次将Vision Transformer（ViT）引入四旋翼避障，利用自注意力机制建模深度图像中的长程空间依赖，在7 m/s高速飞行中显著超越CNN基线，展现了全局视觉建模的优势。</w:t>
       </w:r>
     </w:p>
     <w:p>
@@ -1748,7 +1748,7 @@
         <w:pStyle w:val="BodyText"/>
       </w:pPr>
       <w:r>
-        <w:t xml:space="preserve">针对行为克隆协变量偏移的根本局限，研究界提出了多种改进方法。其中最著名的是Ross等人 [20]提出的</w:t>
+        <w:t xml:space="preserve">针对行为克隆协变量偏移的根本局限，研究界提出了多种改进方法。其中最著名的是Ross等人 [[20]]提出的</w:t>
       </w:r>
       <w:r>
         <w:rPr>
@@ -2101,7 +2101,7 @@
         <w:pStyle w:val="BodyText"/>
       </w:pPr>
       <w:r>
-        <w:t xml:space="preserve">传统模块化方法将自主避障分解为感知、建图、规划和控制四个串行模块。感知模块从传感器数据中提取环境特征（如障碍物位置和深度图），建图模块构建局部或全局环境表示（如占据栅格地图或欧几里得符号距离场 [21]），规划模块基于地图搜索可通行轨迹（如</w:t>
+        <w:t xml:space="preserve">传统模块化方法将自主避障分解为感知、建图、规划和控制四个串行模块。感知模块从传感器数据中提取环境特征（如障碍物位置和深度图），建图模块构建局部或全局环境表示（如占据栅格地图或欧几里得符号距离场 [[21]]），规划模块基于地图搜索可通行轨迹（如</w:t>
       </w:r>
       <m:oMath>
         <m:sSup>
@@ -2118,7 +2118,7 @@
         </m:sSup>
       </m:oMath>
       <w:r>
-        <w:t xml:space="preserve">搜索或轨迹优化 [22]），最后由控制器（如模型预测控制MPC [23]）跟踪规划轨迹。尽管这一流水线架构降低了各模块的设计复杂度，但在高速飞行中暴露出根本性的局限。首先，各模块串行处理导致显著的延迟累积——感知约10–30 ms、建图约10–50 ms、规划约20–100 ms、控制约1–5 ms，总延迟可达50–200 ms。在5 m/s的飞行速度下，这意味着四旋翼在每帧控制指令生成前已向前飞行0.25–1 m而未对环境变化做出任何响应。其次，各模块之间的误差沿流水线逐级放大：感知阶段的微小检测遗漏导致地图中相应障碍物缺失，进而使规划器生成穿过该区域的不可行轨迹，最终控制器跟踪该轨迹时直接导致碰撞。Song 等 [24]的研究表明，感知-规划耦合是高速飞行中最主要的失效模式之一。最后，模块间接口定义的刚性限制了系统的自适应能力——例如，规划器将环境简化为二值可通行性地图时，丢失了原始感知数据中的不确定性和丰富度信息。</w:t>
+        <w:t xml:space="preserve">搜索或轨迹优化 [[22]]），最后由控制器（如模型预测控制MPC [[23]]）跟踪规划轨迹。尽管这一流水线架构降低了各模块的设计复杂度，但在高速飞行中暴露出根本性的局限。首先，各模块串行处理导致显著的延迟累积——感知约10–30 ms、建图约10–50 ms、规划约20–100 ms、控制约1–5 ms，总延迟可达50–200 ms。在5 m/s的飞行速度下，这意味着四旋翼在每帧控制指令生成前已向前飞行0.25–1 m而未对环境变化做出任何响应。其次，各模块之间的误差沿流水线逐级放大：感知阶段的微小检测遗漏导致地图中相应障碍物缺失，进而使规划器生成穿过该区域的不可行轨迹，最终控制器跟踪该轨迹时直接导致碰撞。Song 等 [[24]]的研究表明，感知-规划耦合是高速飞行中最主要的失效模式之一。最后，模块间接口定义的刚性限制了系统的自适应能力——例如，规划器将环境简化为二值可通行性地图时，丢失了原始感知数据中的不确定性和丰富度信息。</w:t>
       </w:r>
     </w:p>
     <w:p>
@@ -2126,7 +2126,7 @@
         <w:pStyle w:val="BodyText"/>
       </w:pPr>
       <w:r>
-        <w:t xml:space="preserve">端到端方法通过直接学习从传感器观测到控制指令的映射函数，从原理上避免了上述延迟累积和误差传播问题。然而，端到端策略的训练高度依赖仿真环境的质量，其测试性能显著受制于仿真-现实差距（sim-to-real gap）。Flightmare仿真器 [9]为此提供了有效支撑：其基于Unity的高保真渲染引擎可生成逼真的深度图像，灵活的参数化配置支持域随机化（domain randomization） [25]——通过随机化纹理、光照和障碍物分布，使策略暴露于多样化的视觉条件，从而提升向真实环境的泛化能力。此外，Flightmare的零成本重置（zero-cost reset）特性使训练数据可以覆盖更广泛的状态空间，包括从碰撞边缘状态的反复采样，这在一定程度上缓解了行为克隆的协变量偏移问题。Kaufmann 等 [23]的研究进一步验证了在Flightmare类仿真环境中训练的端到端策略通过域随机化可直接迁移至真实飞行平台。</w:t>
+        <w:t xml:space="preserve">端到端方法通过直接学习从传感器观测到控制指令的映射函数，从原理上避免了上述延迟累积和误差传播问题。然而，端到端策略的训练高度依赖仿真环境的质量，其测试性能显著受制于仿真-现实差距（sim-to-real gap）。Flightmare仿真器 [[9]]为此提供了有效支撑：其基于Unity的高保真渲染引擎可生成逼真的深度图像，灵活的参数化配置支持域随机化（domain randomization） [[25]]——通过随机化纹理、光照和障碍物分布，使策略暴露于多样化的视觉条件，从而提升向真实环境的泛化能力。此外，Flightmare的零成本重置（zero-cost reset）特性使训练数据可以覆盖更广泛的状态空间，包括从碰撞边缘状态的反复采样，这在一定程度上缓解了行为克隆的协变量偏移问题。Kaufmann 等 [[23]]的研究进一步验证了在Flightmare类仿真环境中训练的端到端策略通过域随机化可直接迁移至真实飞行平台。</w:t>
       </w:r>
     </w:p>
     <w:p>
@@ -2771,7 +2771,7 @@
         </m:r>
       </m:oMath>
       <w:r>
-        <w:t xml:space="preserve">线性复杂度完成序列建模，但在长程依赖建模中面临数值稳定性挑战。Gu等人 [12]提出的S4模型通过结构化状态空间参数化——使用HiPPO（High-order Polynomial Projection Operators）理论初始化矩阵</w:t>
+        <w:t xml:space="preserve">线性复杂度完成序列建模，但在长程依赖建模中面临数值稳定性挑战。Gu等人 [[12]]提出的S4模型通过结构化状态空间参数化——使用HiPPO（High-order Polynomial Projection Operators）理论初始化矩阵</w:t>
       </w:r>
       <m:oMath>
         <m:r>
@@ -2998,7 +2998,7 @@
         <w:pStyle w:val="BodyText"/>
       </w:pPr>
       <w:r>
-        <w:t xml:space="preserve">2023年，Gu和Dao [5]提出了Mamba架构，将选择性机制引入SSM，实现了里程碑式的突破。Mamba的核心创新在于使SSM的状态转移参数</w:t>
+        <w:t xml:space="preserve">2023年，Gu和Dao [[5]]提出了Mamba架构，将选择性机制引入SSM，实现了里程碑式的突破。Mamba的核心创新在于使SSM的状态转移参数</w:t>
       </w:r>
       <m:oMath>
         <m:r>
@@ -3201,7 +3201,7 @@
         <w:pStyle w:val="BodyText"/>
       </w:pPr>
       <w:r>
-        <w:t xml:space="preserve">Mamba-2 [13]进一步提出了结构化状态空间对偶性（Structured State Space Duality, SSD）框架，从理论上统一了SSM和注意力机制。SSD将SSM的递推计算等价地表示为一种受结构约束的注意力形式，使模型能够灵活地在SSM的高效递推模式和注意力的灵活并行模式之间切换，并支持多头设计（</w:t>
+        <w:t xml:space="preserve">Mamba-2 [[13]]进一步提出了结构化状态空间对偶性（Structured State Space Duality, SSD）框架，从理论上统一了SSM和注意力机制。SSD将SSM的递推计算等价地表示为一种受结构约束的注意力形式，使模型能够灵活地在SSM的高效递推模式和注意力的灵活并行模式之间切换，并支持多头设计（</w:t>
       </w:r>
       <m:oMath>
         <m:sSub>
@@ -3236,7 +3236,7 @@
         <w:pStyle w:val="BodyText"/>
       </w:pPr>
       <w:r>
-        <w:t xml:space="preserve">在视觉领域，研究者提出了多种Mamba适配架构。Zhu等人 [14]提出的Vim将双向SSM扫描引入图像建模，通过前向和反向扫描使每个像素能够在两个方向上整合全局上下文。Liu等人 [6]提出的VMamba设计了2D交叉扫描模块（Cross-Scan Module），沿四个方向（左上-右下、右下-左上、右上-左下、左下-右上）分别执行1D选择性扫描，以线性复杂度捕获二维空间中的全局依赖关系。Hatamizadeh和Kautz [7]提出的MambaVision采用混合CNN-MLP架构设计——其核心视觉处理能力来自深度可分离卷积，辅以称为"SSM路径"的简化MLP（线性—GELU—线性），在图像分类和目标检测任务上展现了良好的性能-效率平衡。这些视觉SSM架构为本文设计Mamba避障模型提供了丰富的技术参考。</w:t>
+        <w:t xml:space="preserve">在视觉领域，研究者提出了多种Mamba适配架构。Zhu等人 [[14]]提出的Vim将双向SSM扫描引入图像建模，通过前向和反向扫描使每个像素能够在两个方向上整合全局上下文。Liu等人 [[6]]提出的VMamba设计了2D交叉扫描模块（Cross-Scan Module），沿四个方向（左上-右下、右下-左上、右上-左下、左下-右上）分别执行1D选择性扫描，以线性复杂度捕获二维空间中的全局依赖关系。Hatamizadeh和Kautz [[7]]提出的MambaVision采用混合CNN-MLP架构设计——其核心视觉处理能力来自深度可分离卷积，辅以称为"SSM路径"的简化MLP（线性—GELU—线性），在图像分类和目标检测任务上展现了良好的性能-效率平衡。这些视觉SSM架构为本文设计Mamba避障模型提供了丰富的技术参考。</w:t>
       </w:r>
     </w:p>
     <w:p>
@@ -3800,7 +3800,7 @@
         <w:pStyle w:val="FirstParagraph"/>
       </w:pPr>
       <w:r>
-        <w:t xml:space="preserve">知识蒸馏（Knowledge Distillation）由Hinton等人 [15]提出，其核心思想是通过让轻量级学生模型模仿高性能教师模型的输出分布，将教师的"暗知识"迁移至学生。根据知识迁移发生的层次与形式，蒸馏方法可分为三大类别：</w:t>
+        <w:t xml:space="preserve">知识蒸馏（Knowledge Distillation）由Hinton等人 [[15]]提出，其核心思想是通过让轻量级学生模型模仿高性能教师模型的输出分布，将教师的"暗知识"迁移至学生。根据知识迁移发生的层次与形式，蒸馏方法可分为三大类别：</w:t>
       </w:r>
       <w:r>
         <w:rPr>
@@ -4043,7 +4043,7 @@
         <w:pStyle w:val="BodyText"/>
       </w:pPr>
       <w:r>
-        <w:t xml:space="preserve">跨架构知识蒸馏（cross-architecture knowledge distillation）——即教师和学生使用不同的网络架构——面临额外的挑战：不同架构的特征表示空间存在本质差异，简单的特征对齐损失可能不足以弥合这种表示鸿沟。Bick等人 [17]提出的MOHAWK方法通过多阶段对齐策略——包括跨头投影、块级匹配和逐层蒸馏——证明了从Transformer到SSM的跨架构蒸馏在自然语言处理中的可行性。Shao等人 [18]提出的X-Distill方法在机器人学习场景中展示了从ViT（DINOv2）到轻量CNN的有效跨架构蒸馏。然而，现有工作尚未系统研究从Transformer到多种Mamba视觉变体的蒸馏策略及其边界条件，这正是本文的核心关注点之一。</w:t>
+        <w:t xml:space="preserve">跨架构知识蒸馏（cross-architecture knowledge distillation）——即教师和学生使用不同的网络架构——面临额外的挑战：不同架构的特征表示空间存在本质差异，简单的特征对齐损失可能不足以弥合这种表示鸿沟。Bick等人 [[17]]提出的MOHAWK方法通过多阶段对齐策略——包括跨头投影、块级匹配和逐层蒸馏——证明了从Transformer到SSM的跨架构蒸馏在自然语言处理中的可行性。Shao等人 [[18]]提出的X-Distill方法在机器人学习场景中展示了从ViT（DINOv2）到轻量CNN的有效跨架构蒸馏。然而，现有工作尚未系统研究从Transformer到多种Mamba视觉变体的蒸馏策略及其边界条件，这正是本文的核心关注点之一。</w:t>
       </w:r>
     </w:p>
     <w:p>
@@ -4169,7 +4169,7 @@
         <w:pStyle w:val="BodyText"/>
       </w:pPr>
       <w:r>
-        <w:t xml:space="preserve">与知识蒸馏相比，自监督学习（self-supervised learning, SSL）和对比学习（contrastive learning）是另外两类重要的无监督视觉表示学习方法。SSL方法如MAE [26]通过掩码图像建模迫使编码器学习图像的内在结构，DINO [27]和DINOv2 [28]通过自蒸馏框架在无标签图像上学习具有语义意义的高质量视觉特征。这些方法能够利用大规模无标签数据预训练强大的通用视觉编码器，但它们并不直接针对具体控制任务优化，且训练流程复杂、计算资源需求大。对比学习通过拉近正样本对、推远负样本对的策略学习区分性特征，在图像分类和检索任务中表现出色，但对控制任务中的精确连续输出预测帮助有限。知识蒸馏则提供了一条从高性能教师到轻量学生的直接知识迁移桥梁，特别适用于已有教师的场景——教师不仅提供特征层面的监督，还提供输出层面的行为指导，这两者的结合在本文的四旋翼控制任务中被证明是有效的。</w:t>
+        <w:t xml:space="preserve">与知识蒸馏相比，自监督学习（self-supervised learning, SSL）和对比学习（contrastive learning）是另外两类重要的无监督视觉表示学习方法。SSL方法如MAE [[26]]通过掩码图像建模迫使编码器学习图像的内在结构，DINO [[27]]和DINOv2 [[28]]通过自蒸馏框架在无标签图像上学习具有语义意义的高质量视觉特征。这些方法能够利用大规模无标签数据预训练强大的通用视觉编码器，但它们并不直接针对具体控制任务优化，且训练流程复杂、计算资源需求大。对比学习通过拉近正样本对、推远负样本对的策略学习区分性特征，在图像分类和检索任务中表现出色，但对控制任务中的精确连续输出预测帮助有限。知识蒸馏则提供了一条从高性能教师到轻量学生的直接知识迁移桥梁，特别适用于已有教师的场景——教师不仅提供特征层面的监督，还提供输出层面的行为指导，这两者的结合在本文的四旋翼控制任务中被证明是有效的。</w:t>
       </w:r>
     </w:p>
     <w:p>
@@ -4215,7 +4215,7 @@
         <w:pStyle w:val="FirstParagraph"/>
       </w:pPr>
       <w:r>
-        <w:t xml:space="preserve">本文采用LSTMNetVIT [4]作为教师模型。该模型的设计体现了端到端视觉避障的经典范式：视觉感知模块提取环境特征，时序模块整合多模态信息，控制模块输出飞行指令。</w:t>
+        <w:t xml:space="preserve">本文采用LSTMNetVIT [[4]]作为教师模型。该模型的设计体现了端到端视觉避障的经典范式：视觉感知模块提取环境特征，时序模块整合多模态信息，控制模块输出飞行指令。</w:t>
       </w:r>
     </w:p>
     <w:p>
@@ -4223,7 +4223,7 @@
         <w:pStyle w:val="BodyText"/>
       </w:pPr>
       <w:r>
-        <w:t xml:space="preserve">视觉编码器使用两个MixTransformer编码器层 [11]，将单通道深度图（60</w:t>
+        <w:t xml:space="preserve">视觉编码器使用两个MixTransformer编码器层 [[11]]，将单通道深度图（60</w:t>
       </w:r>
       <m:oMath>
         <m:r>
@@ -5270,7 +5270,7 @@
         <w:pStyle w:val="BodyText"/>
       </w:pPr>
       <w:r>
-        <w:t xml:space="preserve">Branch B和B+共享相同的MambaVision编码器，差异在于时序头。B使用基础SSM头（2层，d_state=16），而B+使用Mamba-3时序头 [29]。Mamba-3包含三个关键技术：指数梯形离散化（exponential-trapezoidal discretization）使用二阶近似对连续系统离散化，保留更多状态信息；复数状态空间（complex-valued state space）结合数据相关旋转位置编码（RoPE）使模型具备状态追踪能力；多输入多输出（MIMO）公式在增加模型表达能力的同时保持解码延迟不变。B+与E并列最佳蒸馏结果（1次碰撞），而B的BC训练完全失败（DNF）。</w:t>
+        <w:t xml:space="preserve">Branch B和B+共享相同的MambaVision编码器，差异在于时序头。B使用基础SSM头（2层，d_state=16），而B+使用Mamba-3时序头 [[29]]。Mamba-3包含三个关键技术：指数梯形离散化（exponential-trapezoidal discretization）使用二阶近似对连续系统离散化，保留更多状态信息；复数状态空间（complex-valued state space）结合数据相关旋转位置编码（RoPE）使模型具备状态追踪能力；多输入多输出（MIMO）公式在增加模型表达能力的同时保持解码延迟不变。B+与E并列最佳蒸馏结果（1次碰撞），而B的BC训练完全失败（DNF）。</w:t>
       </w:r>
     </w:p>
     <w:p>
@@ -6183,7 +6183,7 @@
         <w:t xml:space="preserve"> </w:t>
       </w:r>
       <w:r>
-        <w:t xml:space="preserve">实验基于 Flightmare [9] 仿真器，采用 DodgeDrone 竞赛协议：60m 直线障碍赛道，飞行超时 40s。场景包含</w:t>
+        <w:t xml:space="preserve">实验基于 Flightmare [[9]] 仿真器，采用 DodgeDrone 竞赛协议：60m 直线障碍赛道，飞行超时 40s。场景包含</w:t>
       </w:r>
       <w:r>
         <w:rPr>
@@ -8422,74 +8422,6 @@
     </w:p>
     <w:p>
       <w:pPr>
-        <w:pStyle w:val="BodyText"/>
-      </w:pPr>
-      <w:r>
-        <w:rPr>
-          <w:b/>
-        </w:rPr>
-        <w:t xml:space="preserve">蒸馏显著超越教师.</w:t>
-      </w:r>
-      <w:r>
-        <w:t xml:space="preserve"> </w:t>
-      </w:r>
-      <w:r>
-        <w:t xml:space="preserve">B+ 蒸馏（MambaVision + Mamba-3，2.55M）和 E 蒸馏（DecisionMamba，2.19M）经蒸馏后碰撞次数从 3 次降至 1 次，超越了教师模型的 2 次碰撞。这一结果令人振奋：跨架构知识蒸馏不仅弥补了轻量学生与教师之间的容量差距，还使学生模型利用 Mamba 的线性复杂度优势实现了更好的避障决策。蒸馏将模型从不稳定的 BC 基线性能提升至一个统一的优越水平——所有蒸馏模型的碰撞次数均不超过 2 次。</w:t>
-      </w:r>
-    </w:p>
-    <w:p>
-      <w:pPr>
-        <w:pStyle w:val="BodyText"/>
-      </w:pPr>
-      <w:r>
-        <w:rPr>
-          <w:b/>
-        </w:rPr>
-        <w:t xml:space="preserve">B BC 完全发散与蒸馏修复.</w:t>
-      </w:r>
-      <w:r>
-        <w:t xml:space="preserve"> </w:t>
-      </w:r>
-      <w:r>
-        <w:t xml:space="preserve">架构 B（MambaVision + SSM）在 BC 训练中完全无法完成赛道（DNF），其失败归因于 MambaVision 编码器中的伪 SSM 路径（实际为 Linear-GELU-Linear MLP）与后续真实 SSM 时序头之间的语义不匹配，导致训练过程中梯度振荡发散。蒸馏通过引入 ViT 教师的稳定特征对齐信号，成功将 B 从 DNF 状态"救活"至 2 次碰撞，充分体现了蒸馏对不稳定架构的修复能力。</w:t>
-      </w:r>
-    </w:p>
-    <w:p>
-      <w:pPr>
-        <w:pStyle w:val="BodyText"/>
-      </w:pPr>
-      <w:r>
-        <w:rPr>
-          <w:b/>
-        </w:rPr>
-        <w:t xml:space="preserve">G系列对照：SSM时序头的边际贡献.</w:t>
-      </w:r>
-      <w:r>
-        <w:t xml:space="preserve"> </w:t>
-      </w:r>
-      <w:r>
-        <w:t xml:space="preserve">为直接验证SSM时序头在单帧决策中的必要性，本文引入G_basic（CNN+MLP，0.49M，0.74ms）和G_lstm（CNN+LSTM，0.80M，1.00ms）作为对照。在完全相同CNN编码器下，G_basic以4次碰撞、0.74ms的成绩与E的BC基线（3次碰撞、7.1ms）仅差1次碰撞，但参数量减少78%，推理速度快9.6倍。G_lstm同样达到4次碰撞，说明在T=1设定下，LSTM与SSM时序头均无法发挥其时序建模优势。这一对照实验表明：在单帧决策场景中，SSM时序头的独立贡献高度边际化，E的性能优势主要来自其编码器容量和蒸馏增益，而非SSM时序建模范式本身。</w:t>
-      </w:r>
-    </w:p>
-    <w:p>
-      <w:pPr>
-        <w:pStyle w:val="BodyText"/>
-      </w:pPr>
-      <w:r>
-        <w:rPr>
-          <w:b/>
-        </w:rPr>
-        <w:t xml:space="preserve">推理延迟分析.</w:t>
-      </w:r>
-      <w:r>
-        <w:t xml:space="preserve"> </w:t>
-      </w:r>
-      <w:r>
-        <w:t xml:space="preserve">推理速度是衡量端到端避障模型实用性的核心指标。E 以 7.1 ms（约 140 FPS）位居第一，比教师 ViT+LSTM（9.0 ms，111 FPS）快 21%，这得益于其轻量 CNN 编码器（仅 455K 参数）和 SSM 时序头的协同设计。</w:t>
-      </w:r>
-    </w:p>
-    <w:p>
-      <w:pPr>
         <w:pStyle w:val="CaptionedFigure"/>
       </w:pPr>
       <w:r>
@@ -8497,12 +8429,12 @@
           <wp:inline>
             <wp:extent cx="3810000" cy="2540000"/>
             <wp:effectExtent b="0" l="0" r="0" t="0"/>
-            <wp:docPr descr="推理延迟对比。（左）各模型单帧推理时间柱状图，DecisionMamba（E）以7.1ms最快；（右）参数量-推理时间散点图，E位于帕累托前沿。" title="" id="1" name="Picture"/>
+            <wp:docPr descr="多维度模型性能雷达图。所有指标均归一化至[0,1]区间（外圈=最优），涵盖碰撞次数、速度追踪误差（MAE）、控制平滑度（jerk）、推理延迟和横向偏差五个维度。E.dist在除推理延迟外的所有维度上均处于外圈区域。" title="" id="1" name="Picture"/>
             <a:graphic>
               <a:graphicData uri="http://schemas.openxmlformats.org/drawingml/2006/picture">
                 <pic:pic>
                   <pic:nvPicPr>
-                    <pic:cNvPr descr="figures/figure3.pdf" id="0" name="Picture"/>
+                    <pic:cNvPr descr="figures/fig_radar.pdf" id="0" name="Picture"/>
                     <pic:cNvPicPr>
                       <a:picLocks noChangeArrowheads="1" noChangeAspect="1"/>
                     </pic:cNvPicPr>
@@ -8540,53 +8472,7 @@
         <w:pStyle w:val="ImageCaption"/>
       </w:pPr>
       <w:r>
-        <w:t xml:space="preserve">推理延迟对比。（左）各模型单帧推理时间柱状图，DecisionMamba（E）以7.1ms最快；（右）参数量-推理时间散点图，E位于帕累托前沿。</w:t>
-      </w:r>
-    </w:p>
-    <w:p>
-      <w:pPr>
-        <w:pStyle w:val="BodyText"/>
-      </w:pPr>
-      <w:r>
-        <w:t xml:space="preserve">C 以 8.5 ms 位列第二。B+ 为 9.8 ms，与教师相当。值得关注的反常现象是：参数量最小的架构 A（0.97M）反而具有最长的推理延迟（24.3 ms）。需要澄清的是，该延迟的主要来源并非 LSTM 时序头——在单步预测</w:t>
-      </w:r>
-      <w:r>
-        <w:t xml:space="preserve"> </w:t>
-      </w:r>
-      <m:oMath>
-        <m:r>
-          <m:t>T</m:t>
-        </m:r>
-        <m:r>
-          <m:t>=</m:t>
-        </m:r>
-        <m:r>
-          <m:t>1</m:t>
-        </m:r>
-      </m:oMath>
-      <w:r>
-        <w:t xml:space="preserve"> </w:t>
-      </w:r>
-      <w:r>
-        <w:t xml:space="preserve">下，PyTorch 的 LSTM 实现是完全向量化的（等价于一次矩阵乘加运算），不存在串行展开。实际瓶颈在于 SS2D 编码器的四方向选择性扫描：每个方向需独立执行一维并行扫描，四次扫描的计算和访存开销随序列长度线性累积。为验证这一分析，本文在相同 CNN 编码器下对比了不同时序头的推理延迟：LSTM 头 1.00ms、MLP 头 0.74ms、SSM 头 1.90ms（均为同一编码器），三者的差异远小于 SS2D 编码器与 CNN 编码器之间的延迟差距。这一发现表明，参数量不能直接等价于计算效率——编码器的架构设计对推理延迟具有比时序头更大的影响。</w:t>
-      </w:r>
-    </w:p>
-    <w:p>
-      <w:pPr>
-        <w:pStyle w:val="Heading3"/>
-      </w:pPr>
-      <w:bookmarkStart w:id="57" w:name="各分支详细性能分析"/>
-      <w:r>
-        <w:t xml:space="preserve">各分支详细性能分析</w:t>
-      </w:r>
-      <w:bookmarkEnd w:id="57"/>
-    </w:p>
-    <w:p>
-      <w:pPr>
-        <w:pStyle w:val="FirstParagraph"/>
-      </w:pPr>
-      <w:r>
-        <w:t xml:space="preserve">本节对六种 Mamba 架构在行为克隆和知识蒸馏下的性能表现逐一进行深入分析，揭示各架构的优势与局限。</w:t>
+        <w:t xml:space="preserve">多维度模型性能雷达图。所有指标均归一化至[0,1]区间（外圈=最优），涵盖碰撞次数、速度追踪误差（MAE）、控制平滑度（jerk）、推理延迟和横向偏差五个维度。E.dist在除推理延迟外的所有维度上均处于外圈区域。</w:t>
       </w:r>
     </w:p>
     <w:p>
@@ -8597,13 +8483,13 @@
         <w:rPr>
           <w:b/>
         </w:rPr>
-        <w:t xml:space="preserve">Branch A（VMamba+LSTM）.</w:t>
-      </w:r>
-      <w:r>
-        <w:t xml:space="preserve"> </w:t>
-      </w:r>
-      <w:r>
-        <w:t xml:space="preserve">A 是唯一采用 SS2D 扫描编码器的架构，其 BC 和蒸馏后的碰撞次数均为 3 次，未能从蒸馏中获益。这一结果表明 SS2D 编码器与 ViT 教师之间的特征空间差异过大，简单的 MSE 特征对齐难以有效迁移知识。更关键的限制在于推理延迟——尽管 A 的参数量仅 0.97M（六种架构中最少），其推理延迟高达 24.3 ms，是 E 的 3.4 倍。需要说明的是，该延迟主要来自 SS2D 编码器的四方向扫描开销，而非 LSTM 时序头——在单步预测设置下 LSTM 等价于向量化矩阵运算。A 的实验揭示了两个重要结论：SS2D 的序列化扫描丢失了空间结构信息，不利于跨架构蒸馏；编码器类型对推理延迟的影响远大于时序头类型。</w:t>
+        <w:t xml:space="preserve">蒸馏显著超越教师.</w:t>
+      </w:r>
+      <w:r>
+        <w:t xml:space="preserve"> </w:t>
+      </w:r>
+      <w:r>
+        <w:t xml:space="preserve">B+ 蒸馏（MambaVision + Mamba-3，2.55M）和 E 蒸馏（DecisionMamba，2.19M）经蒸馏后碰撞次数从 3 次降至 1 次，超越了教师模型的 2 次碰撞。这一结果令人振奋：跨架构知识蒸馏不仅弥补了轻量学生与教师之间的容量差距，还使学生模型利用 Mamba 的线性复杂度优势实现了更好的避障决策。蒸馏将模型从不稳定的 BC 基线性能提升至一个统一的优越水平——所有蒸馏模型的碰撞次数均不超过 2 次。</w:t>
       </w:r>
     </w:p>
     <w:p>
@@ -8614,22 +8500,30 @@
         <w:rPr>
           <w:b/>
         </w:rPr>
-        <w:t xml:space="preserve">Branch B（MambaVision+SSM）.</w:t>
-      </w:r>
-      <w:r>
-        <w:t xml:space="preserve"> </w:t>
-      </w:r>
-      <w:r>
-        <w:t xml:space="preserve">B 在 BC 训练中完全发散（DNF），是本研究中唯一无法完成赛道的架构。其失败根因在于 MambaVision 编码器中所谓</w:t>
-      </w:r>
+        <w:t xml:space="preserve">B BC 完全发散与蒸馏修复.</w:t>
+      </w:r>
+      <w:r>
+        <w:t xml:space="preserve"> </w:t>
+      </w:r>
+      <w:r>
+        <w:t xml:space="preserve">架构 B（MambaVision + SSM）在 BC 训练中完全无法完成赛道（DNF），其失败归因于 MambaVision 编码器中的伪 SSM 路径（实际为 Linear-GELU-Linear MLP）与后续真实 SSM 时序头之间的语义不匹配，导致训练过程中梯度振荡发散。蒸馏通过引入 ViT 教师的稳定特征对齐信号，成功将 B 从 DNF 状态"救活"至 2 次碰撞，充分体现了蒸馏对不稳定架构的修复能力。</w:t>
+      </w:r>
+    </w:p>
+    <w:p>
+      <w:pPr>
+        <w:pStyle w:val="BodyText"/>
+      </w:pPr>
       <w:r>
         <w:rPr>
           <w:b/>
         </w:rPr>
-        <w:t xml:space="preserve">SSM 路径</w:t>
-      </w:r>
-      <w:r>
-        <w:t xml:space="preserve">（实际为 Linear-GELU-Linear 构成的微型 MLP）与真实 SSM 时序头之间的语义不匹配。编码器末端的 MLP 输出缺乏 SSM 所预期的状态空间结构，导致时序头接收到语义不一致的输入特征，训练中梯度振荡发散。蒸馏通过引入 ViT 教师的稳定特征对齐信号有效解决了这一问题——B 蒸馏的碰撞次数从 DNF 恢复至 2 次，充分体现了蒸馏对不稳定架构的修复能力。</w:t>
+        <w:t xml:space="preserve">G系列对照：SSM时序头的边际贡献.</w:t>
+      </w:r>
+      <w:r>
+        <w:t xml:space="preserve"> </w:t>
+      </w:r>
+      <w:r>
+        <w:t xml:space="preserve">为直接验证SSM时序头在单帧决策中的必要性，本文引入G_basic（CNN+MLP，0.49M，0.74ms）和G_lstm（CNN+LSTM，0.80M，1.00ms）作为对照。在完全相同CNN编码器下，G_basic以4次碰撞、0.74ms的成绩与E的BC基线（3次碰撞、7.1ms）仅差1次碰撞，但参数量减少78%，推理速度快9.6倍。G_lstm同样达到4次碰撞，说明在T=1设定下，LSTM与SSM时序头均无法发挥其时序建模优势。这一对照实验表明：在单帧决策场景中，SSM时序头的独立贡献高度边际化，E的性能优势主要来自其编码器容量和蒸馏增益，而非SSM时序建模范式本身。</w:t>
       </w:r>
     </w:p>
     <w:p>
@@ -8640,1238 +8534,13 @@
         <w:rPr>
           <w:b/>
         </w:rPr>
-        <w:t xml:space="preserve">Branch B+（MambaVision+Mamba-3）.</w:t>
-      </w:r>
-      <w:r>
-        <w:t xml:space="preserve"> </w:t>
-      </w:r>
-      <w:r>
-        <w:t xml:space="preserve">B+ 与 B 共享相同的 MambaVision 编码器，但时序头升级为 Mamba-3。这一改进带来了决定性变化：B+ BC 从 DNF 恢复至 3 次碰撞（尽管仍不稳定），蒸馏后更是降至 1 次碰撞，超越教师。Mamba-3 通过梯形离散化和双 SSD 分解，在保持 MambaVision 混合编码器输出空间结构的同时实现了更稳定的梯度传播。B+ 是唯一在树木环境 5 m/s 下保持 0 次碰撞的蒸馏模型，充分体现了 MambaVision 混合编码器结合高阶 SSM 时序头的泛化优势。</w:t>
-      </w:r>
-    </w:p>
-    <w:p>
-      <w:pPr>
-        <w:pStyle w:val="BodyText"/>
-      </w:pPr>
-      <w:r>
-        <w:rPr>
-          <w:b/>
-        </w:rPr>
-        <w:t xml:space="preserve">Branch C（CNN+Mamba3）.</w:t>
-      </w:r>
-      <w:r>
-        <w:t xml:space="preserve"> </w:t>
-      </w:r>
-      <w:r>
-        <w:t xml:space="preserve">C 采用纯 CNN 编码器（MobileNetV3 风格）配合 Mamba-3 时序头，BC 和蒸馏的碰撞次数均为 3 次。C 的稳定性源于 CNN 编码器的成熟设计——深度可分离卷积的特征提取能力可靠且训练稳定。但 C 未从蒸馏中获益（BC=蒸馏=3cr），说明其 CNN 编码器虽然保留了空间结构，但 MobileNetV3 的倒置残差结构与 ViT 的层级化特征空间之间的对应关系不够直接，限制了 MSE 特征对齐的效率。C 以 8.5 ms 的推理延迟位列第二快，为其在延迟敏感场景中的应用留下空间。</w:t>
-      </w:r>
-    </w:p>
-    <w:p>
-      <w:pPr>
-        <w:pStyle w:val="BodyText"/>
-      </w:pPr>
-      <w:r>
-        <w:rPr>
-          <w:b/>
-        </w:rPr>
-        <w:t xml:space="preserve">Branch D（STH-Mamba）.</w:t>
-      </w:r>
-      <w:r>
-        <w:t xml:space="preserve"> </w:t>
-      </w:r>
-      <w:r>
-        <w:t xml:space="preserve">D 的 BC 性能为所有分支最优（2 次碰撞），且蒸馏后维持 2 次碰撞。其 CNN 类编码器能从 BC 数据中有效学习视觉特征，Mamba-2 时序头的 SSD 框架在训练吞吐量上具有优势。但 D 对数据增强极为敏感（2</w:t>
-      </w:r>
-      <m:oMath>
-        <m:r>
-          <m:t>→</m:t>
-        </m:r>
-      </m:oMath>
-      <w:r>
-        <w:t xml:space="preserve">5 次碰撞），是受增强影响最大的架构。这一现象暗示 D 的编码器与训练数据分布之间存在紧密耦合——其学习到的特征统计特性集中在训练集的经验分布上，数据增强引入的扰动破坏了这一精确匹配。D 的性能瓶颈不在蒸馏或时序建模，而在于其编码器对输入统计特性的过度依赖。</w:t>
-      </w:r>
-    </w:p>
-    <w:p>
-      <w:pPr>
-        <w:pStyle w:val="BodyText"/>
-      </w:pPr>
-      <w:r>
-        <w:rPr>
-          <w:b/>
-        </w:rPr>
-        <w:t xml:space="preserve">Branch E（DecisionMamba）.</w:t>
-      </w:r>
-      <w:r>
-        <w:t xml:space="preserve"> </w:t>
-      </w:r>
-      <w:r>
-        <w:t xml:space="preserve">E 是综合性能最优的架构。其轻量 CNN 编码器（仅 455K 参数，占总量 21%）与基础 SSM 时序头在设计上实现了最佳协同：CNN 保留了空间结构使蒸馏特征对齐有效（</w:t>
-      </w:r>
-      <m:oMath>
-        <m:sSub>
-          <m:e>
-            <m:r>
-              <m:rPr>
-                <m:sty m:val="p"/>
-                <m:scr m:val="script"/>
-              </m:rPr>
-              <m:t>L</m:t>
-            </m:r>
-          </m:e>
-          <m:sub>
-            <m:r>
-              <m:rPr>
-                <m:nor/>
-                <m:sty m:val="p"/>
-              </m:rPr>
-              <m:t>feat</m:t>
-            </m:r>
-          </m:sub>
-        </m:sSub>
-        <m:r>
-          <m:t>=</m:t>
-        </m:r>
-        <m:r>
-          <m:t>0.85</m:t>
-        </m:r>
-      </m:oMath>
-      <w:r>
-        <w:t xml:space="preserve">），SSM 的高效递推计算使推理延迟仅 7.1 ms。E BC 达到 3 次碰撞，蒸馏后降至 1 次且具备速度鲁棒性（5 m/s 和 7 m/s 均 1 次碰撞），是唯一在高速下保持性能稳定的架构。E 的成功验证了</w:t>
-      </w:r>
-      <w:r>
-        <w:rPr>
-          <w:b/>
-        </w:rPr>
-        <w:t xml:space="preserve">编码器保留空间结构 + 时序头轻量高效</w:t>
-      </w:r>
-      <w:r>
-        <w:t xml:space="preserve">的设计原则——这一组合在性能、效率和鲁棒性之间达到了最佳平衡。</w:t>
-      </w:r>
-    </w:p>
-    <w:p>
-      <w:pPr>
-        <w:pStyle w:val="Heading3"/>
-      </w:pPr>
-      <w:bookmarkStart w:id="58" w:name="参数效率分析"/>
-      <w:r>
-        <w:t xml:space="preserve">参数效率分析</w:t>
-      </w:r>
-      <w:bookmarkEnd w:id="58"/>
-    </w:p>
-    <w:p>
-      <w:pPr>
-        <w:pStyle w:val="FirstParagraph"/>
-      </w:pPr>
-      <w:r>
-        <w:t xml:space="preserve">参数效率是衡量模型架构设计质量的重要维度——在给定参数量下实现越低的碰撞次数，表明参数利用率越高。教师 ViT+LSTM（3.56M 参数，2 次碰撞）的碰撞/参数比为 0.56 次/M，而 E 蒸馏（2.19M，1 次碰撞）仅为 0.46 次/M——以教师 38% 的参数量实现了 50% 的碰撞减少。这一效率优势来源于 E 的轻量 CNN 编码器（455K）与 SSM 时序头之间合理的容量分配，避免了 ViT 自注意力机制中大量冗余的全局交互计算。</w:t>
-      </w:r>
-    </w:p>
-    <w:p>
-      <w:pPr>
-        <w:pStyle w:val="TableCaption"/>
-      </w:pPr>
-      <w:r>
-        <w:t xml:space="preserve">各模型参数效率对比（球体环境 5 m/s）</w:t>
-      </w:r>
-    </w:p>
-    <w:tbl>
-      <w:tblPr>
-        <w:tblStyle w:val="Table"/>
-        <w:tblW w:type="pct" w:w="0.0"/>
-        <w:tblLook w:firstRow="1"/>
-        <w:tblCaption w:val="各模型参数效率对比（球体环境 5 m/s）"/>
-      </w:tblPr>
-      <w:tblGrid/>
-      <w:tr>
-        <w:trPr>
-          <w:cnfStyle w:firstRow="1"/>
-        </w:trPr>
-        <w:tc>
-          <w:tcPr>
-            <w:tcBorders>
-              <w:bottom w:val="single"/>
-            </w:tcBorders>
-            <w:vAlign w:val="bottom"/>
-          </w:tcPr>
-          <w:p>
-            <w:pPr>
-              <w:pStyle w:val="Compact"/>
-              <w:jc w:val="left"/>
-            </w:pPr>
-            <w:r>
-              <w:t xml:space="preserve">模型</w:t>
-            </w:r>
-          </w:p>
-        </w:tc>
-        <w:tc>
-          <w:tcPr>
-            <w:tcBorders>
-              <w:bottom w:val="single"/>
-            </w:tcBorders>
-            <w:vAlign w:val="bottom"/>
-          </w:tcPr>
-          <w:p>
-            <w:pPr>
-              <w:pStyle w:val="Compact"/>
-              <w:jc w:val="center"/>
-            </w:pPr>
-            <w:r>
-              <w:t xml:space="preserve">参数量</w:t>
-            </w:r>
-          </w:p>
-        </w:tc>
-        <w:tc>
-          <w:tcPr>
-            <w:tcBorders>
-              <w:bottom w:val="single"/>
-            </w:tcBorders>
-            <w:vAlign w:val="bottom"/>
-          </w:tcPr>
-          <w:p>
-            <w:pPr>
-              <w:pStyle w:val="Compact"/>
-              <w:jc w:val="center"/>
-            </w:pPr>
-            <w:r>
-              <w:t xml:space="preserve">碰撞次数</w:t>
-            </w:r>
-          </w:p>
-        </w:tc>
-        <w:tc>
-          <w:tcPr>
-            <w:tcBorders>
-              <w:bottom w:val="single"/>
-            </w:tcBorders>
-            <w:vAlign w:val="bottom"/>
-          </w:tcPr>
-          <w:p>
-            <w:pPr>
-              <w:pStyle w:val="Compact"/>
-              <w:jc w:val="center"/>
-            </w:pPr>
-            <w:r>
-              <w:t xml:space="preserve">效率比（碰撞/百万参数）</w:t>
-            </w:r>
-          </w:p>
-        </w:tc>
-      </w:tr>
-      <w:tr>
-        <w:tc>
-          <w:p>
-            <w:pPr>
-              <w:pStyle w:val="Compact"/>
-              <w:jc w:val="left"/>
-            </w:pPr>
-            <w:r>
-              <w:t xml:space="preserve">A BC</w:t>
-            </w:r>
-          </w:p>
-        </w:tc>
-        <w:tc>
-          <w:p>
-            <w:pPr>
-              <w:pStyle w:val="Compact"/>
-              <w:jc w:val="center"/>
-            </w:pPr>
-            <w:r>
-              <w:t xml:space="preserve">0.97M</w:t>
-            </w:r>
-          </w:p>
-        </w:tc>
-        <w:tc>
-          <w:p>
-            <w:pPr>
-              <w:pStyle w:val="Compact"/>
-              <w:jc w:val="center"/>
-            </w:pPr>
-            <w:r>
-              <w:t xml:space="preserve">3</w:t>
-            </w:r>
-          </w:p>
-        </w:tc>
-        <w:tc>
-          <w:p>
-            <w:pPr>
-              <w:pStyle w:val="Compact"/>
-              <w:jc w:val="center"/>
-            </w:pPr>
-            <w:r>
-              <w:t xml:space="preserve">3.09</w:t>
-            </w:r>
-          </w:p>
-        </w:tc>
-      </w:tr>
-      <w:tr>
-        <w:tc>
-          <w:p>
-            <w:pPr>
-              <w:pStyle w:val="Compact"/>
-              <w:jc w:val="left"/>
-            </w:pPr>
-            <w:r>
-              <w:t xml:space="preserve">C BC</w:t>
-            </w:r>
-          </w:p>
-        </w:tc>
-        <w:tc>
-          <w:p>
-            <w:pPr>
-              <w:pStyle w:val="Compact"/>
-              <w:jc w:val="center"/>
-            </w:pPr>
-            <w:r>
-              <w:t xml:space="preserve">2.41M</w:t>
-            </w:r>
-          </w:p>
-        </w:tc>
-        <w:tc>
-          <w:p>
-            <w:pPr>
-              <w:pStyle w:val="Compact"/>
-              <w:jc w:val="center"/>
-            </w:pPr>
-            <w:r>
-              <w:t xml:space="preserve">3</w:t>
-            </w:r>
-          </w:p>
-        </w:tc>
-        <w:tc>
-          <w:p>
-            <w:pPr>
-              <w:pStyle w:val="Compact"/>
-              <w:jc w:val="center"/>
-            </w:pPr>
-            <w:r>
-              <w:t xml:space="preserve">1.24</w:t>
-            </w:r>
-          </w:p>
-        </w:tc>
-      </w:tr>
-      <w:tr>
-        <w:tc>
-          <w:p>
-            <w:pPr>
-              <w:pStyle w:val="Compact"/>
-              <w:jc w:val="left"/>
-            </w:pPr>
-            <w:r>
-              <w:t xml:space="preserve">D BC</w:t>
-            </w:r>
-          </w:p>
-        </w:tc>
-        <w:tc>
-          <w:p>
-            <w:pPr>
-              <w:pStyle w:val="Compact"/>
-              <w:jc w:val="center"/>
-            </w:pPr>
-            <w:r>
-              <w:t xml:space="preserve">2.60M</w:t>
-            </w:r>
-          </w:p>
-        </w:tc>
-        <w:tc>
-          <w:p>
-            <w:pPr>
-              <w:pStyle w:val="Compact"/>
-              <w:jc w:val="center"/>
-            </w:pPr>
-            <w:r>
-              <w:t xml:space="preserve">2</w:t>
-            </w:r>
-          </w:p>
-        </w:tc>
-        <w:tc>
-          <w:p>
-            <w:pPr>
-              <w:pStyle w:val="Compact"/>
-              <w:jc w:val="center"/>
-            </w:pPr>
-            <w:r>
-              <w:t xml:space="preserve">0.77</w:t>
-            </w:r>
-          </w:p>
-        </w:tc>
-      </w:tr>
-      <w:tr>
-        <w:tc>
-          <w:p>
-            <w:pPr>
-              <w:pStyle w:val="Compact"/>
-              <w:jc w:val="left"/>
-            </w:pPr>
-            <w:r>
-              <w:t xml:space="preserve">E 蒸馏</w:t>
-            </w:r>
-          </w:p>
-        </w:tc>
-        <w:tc>
-          <w:p>
-            <w:pPr>
-              <w:pStyle w:val="Compact"/>
-              <w:jc w:val="center"/>
-            </w:pPr>
-            <w:r>
-              <w:t xml:space="preserve">2.19M</w:t>
-            </w:r>
-          </w:p>
-        </w:tc>
-        <w:tc>
-          <w:p>
-            <w:pPr>
-              <w:pStyle w:val="Compact"/>
-              <w:jc w:val="center"/>
-            </w:pPr>
-            <w:r>
-              <w:rPr>
-                <w:b/>
-              </w:rPr>
-              <w:t xml:space="preserve">1</w:t>
-            </w:r>
-          </w:p>
-        </w:tc>
-        <w:tc>
-          <w:p>
-            <w:pPr>
-              <w:pStyle w:val="Compact"/>
-              <w:jc w:val="center"/>
-            </w:pPr>
-            <w:r>
-              <w:rPr>
-                <w:b/>
-              </w:rPr>
-              <w:t xml:space="preserve">0.46</w:t>
-            </w:r>
-          </w:p>
-        </w:tc>
-      </w:tr>
-      <w:tr>
-        <w:tc>
-          <w:p>
-            <w:pPr>
-              <w:pStyle w:val="Compact"/>
-              <w:jc w:val="left"/>
-            </w:pPr>
-            <w:r>
-              <w:t xml:space="preserve">B+ 蒸馏</w:t>
-            </w:r>
-          </w:p>
-        </w:tc>
-        <w:tc>
-          <w:p>
-            <w:pPr>
-              <w:pStyle w:val="Compact"/>
-              <w:jc w:val="center"/>
-            </w:pPr>
-            <w:r>
-              <w:t xml:space="preserve">2.55M</w:t>
-            </w:r>
-          </w:p>
-        </w:tc>
-        <w:tc>
-          <w:p>
-            <w:pPr>
-              <w:pStyle w:val="Compact"/>
-              <w:jc w:val="center"/>
-            </w:pPr>
-            <w:r>
-              <w:t xml:space="preserve">1</w:t>
-            </w:r>
-          </w:p>
-        </w:tc>
-        <w:tc>
-          <w:p>
-            <w:pPr>
-              <w:pStyle w:val="Compact"/>
-              <w:jc w:val="center"/>
-            </w:pPr>
-            <w:r>
-              <w:t xml:space="preserve">0.39</w:t>
-            </w:r>
-          </w:p>
-        </w:tc>
-      </w:tr>
-      <w:tr>
-        <w:tc>
-          <w:p>
-            <w:pPr>
-              <w:pStyle w:val="Compact"/>
-              <w:jc w:val="left"/>
-            </w:pPr>
-            <w:r>
-              <w:t xml:space="preserve">教师 ViT+LSTM</w:t>
-            </w:r>
-          </w:p>
-        </w:tc>
-        <w:tc>
-          <w:p>
-            <w:pPr>
-              <w:pStyle w:val="Compact"/>
-              <w:jc w:val="center"/>
-            </w:pPr>
-            <w:r>
-              <w:t xml:space="preserve">3.56M</w:t>
-            </w:r>
-          </w:p>
-        </w:tc>
-        <w:tc>
-          <w:p>
-            <w:pPr>
-              <w:pStyle w:val="Compact"/>
-              <w:jc w:val="center"/>
-            </w:pPr>
-            <w:r>
-              <w:t xml:space="preserve">2</w:t>
-            </w:r>
-          </w:p>
-        </w:tc>
-        <w:tc>
-          <w:p>
-            <w:pPr>
-              <w:pStyle w:val="Compact"/>
-              <w:jc w:val="center"/>
-            </w:pPr>
-            <w:r>
-              <w:t xml:space="preserve">0.56</w:t>
-            </w:r>
-          </w:p>
-        </w:tc>
-      </w:tr>
-      <w:tr>
-        <w:tc>
-          <w:p>
-            <w:pPr>
-              <w:pStyle w:val="Compact"/>
-              <w:jc w:val="left"/>
-            </w:pPr>
-            <w:r>
-              <w:t xml:space="preserve">Fv5 BC</w:t>
-            </w:r>
-          </w:p>
-        </w:tc>
-        <w:tc>
-          <w:p>
-            <w:pPr>
-              <w:pStyle w:val="Compact"/>
-              <w:jc w:val="center"/>
-            </w:pPr>
-            <w:r>
-              <w:t xml:space="preserve">2.55M</w:t>
-            </w:r>
-          </w:p>
-        </w:tc>
-        <w:tc>
-          <w:p>
-            <w:pPr>
-              <w:pStyle w:val="Compact"/>
-              <w:jc w:val="center"/>
-            </w:pPr>
-            <w:r>
-              <w:t xml:space="preserve">5</w:t>
-            </w:r>
-          </w:p>
-        </w:tc>
-        <w:tc>
-          <w:p>
-            <w:pPr>
-              <w:pStyle w:val="Compact"/>
-              <w:jc w:val="center"/>
-            </w:pPr>
-            <w:r>
-              <w:t xml:space="preserve">1.96</w:t>
-            </w:r>
-          </w:p>
-        </w:tc>
-      </w:tr>
-      <w:tr>
-        <w:tc>
-          <w:p>
-            <w:pPr>
-              <w:pStyle w:val="Compact"/>
-              <w:jc w:val="left"/>
-            </w:pPr>
-            <w:r>
-              <w:t xml:space="preserve">G_basic（CNN+MLP）</w:t>
-            </w:r>
-          </w:p>
-        </w:tc>
-        <w:tc>
-          <w:p>
-            <w:pPr>
-              <w:pStyle w:val="Compact"/>
-              <w:jc w:val="center"/>
-            </w:pPr>
-            <w:r>
-              <w:t xml:space="preserve">0.49M</w:t>
-            </w:r>
-          </w:p>
-        </w:tc>
-        <w:tc>
-          <w:p>
-            <w:pPr>
-              <w:pStyle w:val="Compact"/>
-              <w:jc w:val="center"/>
-            </w:pPr>
-            <w:r>
-              <w:t xml:space="preserve">4</w:t>
-            </w:r>
-          </w:p>
-        </w:tc>
-        <w:tc>
-          <w:p>
-            <w:pPr>
-              <w:pStyle w:val="Compact"/>
-              <w:jc w:val="center"/>
-            </w:pPr>
-            <w:r>
-              <w:rPr>
-                <w:b/>
-              </w:rPr>
-              <w:t xml:space="preserve">8.16</w:t>
-            </w:r>
-          </w:p>
-        </w:tc>
-      </w:tr>
-      <w:tr>
-        <w:tc>
-          <w:p>
-            <w:pPr>
-              <w:pStyle w:val="Compact"/>
-              <w:jc w:val="left"/>
-            </w:pPr>
-            <w:r>
-              <w:t xml:space="preserve">G_lstm（CNN+LSTM）</w:t>
-            </w:r>
-          </w:p>
-        </w:tc>
-        <w:tc>
-          <w:p>
-            <w:pPr>
-              <w:pStyle w:val="Compact"/>
-              <w:jc w:val="center"/>
-            </w:pPr>
-            <w:r>
-              <w:t xml:space="preserve">0.80M</w:t>
-            </w:r>
-          </w:p>
-        </w:tc>
-        <w:tc>
-          <w:p>
-            <w:pPr>
-              <w:pStyle w:val="Compact"/>
-              <w:jc w:val="center"/>
-            </w:pPr>
-            <w:r>
-              <w:t xml:space="preserve">4</w:t>
-            </w:r>
-          </w:p>
-        </w:tc>
-        <w:tc>
-          <w:p>
-            <w:pPr>
-              <w:pStyle w:val="Compact"/>
-              <w:jc w:val="center"/>
-            </w:pPr>
-            <w:r>
-              <w:t xml:space="preserve">5.00</w:t>
-            </w:r>
-          </w:p>
-        </w:tc>
-      </w:tr>
-    </w:tbl>
-    <w:p>
-      <w:pPr>
-        <w:pStyle w:val="BodyText"/>
-      </w:pPr>
-      <w:r>
-        <w:t xml:space="preserve">表 4.3 展示了参数效率的显著差异。G_basic以8.16次碰撞/百万参数位居参数效率首位——尽管绝对碰撞次数（4次）高于E蒸馏（1次），但其参数量仅为E的22%。G_lstm（5.00次/M）同样远超所有Mamba架构。这说明在T=1设定下，以极低参数量实现接近性能的纯CNN方案在参数效率维度上具有压倒性优势。A BC虽然参数量最少（0.97M），但其效率比（3.09 次/M）最差——每百万参数对应超过 3 次碰撞，且推理延迟高达 24.3 ms，实际应用价值有限。Fv5 BC（2.55M，5 次碰撞，效率比 1.96）进一步验证了参数分配的关键性：其 78% 的参数分配给时序头，但性能远差于参数更少但编码器更强的架构（E 和 C 均为 3 次碰撞）。D BC（2.60M，2 次碰撞，效率比 0.77）在 Mamba 架构中参数效率最高。</w:t>
-      </w:r>
-    </w:p>
-    <w:p>
-      <w:pPr>
-        <w:pStyle w:val="BodyText"/>
-      </w:pPr>
-      <w:r>
-        <w:t xml:space="preserve">E 蒸馏和 B+ 蒸馏分别以 0.46 和 0.39 的效率比位居前列，均优于教师的 0.56。这一结果表明，经过跨架构蒸馏后，轻量 Mamba 学生不仅达到甚至超越了教师的行为性能，还在参数利用效率上实现了质的提升。参数效率分析的核心启示是：</w:t>
-      </w:r>
-      <w:r>
-        <w:rPr>
-          <w:b/>
-        </w:rPr>
-        <w:t xml:space="preserve">参数量大小并非性能的决定因素，架构设计和容量分配的合理性才是效率的关键</w:t>
-      </w:r>
-      <w:r>
-        <w:t xml:space="preserve">。</w:t>
-      </w:r>
-    </w:p>
-    <w:p>
-      <w:pPr>
-        <w:pStyle w:val="Heading2"/>
-      </w:pPr>
-      <w:bookmarkStart w:id="59" w:name="速度鲁棒性与环境泛化"/>
-      <w:r>
-        <w:t xml:space="preserve">速度鲁棒性与环境泛化</w:t>
-      </w:r>
-      <w:bookmarkEnd w:id="59"/>
-    </w:p>
-    <w:p>
-      <w:pPr>
-        <w:pStyle w:val="FirstParagraph"/>
-      </w:pPr>
-      <w:r>
-        <w:t xml:space="preserve">为全面评估模型的鲁棒性和泛化能力，本文在两个维度上进行扩展测试：（1）将飞行速度从 5 m/s 提升至 7 m/s；（2）在树木环境中重新测试。实验结果分别如表 4.4 和表 4.5 所示。</w:t>
-      </w:r>
-    </w:p>
-    <w:p>
-      <w:pPr>
-        <w:pStyle w:val="TableCaption"/>
-      </w:pPr>
-      <w:r>
-        <w:t xml:space="preserve">速度鲁棒性：不同飞行速度下的碰撞次数（球体环境）</w:t>
-      </w:r>
-    </w:p>
-    <w:tbl>
-      <w:tblPr>
-        <w:tblStyle w:val="Table"/>
-        <w:tblW w:type="pct" w:w="0.0"/>
-        <w:tblLook w:firstRow="1"/>
-        <w:tblCaption w:val="速度鲁棒性：不同飞行速度下的碰撞次数（球体环境）"/>
-      </w:tblPr>
-      <w:tblGrid/>
-      <w:tr>
-        <w:trPr>
-          <w:cnfStyle w:firstRow="1"/>
-        </w:trPr>
-        <w:tc>
-          <w:tcPr>
-            <w:tcBorders>
-              <w:bottom w:val="single"/>
-            </w:tcBorders>
-            <w:vAlign w:val="bottom"/>
-          </w:tcPr>
-          <w:p>
-            <w:pPr>
-              <w:pStyle w:val="Compact"/>
-              <w:jc w:val="left"/>
-            </w:pPr>
-            <w:r>
-              <w:t xml:space="preserve">模型</w:t>
-            </w:r>
-          </w:p>
-        </w:tc>
-        <w:tc>
-          <w:tcPr>
-            <w:tcBorders>
-              <w:bottom w:val="single"/>
-            </w:tcBorders>
-            <w:vAlign w:val="bottom"/>
-          </w:tcPr>
-          <w:p>
-            <w:pPr>
-              <w:pStyle w:val="Compact"/>
-              <w:jc w:val="center"/>
-            </w:pPr>
-            <w:r>
-              <w:t xml:space="preserve">5 m/s</w:t>
-            </w:r>
-          </w:p>
-        </w:tc>
-        <w:tc>
-          <w:tcPr>
-            <w:tcBorders>
-              <w:bottom w:val="single"/>
-            </w:tcBorders>
-            <w:vAlign w:val="bottom"/>
-          </w:tcPr>
-          <w:p>
-            <w:pPr>
-              <w:pStyle w:val="Compact"/>
-              <w:jc w:val="center"/>
-            </w:pPr>
-            <w:r>
-              <w:t xml:space="preserve">7 m/s</w:t>
-            </w:r>
-          </w:p>
-        </w:tc>
-      </w:tr>
-      <w:tr>
-        <w:tc>
-          <w:p>
-            <w:pPr>
-              <w:pStyle w:val="Compact"/>
-              <w:jc w:val="left"/>
-            </w:pPr>
-            <w:r>
-              <w:t xml:space="preserve">教师 ViT+LSTM</w:t>
-            </w:r>
-          </w:p>
-        </w:tc>
-        <w:tc>
-          <w:p>
-            <w:pPr>
-              <w:pStyle w:val="Compact"/>
-              <w:jc w:val="center"/>
-            </w:pPr>
-            <w:r>
-              <w:t xml:space="preserve">2</w:t>
-            </w:r>
-          </w:p>
-        </w:tc>
-        <w:tc>
-          <w:p>
-            <w:pPr>
-              <w:pStyle w:val="Compact"/>
-              <w:jc w:val="center"/>
-            </w:pPr>
-            <w:r>
-              <w:t xml:space="preserve">5</w:t>
-            </w:r>
-          </w:p>
-        </w:tc>
-      </w:tr>
-      <w:tr>
-        <w:tc>
-          <w:p>
-            <w:pPr>
-              <w:pStyle w:val="Compact"/>
-              <w:jc w:val="left"/>
-            </w:pPr>
-            <w:r>
-              <w:t xml:space="preserve">E 蒸馏</w:t>
-            </w:r>
-          </w:p>
-        </w:tc>
-        <w:tc>
-          <w:p>
-            <w:pPr>
-              <w:pStyle w:val="Compact"/>
-              <w:jc w:val="center"/>
-            </w:pPr>
-            <w:r>
-              <w:rPr>
-                <w:b/>
-              </w:rPr>
-              <w:t xml:space="preserve">1</w:t>
-            </w:r>
-          </w:p>
-        </w:tc>
-        <w:tc>
-          <w:p>
-            <w:pPr>
-              <w:pStyle w:val="Compact"/>
-              <w:jc w:val="center"/>
-            </w:pPr>
-            <w:r>
-              <w:rPr>
-                <w:b/>
-              </w:rPr>
-              <w:t xml:space="preserve">1</w:t>
-            </w:r>
-          </w:p>
-        </w:tc>
-      </w:tr>
-      <w:tr>
-        <w:tc>
-          <w:p>
-            <w:pPr>
-              <w:pStyle w:val="Compact"/>
-              <w:jc w:val="left"/>
-            </w:pPr>
-            <w:r>
-              <w:t xml:space="preserve">B+ 蒸馏</w:t>
-            </w:r>
-          </w:p>
-        </w:tc>
-        <w:tc>
-          <w:p>
-            <w:pPr>
-              <w:pStyle w:val="Compact"/>
-              <w:jc w:val="center"/>
-            </w:pPr>
-            <w:r>
-              <w:rPr>
-                <w:b/>
-              </w:rPr>
-              <w:t xml:space="preserve">1</w:t>
-            </w:r>
-          </w:p>
-        </w:tc>
-        <w:tc>
-          <w:p>
-            <w:pPr>
-              <w:pStyle w:val="Compact"/>
-              <w:jc w:val="center"/>
-            </w:pPr>
-            <w:r>
-              <w:rPr>
-                <w:b/>
-              </w:rPr>
-              <w:t xml:space="preserve">1</w:t>
-            </w:r>
-          </w:p>
-        </w:tc>
-      </w:tr>
-      <w:tr>
-        <w:tc>
-          <w:p>
-            <w:pPr>
-              <w:pStyle w:val="Compact"/>
-              <w:jc w:val="left"/>
-            </w:pPr>
-            <w:r>
-              <w:t xml:space="preserve">G_basic（CNN+MLP）</w:t>
-            </w:r>
-          </w:p>
-        </w:tc>
-        <w:tc>
-          <w:p>
-            <w:pPr>
-              <w:pStyle w:val="Compact"/>
-              <w:jc w:val="center"/>
-            </w:pPr>
-            <w:r>
-              <w:t xml:space="preserve">4</w:t>
-            </w:r>
-          </w:p>
-        </w:tc>
-        <w:tc>
-          <w:p>
-            <w:pPr>
-              <w:pStyle w:val="Compact"/>
-              <w:jc w:val="center"/>
-            </w:pPr>
-            <w:r>
-              <w:t xml:space="preserve">3</w:t>
-            </w:r>
-          </w:p>
-        </w:tc>
-      </w:tr>
-      <w:tr>
-        <w:tc>
-          <w:p>
-            <w:pPr>
-              <w:pStyle w:val="Compact"/>
-              <w:jc w:val="left"/>
-            </w:pPr>
-            <w:r>
-              <w:t xml:space="preserve">G_lstm（CNN+LSTM）</w:t>
-            </w:r>
-          </w:p>
-        </w:tc>
-        <w:tc>
-          <w:p>
-            <w:pPr>
-              <w:pStyle w:val="Compact"/>
-              <w:jc w:val="center"/>
-            </w:pPr>
-            <w:r>
-              <w:t xml:space="preserve">4</w:t>
-            </w:r>
-          </w:p>
-        </w:tc>
-        <w:tc>
-          <w:p>
-            <w:pPr>
-              <w:pStyle w:val="Compact"/>
-              <w:jc w:val="center"/>
-            </w:pPr>
-            <w:r>
-              <w:t xml:space="preserve">6</w:t>
-            </w:r>
-          </w:p>
-        </w:tc>
-      </w:tr>
-    </w:tbl>
-    <w:p>
-      <w:pPr>
-        <w:pStyle w:val="BodyText"/>
-      </w:pPr>
-      <w:r>
-        <w:rPr>
-          <w:b/>
-        </w:rPr>
-        <w:t xml:space="preserve">教师高速退化严重.</w:t>
-      </w:r>
-      <w:r>
-        <w:t xml:space="preserve"> </w:t>
-      </w:r>
-      <w:r>
-        <w:t xml:space="preserve">教师 ViT+LSTM 在 7 m/s 时碰撞次数从 2 次急剧增至 5 次，降幅达 150%。这一退化与教师训练数据的收集速度（约 5 m/s）一致——在多步预测</w:t>
-      </w:r>
-      <w:r>
-        <w:t xml:space="preserve"> </w:t>
-      </w:r>
-      <m:oMath>
-        <m:r>
-          <m:t>T</m:t>
-        </m:r>
-        <m:r>
-          <m:t>=</m:t>
-        </m:r>
-        <m:r>
-          <m:t>1</m:t>
-        </m:r>
-      </m:oMath>
-      <w:r>
-        <w:t xml:space="preserve"> </w:t>
-      </w:r>
-      <w:r>
-        <w:t xml:space="preserve">的设置下，教师无法利用时序记忆适应速度变化，其速度策略在高速区间出现严重外推失败。</w:t>
-      </w:r>
-    </w:p>
-    <w:p>
-      <w:pPr>
-        <w:pStyle w:val="BodyText"/>
-      </w:pPr>
-      <w:r>
-        <w:rPr>
-          <w:b/>
-        </w:rPr>
-        <w:t xml:space="preserve">G系列速度鲁棒性对比.</w:t>
-      </w:r>
-      <w:r>
-        <w:t xml:space="preserve"> </w:t>
-      </w:r>
-      <w:r>
-        <w:t xml:space="preserve">G_basic在7m/s下碰撞从4次降至3次（有所改善），而G_lstm从4次恶化至6次。G_lstm的高速退化（6次碰撞）与E蒸馏的高速稳定（1次碰撞）形成鲜明对比——两者使用相同CNN编码器，唯一区别在于时序头类型（LSTM vs SSM）。这表明虽然T=1下单帧决策中SSM头贡献有限，但在高速场景下，SSM的状态递推结构通过连续帧之间的隐状态耦合提供了更好的稳定性。LSTM虽然理论上具有更强的时序建模能力，但在单步预测（T=1）模式下其门控机制无法有效利用历史信息，反而在高速分布外场景中产生不稳定的控制输出。</w:t>
-      </w:r>
-    </w:p>
-    <w:p>
-      <w:pPr>
-        <w:pStyle w:val="BodyText"/>
-      </w:pPr>
-      <w:r>
-        <w:rPr>
-          <w:b/>
-        </w:rPr>
-        <w:t xml:space="preserve">蒸馏模型速度鲁棒性优异.</w:t>
-      </w:r>
-      <w:r>
-        <w:t xml:space="preserve"> </w:t>
-      </w:r>
-      <w:r>
-        <w:t xml:space="preserve">E 蒸馏和 B+ 蒸馏在 7 m/s 下均保持仅 1 次碰撞，实现了零退化。这一结果具有重要的实践意义：蒸馏不仅降低了碰撞率，还赋予了学生超越教师速度适应范围的能力。可能的原因在于：Mamba 架构的线性复杂度使其在高速场景下能更稳定地处理连续帧之间的时序依赖；同时蒸馏过程中教师提供的软标签起到了正则化作用，使学生模型学习到更平滑的速度策略，避免了教师自身在高速区间的过度激进行为。</w:t>
-      </w:r>
-    </w:p>
-    <w:p>
-      <w:pPr>
-        <w:pStyle w:val="TableCaption"/>
-      </w:pPr>
-      <w:r>
-        <w:t xml:space="preserve">环境泛化：树木环境测试结果</w:t>
-      </w:r>
-    </w:p>
-    <w:tbl>
-      <w:tblPr>
-        <w:tblStyle w:val="Table"/>
-        <w:tblW w:type="pct" w:w="0.0"/>
-        <w:tblLook w:firstRow="1"/>
-        <w:tblCaption w:val="环境泛化：树木环境测试结果"/>
-      </w:tblPr>
-      <w:tblGrid/>
-      <w:tr>
-        <w:trPr>
-          <w:cnfStyle w:firstRow="1"/>
-        </w:trPr>
-        <w:tc>
-          <w:tcPr>
-            <w:tcBorders>
-              <w:bottom w:val="single"/>
-            </w:tcBorders>
-            <w:vAlign w:val="bottom"/>
-          </w:tcPr>
-          <w:p>
-            <w:pPr>
-              <w:pStyle w:val="Compact"/>
-              <w:jc w:val="left"/>
-            </w:pPr>
-            <w:r>
-              <w:t xml:space="preserve">模型</w:t>
-            </w:r>
-          </w:p>
-        </w:tc>
-        <w:tc>
-          <w:tcPr>
-            <w:tcBorders>
-              <w:bottom w:val="single"/>
-            </w:tcBorders>
-            <w:vAlign w:val="bottom"/>
-          </w:tcPr>
-          <w:p>
-            <w:pPr>
-              <w:pStyle w:val="Compact"/>
-              <w:jc w:val="center"/>
-            </w:pPr>
-            <w:r>
-              <w:t xml:space="preserve">5 m/s</w:t>
-            </w:r>
-          </w:p>
-        </w:tc>
-        <w:tc>
-          <w:tcPr>
-            <w:tcBorders>
-              <w:bottom w:val="single"/>
-            </w:tcBorders>
-            <w:vAlign w:val="bottom"/>
-          </w:tcPr>
-          <w:p>
-            <w:pPr>
-              <w:pStyle w:val="Compact"/>
-              <w:jc w:val="center"/>
-            </w:pPr>
-            <w:r>
-              <w:t xml:space="preserve">7 m/s</w:t>
-            </w:r>
-          </w:p>
-        </w:tc>
-      </w:tr>
-      <w:tr>
-        <w:tc>
-          <w:p>
-            <w:pPr>
-              <w:pStyle w:val="Compact"/>
-              <w:jc w:val="left"/>
-            </w:pPr>
-            <w:r>
-              <w:t xml:space="preserve">教师 ViT+LSTM</w:t>
-            </w:r>
-          </w:p>
-        </w:tc>
-        <w:tc>
-          <w:p>
-            <w:pPr>
-              <w:pStyle w:val="Compact"/>
-              <w:jc w:val="center"/>
-            </w:pPr>
-            <w:r>
-              <w:rPr>
-                <w:b/>
-              </w:rPr>
-              <w:t xml:space="preserve">0</w:t>
-            </w:r>
-          </w:p>
-        </w:tc>
-        <w:tc>
-          <w:p>
-            <w:pPr>
-              <w:pStyle w:val="Compact"/>
-              <w:jc w:val="center"/>
-            </w:pPr>
-            <w:r>
-              <w:rPr>
-                <w:b/>
-              </w:rPr>
-              <w:t xml:space="preserve">0</w:t>
-            </w:r>
-          </w:p>
-        </w:tc>
-      </w:tr>
-      <w:tr>
-        <w:tc>
-          <w:p>
-            <w:pPr>
-              <w:pStyle w:val="Compact"/>
-              <w:jc w:val="left"/>
-            </w:pPr>
-            <w:r>
-              <w:t xml:space="preserve">B+ 蒸馏</w:t>
-            </w:r>
-          </w:p>
-        </w:tc>
-        <w:tc>
-          <w:p>
-            <w:pPr>
-              <w:pStyle w:val="Compact"/>
-              <w:jc w:val="center"/>
-            </w:pPr>
-            <w:r>
-              <w:rPr>
-                <w:b/>
-              </w:rPr>
-              <w:t xml:space="preserve">0</w:t>
-            </w:r>
-          </w:p>
-        </w:tc>
-        <w:tc>
-          <w:p>
-            <w:pPr>
-              <w:pStyle w:val="Compact"/>
-              <w:jc w:val="center"/>
-            </w:pPr>
-            <w:r>
-              <w:t xml:space="preserve">1</w:t>
-            </w:r>
-          </w:p>
-        </w:tc>
-      </w:tr>
-      <w:tr>
-        <w:tc>
-          <w:p>
-            <w:pPr>
-              <w:pStyle w:val="Compact"/>
-              <w:jc w:val="left"/>
-            </w:pPr>
-            <w:r>
-              <w:t xml:space="preserve">E 蒸馏</w:t>
-            </w:r>
-          </w:p>
-        </w:tc>
-        <w:tc>
-          <w:p>
-            <w:pPr>
-              <w:pStyle w:val="Compact"/>
-              <w:jc w:val="center"/>
-            </w:pPr>
-            <w:r>
-              <w:t xml:space="preserve">1</w:t>
-            </w:r>
-          </w:p>
-        </w:tc>
-        <w:tc>
-          <w:p>
-            <w:pPr>
-              <w:pStyle w:val="Compact"/>
-              <w:jc w:val="center"/>
-            </w:pPr>
-            <w:r>
-              <w:t xml:space="preserve">2</w:t>
-            </w:r>
-          </w:p>
-        </w:tc>
-      </w:tr>
-    </w:tbl>
-    <w:p>
-      <w:pPr>
-        <w:pStyle w:val="BodyText"/>
-      </w:pPr>
-      <w:r>
-        <w:rPr>
-          <w:b/>
-        </w:rPr>
-        <w:t xml:space="preserve">树木环境下蒸馏的泛化边界.</w:t>
-      </w:r>
-      <w:r>
-        <w:t xml:space="preserve"> </w:t>
-      </w:r>
-      <w:r>
-        <w:t xml:space="preserve">在树木环境中，教师模型在两个速度下均实现 0 次碰撞，说明其 ViT 编码器在大规模预训练中获得了更通用的视觉表示。然而，蒸馏模型出现了不同程度的退化：E 蒸馏从球体环境的 1 次变为树木环境的 1 次（5 m/s）和 2 次（7 m/s）；B+ 蒸馏在 5 m/s 时保持 0 次碰撞，但 7 m/s 时增至 1 次。</w:t>
-      </w:r>
-    </w:p>
-    <w:p>
-      <w:pPr>
-        <w:pStyle w:val="BodyText"/>
-      </w:pPr>
-      <w:r>
-        <w:t xml:space="preserve">这一现象揭示了跨架构蒸馏的</w:t>
-      </w:r>
-      <w:r>
-        <w:rPr>
-          <w:b/>
-        </w:rPr>
-        <w:t xml:space="preserve">泛化边界</w:t>
-      </w:r>
-      <w:r>
-        <w:t xml:space="preserve">：蒸馏过程使学生模型偏向教师的特征空间，虽然教师具有很强的泛化能力，但学生有限的模型容量无法完整继承这一能力，在新环境中反而不如教师的零样本泛化表现。B+ 蒸馏在树木环境中优于 E 蒸馏，说明 MambaVision 的混合编码器比 E 的纯 CNN 编码器具有更好的视觉泛化性。</w:t>
+        <w:t xml:space="preserve">推理延迟分析.</w:t>
+      </w:r>
+      <w:r>
+        <w:t xml:space="preserve"> </w:t>
+      </w:r>
+      <w:r>
+        <w:t xml:space="preserve">推理速度是衡量端到端避障模型实用性的核心指标。E 以 7.1 ms（约 140 FPS）位居第一，比教师 ViT+LSTM（9.0 ms，111 FPS）快 21%，这得益于其轻量 CNN 编码器（仅 455K 参数）和 SSM 时序头的协同设计。</w:t>
       </w:r>
     </w:p>
     <w:p>
@@ -9883,18 +8552,18 @@
           <wp:inline>
             <wp:extent cx="3810000" cy="2540000"/>
             <wp:effectExtent b="0" l="0" r="0" t="0"/>
-            <wp:docPr descr="蒸馏效果的边界条件。球体环境中蒸馏有效（绿色柱低于蓝色），树木环境7m/s时蒸馏反而退化（红色标注），揭示了跨架构蒸馏的环境依赖边界条件。" title="" id="1" name="Picture"/>
+            <wp:docPr descr="推理延迟对比。（左）各模型单帧推理时间柱状图，DecisionMamba（E）以7.1ms最快；（右）参数量-推理时间散点图，E位于帕累托前沿。" title="" id="1" name="Picture"/>
             <a:graphic>
               <a:graphicData uri="http://schemas.openxmlformats.org/drawingml/2006/picture">
                 <pic:pic>
                   <pic:nvPicPr>
-                    <pic:cNvPr descr="figures/figure2.pdf" id="0" name="Picture"/>
+                    <pic:cNvPr descr="figures/figure3.pdf" id="0" name="Picture"/>
                     <pic:cNvPicPr>
                       <a:picLocks noChangeArrowheads="1" noChangeAspect="1"/>
                     </pic:cNvPicPr>
                   </pic:nvPicPr>
                   <pic:blipFill>
-                    <a:blip r:embed="rId60"/>
+                    <a:blip r:embed="rId57"/>
                     <a:stretch>
                       <a:fillRect/>
                     </a:stretch>
@@ -9926,6 +8595,1447 @@
         <w:pStyle w:val="ImageCaption"/>
       </w:pPr>
       <w:r>
+        <w:t xml:space="preserve">推理延迟对比。（左）各模型单帧推理时间柱状图，DecisionMamba（E）以7.1ms最快；（右）参数量-推理时间散点图，E位于帕累托前沿。</w:t>
+      </w:r>
+    </w:p>
+    <w:p>
+      <w:pPr>
+        <w:pStyle w:val="CaptionedFigure"/>
+      </w:pPr>
+      <w:r>
+        <w:drawing>
+          <wp:inline>
+            <wp:extent cx="3810000" cy="2540000"/>
+            <wp:effectExtent b="0" l="0" r="0" t="0"/>
+            <wp:docPr descr="性能帕累托前沿：推理延迟与碰撞次数。标记面积为参数量比例。E.dist和B+.dist以1次碰撞位于帕累托前沿，G_basic以极低延迟（0.74ms）但4次碰撞位于前沿的另一端。实心标记=蒸馏模型。" title="" id="1" name="Picture"/>
+            <a:graphic>
+              <a:graphicData uri="http://schemas.openxmlformats.org/drawingml/2006/picture">
+                <pic:pic>
+                  <pic:nvPicPr>
+                    <pic:cNvPr descr="figures/fig_pareto.pdf" id="0" name="Picture"/>
+                    <pic:cNvPicPr>
+                      <a:picLocks noChangeArrowheads="1" noChangeAspect="1"/>
+                    </pic:cNvPicPr>
+                  </pic:nvPicPr>
+                  <pic:blipFill>
+                    <a:blip r:embed="rId58"/>
+                    <a:stretch>
+                      <a:fillRect/>
+                    </a:stretch>
+                  </pic:blipFill>
+                  <pic:spPr bwMode="auto">
+                    <a:xfrm>
+                      <a:off x="0" y="0"/>
+                      <a:ext cx="3810000" cy="2540000"/>
+                    </a:xfrm>
+                    <a:prstGeom prst="rect">
+                      <a:avLst/>
+                    </a:prstGeom>
+                    <a:noFill/>
+                    <a:ln w="9525">
+                      <a:noFill/>
+                      <a:headEnd/>
+                      <a:tailEnd/>
+                    </a:ln>
+                  </pic:spPr>
+                </pic:pic>
+              </a:graphicData>
+            </a:graphic>
+          </wp:inline>
+        </w:drawing>
+      </w:r>
+    </w:p>
+    <w:p>
+      <w:pPr>
+        <w:pStyle w:val="ImageCaption"/>
+      </w:pPr>
+      <w:r>
+        <w:t xml:space="preserve">性能帕累托前沿：推理延迟与碰撞次数。标记面积为参数量比例。E.dist和B+.dist以1次碰撞位于帕累托前沿，G_basic以极低延迟（0.74ms）但4次碰撞位于前沿的另一端。实心标记=蒸馏模型。</w:t>
+      </w:r>
+    </w:p>
+    <w:p>
+      <w:pPr>
+        <w:pStyle w:val="BodyText"/>
+      </w:pPr>
+      <w:r>
+        <w:t xml:space="preserve">C 以 8.5 ms 位列第二。B+ 为 9.8 ms，与教师相当。值得关注的反常现象是：参数量最小的架构 A（0.97M）反而具有最长的推理延迟（24.3 ms）。需要澄清的是，该延迟的主要来源并非 LSTM 时序头——在单步预测</w:t>
+      </w:r>
+      <w:r>
+        <w:t xml:space="preserve"> </w:t>
+      </w:r>
+      <m:oMath>
+        <m:r>
+          <m:t>T</m:t>
+        </m:r>
+        <m:r>
+          <m:t>=</m:t>
+        </m:r>
+        <m:r>
+          <m:t>1</m:t>
+        </m:r>
+      </m:oMath>
+      <w:r>
+        <w:t xml:space="preserve"> </w:t>
+      </w:r>
+      <w:r>
+        <w:t xml:space="preserve">下，PyTorch 的 LSTM 实现是完全向量化的（等价于一次矩阵乘加运算），不存在串行展开。实际瓶颈在于 SS2D 编码器的四方向选择性扫描：每个方向需独立执行一维并行扫描，四次扫描的计算和访存开销随序列长度线性累积。为验证这一分析，本文在相同 CNN 编码器下对比了不同时序头的推理延迟：LSTM 头 1.00ms、MLP 头 0.74ms、SSM 头 1.90ms（均为同一编码器），三者的差异远小于 SS2D 编码器与 CNN 编码器之间的延迟差距。这一发现表明，参数量不能直接等价于计算效率——编码器的架构设计对推理延迟具有比时序头更大的影响。</w:t>
+      </w:r>
+    </w:p>
+    <w:p>
+      <w:pPr>
+        <w:pStyle w:val="Heading3"/>
+      </w:pPr>
+      <w:bookmarkStart w:id="59" w:name="各分支详细性能分析"/>
+      <w:r>
+        <w:t xml:space="preserve">各分支详细性能分析</w:t>
+      </w:r>
+      <w:bookmarkEnd w:id="59"/>
+    </w:p>
+    <w:p>
+      <w:pPr>
+        <w:pStyle w:val="FirstParagraph"/>
+      </w:pPr>
+      <w:r>
+        <w:t xml:space="preserve">本节对六种 Mamba 架构在行为克隆和知识蒸馏下的性能表现逐一进行深入分析，揭示各架构的优势与局限。</w:t>
+      </w:r>
+    </w:p>
+    <w:p>
+      <w:pPr>
+        <w:pStyle w:val="BodyText"/>
+      </w:pPr>
+      <w:r>
+        <w:rPr>
+          <w:b/>
+        </w:rPr>
+        <w:t xml:space="preserve">Branch A（VMamba+LSTM）.</w:t>
+      </w:r>
+      <w:r>
+        <w:t xml:space="preserve"> </w:t>
+      </w:r>
+      <w:r>
+        <w:t xml:space="preserve">A 是唯一采用 SS2D 扫描编码器的架构，其 BC 和蒸馏后的碰撞次数均为 3 次，未能从蒸馏中获益。这一结果表明 SS2D 编码器与 ViT 教师之间的特征空间差异过大，简单的 MSE 特征对齐难以有效迁移知识。更关键的限制在于推理延迟——尽管 A 的参数量仅 0.97M（六种架构中最少），其推理延迟高达 24.3 ms，是 E 的 3.4 倍。需要说明的是，该延迟主要来自 SS2D 编码器的四方向扫描开销，而非 LSTM 时序头——在单步预测设置下 LSTM 等价于向量化矩阵运算。A 的实验揭示了两个重要结论：SS2D 的序列化扫描丢失了空间结构信息，不利于跨架构蒸馏；编码器类型对推理延迟的影响远大于时序头类型。</w:t>
+      </w:r>
+    </w:p>
+    <w:p>
+      <w:pPr>
+        <w:pStyle w:val="BodyText"/>
+      </w:pPr>
+      <w:r>
+        <w:rPr>
+          <w:b/>
+        </w:rPr>
+        <w:t xml:space="preserve">Branch B（MambaVision+SSM）.</w:t>
+      </w:r>
+      <w:r>
+        <w:t xml:space="preserve"> </w:t>
+      </w:r>
+      <w:r>
+        <w:t xml:space="preserve">B 在 BC 训练中完全发散（DNF），是本研究中唯一无法完成赛道的架构。其失败根因在于 MambaVision 编码器中所谓</w:t>
+      </w:r>
+      <w:r>
+        <w:rPr>
+          <w:b/>
+        </w:rPr>
+        <w:t xml:space="preserve">SSM 路径</w:t>
+      </w:r>
+      <w:r>
+        <w:t xml:space="preserve">（实际为 Linear-GELU-Linear 构成的微型 MLP）与真实 SSM 时序头之间的语义不匹配。编码器末端的 MLP 输出缺乏 SSM 所预期的状态空间结构，导致时序头接收到语义不一致的输入特征，训练中梯度振荡发散。蒸馏通过引入 ViT 教师的稳定特征对齐信号有效解决了这一问题——B 蒸馏的碰撞次数从 DNF 恢复至 2 次，充分体现了蒸馏对不稳定架构的修复能力。</w:t>
+      </w:r>
+    </w:p>
+    <w:p>
+      <w:pPr>
+        <w:pStyle w:val="BodyText"/>
+      </w:pPr>
+      <w:r>
+        <w:rPr>
+          <w:b/>
+        </w:rPr>
+        <w:t xml:space="preserve">Branch B+（MambaVision+Mamba-3）.</w:t>
+      </w:r>
+      <w:r>
+        <w:t xml:space="preserve"> </w:t>
+      </w:r>
+      <w:r>
+        <w:t xml:space="preserve">B+ 与 B 共享相同的 MambaVision 编码器，但时序头升级为 Mamba-3。这一改进带来了决定性变化：B+ BC 从 DNF 恢复至 3 次碰撞（尽管仍不稳定），蒸馏后更是降至 1 次碰撞，超越教师。Mamba-3 通过梯形离散化和双 SSD 分解，在保持 MambaVision 混合编码器输出空间结构的同时实现了更稳定的梯度传播。B+ 是唯一在树木环境 5 m/s 下保持 0 次碰撞的蒸馏模型，充分体现了 MambaVision 混合编码器结合高阶 SSM 时序头的泛化优势。</w:t>
+      </w:r>
+    </w:p>
+    <w:p>
+      <w:pPr>
+        <w:pStyle w:val="BodyText"/>
+      </w:pPr>
+      <w:r>
+        <w:rPr>
+          <w:b/>
+        </w:rPr>
+        <w:t xml:space="preserve">Branch C（CNN+Mamba3）.</w:t>
+      </w:r>
+      <w:r>
+        <w:t xml:space="preserve"> </w:t>
+      </w:r>
+      <w:r>
+        <w:t xml:space="preserve">C 采用纯 CNN 编码器（MobileNetV3 风格）配合 Mamba-3 时序头，BC 和蒸馏的碰撞次数均为 3 次。C 的稳定性源于 CNN 编码器的成熟设计——深度可分离卷积的特征提取能力可靠且训练稳定。但 C 未从蒸馏中获益（BC=蒸馏=3cr），说明其 CNN 编码器虽然保留了空间结构，但 MobileNetV3 的倒置残差结构与 ViT 的层级化特征空间之间的对应关系不够直接，限制了 MSE 特征对齐的效率。C 以 8.5 ms 的推理延迟位列第二快，为其在延迟敏感场景中的应用留下空间。</w:t>
+      </w:r>
+    </w:p>
+    <w:p>
+      <w:pPr>
+        <w:pStyle w:val="BodyText"/>
+      </w:pPr>
+      <w:r>
+        <w:rPr>
+          <w:b/>
+        </w:rPr>
+        <w:t xml:space="preserve">Branch D（STH-Mamba）.</w:t>
+      </w:r>
+      <w:r>
+        <w:t xml:space="preserve"> </w:t>
+      </w:r>
+      <w:r>
+        <w:t xml:space="preserve">D 的 BC 性能为所有分支最优（2 次碰撞），且蒸馏后维持 2 次碰撞。其 CNN 类编码器能从 BC 数据中有效学习视觉特征，Mamba-2 时序头的 SSD 框架在训练吞吐量上具有优势。但 D 对数据增强极为敏感（2</w:t>
+      </w:r>
+      <m:oMath>
+        <m:r>
+          <m:t>→</m:t>
+        </m:r>
+      </m:oMath>
+      <w:r>
+        <w:t xml:space="preserve">5 次碰撞），是受增强影响最大的架构。这一现象暗示 D 的编码器与训练数据分布之间存在紧密耦合——其学习到的特征统计特性集中在训练集的经验分布上，数据增强引入的扰动破坏了这一精确匹配。D 的性能瓶颈不在蒸馏或时序建模，而在于其编码器对输入统计特性的过度依赖。</w:t>
+      </w:r>
+    </w:p>
+    <w:p>
+      <w:pPr>
+        <w:pStyle w:val="BodyText"/>
+      </w:pPr>
+      <w:r>
+        <w:rPr>
+          <w:b/>
+        </w:rPr>
+        <w:t xml:space="preserve">Branch E（DecisionMamba）.</w:t>
+      </w:r>
+      <w:r>
+        <w:t xml:space="preserve"> </w:t>
+      </w:r>
+      <w:r>
+        <w:t xml:space="preserve">E 是综合性能最优的架构。其轻量 CNN 编码器（仅 455K 参数，占总量 21%）与基础 SSM 时序头在设计上实现了最佳协同：CNN 保留了空间结构使蒸馏特征对齐有效（</w:t>
+      </w:r>
+      <m:oMath>
+        <m:sSub>
+          <m:e>
+            <m:r>
+              <m:rPr>
+                <m:sty m:val="p"/>
+                <m:scr m:val="script"/>
+              </m:rPr>
+              <m:t>L</m:t>
+            </m:r>
+          </m:e>
+          <m:sub>
+            <m:r>
+              <m:rPr>
+                <m:nor/>
+                <m:sty m:val="p"/>
+              </m:rPr>
+              <m:t>feat</m:t>
+            </m:r>
+          </m:sub>
+        </m:sSub>
+        <m:r>
+          <m:t>=</m:t>
+        </m:r>
+        <m:r>
+          <m:t>0.85</m:t>
+        </m:r>
+      </m:oMath>
+      <w:r>
+        <w:t xml:space="preserve">），SSM 的高效递推计算使推理延迟仅 7.1 ms。E BC 达到 3 次碰撞，蒸馏后降至 1 次且具备速度鲁棒性（5 m/s 和 7 m/s 均 1 次碰撞），是唯一在高速下保持性能稳定的架构。E 的成功验证了</w:t>
+      </w:r>
+      <w:r>
+        <w:rPr>
+          <w:b/>
+        </w:rPr>
+        <w:t xml:space="preserve">编码器保留空间结构 + 时序头轻量高效</w:t>
+      </w:r>
+      <w:r>
+        <w:t xml:space="preserve">的设计原则——这一组合在性能、效率和鲁棒性之间达到了最佳平衡。</w:t>
+      </w:r>
+    </w:p>
+    <w:p>
+      <w:pPr>
+        <w:pStyle w:val="Heading3"/>
+      </w:pPr>
+      <w:bookmarkStart w:id="60" w:name="参数效率分析"/>
+      <w:r>
+        <w:t xml:space="preserve">参数效率分析</w:t>
+      </w:r>
+      <w:bookmarkEnd w:id="60"/>
+    </w:p>
+    <w:p>
+      <w:pPr>
+        <w:pStyle w:val="FirstParagraph"/>
+      </w:pPr>
+      <w:r>
+        <w:t xml:space="preserve">参数效率是衡量模型架构设计质量的重要维度——在给定参数量下实现越低的碰撞次数，表明参数利用率越高。教师 ViT+LSTM（3.56M 参数，2 次碰撞）的碰撞/参数比为 0.56 次/M，而 E 蒸馏（2.19M，1 次碰撞）仅为 0.46 次/M——以教师 38% 的参数量实现了 50% 的碰撞减少。这一效率优势来源于 E 的轻量 CNN 编码器（455K）与 SSM 时序头之间合理的容量分配，避免了 ViT 自注意力机制中大量冗余的全局交互计算。</w:t>
+      </w:r>
+    </w:p>
+    <w:p>
+      <w:pPr>
+        <w:pStyle w:val="TableCaption"/>
+      </w:pPr>
+      <w:r>
+        <w:t xml:space="preserve">各模型参数效率对比（球体环境 5 m/s）</w:t>
+      </w:r>
+    </w:p>
+    <w:tbl>
+      <w:tblPr>
+        <w:tblStyle w:val="Table"/>
+        <w:tblW w:type="pct" w:w="0.0"/>
+        <w:tblLook w:firstRow="1"/>
+        <w:tblCaption w:val="各模型参数效率对比（球体环境 5 m/s）"/>
+      </w:tblPr>
+      <w:tblGrid/>
+      <w:tr>
+        <w:trPr>
+          <w:cnfStyle w:firstRow="1"/>
+        </w:trPr>
+        <w:tc>
+          <w:tcPr>
+            <w:tcBorders>
+              <w:bottom w:val="single"/>
+            </w:tcBorders>
+            <w:vAlign w:val="bottom"/>
+          </w:tcPr>
+          <w:p>
+            <w:pPr>
+              <w:pStyle w:val="Compact"/>
+              <w:jc w:val="left"/>
+            </w:pPr>
+            <w:r>
+              <w:t xml:space="preserve">模型</w:t>
+            </w:r>
+          </w:p>
+        </w:tc>
+        <w:tc>
+          <w:tcPr>
+            <w:tcBorders>
+              <w:bottom w:val="single"/>
+            </w:tcBorders>
+            <w:vAlign w:val="bottom"/>
+          </w:tcPr>
+          <w:p>
+            <w:pPr>
+              <w:pStyle w:val="Compact"/>
+              <w:jc w:val="center"/>
+            </w:pPr>
+            <w:r>
+              <w:t xml:space="preserve">参数量</w:t>
+            </w:r>
+          </w:p>
+        </w:tc>
+        <w:tc>
+          <w:tcPr>
+            <w:tcBorders>
+              <w:bottom w:val="single"/>
+            </w:tcBorders>
+            <w:vAlign w:val="bottom"/>
+          </w:tcPr>
+          <w:p>
+            <w:pPr>
+              <w:pStyle w:val="Compact"/>
+              <w:jc w:val="center"/>
+            </w:pPr>
+            <w:r>
+              <w:t xml:space="preserve">碰撞次数</w:t>
+            </w:r>
+          </w:p>
+        </w:tc>
+        <w:tc>
+          <w:tcPr>
+            <w:tcBorders>
+              <w:bottom w:val="single"/>
+            </w:tcBorders>
+            <w:vAlign w:val="bottom"/>
+          </w:tcPr>
+          <w:p>
+            <w:pPr>
+              <w:pStyle w:val="Compact"/>
+              <w:jc w:val="center"/>
+            </w:pPr>
+            <w:r>
+              <w:t xml:space="preserve">效率比（碰撞/百万参数）</w:t>
+            </w:r>
+          </w:p>
+        </w:tc>
+      </w:tr>
+      <w:tr>
+        <w:tc>
+          <w:p>
+            <w:pPr>
+              <w:pStyle w:val="Compact"/>
+              <w:jc w:val="left"/>
+            </w:pPr>
+            <w:r>
+              <w:t xml:space="preserve">A BC</w:t>
+            </w:r>
+          </w:p>
+        </w:tc>
+        <w:tc>
+          <w:p>
+            <w:pPr>
+              <w:pStyle w:val="Compact"/>
+              <w:jc w:val="center"/>
+            </w:pPr>
+            <w:r>
+              <w:t xml:space="preserve">0.97M</w:t>
+            </w:r>
+          </w:p>
+        </w:tc>
+        <w:tc>
+          <w:p>
+            <w:pPr>
+              <w:pStyle w:val="Compact"/>
+              <w:jc w:val="center"/>
+            </w:pPr>
+            <w:r>
+              <w:t xml:space="preserve">3</w:t>
+            </w:r>
+          </w:p>
+        </w:tc>
+        <w:tc>
+          <w:p>
+            <w:pPr>
+              <w:pStyle w:val="Compact"/>
+              <w:jc w:val="center"/>
+            </w:pPr>
+            <w:r>
+              <w:t xml:space="preserve">3.09</w:t>
+            </w:r>
+          </w:p>
+        </w:tc>
+      </w:tr>
+      <w:tr>
+        <w:tc>
+          <w:p>
+            <w:pPr>
+              <w:pStyle w:val="Compact"/>
+              <w:jc w:val="left"/>
+            </w:pPr>
+            <w:r>
+              <w:t xml:space="preserve">C BC</w:t>
+            </w:r>
+          </w:p>
+        </w:tc>
+        <w:tc>
+          <w:p>
+            <w:pPr>
+              <w:pStyle w:val="Compact"/>
+              <w:jc w:val="center"/>
+            </w:pPr>
+            <w:r>
+              <w:t xml:space="preserve">2.41M</w:t>
+            </w:r>
+          </w:p>
+        </w:tc>
+        <w:tc>
+          <w:p>
+            <w:pPr>
+              <w:pStyle w:val="Compact"/>
+              <w:jc w:val="center"/>
+            </w:pPr>
+            <w:r>
+              <w:t xml:space="preserve">3</w:t>
+            </w:r>
+          </w:p>
+        </w:tc>
+        <w:tc>
+          <w:p>
+            <w:pPr>
+              <w:pStyle w:val="Compact"/>
+              <w:jc w:val="center"/>
+            </w:pPr>
+            <w:r>
+              <w:t xml:space="preserve">1.24</w:t>
+            </w:r>
+          </w:p>
+        </w:tc>
+      </w:tr>
+      <w:tr>
+        <w:tc>
+          <w:p>
+            <w:pPr>
+              <w:pStyle w:val="Compact"/>
+              <w:jc w:val="left"/>
+            </w:pPr>
+            <w:r>
+              <w:t xml:space="preserve">D BC</w:t>
+            </w:r>
+          </w:p>
+        </w:tc>
+        <w:tc>
+          <w:p>
+            <w:pPr>
+              <w:pStyle w:val="Compact"/>
+              <w:jc w:val="center"/>
+            </w:pPr>
+            <w:r>
+              <w:t xml:space="preserve">2.60M</w:t>
+            </w:r>
+          </w:p>
+        </w:tc>
+        <w:tc>
+          <w:p>
+            <w:pPr>
+              <w:pStyle w:val="Compact"/>
+              <w:jc w:val="center"/>
+            </w:pPr>
+            <w:r>
+              <w:t xml:space="preserve">2</w:t>
+            </w:r>
+          </w:p>
+        </w:tc>
+        <w:tc>
+          <w:p>
+            <w:pPr>
+              <w:pStyle w:val="Compact"/>
+              <w:jc w:val="center"/>
+            </w:pPr>
+            <w:r>
+              <w:t xml:space="preserve">0.77</w:t>
+            </w:r>
+          </w:p>
+        </w:tc>
+      </w:tr>
+      <w:tr>
+        <w:tc>
+          <w:p>
+            <w:pPr>
+              <w:pStyle w:val="Compact"/>
+              <w:jc w:val="left"/>
+            </w:pPr>
+            <w:r>
+              <w:t xml:space="preserve">E 蒸馏</w:t>
+            </w:r>
+          </w:p>
+        </w:tc>
+        <w:tc>
+          <w:p>
+            <w:pPr>
+              <w:pStyle w:val="Compact"/>
+              <w:jc w:val="center"/>
+            </w:pPr>
+            <w:r>
+              <w:t xml:space="preserve">2.19M</w:t>
+            </w:r>
+          </w:p>
+        </w:tc>
+        <w:tc>
+          <w:p>
+            <w:pPr>
+              <w:pStyle w:val="Compact"/>
+              <w:jc w:val="center"/>
+            </w:pPr>
+            <w:r>
+              <w:rPr>
+                <w:b/>
+              </w:rPr>
+              <w:t xml:space="preserve">1</w:t>
+            </w:r>
+          </w:p>
+        </w:tc>
+        <w:tc>
+          <w:p>
+            <w:pPr>
+              <w:pStyle w:val="Compact"/>
+              <w:jc w:val="center"/>
+            </w:pPr>
+            <w:r>
+              <w:rPr>
+                <w:b/>
+              </w:rPr>
+              <w:t xml:space="preserve">0.46</w:t>
+            </w:r>
+          </w:p>
+        </w:tc>
+      </w:tr>
+      <w:tr>
+        <w:tc>
+          <w:p>
+            <w:pPr>
+              <w:pStyle w:val="Compact"/>
+              <w:jc w:val="left"/>
+            </w:pPr>
+            <w:r>
+              <w:t xml:space="preserve">B+ 蒸馏</w:t>
+            </w:r>
+          </w:p>
+        </w:tc>
+        <w:tc>
+          <w:p>
+            <w:pPr>
+              <w:pStyle w:val="Compact"/>
+              <w:jc w:val="center"/>
+            </w:pPr>
+            <w:r>
+              <w:t xml:space="preserve">2.55M</w:t>
+            </w:r>
+          </w:p>
+        </w:tc>
+        <w:tc>
+          <w:p>
+            <w:pPr>
+              <w:pStyle w:val="Compact"/>
+              <w:jc w:val="center"/>
+            </w:pPr>
+            <w:r>
+              <w:t xml:space="preserve">1</w:t>
+            </w:r>
+          </w:p>
+        </w:tc>
+        <w:tc>
+          <w:p>
+            <w:pPr>
+              <w:pStyle w:val="Compact"/>
+              <w:jc w:val="center"/>
+            </w:pPr>
+            <w:r>
+              <w:t xml:space="preserve">0.39</w:t>
+            </w:r>
+          </w:p>
+        </w:tc>
+      </w:tr>
+      <w:tr>
+        <w:tc>
+          <w:p>
+            <w:pPr>
+              <w:pStyle w:val="Compact"/>
+              <w:jc w:val="left"/>
+            </w:pPr>
+            <w:r>
+              <w:t xml:space="preserve">教师 ViT+LSTM</w:t>
+            </w:r>
+          </w:p>
+        </w:tc>
+        <w:tc>
+          <w:p>
+            <w:pPr>
+              <w:pStyle w:val="Compact"/>
+              <w:jc w:val="center"/>
+            </w:pPr>
+            <w:r>
+              <w:t xml:space="preserve">3.56M</w:t>
+            </w:r>
+          </w:p>
+        </w:tc>
+        <w:tc>
+          <w:p>
+            <w:pPr>
+              <w:pStyle w:val="Compact"/>
+              <w:jc w:val="center"/>
+            </w:pPr>
+            <w:r>
+              <w:t xml:space="preserve">2</w:t>
+            </w:r>
+          </w:p>
+        </w:tc>
+        <w:tc>
+          <w:p>
+            <w:pPr>
+              <w:pStyle w:val="Compact"/>
+              <w:jc w:val="center"/>
+            </w:pPr>
+            <w:r>
+              <w:t xml:space="preserve">0.56</w:t>
+            </w:r>
+          </w:p>
+        </w:tc>
+      </w:tr>
+      <w:tr>
+        <w:tc>
+          <w:p>
+            <w:pPr>
+              <w:pStyle w:val="Compact"/>
+              <w:jc w:val="left"/>
+            </w:pPr>
+            <w:r>
+              <w:t xml:space="preserve">Fv5 BC</w:t>
+            </w:r>
+          </w:p>
+        </w:tc>
+        <w:tc>
+          <w:p>
+            <w:pPr>
+              <w:pStyle w:val="Compact"/>
+              <w:jc w:val="center"/>
+            </w:pPr>
+            <w:r>
+              <w:t xml:space="preserve">2.55M</w:t>
+            </w:r>
+          </w:p>
+        </w:tc>
+        <w:tc>
+          <w:p>
+            <w:pPr>
+              <w:pStyle w:val="Compact"/>
+              <w:jc w:val="center"/>
+            </w:pPr>
+            <w:r>
+              <w:t xml:space="preserve">5</w:t>
+            </w:r>
+          </w:p>
+        </w:tc>
+        <w:tc>
+          <w:p>
+            <w:pPr>
+              <w:pStyle w:val="Compact"/>
+              <w:jc w:val="center"/>
+            </w:pPr>
+            <w:r>
+              <w:t xml:space="preserve">1.96</w:t>
+            </w:r>
+          </w:p>
+        </w:tc>
+      </w:tr>
+      <w:tr>
+        <w:tc>
+          <w:p>
+            <w:pPr>
+              <w:pStyle w:val="Compact"/>
+              <w:jc w:val="left"/>
+            </w:pPr>
+            <w:r>
+              <w:t xml:space="preserve">G_basic（CNN+MLP）</w:t>
+            </w:r>
+          </w:p>
+        </w:tc>
+        <w:tc>
+          <w:p>
+            <w:pPr>
+              <w:pStyle w:val="Compact"/>
+              <w:jc w:val="center"/>
+            </w:pPr>
+            <w:r>
+              <w:t xml:space="preserve">0.49M</w:t>
+            </w:r>
+          </w:p>
+        </w:tc>
+        <w:tc>
+          <w:p>
+            <w:pPr>
+              <w:pStyle w:val="Compact"/>
+              <w:jc w:val="center"/>
+            </w:pPr>
+            <w:r>
+              <w:t xml:space="preserve">4</w:t>
+            </w:r>
+          </w:p>
+        </w:tc>
+        <w:tc>
+          <w:p>
+            <w:pPr>
+              <w:pStyle w:val="Compact"/>
+              <w:jc w:val="center"/>
+            </w:pPr>
+            <w:r>
+              <w:rPr>
+                <w:b/>
+              </w:rPr>
+              <w:t xml:space="preserve">8.16</w:t>
+            </w:r>
+          </w:p>
+        </w:tc>
+      </w:tr>
+      <w:tr>
+        <w:tc>
+          <w:p>
+            <w:pPr>
+              <w:pStyle w:val="Compact"/>
+              <w:jc w:val="left"/>
+            </w:pPr>
+            <w:r>
+              <w:t xml:space="preserve">G_lstm（CNN+LSTM）</w:t>
+            </w:r>
+          </w:p>
+        </w:tc>
+        <w:tc>
+          <w:p>
+            <w:pPr>
+              <w:pStyle w:val="Compact"/>
+              <w:jc w:val="center"/>
+            </w:pPr>
+            <w:r>
+              <w:t xml:space="preserve">0.80M</w:t>
+            </w:r>
+          </w:p>
+        </w:tc>
+        <w:tc>
+          <w:p>
+            <w:pPr>
+              <w:pStyle w:val="Compact"/>
+              <w:jc w:val="center"/>
+            </w:pPr>
+            <w:r>
+              <w:t xml:space="preserve">4</w:t>
+            </w:r>
+          </w:p>
+        </w:tc>
+        <w:tc>
+          <w:p>
+            <w:pPr>
+              <w:pStyle w:val="Compact"/>
+              <w:jc w:val="center"/>
+            </w:pPr>
+            <w:r>
+              <w:t xml:space="preserve">5.00</w:t>
+            </w:r>
+          </w:p>
+        </w:tc>
+      </w:tr>
+    </w:tbl>
+    <w:p>
+      <w:pPr>
+        <w:pStyle w:val="BodyText"/>
+      </w:pPr>
+      <w:r>
+        <w:t xml:space="preserve">表 4.3 展示了参数效率的显著差异。G_basic以8.16次碰撞/百万参数位居参数效率首位——尽管绝对碰撞次数（4次）高于E蒸馏（1次），但其参数量仅为E的22%。G_lstm（5.00次/M）同样远超所有Mamba架构。这说明在T=1设定下，以极低参数量实现接近性能的纯CNN方案在参数效率维度上具有压倒性优势。A BC虽然参数量最少（0.97M），但其效率比（3.09 次/M）最差——每百万参数对应超过 3 次碰撞，且推理延迟高达 24.3 ms，实际应用价值有限。Fv5 BC（2.55M，5 次碰撞，效率比 1.96）进一步验证了参数分配的关键性：其 78% 的参数分配给时序头，但性能远差于参数更少但编码器更强的架构（E 和 C 均为 3 次碰撞）。D BC（2.60M，2 次碰撞，效率比 0.77）在 Mamba 架构中参数效率最高。</w:t>
+      </w:r>
+    </w:p>
+    <w:p>
+      <w:pPr>
+        <w:pStyle w:val="BodyText"/>
+      </w:pPr>
+      <w:r>
+        <w:t xml:space="preserve">E 蒸馏和 B+ 蒸馏分别以 0.46 和 0.39 的效率比位居前列，均优于教师的 0.56。这一结果表明，经过跨架构蒸馏后，轻量 Mamba 学生不仅达到甚至超越了教师的行为性能，还在参数利用效率上实现了质的提升。参数效率分析的核心启示是：</w:t>
+      </w:r>
+      <w:r>
+        <w:rPr>
+          <w:b/>
+        </w:rPr>
+        <w:t xml:space="preserve">参数量大小并非性能的决定因素，架构设计和容量分配的合理性才是效率的关键</w:t>
+      </w:r>
+      <w:r>
+        <w:t xml:space="preserve">。</w:t>
+      </w:r>
+    </w:p>
+    <w:p>
+      <w:pPr>
+        <w:pStyle w:val="Heading2"/>
+      </w:pPr>
+      <w:bookmarkStart w:id="61" w:name="速度鲁棒性与环境泛化"/>
+      <w:r>
+        <w:t xml:space="preserve">速度鲁棒性与环境泛化</w:t>
+      </w:r>
+      <w:bookmarkEnd w:id="61"/>
+    </w:p>
+    <w:p>
+      <w:pPr>
+        <w:pStyle w:val="FirstParagraph"/>
+      </w:pPr>
+      <w:r>
+        <w:t xml:space="preserve">为全面评估模型的鲁棒性和泛化能力，本文在两个维度上进行扩展测试：（1）将飞行速度从 5 m/s 提升至 7 m/s；（2）在树木环境中重新测试。实验结果分别如表 4.4 和表 4.5 所示。</w:t>
+      </w:r>
+    </w:p>
+    <w:p>
+      <w:pPr>
+        <w:pStyle w:val="TableCaption"/>
+      </w:pPr>
+      <w:r>
+        <w:t xml:space="preserve">速度鲁棒性：不同飞行速度下的碰撞次数（球体环境）</w:t>
+      </w:r>
+    </w:p>
+    <w:tbl>
+      <w:tblPr>
+        <w:tblStyle w:val="Table"/>
+        <w:tblW w:type="pct" w:w="0.0"/>
+        <w:tblLook w:firstRow="1"/>
+        <w:tblCaption w:val="速度鲁棒性：不同飞行速度下的碰撞次数（球体环境）"/>
+      </w:tblPr>
+      <w:tblGrid/>
+      <w:tr>
+        <w:trPr>
+          <w:cnfStyle w:firstRow="1"/>
+        </w:trPr>
+        <w:tc>
+          <w:tcPr>
+            <w:tcBorders>
+              <w:bottom w:val="single"/>
+            </w:tcBorders>
+            <w:vAlign w:val="bottom"/>
+          </w:tcPr>
+          <w:p>
+            <w:pPr>
+              <w:pStyle w:val="Compact"/>
+              <w:jc w:val="left"/>
+            </w:pPr>
+            <w:r>
+              <w:t xml:space="preserve">模型</w:t>
+            </w:r>
+          </w:p>
+        </w:tc>
+        <w:tc>
+          <w:tcPr>
+            <w:tcBorders>
+              <w:bottom w:val="single"/>
+            </w:tcBorders>
+            <w:vAlign w:val="bottom"/>
+          </w:tcPr>
+          <w:p>
+            <w:pPr>
+              <w:pStyle w:val="Compact"/>
+              <w:jc w:val="center"/>
+            </w:pPr>
+            <w:r>
+              <w:t xml:space="preserve">5 m/s</w:t>
+            </w:r>
+          </w:p>
+        </w:tc>
+        <w:tc>
+          <w:tcPr>
+            <w:tcBorders>
+              <w:bottom w:val="single"/>
+            </w:tcBorders>
+            <w:vAlign w:val="bottom"/>
+          </w:tcPr>
+          <w:p>
+            <w:pPr>
+              <w:pStyle w:val="Compact"/>
+              <w:jc w:val="center"/>
+            </w:pPr>
+            <w:r>
+              <w:t xml:space="preserve">7 m/s</w:t>
+            </w:r>
+          </w:p>
+        </w:tc>
+      </w:tr>
+      <w:tr>
+        <w:tc>
+          <w:p>
+            <w:pPr>
+              <w:pStyle w:val="Compact"/>
+              <w:jc w:val="left"/>
+            </w:pPr>
+            <w:r>
+              <w:t xml:space="preserve">教师 ViT+LSTM</w:t>
+            </w:r>
+          </w:p>
+        </w:tc>
+        <w:tc>
+          <w:p>
+            <w:pPr>
+              <w:pStyle w:val="Compact"/>
+              <w:jc w:val="center"/>
+            </w:pPr>
+            <w:r>
+              <w:t xml:space="preserve">2</w:t>
+            </w:r>
+          </w:p>
+        </w:tc>
+        <w:tc>
+          <w:p>
+            <w:pPr>
+              <w:pStyle w:val="Compact"/>
+              <w:jc w:val="center"/>
+            </w:pPr>
+            <w:r>
+              <w:t xml:space="preserve">5</w:t>
+            </w:r>
+          </w:p>
+        </w:tc>
+      </w:tr>
+      <w:tr>
+        <w:tc>
+          <w:p>
+            <w:pPr>
+              <w:pStyle w:val="Compact"/>
+              <w:jc w:val="left"/>
+            </w:pPr>
+            <w:r>
+              <w:t xml:space="preserve">E 蒸馏</w:t>
+            </w:r>
+          </w:p>
+        </w:tc>
+        <w:tc>
+          <w:p>
+            <w:pPr>
+              <w:pStyle w:val="Compact"/>
+              <w:jc w:val="center"/>
+            </w:pPr>
+            <w:r>
+              <w:rPr>
+                <w:b/>
+              </w:rPr>
+              <w:t xml:space="preserve">1</w:t>
+            </w:r>
+          </w:p>
+        </w:tc>
+        <w:tc>
+          <w:p>
+            <w:pPr>
+              <w:pStyle w:val="Compact"/>
+              <w:jc w:val="center"/>
+            </w:pPr>
+            <w:r>
+              <w:rPr>
+                <w:b/>
+              </w:rPr>
+              <w:t xml:space="preserve">1</w:t>
+            </w:r>
+          </w:p>
+        </w:tc>
+      </w:tr>
+      <w:tr>
+        <w:tc>
+          <w:p>
+            <w:pPr>
+              <w:pStyle w:val="Compact"/>
+              <w:jc w:val="left"/>
+            </w:pPr>
+            <w:r>
+              <w:t xml:space="preserve">B+ 蒸馏</w:t>
+            </w:r>
+          </w:p>
+        </w:tc>
+        <w:tc>
+          <w:p>
+            <w:pPr>
+              <w:pStyle w:val="Compact"/>
+              <w:jc w:val="center"/>
+            </w:pPr>
+            <w:r>
+              <w:rPr>
+                <w:b/>
+              </w:rPr>
+              <w:t xml:space="preserve">1</w:t>
+            </w:r>
+          </w:p>
+        </w:tc>
+        <w:tc>
+          <w:p>
+            <w:pPr>
+              <w:pStyle w:val="Compact"/>
+              <w:jc w:val="center"/>
+            </w:pPr>
+            <w:r>
+              <w:rPr>
+                <w:b/>
+              </w:rPr>
+              <w:t xml:space="preserve">1</w:t>
+            </w:r>
+          </w:p>
+        </w:tc>
+      </w:tr>
+      <w:tr>
+        <w:tc>
+          <w:p>
+            <w:pPr>
+              <w:pStyle w:val="Compact"/>
+              <w:jc w:val="left"/>
+            </w:pPr>
+            <w:r>
+              <w:t xml:space="preserve">G_basic（CNN+MLP）</w:t>
+            </w:r>
+          </w:p>
+        </w:tc>
+        <w:tc>
+          <w:p>
+            <w:pPr>
+              <w:pStyle w:val="Compact"/>
+              <w:jc w:val="center"/>
+            </w:pPr>
+            <w:r>
+              <w:t xml:space="preserve">4</w:t>
+            </w:r>
+          </w:p>
+        </w:tc>
+        <w:tc>
+          <w:p>
+            <w:pPr>
+              <w:pStyle w:val="Compact"/>
+              <w:jc w:val="center"/>
+            </w:pPr>
+            <w:r>
+              <w:t xml:space="preserve">3</w:t>
+            </w:r>
+          </w:p>
+        </w:tc>
+      </w:tr>
+      <w:tr>
+        <w:tc>
+          <w:p>
+            <w:pPr>
+              <w:pStyle w:val="Compact"/>
+              <w:jc w:val="left"/>
+            </w:pPr>
+            <w:r>
+              <w:t xml:space="preserve">G_lstm（CNN+LSTM）</w:t>
+            </w:r>
+          </w:p>
+        </w:tc>
+        <w:tc>
+          <w:p>
+            <w:pPr>
+              <w:pStyle w:val="Compact"/>
+              <w:jc w:val="center"/>
+            </w:pPr>
+            <w:r>
+              <w:t xml:space="preserve">4</w:t>
+            </w:r>
+          </w:p>
+        </w:tc>
+        <w:tc>
+          <w:p>
+            <w:pPr>
+              <w:pStyle w:val="Compact"/>
+              <w:jc w:val="center"/>
+            </w:pPr>
+            <w:r>
+              <w:t xml:space="preserve">6</w:t>
+            </w:r>
+          </w:p>
+        </w:tc>
+      </w:tr>
+    </w:tbl>
+    <w:p>
+      <w:pPr>
+        <w:pStyle w:val="BodyText"/>
+      </w:pPr>
+      <w:r>
+        <w:rPr>
+          <w:b/>
+        </w:rPr>
+        <w:t xml:space="preserve">教师高速退化严重.</w:t>
+      </w:r>
+      <w:r>
+        <w:t xml:space="preserve"> </w:t>
+      </w:r>
+      <w:r>
+        <w:t xml:space="preserve">教师 ViT+LSTM 在 7 m/s 时碰撞次数从 2 次急剧增至 5 次，降幅达 150%。这一退化与教师训练数据的收集速度（约 5 m/s）一致——在多步预测</w:t>
+      </w:r>
+      <w:r>
+        <w:t xml:space="preserve"> </w:t>
+      </w:r>
+      <m:oMath>
+        <m:r>
+          <m:t>T</m:t>
+        </m:r>
+        <m:r>
+          <m:t>=</m:t>
+        </m:r>
+        <m:r>
+          <m:t>1</m:t>
+        </m:r>
+      </m:oMath>
+      <w:r>
+        <w:t xml:space="preserve"> </w:t>
+      </w:r>
+      <w:r>
+        <w:t xml:space="preserve">的设置下，教师无法利用时序记忆适应速度变化，其速度策略在高速区间出现严重外推失败。</w:t>
+      </w:r>
+    </w:p>
+    <w:p>
+      <w:pPr>
+        <w:pStyle w:val="BodyText"/>
+      </w:pPr>
+      <w:r>
+        <w:rPr>
+          <w:b/>
+        </w:rPr>
+        <w:t xml:space="preserve">G系列速度鲁棒性对比.</w:t>
+      </w:r>
+      <w:r>
+        <w:t xml:space="preserve"> </w:t>
+      </w:r>
+      <w:r>
+        <w:t xml:space="preserve">G_basic在7m/s下碰撞从4次降至3次（有所改善），而G_lstm从4次恶化至6次。G_lstm的高速退化（6次碰撞）与E蒸馏的高速稳定（1次碰撞）形成鲜明对比——两者使用相同CNN编码器，唯一区别在于时序头类型（LSTM vs SSM）。这表明虽然T=1下单帧决策中SSM头贡献有限，但在高速场景下，SSM的状态递推结构通过连续帧之间的隐状态耦合提供了更好的稳定性。LSTM虽然理论上具有更强的时序建模能力，但在单步预测（T=1）模式下其门控机制无法有效利用历史信息，反而在高速分布外场景中产生不稳定的控制输出。</w:t>
+      </w:r>
+    </w:p>
+    <w:p>
+      <w:pPr>
+        <w:pStyle w:val="BodyText"/>
+      </w:pPr>
+      <w:r>
+        <w:rPr>
+          <w:b/>
+        </w:rPr>
+        <w:t xml:space="preserve">蒸馏模型速度鲁棒性优异.</w:t>
+      </w:r>
+      <w:r>
+        <w:t xml:space="preserve"> </w:t>
+      </w:r>
+      <w:r>
+        <w:t xml:space="preserve">E 蒸馏和 B+ 蒸馏在 7 m/s 下均保持仅 1 次碰撞，实现了零退化。这一结果具有重要的实践意义：蒸馏不仅降低了碰撞率，还赋予了学生超越教师速度适应范围的能力。可能的原因在于：Mamba 架构的线性复杂度使其在高速场景下能更稳定地处理连续帧之间的时序依赖；同时蒸馏过程中教师提供的软标签起到了正则化作用，使学生模型学习到更平滑的速度策略，避免了教师自身在高速区间的过度激进行为。</w:t>
+      </w:r>
+    </w:p>
+    <w:p>
+      <w:pPr>
+        <w:pStyle w:val="TableCaption"/>
+      </w:pPr>
+      <w:r>
+        <w:t xml:space="preserve">环境泛化：树木环境测试结果</w:t>
+      </w:r>
+    </w:p>
+    <w:tbl>
+      <w:tblPr>
+        <w:tblStyle w:val="Table"/>
+        <w:tblW w:type="pct" w:w="0.0"/>
+        <w:tblLook w:firstRow="1"/>
+        <w:tblCaption w:val="环境泛化：树木环境测试结果"/>
+      </w:tblPr>
+      <w:tblGrid/>
+      <w:tr>
+        <w:trPr>
+          <w:cnfStyle w:firstRow="1"/>
+        </w:trPr>
+        <w:tc>
+          <w:tcPr>
+            <w:tcBorders>
+              <w:bottom w:val="single"/>
+            </w:tcBorders>
+            <w:vAlign w:val="bottom"/>
+          </w:tcPr>
+          <w:p>
+            <w:pPr>
+              <w:pStyle w:val="Compact"/>
+              <w:jc w:val="left"/>
+            </w:pPr>
+            <w:r>
+              <w:t xml:space="preserve">模型</w:t>
+            </w:r>
+          </w:p>
+        </w:tc>
+        <w:tc>
+          <w:tcPr>
+            <w:tcBorders>
+              <w:bottom w:val="single"/>
+            </w:tcBorders>
+            <w:vAlign w:val="bottom"/>
+          </w:tcPr>
+          <w:p>
+            <w:pPr>
+              <w:pStyle w:val="Compact"/>
+              <w:jc w:val="center"/>
+            </w:pPr>
+            <w:r>
+              <w:t xml:space="preserve">5 m/s</w:t>
+            </w:r>
+          </w:p>
+        </w:tc>
+        <w:tc>
+          <w:tcPr>
+            <w:tcBorders>
+              <w:bottom w:val="single"/>
+            </w:tcBorders>
+            <w:vAlign w:val="bottom"/>
+          </w:tcPr>
+          <w:p>
+            <w:pPr>
+              <w:pStyle w:val="Compact"/>
+              <w:jc w:val="center"/>
+            </w:pPr>
+            <w:r>
+              <w:t xml:space="preserve">7 m/s</w:t>
+            </w:r>
+          </w:p>
+        </w:tc>
+      </w:tr>
+      <w:tr>
+        <w:tc>
+          <w:p>
+            <w:pPr>
+              <w:pStyle w:val="Compact"/>
+              <w:jc w:val="left"/>
+            </w:pPr>
+            <w:r>
+              <w:t xml:space="preserve">教师 ViT+LSTM</w:t>
+            </w:r>
+          </w:p>
+        </w:tc>
+        <w:tc>
+          <w:p>
+            <w:pPr>
+              <w:pStyle w:val="Compact"/>
+              <w:jc w:val="center"/>
+            </w:pPr>
+            <w:r>
+              <w:rPr>
+                <w:b/>
+              </w:rPr>
+              <w:t xml:space="preserve">0</w:t>
+            </w:r>
+          </w:p>
+        </w:tc>
+        <w:tc>
+          <w:p>
+            <w:pPr>
+              <w:pStyle w:val="Compact"/>
+              <w:jc w:val="center"/>
+            </w:pPr>
+            <w:r>
+              <w:rPr>
+                <w:b/>
+              </w:rPr>
+              <w:t xml:space="preserve">0</w:t>
+            </w:r>
+          </w:p>
+        </w:tc>
+      </w:tr>
+      <w:tr>
+        <w:tc>
+          <w:p>
+            <w:pPr>
+              <w:pStyle w:val="Compact"/>
+              <w:jc w:val="left"/>
+            </w:pPr>
+            <w:r>
+              <w:t xml:space="preserve">B+ 蒸馏</w:t>
+            </w:r>
+          </w:p>
+        </w:tc>
+        <w:tc>
+          <w:p>
+            <w:pPr>
+              <w:pStyle w:val="Compact"/>
+              <w:jc w:val="center"/>
+            </w:pPr>
+            <w:r>
+              <w:rPr>
+                <w:b/>
+              </w:rPr>
+              <w:t xml:space="preserve">0</w:t>
+            </w:r>
+          </w:p>
+        </w:tc>
+        <w:tc>
+          <w:p>
+            <w:pPr>
+              <w:pStyle w:val="Compact"/>
+              <w:jc w:val="center"/>
+            </w:pPr>
+            <w:r>
+              <w:t xml:space="preserve">1</w:t>
+            </w:r>
+          </w:p>
+        </w:tc>
+      </w:tr>
+      <w:tr>
+        <w:tc>
+          <w:p>
+            <w:pPr>
+              <w:pStyle w:val="Compact"/>
+              <w:jc w:val="left"/>
+            </w:pPr>
+            <w:r>
+              <w:t xml:space="preserve">E 蒸馏</w:t>
+            </w:r>
+          </w:p>
+        </w:tc>
+        <w:tc>
+          <w:p>
+            <w:pPr>
+              <w:pStyle w:val="Compact"/>
+              <w:jc w:val="center"/>
+            </w:pPr>
+            <w:r>
+              <w:t xml:space="preserve">1</w:t>
+            </w:r>
+          </w:p>
+        </w:tc>
+        <w:tc>
+          <w:p>
+            <w:pPr>
+              <w:pStyle w:val="Compact"/>
+              <w:jc w:val="center"/>
+            </w:pPr>
+            <w:r>
+              <w:t xml:space="preserve">2</w:t>
+            </w:r>
+          </w:p>
+        </w:tc>
+      </w:tr>
+    </w:tbl>
+    <w:p>
+      <w:pPr>
+        <w:pStyle w:val="BodyText"/>
+      </w:pPr>
+      <w:r>
+        <w:rPr>
+          <w:b/>
+        </w:rPr>
+        <w:t xml:space="preserve">树木环境下蒸馏的泛化边界.</w:t>
+      </w:r>
+      <w:r>
+        <w:t xml:space="preserve"> </w:t>
+      </w:r>
+      <w:r>
+        <w:t xml:space="preserve">在树木环境中，教师模型在两个速度下均实现 0 次碰撞，说明其 ViT 编码器在大规模预训练中获得了更通用的视觉表示。然而，蒸馏模型出现了不同程度的退化：E 蒸馏从球体环境的 1 次变为树木环境的 1 次（5 m/s）和 2 次（7 m/s）；B+ 蒸馏在 5 m/s 时保持 0 次碰撞，但 7 m/s 时增至 1 次。</w:t>
+      </w:r>
+    </w:p>
+    <w:p>
+      <w:pPr>
+        <w:pStyle w:val="BodyText"/>
+      </w:pPr>
+      <w:r>
+        <w:t xml:space="preserve">这一现象揭示了跨架构蒸馏的</w:t>
+      </w:r>
+      <w:r>
+        <w:rPr>
+          <w:b/>
+        </w:rPr>
+        <w:t xml:space="preserve">泛化边界</w:t>
+      </w:r>
+      <w:r>
+        <w:t xml:space="preserve">：蒸馏过程使学生模型偏向教师的特征空间，虽然教师具有很强的泛化能力，但学生有限的模型容量无法完整继承这一能力，在新环境中反而不如教师的零样本泛化表现。B+ 蒸馏在树木环境中优于 E 蒸馏，说明 MambaVision 的混合编码器比 E 的纯 CNN 编码器具有更好的视觉泛化性。</w:t>
+      </w:r>
+    </w:p>
+    <w:p>
+      <w:pPr>
+        <w:pStyle w:val="CaptionedFigure"/>
+      </w:pPr>
+      <w:r>
+        <w:drawing>
+          <wp:inline>
+            <wp:extent cx="3810000" cy="2540000"/>
+            <wp:effectExtent b="0" l="0" r="0" t="0"/>
+            <wp:docPr descr="蒸馏效果的边界条件。球体环境中蒸馏有效（绿色柱低于蓝色），树木环境7m/s时蒸馏反而退化（红色标注），揭示了跨架构蒸馏的环境依赖边界条件。" title="" id="1" name="Picture"/>
+            <a:graphic>
+              <a:graphicData uri="http://schemas.openxmlformats.org/drawingml/2006/picture">
+                <pic:pic>
+                  <pic:nvPicPr>
+                    <pic:cNvPr descr="figures/figure2.pdf" id="0" name="Picture"/>
+                    <pic:cNvPicPr>
+                      <a:picLocks noChangeArrowheads="1" noChangeAspect="1"/>
+                    </pic:cNvPicPr>
+                  </pic:nvPicPr>
+                  <pic:blipFill>
+                    <a:blip r:embed="rId62"/>
+                    <a:stretch>
+                      <a:fillRect/>
+                    </a:stretch>
+                  </pic:blipFill>
+                  <pic:spPr bwMode="auto">
+                    <a:xfrm>
+                      <a:off x="0" y="0"/>
+                      <a:ext cx="3810000" cy="2540000"/>
+                    </a:xfrm>
+                    <a:prstGeom prst="rect">
+                      <a:avLst/>
+                    </a:prstGeom>
+                    <a:noFill/>
+                    <a:ln w="9525">
+                      <a:noFill/>
+                      <a:headEnd/>
+                      <a:tailEnd/>
+                    </a:ln>
+                  </pic:spPr>
+                </pic:pic>
+              </a:graphicData>
+            </a:graphic>
+          </wp:inline>
+        </w:drawing>
+      </w:r>
+    </w:p>
+    <w:p>
+      <w:pPr>
+        <w:pStyle w:val="ImageCaption"/>
+      </w:pPr>
+      <w:r>
         <w:t xml:space="preserve">蒸馏效果的边界条件。球体环境中蒸馏有效（绿色柱低于蓝色），树木环境7m/s时蒸馏反而退化（红色标注），揭示了跨架构蒸馏的环境依赖边界条件。</w:t>
       </w:r>
     </w:p>
@@ -9933,11 +10043,11 @@
       <w:pPr>
         <w:pStyle w:val="Heading2"/>
       </w:pPr>
-      <w:bookmarkStart w:id="61" w:name="消融实验"/>
+      <w:bookmarkStart w:id="63" w:name="消融实验"/>
       <w:r>
         <w:t xml:space="preserve">消融实验</w:t>
       </w:r>
-      <w:bookmarkEnd w:id="61"/>
+      <w:bookmarkEnd w:id="63"/>
     </w:p>
     <w:p>
       <w:pPr>
@@ -9951,11 +10061,11 @@
       <w:pPr>
         <w:pStyle w:val="Heading3"/>
       </w:pPr>
-      <w:bookmarkStart w:id="62" w:name="数据增强消融"/>
+      <w:bookmarkStart w:id="64" w:name="数据增强消融"/>
       <w:r>
         <w:t xml:space="preserve">数据增强消融</w:t>
       </w:r>
-      <w:bookmarkEnd w:id="62"/>
+      <w:bookmarkEnd w:id="64"/>
     </w:p>
     <w:p>
       <w:pPr>
@@ -10218,6 +10328,61 @@
     </w:tbl>
     <w:p>
       <w:pPr>
+        <w:pStyle w:val="CaptionedFigure"/>
+      </w:pPr>
+      <w:r>
+        <w:drawing>
+          <wp:inline>
+            <wp:extent cx="3810000" cy="2540000"/>
+            <wp:effectExtent b="0" l="0" r="0" t="0"/>
+            <wp:docPr descr="数据增强消融：碰撞次数与增强效果分解。（左）各模型在四种条件下的碰撞次数热图，颜色越深碰撞越多；（中、右）增强前后的碰撞变化量，绿色=改善，红色=退化。B+和B从数据增强中显著受益，C/D/E反而退化。" title="" id="1" name="Picture"/>
+            <a:graphic>
+              <a:graphicData uri="http://schemas.openxmlformats.org/drawingml/2006/picture">
+                <pic:pic>
+                  <pic:nvPicPr>
+                    <pic:cNvPr descr="figures/fig_ablation_heatmap.pdf" id="0" name="Picture"/>
+                    <pic:cNvPicPr>
+                      <a:picLocks noChangeArrowheads="1" noChangeAspect="1"/>
+                    </pic:cNvPicPr>
+                  </pic:nvPicPr>
+                  <pic:blipFill>
+                    <a:blip r:embed="rId65"/>
+                    <a:stretch>
+                      <a:fillRect/>
+                    </a:stretch>
+                  </pic:blipFill>
+                  <pic:spPr bwMode="auto">
+                    <a:xfrm>
+                      <a:off x="0" y="0"/>
+                      <a:ext cx="3810000" cy="2540000"/>
+                    </a:xfrm>
+                    <a:prstGeom prst="rect">
+                      <a:avLst/>
+                    </a:prstGeom>
+                    <a:noFill/>
+                    <a:ln w="9525">
+                      <a:noFill/>
+                      <a:headEnd/>
+                      <a:tailEnd/>
+                    </a:ln>
+                  </pic:spPr>
+                </pic:pic>
+              </a:graphicData>
+            </a:graphic>
+          </wp:inline>
+        </w:drawing>
+      </w:r>
+    </w:p>
+    <w:p>
+      <w:pPr>
+        <w:pStyle w:val="ImageCaption"/>
+      </w:pPr>
+      <w:r>
+        <w:t xml:space="preserve">数据增强消融：碰撞次数与增强效果分解。（左）各模型在四种条件下的碰撞次数热图，颜色越深碰撞越多；（中、右）增强前后的碰撞变化量，绿色=改善，红色=退化。B+和B从数据增强中显著受益，C/D/E反而退化。</w:t>
+      </w:r>
+    </w:p>
+    <w:p>
+      <w:pPr>
         <w:pStyle w:val="BodyText"/>
       </w:pPr>
       <w:r>
@@ -10237,11 +10402,11 @@
       <w:pPr>
         <w:pStyle w:val="Heading3"/>
       </w:pPr>
-      <w:bookmarkStart w:id="63" w:name="多步预测消融"/>
+      <w:bookmarkStart w:id="66" w:name="多步预测消融"/>
       <w:r>
         <w:t xml:space="preserve">多步预测消融</w:t>
       </w:r>
-      <w:bookmarkEnd w:id="63"/>
+      <w:bookmarkEnd w:id="66"/>
     </w:p>
     <w:p>
       <w:pPr>
@@ -10358,11 +10523,11 @@
       <w:pPr>
         <w:pStyle w:val="Heading3"/>
       </w:pPr>
-      <w:bookmarkStart w:id="64" w:name="损失权重消融"/>
+      <w:bookmarkStart w:id="67" w:name="损失权重消融"/>
       <w:r>
         <w:t xml:space="preserve">损失权重消融</w:t>
       </w:r>
-      <w:bookmarkEnd w:id="64"/>
+      <w:bookmarkEnd w:id="67"/>
     </w:p>
     <w:p>
       <w:pPr>
@@ -10533,11 +10698,11 @@
       <w:pPr>
         <w:pStyle w:val="Heading3"/>
       </w:pPr>
-      <w:bookmarkStart w:id="65" w:name="born-again-蒸馏"/>
+      <w:bookmarkStart w:id="68" w:name="born-again-蒸馏"/>
       <w:r>
         <w:t xml:space="preserve">Born-again 蒸馏</w:t>
       </w:r>
-      <w:bookmarkEnd w:id="65"/>
+      <w:bookmarkEnd w:id="68"/>
     </w:p>
     <w:p>
       <w:pPr>
@@ -10551,11 +10716,11 @@
       <w:pPr>
         <w:pStyle w:val="Heading3"/>
       </w:pPr>
-      <w:bookmarkStart w:id="66" w:name="大规模伪标签训练"/>
+      <w:bookmarkStart w:id="69" w:name="大规模伪标签训练"/>
       <w:r>
         <w:t xml:space="preserve">大规模伪标签训练</w:t>
       </w:r>
-      <w:bookmarkEnd w:id="66"/>
+      <w:bookmarkEnd w:id="69"/>
     </w:p>
     <w:p>
       <w:pPr>
@@ -10578,11 +10743,11 @@
       <w:pPr>
         <w:pStyle w:val="Heading3"/>
       </w:pPr>
-      <w:bookmarkStart w:id="67" w:name="关键设计因素综合对比"/>
+      <w:bookmarkStart w:id="70" w:name="关键设计因素综合对比"/>
       <w:r>
         <w:t xml:space="preserve">关键设计因素综合对比</w:t>
       </w:r>
-      <w:bookmarkEnd w:id="67"/>
+      <w:bookmarkEnd w:id="70"/>
     </w:p>
     <w:p>
       <w:pPr>
@@ -10979,11 +11144,11 @@
       <w:pPr>
         <w:pStyle w:val="Heading2"/>
       </w:pPr>
-      <w:bookmarkStart w:id="68" w:name="讨论"/>
+      <w:bookmarkStart w:id="71" w:name="讨论"/>
       <w:r>
         <w:t xml:space="preserve">讨论</w:t>
       </w:r>
-      <w:bookmarkEnd w:id="68"/>
+      <w:bookmarkEnd w:id="71"/>
     </w:p>
     <w:p>
       <w:pPr>
@@ -11180,11 +11345,11 @@
       <w:pPr>
         <w:pStyle w:val="Heading2"/>
       </w:pPr>
-      <w:bookmarkStart w:id="69" w:name="本章小结-2"/>
+      <w:bookmarkStart w:id="72" w:name="本章小结-2"/>
       <w:r>
         <w:t xml:space="preserve">本章小结</w:t>
       </w:r>
-      <w:bookmarkEnd w:id="69"/>
+      <w:bookmarkEnd w:id="72"/>
     </w:p>
     <w:p>
       <w:pPr>
@@ -11198,28 +11363,28 @@
       <w:pPr>
         <w:pStyle w:val="Heading1"/>
       </w:pPr>
-      <w:bookmarkStart w:id="70" w:name="总结与展望"/>
+      <w:bookmarkStart w:id="73" w:name="总结与展望"/>
       <w:r>
         <w:t xml:space="preserve">总结与展望</w:t>
       </w:r>
-      <w:bookmarkEnd w:id="70"/>
+      <w:bookmarkEnd w:id="73"/>
     </w:p>
     <w:p>
       <w:pPr>
         <w:pStyle w:val="Heading2"/>
       </w:pPr>
-      <w:bookmarkStart w:id="71" w:name="工作总结"/>
+      <w:bookmarkStart w:id="74" w:name="工作总结"/>
       <w:r>
         <w:t xml:space="preserve">工作总结</w:t>
       </w:r>
-      <w:bookmarkEnd w:id="71"/>
+      <w:bookmarkEnd w:id="74"/>
     </w:p>
     <w:p>
       <w:pPr>
         <w:pStyle w:val="FirstParagraph"/>
       </w:pPr>
       <w:r>
-        <w:t xml:space="preserve">本文围绕"如何设计和优化适用于四旋翼避障的端到端神经网络架构"这一核心问题，对六种基于Mamba的状态空间模型架构——VMamba+LSTM（架构A）、MambaVision+SSM（架构B）、MambaVision+Mamba-3（架构B+）、CNN+Mamba3（架构C）、STH-Mamba（架构D）、DecisionMamba（架构E）——在Flightmare仿真器[9]上的端到端视觉避障性能进行了系统性的比较评估。本文设计了跨架构知识蒸馏框架，将ViT+LSTM教师模型[4]的知识迁移至Mamba学生模型，并系统研究了蒸馏在不同环境（球体、树木）和不同飞行速度（5m/s、7m/s）下的有效性边界。</w:t>
+        <w:t xml:space="preserve">本文围绕"如何设计和优化适用于四旋翼避障的端到端神经网络架构"这一核心问题，对六种基于Mamba的状态空间模型架构——VMamba+LSTM（架构A）、MambaVision+SSM（架构B）、MambaVision+Mamba-3（架构B+）、CNN+Mamba3（架构C）、STH-Mamba（架构D）、DecisionMamba（架构E）——在Flightmare仿真器[[9]]上的端到端视觉避障性能进行了系统性的比较评估。本文设计了跨架构知识蒸馏框架，将ViT+LSTM教师模型[[4]]的知识迁移至Mamba学生模型，并系统研究了蒸馏在不同环境（球体、树木）和不同飞行速度（5m/s、7m/s）下的有效性边界。</w:t>
       </w:r>
     </w:p>
     <w:p>
@@ -11402,11 +11567,11 @@
       <w:pPr>
         <w:pStyle w:val="Heading2"/>
       </w:pPr>
-      <w:bookmarkStart w:id="72" w:name="主要创新点"/>
+      <w:bookmarkStart w:id="75" w:name="主要创新点"/>
       <w:r>
         <w:t xml:space="preserve">主要创新点</w:t>
       </w:r>
-      <w:bookmarkEnd w:id="72"/>
+      <w:bookmarkEnd w:id="75"/>
     </w:p>
     <w:p>
       <w:pPr>
@@ -11576,11 +11741,11 @@
       <w:pPr>
         <w:pStyle w:val="Heading2"/>
       </w:pPr>
-      <w:bookmarkStart w:id="73" w:name="研究局限"/>
+      <w:bookmarkStart w:id="76" w:name="研究局限"/>
       <w:r>
         <w:t xml:space="preserve">研究局限</w:t>
       </w:r>
-      <w:bookmarkEnd w:id="73"/>
+      <w:bookmarkEnd w:id="76"/>
     </w:p>
     <w:p>
       <w:pPr>
@@ -11670,11 +11835,11 @@
       <w:pPr>
         <w:pStyle w:val="Heading2"/>
       </w:pPr>
-      <w:bookmarkStart w:id="74" w:name="未来展望"/>
+      <w:bookmarkStart w:id="77" w:name="未来展望"/>
       <w:r>
         <w:t xml:space="preserve">未来展望</w:t>
       </w:r>
-      <w:bookmarkEnd w:id="74"/>
+      <w:bookmarkEnd w:id="77"/>
     </w:p>
     <w:p>
       <w:pPr>
@@ -11701,7 +11866,7 @@
         <w:t xml:space="preserve"> </w:t>
       </w:r>
       <w:r>
-        <w:t xml:space="preserve">本文所有实验均在Flightmare仿真器[9]中进行，仿真环境与真实物理世界之间存在感知鸿沟（sim-to-real gap）。真实飞行中面临的光照变化、运动模糊、传感器噪声和风扰等因素在仿真中未被充分建模。将最佳模型（DecisionMamba蒸馏）部署至实际四旋翼硬件平台并评估其真实避障性能，是当前最重要的后续工作。具体而言，可选用NVIDIA Jetson Orin系列嵌入式AI计算平台（如Orin NX 16GB，算力可达100 TOPS）作为机载处理器，其上运行经过TensorRT优化的FP16推理管线。基于本文实测推理延迟（7.1ms），在Jetson Orin上预计可达到5ms以内的端到端延迟（模型推理+传感器读取+控制指令生成），充分满足5–7m/s高速飞行的实时性需求。同时，仿真模型向真实平台的迁移需解决深度传感器的噪声特性差异（如RealSense D435的噪声分布与Flightmare合成深度图存在本质区别），并需考虑实际四旋翼平台的动力学特性与仿真模型的偏差。</w:t>
+        <w:t xml:space="preserve">本文所有实验均在Flightmare仿真器[[9]]中进行，仿真环境与真实物理世界之间存在感知鸿沟（sim-to-real gap）。真实飞行中面临的光照变化、运动模糊、传感器噪声和风扰等因素在仿真中未被充分建模。将最佳模型（DecisionMamba蒸馏）部署至实际四旋翼硬件平台并评估其真实避障性能，是当前最重要的后续工作。具体而言，可选用NVIDIA Jetson Orin系列嵌入式AI计算平台（如Orin NX 16GB，算力可达100 TOPS）作为机载处理器，其上运行经过TensorRT优化的FP16推理管线。基于本文实测推理延迟（7.1ms），在Jetson Orin上预计可达到5ms以内的端到端延迟（模型推理+传感器读取+控制指令生成），充分满足5–7m/s高速飞行的实时性需求。同时，仿真模型向真实平台的迁移需解决深度传感器的噪声特性差异（如RealSense D435的噪声分布与Flightmare合成深度图存在本质区别），并需考虑实际四旋翼平台的动力学特性与仿真模型的偏差。</w:t>
       </w:r>
     </w:p>
     <w:p>
@@ -11733,7 +11898,7 @@
         <w:t xml:space="preserve"> </w:t>
       </w:r>
       <w:r>
-        <w:t xml:space="preserve">可将真实深度图像通过CycleGAN [30]或域适应模块映射至仿真特征空间，或在训练中使用更激进的域随机化策略——包括随机裁剪深度范围、随机丢弃深度像素和随机添加噪声斑块——使模型对传感器特性差异具有鲁棒性。Kaufmann等人 [23]的研究表明，结合域随机化训练的端到端策略可以直接从仿真迁移至真实飞行，其成功的关键在于随机化参数的覆盖范围应足够大以确保仿真与真实数据分布存在重叠。</w:t>
+        <w:t xml:space="preserve">可将真实深度图像通过CycleGAN [[30]]或域适应模块映射至仿真特征空间，或在训练中使用更激进的域随机化策略——包括随机裁剪深度范围、随机丢弃深度像素和随机添加噪声斑块——使模型对传感器特性差异具有鲁棒性。Kaufmann等人 [[23]]的研究表明，结合域随机化训练的端到端策略可以直接从仿真迁移至真实飞行，其成功的关键在于随机化参数的覆盖范围应足够大以确保仿真与真实数据分布存在重叠。</w:t>
       </w:r>
       <w:r>
         <w:rPr>
@@ -11860,11 +12025,11 @@
       <w:pPr>
         <w:pStyle w:val="Heading1"/>
       </w:pPr>
-      <w:bookmarkStart w:id="75" w:name="致谢"/>
+      <w:bookmarkStart w:id="78" w:name="致谢"/>
       <w:r>
         <w:t xml:space="preserve">致谢</w:t>
       </w:r>
-      <w:bookmarkEnd w:id="75"/>
+      <w:bookmarkEnd w:id="78"/>
     </w:p>
     <w:p>
       <w:pPr>
@@ -11878,21 +12043,21 @@
       <w:pPr>
         <w:pStyle w:val="Heading1"/>
       </w:pPr>
-      <w:bookmarkStart w:id="76" w:name="附录"/>
+      <w:bookmarkStart w:id="79" w:name="附录"/>
       <w:r>
         <w:t xml:space="preserve">附录</w:t>
       </w:r>
-      <w:bookmarkEnd w:id="76"/>
+      <w:bookmarkEnd w:id="79"/>
     </w:p>
     <w:p>
       <w:pPr>
         <w:pStyle w:val="Heading2"/>
       </w:pPr>
-      <w:bookmarkStart w:id="77" w:name="各分支详细架构参数"/>
+      <w:bookmarkStart w:id="80" w:name="各分支详细架构参数"/>
       <w:r>
         <w:t xml:space="preserve">各分支详细架构参数</w:t>
       </w:r>
-      <w:bookmarkEnd w:id="77"/>
+      <w:bookmarkEnd w:id="80"/>
     </w:p>
     <w:p>
       <w:pPr>
@@ -12616,11 +12781,11 @@
       <w:pPr>
         <w:pStyle w:val="Heading2"/>
       </w:pPr>
-      <w:bookmarkStart w:id="78" w:name="完整消融实验结果"/>
+      <w:bookmarkStart w:id="81" w:name="完整消融实验结果"/>
       <w:r>
         <w:t xml:space="preserve">完整消融实验结果</w:t>
       </w:r>
-      <w:bookmarkEnd w:id="78"/>
+      <w:bookmarkEnd w:id="81"/>
     </w:p>
     <w:p>
       <w:pPr>
@@ -12646,11 +12811,11 @@
       <w:pPr>
         <w:pStyle w:val="Heading3"/>
       </w:pPr>
-      <w:bookmarkStart w:id="79" w:name="数据增强消融结果"/>
+      <w:bookmarkStart w:id="82" w:name="数据增强消融结果"/>
       <w:r>
         <w:t xml:space="preserve">数据增强消融结果</w:t>
       </w:r>
-      <w:bookmarkEnd w:id="79"/>
+      <w:bookmarkEnd w:id="82"/>
     </w:p>
     <w:p>
       <w:pPr>
@@ -13082,11 +13247,11 @@
       <w:pPr>
         <w:pStyle w:val="Heading3"/>
       </w:pPr>
-      <w:bookmarkStart w:id="80" w:name="多步预测消融结果"/>
+      <w:bookmarkStart w:id="83" w:name="多步预测消融结果"/>
       <w:r>
         <w:t xml:space="preserve">多步预测消融结果</w:t>
       </w:r>
-      <w:bookmarkEnd w:id="80"/>
+      <w:bookmarkEnd w:id="83"/>
     </w:p>
     <w:p>
       <w:pPr>
@@ -13570,11 +13735,11 @@
       <w:pPr>
         <w:pStyle w:val="Heading3"/>
       </w:pPr>
-      <w:bookmarkStart w:id="81" w:name="损失权重消融结果"/>
+      <w:bookmarkStart w:id="84" w:name="损失权重消融结果"/>
       <w:r>
         <w:t xml:space="preserve">损失权重消融结果</w:t>
       </w:r>
-      <w:bookmarkEnd w:id="81"/>
+      <w:bookmarkEnd w:id="84"/>
     </w:p>
     <w:p>
       <w:pPr>
@@ -14197,11 +14362,11 @@
       <w:pPr>
         <w:pStyle w:val="Heading3"/>
       </w:pPr>
-      <w:bookmarkStart w:id="82" w:name="born-again-蒸馏与伪标签训练结果"/>
+      <w:bookmarkStart w:id="85" w:name="born-again-蒸馏与伪标签训练结果"/>
       <w:r>
         <w:t xml:space="preserve">Born-again 蒸馏与伪标签训练结果</w:t>
       </w:r>
-      <w:bookmarkEnd w:id="82"/>
+      <w:bookmarkEnd w:id="85"/>
     </w:p>
     <w:p>
       <w:pPr>
@@ -14613,11 +14778,11 @@
       <w:pPr>
         <w:pStyle w:val="Heading2"/>
       </w:pPr>
-      <w:bookmarkStart w:id="83" w:name="训练超参数与配置"/>
+      <w:bookmarkStart w:id="86" w:name="训练超参数与配置"/>
       <w:r>
         <w:t xml:space="preserve">训练超参数与配置</w:t>
       </w:r>
-      <w:bookmarkEnd w:id="83"/>
+      <w:bookmarkEnd w:id="86"/>
     </w:p>
     <w:p>
       <w:pPr>
@@ -15245,11 +15410,11 @@
       <w:pPr>
         <w:pStyle w:val="Heading2"/>
       </w:pPr>
-      <w:bookmarkStart w:id="84" w:name="训练损失曲线分析"/>
+      <w:bookmarkStart w:id="87" w:name="训练损失曲线分析"/>
       <w:r>
         <w:t xml:space="preserve">训练损失曲线分析</w:t>
       </w:r>
-      <w:bookmarkEnd w:id="84"/>
+      <w:bookmarkEnd w:id="87"/>
     </w:p>
     <w:p>
       <w:pPr>
@@ -15629,18 +15794,18 @@
       <w:pPr>
         <w:pStyle w:val="Heading2"/>
       </w:pPr>
-      <w:bookmarkStart w:id="85" w:name="仿真环境详细规格"/>
+      <w:bookmarkStart w:id="88" w:name="仿真环境详细规格"/>
       <w:r>
         <w:t xml:space="preserve">仿真环境详细规格</w:t>
       </w:r>
-      <w:bookmarkEnd w:id="85"/>
+      <w:bookmarkEnd w:id="88"/>
     </w:p>
     <w:p>
       <w:pPr>
         <w:pStyle w:val="FirstParagraph"/>
       </w:pPr>
       <w:r>
-        <w:t xml:space="preserve">本文使用的 Flightmare 仿真环境[9]的详细规格参数如下：</w:t>
+        <w:t xml:space="preserve">本文使用的 Flightmare 仿真环境[[9]]的详细规格参数如下：</w:t>
       </w:r>
     </w:p>
     <w:p>
@@ -15817,11 +15982,11 @@
       <w:pPr>
         <w:pStyle w:val="Heading2"/>
       </w:pPr>
-      <w:bookmarkStart w:id="86" w:name="代码与数据可用性"/>
+      <w:bookmarkStart w:id="89" w:name="代码与数据可用性"/>
       <w:r>
         <w:t xml:space="preserve">代码与数据可用性</w:t>
       </w:r>
-      <w:bookmarkEnd w:id="86"/>
+      <w:bookmarkEnd w:id="89"/>
     </w:p>
     <w:p>
       <w:pPr>
@@ -15865,7 +16030,7 @@
       <w:r>
         <w:t xml:space="preserve"> </w:t>
       </w:r>
-      <w:hyperlink r:id="rId87">
+      <w:hyperlink r:id="rId90">
         <w:r>
           <w:rPr>
             <w:rStyle w:val="Hyperlink"/>
@@ -15957,7 +16122,7 @@
         <w:t xml:space="preserve"> </w:t>
       </w:r>
       <w:r>
-        <w:t xml:space="preserve">基于 Flightmare [9] 仿真器，</w:t>
+        <w:t xml:space="preserve">基于 Flightmare [[9]] 仿真器，</w:t>
       </w:r>
       <w:r>
         <w:t xml:space="preserve"> </w:t>
@@ -16000,7 +16165,7 @@
       <w:r>
         <w:t xml:space="preserve"> </w:t>
       </w:r>
-      <w:hyperlink r:id="rId88">
+      <w:hyperlink r:id="rId91">
         <w:r>
           <w:rPr>
             <w:rStyle w:val="Hyperlink"/>

--- a/paper/thesis.docx
+++ b/paper/thesis.docx
@@ -897,7 +897,7 @@
         <w:pStyle w:val="FirstParagraph"/>
       </w:pPr>
       <w:r>
-        <w:t xml:space="preserve">本文共分为五章，各章内容组织如下：</w:t>
+        <w:t xml:space="preserve">本文共分为六章，各章内容组织如下：</w:t>
       </w:r>
     </w:p>
     <w:p>
@@ -945,10 +945,10 @@
         <w:rPr>
           <w:b/>
         </w:rPr>
-        <w:t xml:space="preserve">实验设计与实现</w:t>
-      </w:r>
-      <w:r>
-        <w:t xml:space="preserve">，详细阐述实验系统的设计与技术实现。首先介绍Flightmare仿真环境的搭建和包含580条飞行轨迹的数据集构建流程；然后逐一详细描述六种Mamba变体架构的具体网络结构设计和实现细节，包括各模块的超参数配置；接着介绍教师模型（ViT-LSTM）的训练配置和性能基准；最后说明完整的实验方案，包括行为克隆训练、知识蒸馏训练和飞行仿真测试的标准化流程与评价指标体系。</w:t>
+        <w:t xml:space="preserve">架构设计与蒸馏方法</w:t>
+      </w:r>
+      <w:r>
+        <w:t xml:space="preserve">，详细阐述六种Mamba变体架构的具体网络结构设计和跨架构知识蒸馏框架。首先介绍教师模型（ViT-LSTM）的架构设计；然后逐一详细描述六种Mamba学生架构的设计思路和实现细节，包括各模块的超参数配置；接着介绍三分量跨架构蒸馏损失框架；最后通过Fv5参数分配验证和E-SSM编码器类型验证两组实验，确立核心设计原则。</w:t>
       </w:r>
     </w:p>
     <w:p>
@@ -962,10 +962,10 @@
         <w:rPr>
           <w:b/>
         </w:rPr>
-        <w:t xml:space="preserve">实验结果与分析</w:t>
-      </w:r>
-      <w:r>
-        <w:t xml:space="preserve">，系统呈现并深入分析本文的各项实验发现。首先展示六种Mamba架构在行为克隆训练和飞行测试中的基准性能，并基于碰撞次数、飞行时间和推理速度三维度建立完整的性能基准排序；然后详细介绍知识蒸馏实验的结果，揭示跨架构蒸馏有效的关键条件——学生编码器保留空间结构是MSE特征对齐的前提；接着系统展示数据增强、多步预测、Born-again蒸馏和伪标签扩充等消融实验的结果与规律性发现；最后对全部实验发现进行综合讨论，提炼出面向四旋翼避障的Mamba架构核心设计原则。</w:t>
+        <w:t xml:space="preserve">主实验与模型性能评估</w:t>
+      </w:r>
+      <w:r>
+        <w:t xml:space="preserve">，系统呈现并深入分析本文的主实验结果。首先介绍实验环境配置与评价指标体系；然后展示六种Mamba架构在行为克隆和知识蒸馏两种训练策略下的完整性能基准，涵盖碰撞次数、控制质量、推理延迟和参数效率四个维度；接着评估模型在高速飞行（7 m/s）和陌生环境（树木赛道）下的鲁棒性与泛化能力。</w:t>
       </w:r>
     </w:p>
     <w:p>
@@ -974,6 +974,23 @@
       </w:pPr>
       <w:r>
         <w:t xml:space="preserve">第五章为</w:t>
+      </w:r>
+      <w:r>
+        <w:rPr>
+          <w:b/>
+        </w:rPr>
+        <w:t xml:space="preserve">消融实验与设计分析</w:t>
+      </w:r>
+      <w:r>
+        <w:t xml:space="preserve">，深入探究影响Mamba避障性能的核心设计因素。围绕数据增强策略、多步预测步长、蒸馏损失权重、Born-again蒸馏和大规模伪标签训练五个维度进行系统消融实验，定量评估各设计因素的影响程度，并据此提炼面向四旋翼避障的架构设计指南。</w:t>
+      </w:r>
+    </w:p>
+    <w:p>
+      <w:pPr>
+        <w:pStyle w:val="BodyText"/>
+      </w:pPr>
+      <w:r>
+        <w:t xml:space="preserve">第六章为</w:t>
       </w:r>
       <w:r>
         <w:rPr>
@@ -4187,7 +4204,7 @@
         <w:pStyle w:val="FirstParagraph"/>
       </w:pPr>
       <w:r>
-        <w:t xml:space="preserve">本章阐述了端到端视觉避障的基本原理、状态空间模型从S4到Mamba-2的演进路径以及知识蒸馏的核心框架。这些理论为第三章的架构设计和第四章的实验分析提供了必要的技术基础。关键要点包括：行为克隆面临协变量偏移的根本局限；Mamba的选择性扫描机制使其在保持线性复杂度的同时具备与注意力相当的建模能力；跨架构蒸馏的效果取决于编码器空间结构的保留程度。</w:t>
+        <w:t xml:space="preserve">本章阐述了端到端视觉避障的基本原理、状态空间模型从S4到Mamba-2的演进路径以及知识蒸馏的核心框架。这些理论为第三章的架构设计及第四、五章的实验分析提供了必要的技术基础。关键要点包括：行为克隆面临协变量偏移的根本局限；Mamba的选择性扫描机制使其在保持线性复杂度的同时具备与注意力相当的建模能力；跨架构蒸馏的效果取决于编码器空间结构的保留程度。</w:t>
       </w:r>
     </w:p>
     <w:p>
@@ -6138,16 +6155,16 @@
         <w:pStyle w:val="FirstParagraph"/>
       </w:pPr>
       <w:r>
-        <w:t xml:space="preserve">本章详细设计了六种Mamba学生架构及其跨架构蒸馏框架。架构覆盖SS2D、MambaVision混合和CNN三种编码器范式，以及LSTM、SSM、Mamba-2和Mamba-3四种时序头实现。通过Fv5和E-SSM两组验证实验，确立了核心设计原则：编码器必须保留空间结构是蒸馏可行的关键，编码器质量主导单步预测的避障性能。这些设计为第四章的实验验证提供了基础。</w:t>
+        <w:t xml:space="preserve">本章详细设计了六种Mamba学生架构及其跨架构蒸馏框架。架构覆盖SS2D、MambaVision混合和CNN三种编码器范式，以及LSTM、SSM、Mamba-2和Mamba-3四种时序头实现。通过Fv5和E-SSM两组验证实验，确立了核心设计原则：编码器必须保留空间结构是蒸馏可行的关键，编码器质量主导单步预测的避障性能。这些设计为第四、五章的实验验证提供了基础。</w:t>
       </w:r>
     </w:p>
     <w:p>
       <w:pPr>
         <w:pStyle w:val="Heading1"/>
       </w:pPr>
-      <w:bookmarkStart w:id="52" w:name="实验结果与分析"/>
-      <w:r>
-        <w:t xml:space="preserve">实验结果与分析</w:t>
+      <w:bookmarkStart w:id="52" w:name="主实验与模型性能评估"/>
+      <w:r>
+        <w:t xml:space="preserve">主实验与模型性能评估</w:t>
       </w:r>
       <w:bookmarkEnd w:id="52"/>
     </w:p>
@@ -10043,11 +10060,47 @@
       <w:pPr>
         <w:pStyle w:val="Heading2"/>
       </w:pPr>
-      <w:bookmarkStart w:id="63" w:name="消融实验"/>
+      <w:bookmarkStart w:id="63" w:name="本章小结-2"/>
+      <w:r>
+        <w:t xml:space="preserve">本章小结</w:t>
+      </w:r>
+      <w:bookmarkEnd w:id="63"/>
+    </w:p>
+    <w:p>
+      <w:pPr>
+        <w:pStyle w:val="FirstParagraph"/>
+      </w:pPr>
+      <w:r>
+        <w:t xml:space="preserve">本章系统呈现了六种 Mamba 架构在端到端视觉避障任务中的主实验评估结果。B+蒸馏和E蒸馏在球体环境5 m/s下均以1次碰撞超越教师模型的2次碰撞。扩展测试表明：蒸馏模型在7 m/s高速飞行中保持零退化，而教师退化150%；B+在树木环境中以零碰撞展现了MambaVision混合编码器的最佳泛化能力。控制质量分析揭示了SSM时序头在T=1设定下的边际贡献——G_basic（CNN+MLP）仅以1次碰撞之差接近E的BC基线，但速度快9.6倍。下一章将通过系统的消融实验，深入探究各设计因素的影响机制。</w:t>
+      </w:r>
+    </w:p>
+    <w:p>
+      <w:pPr>
+        <w:pStyle w:val="Heading1"/>
+      </w:pPr>
+      <w:bookmarkStart w:id="64" w:name="消融实验与设计分析"/>
+      <w:r>
+        <w:t xml:space="preserve">消融实验与设计分析</w:t>
+      </w:r>
+      <w:bookmarkEnd w:id="64"/>
+    </w:p>
+    <w:p>
+      <w:pPr>
+        <w:pStyle w:val="FirstParagraph"/>
+      </w:pPr>
+      <w:r>
+        <w:t xml:space="preserve">为深入理解影响 Mamba 避障性能的关键设计因素，本章围绕数据增强、多步预测、损失权重和训练策略四个维度进行系统消融。</w:t>
+      </w:r>
+    </w:p>
+    <w:p>
+      <w:pPr>
+        <w:pStyle w:val="Heading2"/>
+      </w:pPr>
+      <w:bookmarkStart w:id="65" w:name="消融实验"/>
       <w:r>
         <w:t xml:space="preserve">消融实验</w:t>
       </w:r>
-      <w:bookmarkEnd w:id="63"/>
+      <w:bookmarkEnd w:id="65"/>
     </w:p>
     <w:p>
       <w:pPr>
@@ -10061,18 +10114,18 @@
       <w:pPr>
         <w:pStyle w:val="Heading3"/>
       </w:pPr>
-      <w:bookmarkStart w:id="64" w:name="数据增强消融"/>
+      <w:bookmarkStart w:id="66" w:name="数据增强消融"/>
       <w:r>
         <w:t xml:space="preserve">数据增强消融</w:t>
       </w:r>
-      <w:bookmarkEnd w:id="64"/>
+      <w:bookmarkEnd w:id="66"/>
     </w:p>
     <w:p>
       <w:pPr>
         <w:pStyle w:val="FirstParagraph"/>
       </w:pPr>
       <w:r>
-        <w:t xml:space="preserve">测试训练时数据增强（随机水平翻转加亮度抖动）对蒸馏后模型性能的影响，结果如表 4.6 所示。</w:t>
+        <w:t xml:space="preserve">测试训练时数据增强（随机水平翻转加亮度抖动）对蒸馏后模型性能的影响，结果如表 5.1 所示。</w:t>
       </w:r>
     </w:p>
     <w:p>
@@ -10346,7 +10399,7 @@
                     </pic:cNvPicPr>
                   </pic:nvPicPr>
                   <pic:blipFill>
-                    <a:blip r:embed="rId65"/>
+                    <a:blip r:embed="rId67"/>
                     <a:stretch>
                       <a:fillRect/>
                     </a:stretch>
@@ -10402,11 +10455,11 @@
       <w:pPr>
         <w:pStyle w:val="Heading3"/>
       </w:pPr>
-      <w:bookmarkStart w:id="66" w:name="多步预测消融"/>
+      <w:bookmarkStart w:id="68" w:name="多步预测消融"/>
       <w:r>
         <w:t xml:space="preserve">多步预测消融</w:t>
       </w:r>
-      <w:bookmarkEnd w:id="66"/>
+      <w:bookmarkEnd w:id="68"/>
     </w:p>
     <w:p>
       <w:pPr>
@@ -10523,11 +10576,11 @@
       <w:pPr>
         <w:pStyle w:val="Heading3"/>
       </w:pPr>
-      <w:bookmarkStart w:id="67" w:name="损失权重消融"/>
+      <w:bookmarkStart w:id="69" w:name="损失权重消融"/>
       <w:r>
         <w:t xml:space="preserve">损失权重消融</w:t>
       </w:r>
-      <w:bookmarkEnd w:id="67"/>
+      <w:bookmarkEnd w:id="69"/>
     </w:p>
     <w:p>
       <w:pPr>
@@ -10698,11 +10751,11 @@
       <w:pPr>
         <w:pStyle w:val="Heading3"/>
       </w:pPr>
-      <w:bookmarkStart w:id="68" w:name="born-again-蒸馏"/>
+      <w:bookmarkStart w:id="70" w:name="born-again-蒸馏"/>
       <w:r>
         <w:t xml:space="preserve">Born-again 蒸馏</w:t>
       </w:r>
-      <w:bookmarkEnd w:id="68"/>
+      <w:bookmarkEnd w:id="70"/>
     </w:p>
     <w:p>
       <w:pPr>
@@ -10716,11 +10769,11 @@
       <w:pPr>
         <w:pStyle w:val="Heading3"/>
       </w:pPr>
-      <w:bookmarkStart w:id="69" w:name="大规模伪标签训练"/>
+      <w:bookmarkStart w:id="71" w:name="大规模伪标签训练"/>
       <w:r>
         <w:t xml:space="preserve">大规模伪标签训练</w:t>
       </w:r>
-      <w:bookmarkEnd w:id="69"/>
+      <w:bookmarkEnd w:id="71"/>
     </w:p>
     <w:p>
       <w:pPr>
@@ -10743,18 +10796,18 @@
       <w:pPr>
         <w:pStyle w:val="Heading3"/>
       </w:pPr>
-      <w:bookmarkStart w:id="70" w:name="关键设计因素综合对比"/>
+      <w:bookmarkStart w:id="72" w:name="关键设计因素综合对比"/>
       <w:r>
         <w:t xml:space="preserve">关键设计因素综合对比</w:t>
       </w:r>
-      <w:bookmarkEnd w:id="70"/>
+      <w:bookmarkEnd w:id="72"/>
     </w:p>
     <w:p>
       <w:pPr>
         <w:pStyle w:val="FirstParagraph"/>
       </w:pPr>
       <w:r>
-        <w:t xml:space="preserve">为量化各设计因素对避障性能的影响程度，表 4.7 综合汇总了各消融实验的效果。</w:t>
+        <w:t xml:space="preserve">为量化各设计因素对避障性能的影响程度，表 5.2 综合汇总了各消融实验的效果。</w:t>
       </w:r>
     </w:p>
     <w:p>
@@ -11144,11 +11197,11 @@
       <w:pPr>
         <w:pStyle w:val="Heading2"/>
       </w:pPr>
-      <w:bookmarkStart w:id="71" w:name="讨论"/>
+      <w:bookmarkStart w:id="73" w:name="讨论"/>
       <w:r>
         <w:t xml:space="preserve">讨论</w:t>
       </w:r>
-      <w:bookmarkEnd w:id="71"/>
+      <w:bookmarkEnd w:id="73"/>
     </w:p>
     <w:p>
       <w:pPr>
@@ -11345,39 +11398,79 @@
       <w:pPr>
         <w:pStyle w:val="Heading2"/>
       </w:pPr>
-      <w:bookmarkStart w:id="72" w:name="本章小结-2"/>
+      <w:bookmarkStart w:id="74" w:name="本章小结-3"/>
       <w:r>
         <w:t xml:space="preserve">本章小结</w:t>
       </w:r>
-      <w:bookmarkEnd w:id="72"/>
+      <w:bookmarkEnd w:id="74"/>
     </w:p>
     <w:p>
       <w:pPr>
         <w:pStyle w:val="FirstParagraph"/>
       </w:pPr>
       <w:r>
-        <w:t xml:space="preserve">本章系统评估了六种Mamba架构的避障性能。主实验表明B+蒸馏和E蒸馏均以1次碰撞超越教师模型。速度鲁棒性测试中蒸馏模型零退化，而教师退化150%。环境泛化测试揭示了蒸馏的边界条件——简单环境高速下可能退化。消融实验量化了数据增强、多步预测、损失权重等因素的影响程度。综合来看，DecisionMamba+蒸馏是最优配置，在精度、速度和鲁棒性间达到最佳平衡。</w:t>
+        <w:t xml:space="preserve">本章通过系统的消融实验，深入探究了影响Mamba避障性能的关键设计因素。数据增强的效果呈现清晰的架构依赖性：仅对CNN编码器架构有益（B+从3次降至1次），对SSM架构反而导致退化。单步预测（</w:t>
+      </w:r>
+      <m:oMath>
+        <m:r>
+          <m:t>T</m:t>
+        </m:r>
+        <m:r>
+          <m:t>=</m:t>
+        </m:r>
+        <m:r>
+          <m:t>1</m:t>
+        </m:r>
+      </m:oMath>
+      <w:r>
+        <w:t xml:space="preserve">）在所有配置下一致优于多步预测，表明当前帧的精确感知比长程时序记忆更为关键。三分量蒸馏损失的均衡权重（</w:t>
+      </w:r>
+      <m:oMath>
+        <m:r>
+          <m:t>α</m:t>
+        </m:r>
+        <m:r>
+          <m:t>=</m:t>
+        </m:r>
+        <m:r>
+          <m:t>β</m:t>
+        </m:r>
+        <m:r>
+          <m:t>=</m:t>
+        </m:r>
+        <m:r>
+          <m:t>γ</m:t>
+        </m:r>
+        <m:r>
+          <m:t>=</m:t>
+        </m:r>
+        <m:r>
+          <m:t>1</m:t>
+        </m:r>
+      </m:oMath>
+      <w:r>
+        <w:t xml:space="preserve">）取得最优性能，任一分量减半都会导致性能下降。Born-again蒸馏和伪标签训练揭示了跨架构蒸馏不可替代的核心优势——外部教师信号提供了超越学生自身表示空间的知识注入。综合各因素影响程度，编码器类型是决定性因素，其次是知识蒸馏，数据增强、损失权重和多步预测的影响相对有限。</w:t>
       </w:r>
     </w:p>
     <w:p>
       <w:pPr>
         <w:pStyle w:val="Heading1"/>
       </w:pPr>
-      <w:bookmarkStart w:id="73" w:name="总结与展望"/>
+      <w:bookmarkStart w:id="75" w:name="总结与展望"/>
       <w:r>
         <w:t xml:space="preserve">总结与展望</w:t>
       </w:r>
-      <w:bookmarkEnd w:id="73"/>
+      <w:bookmarkEnd w:id="75"/>
     </w:p>
     <w:p>
       <w:pPr>
         <w:pStyle w:val="Heading2"/>
       </w:pPr>
-      <w:bookmarkStart w:id="74" w:name="工作总结"/>
+      <w:bookmarkStart w:id="76" w:name="工作总结"/>
       <w:r>
         <w:t xml:space="preserve">工作总结</w:t>
       </w:r>
-      <w:bookmarkEnd w:id="74"/>
+      <w:bookmarkEnd w:id="76"/>
     </w:p>
     <w:p>
       <w:pPr>
@@ -11567,11 +11660,11 @@
       <w:pPr>
         <w:pStyle w:val="Heading2"/>
       </w:pPr>
-      <w:bookmarkStart w:id="75" w:name="主要创新点"/>
+      <w:bookmarkStart w:id="77" w:name="主要创新点"/>
       <w:r>
         <w:t xml:space="preserve">主要创新点</w:t>
       </w:r>
-      <w:bookmarkEnd w:id="75"/>
+      <w:bookmarkEnd w:id="77"/>
     </w:p>
     <w:p>
       <w:pPr>
@@ -11741,11 +11834,11 @@
       <w:pPr>
         <w:pStyle w:val="Heading2"/>
       </w:pPr>
-      <w:bookmarkStart w:id="76" w:name="研究局限"/>
+      <w:bookmarkStart w:id="78" w:name="研究局限"/>
       <w:r>
         <w:t xml:space="preserve">研究局限</w:t>
       </w:r>
-      <w:bookmarkEnd w:id="76"/>
+      <w:bookmarkEnd w:id="78"/>
     </w:p>
     <w:p>
       <w:pPr>
@@ -11835,11 +11928,11 @@
       <w:pPr>
         <w:pStyle w:val="Heading2"/>
       </w:pPr>
-      <w:bookmarkStart w:id="77" w:name="未来展望"/>
+      <w:bookmarkStart w:id="79" w:name="未来展望"/>
       <w:r>
         <w:t xml:space="preserve">未来展望</w:t>
       </w:r>
-      <w:bookmarkEnd w:id="77"/>
+      <w:bookmarkEnd w:id="79"/>
     </w:p>
     <w:p>
       <w:pPr>
@@ -12025,11 +12118,11 @@
       <w:pPr>
         <w:pStyle w:val="Heading1"/>
       </w:pPr>
-      <w:bookmarkStart w:id="78" w:name="致谢"/>
+      <w:bookmarkStart w:id="80" w:name="致谢"/>
       <w:r>
         <w:t xml:space="preserve">致谢</w:t>
       </w:r>
-      <w:bookmarkEnd w:id="78"/>
+      <w:bookmarkEnd w:id="80"/>
     </w:p>
     <w:p>
       <w:pPr>
@@ -12043,28 +12136,28 @@
       <w:pPr>
         <w:pStyle w:val="Heading1"/>
       </w:pPr>
-      <w:bookmarkStart w:id="79" w:name="附录"/>
+      <w:bookmarkStart w:id="81" w:name="附录"/>
       <w:r>
         <w:t xml:space="preserve">附录</w:t>
       </w:r>
-      <w:bookmarkEnd w:id="79"/>
+      <w:bookmarkEnd w:id="81"/>
     </w:p>
     <w:p>
       <w:pPr>
         <w:pStyle w:val="Heading2"/>
       </w:pPr>
-      <w:bookmarkStart w:id="80" w:name="各分支详细架构参数"/>
+      <w:bookmarkStart w:id="82" w:name="各分支详细架构参数"/>
       <w:r>
         <w:t xml:space="preserve">各分支详细架构参数</w:t>
       </w:r>
-      <w:bookmarkEnd w:id="80"/>
+      <w:bookmarkEnd w:id="82"/>
     </w:p>
     <w:p>
       <w:pPr>
         <w:pStyle w:val="FirstParagraph"/>
       </w:pPr>
       <w:r>
-        <w:t xml:space="preserve">表 6.1 展示了六种 Mamba 学生架构的逐模块参数量分解。</w:t>
+        <w:t xml:space="preserve">表 7.1 展示了六种 Mamba 学生架构的逐模块参数量分解。</w:t>
       </w:r>
       <w:r>
         <w:t xml:space="preserve"> </w:t>
@@ -12781,11 +12874,11 @@
       <w:pPr>
         <w:pStyle w:val="Heading2"/>
       </w:pPr>
-      <w:bookmarkStart w:id="81" w:name="完整消融实验结果"/>
+      <w:bookmarkStart w:id="83" w:name="完整消融实验结果"/>
       <w:r>
         <w:t xml:space="preserve">完整消融实验结果</w:t>
       </w:r>
-      <w:bookmarkEnd w:id="81"/>
+      <w:bookmarkEnd w:id="83"/>
     </w:p>
     <w:p>
       <w:pPr>
@@ -12811,18 +12904,18 @@
       <w:pPr>
         <w:pStyle w:val="Heading3"/>
       </w:pPr>
-      <w:bookmarkStart w:id="82" w:name="数据增强消融结果"/>
+      <w:bookmarkStart w:id="84" w:name="数据增强消融结果"/>
       <w:r>
         <w:t xml:space="preserve">数据增强消融结果</w:t>
       </w:r>
-      <w:bookmarkEnd w:id="82"/>
+      <w:bookmarkEnd w:id="84"/>
     </w:p>
     <w:p>
       <w:pPr>
         <w:pStyle w:val="FirstParagraph"/>
       </w:pPr>
       <w:r>
-        <w:t xml:space="preserve">表 6.2 展示了数据增强（随机水平翻转加亮度抖动）</w:t>
+        <w:t xml:space="preserve">表 7.2 展示了数据增强（随机水平翻转加亮度抖动）</w:t>
       </w:r>
       <w:r>
         <w:t xml:space="preserve"> </w:t>
@@ -13247,18 +13340,18 @@
       <w:pPr>
         <w:pStyle w:val="Heading3"/>
       </w:pPr>
-      <w:bookmarkStart w:id="83" w:name="多步预测消融结果"/>
+      <w:bookmarkStart w:id="85" w:name="多步预测消融结果"/>
       <w:r>
         <w:t xml:space="preserve">多步预测消融结果</w:t>
       </w:r>
-      <w:bookmarkEnd w:id="83"/>
+      <w:bookmarkEnd w:id="85"/>
     </w:p>
     <w:p>
       <w:pPr>
         <w:pStyle w:val="FirstParagraph"/>
       </w:pPr>
       <w:r>
-        <w:t xml:space="preserve">表 6.3 展示了预测步数</w:t>
+        <w:t xml:space="preserve">表 7.3 展示了预测步数</w:t>
       </w:r>
       <w:r>
         <w:t xml:space="preserve"> </w:t>
@@ -13735,11 +13828,11 @@
       <w:pPr>
         <w:pStyle w:val="Heading3"/>
       </w:pPr>
-      <w:bookmarkStart w:id="84" w:name="损失权重消融结果"/>
+      <w:bookmarkStart w:id="86" w:name="损失权重消融结果"/>
       <w:r>
         <w:t xml:space="preserve">损失权重消融结果</w:t>
       </w:r>
-      <w:bookmarkEnd w:id="84"/>
+      <w:bookmarkEnd w:id="86"/>
     </w:p>
     <w:p>
       <w:pPr>
@@ -13845,7 +13938,7 @@
         <w:t xml:space="preserve"> </w:t>
       </w:r>
       <w:r>
-        <w:t xml:space="preserve">表 6.4 展示了</w:t>
+        <w:t xml:space="preserve">表 7.4 展示了</w:t>
       </w:r>
       <w:r>
         <w:t xml:space="preserve"> </w:t>
@@ -14362,18 +14455,18 @@
       <w:pPr>
         <w:pStyle w:val="Heading3"/>
       </w:pPr>
-      <w:bookmarkStart w:id="85" w:name="born-again-蒸馏与伪标签训练结果"/>
+      <w:bookmarkStart w:id="87" w:name="born-again-蒸馏与伪标签训练结果"/>
       <w:r>
         <w:t xml:space="preserve">Born-again 蒸馏与伪标签训练结果</w:t>
       </w:r>
-      <w:bookmarkEnd w:id="85"/>
+      <w:bookmarkEnd w:id="87"/>
     </w:p>
     <w:p>
       <w:pPr>
         <w:pStyle w:val="FirstParagraph"/>
       </w:pPr>
       <w:r>
-        <w:t xml:space="preserve">表 6.5 展示了 Born-again 蒸馏</w:t>
+        <w:t xml:space="preserve">表 7.5 展示了 Born-again 蒸馏</w:t>
       </w:r>
       <w:r>
         <w:t xml:space="preserve"> </w:t>
@@ -14778,18 +14871,18 @@
       <w:pPr>
         <w:pStyle w:val="Heading2"/>
       </w:pPr>
-      <w:bookmarkStart w:id="86" w:name="训练超参数与配置"/>
+      <w:bookmarkStart w:id="88" w:name="训练超参数与配置"/>
       <w:r>
         <w:t xml:space="preserve">训练超参数与配置</w:t>
       </w:r>
-      <w:bookmarkEnd w:id="86"/>
+      <w:bookmarkEnd w:id="88"/>
     </w:p>
     <w:p>
       <w:pPr>
         <w:pStyle w:val="FirstParagraph"/>
       </w:pPr>
       <w:r>
-        <w:t xml:space="preserve">为便于复现本文的全部实验，表 6.6 列出了行为克隆训练和知识蒸馏训练的核心超参数配置。</w:t>
+        <w:t xml:space="preserve">为便于复现本文的全部实验，表 7.6 列出了行为克隆训练和知识蒸馏训练的核心超参数配置。</w:t>
       </w:r>
     </w:p>
     <w:p>
@@ -15410,11 +15503,11 @@
       <w:pPr>
         <w:pStyle w:val="Heading2"/>
       </w:pPr>
-      <w:bookmarkStart w:id="87" w:name="训练损失曲线分析"/>
+      <w:bookmarkStart w:id="89" w:name="训练损失曲线分析"/>
       <w:r>
         <w:t xml:space="preserve">训练损失曲线分析</w:t>
       </w:r>
-      <w:bookmarkEnd w:id="87"/>
+      <w:bookmarkEnd w:id="89"/>
     </w:p>
     <w:p>
       <w:pPr>
@@ -15794,11 +15887,11 @@
       <w:pPr>
         <w:pStyle w:val="Heading2"/>
       </w:pPr>
-      <w:bookmarkStart w:id="88" w:name="仿真环境详细规格"/>
+      <w:bookmarkStart w:id="90" w:name="仿真环境详细规格"/>
       <w:r>
         <w:t xml:space="preserve">仿真环境详细规格</w:t>
       </w:r>
-      <w:bookmarkEnd w:id="88"/>
+      <w:bookmarkEnd w:id="90"/>
     </w:p>
     <w:p>
       <w:pPr>
@@ -15982,11 +16075,11 @@
       <w:pPr>
         <w:pStyle w:val="Heading2"/>
       </w:pPr>
-      <w:bookmarkStart w:id="89" w:name="代码与数据可用性"/>
+      <w:bookmarkStart w:id="91" w:name="代码与数据可用性"/>
       <w:r>
         <w:t xml:space="preserve">代码与数据可用性</w:t>
       </w:r>
-      <w:bookmarkEnd w:id="89"/>
+      <w:bookmarkEnd w:id="91"/>
     </w:p>
     <w:p>
       <w:pPr>
@@ -16030,7 +16123,7 @@
       <w:r>
         <w:t xml:space="preserve"> </w:t>
       </w:r>
-      <w:hyperlink r:id="rId90">
+      <w:hyperlink r:id="rId92">
         <w:r>
           <w:rPr>
             <w:rStyle w:val="Hyperlink"/>
@@ -16165,7 +16258,7 @@
       <w:r>
         <w:t xml:space="preserve"> </w:t>
       </w:r>
-      <w:hyperlink r:id="rId91">
+      <w:hyperlink r:id="rId93">
         <w:r>
           <w:rPr>
             <w:rStyle w:val="Hyperlink"/>

--- a/paper/thesis.docx
+++ b/paper/thesis.docx
@@ -217,7 +217,7 @@
         <w:pStyle w:val="BodyText"/>
       </w:pPr>
       <w:r>
-        <w:t xml:space="preserve">We evaluate six student architectures spanning the current SSM design space: VMamba+LSTM (A), MambaVision+SSM (B), MambaVision+Mamba-3 (B+), CNN+Mamba-3 (C), STH-Mamba (D), and lightweight CNN+SSM / DecisionMamba (E). Training and testing are conducted in the Flightmare simulator on a 60 m obstacle course with spheres and trees at 5 m/s and 7 m/s, totaling 60+ training runs and hundreds of simulated flight tests.</w:t>
+        <w:t xml:space="preserve">We evaluate six student architectures spanning the current SSM design space: VMamba+LSTM (A), MambaVision+SSM (B), MambaVision+Mamba-3 (B+), CNN+Mamba-3 (C), STH-Mamba (D), and the lightweight CNN+SSM variant DecisionMamba (E). Training and testing were conducted in the Flightmare simulator on a 60 m obstacle course with sphere and tree environments at 5 m/s and 7 m/s, encompassing 60+ training runs and hundreds of simulated flight tests.</w:t>
       </w:r>
     </w:p>
     <w:p>
@@ -225,7 +225,7 @@
         <w:pStyle w:val="BodyText"/>
       </w:pPr>
       <w:r>
-        <w:t xml:space="preserve">Our results yield several key findings. First, DecisionMamba (2.19 M parameters, 7.1 ms inference) achieves the best overall performance with only 1 crash. Second, cross-architecture distillation dramatically improves all student models: B+ and E are elevated from 3 crashes to 1 crash, surpassing the teacher’s 2 crashes, while distilled E achieves the finest control quality (MAE = 0.220, jerk = 0.023). Third—and most critically—we discover a hard constraint on distillation success: the student encoder must preserve spatial structure. CNN encoders align with ViT features via MSE, whereas pure SSM encoders that flatten spatial dimensions through scanning cause alignment to fail entirely (gt_loss surges from 0.02 to 0.83), making distillation counterproductive. Baseline experiments with G_basic (CNN+MLP, 0.49 M) and G_lstm (CNN+LSTM,</w:t>
+        <w:t xml:space="preserve">Our results reveal several key findings. First, DecisionMamba (2.19 M parameters, 7.1 ms inference) achieves the best overall performance with only 1 collision. Second, cross-architecture distillation dramatically improves all student models: B+ and E are elevated from 3 collisions to 1, surpassing the teacher’s 2 collisions, while distilled E attains the finest control quality (MAE = 0.220, jerk = 0.023). Third—and most critically—we identify a hard constraint on distillation success: the student encoder must preserve spatial structure. CNN encoders align with ViT features via MSE, whereas pure SSM encoders that flatten spatial dimensions through scanning cause alignment to fail entirely (gt_loss surges from 0.02 to 0.83), rendering distillation counterproductive. Baseline experiments with G_basic (CNN+MLP, 0.49 M) and G_lstm (CNN+LSTM,</w:t>
       </w:r>
       <w:r>
         <w:t xml:space="preserve"> </w:t>
@@ -880,6 +880,501 @@
       </w:r>
       <w:r>
         <w:t xml:space="preserve">本文围绕数据增强策略、时序建模窗口长度（单步vs多步预测）、蒸馏损失权重、同架构Born-again蒸馏以及大规模伪标签数据扩充等多个维度进行了系统的消融研究。实验揭示了一系列具有理论价值和实践指导意义的设计规律：(1) 数据增强的效果呈现清晰的架构依赖性——对基于CNN的编码器架构有显著的正向作用，但对SSM编码器架构反而造成性能退化；(2) 在四旋翼避障这一特定任务中，单步预测（seq_len = 1）在所有架构上一致优于多步预测（seq_len &gt; 1），表明当前帧的精确感知比长程时序记忆更为关键；(3) 编码器的视觉特征提取质量是决定最终避障性能的首要因素，其重要性超过时序头容量的复杂程度；(4) 伪标签数据扩充在低速场景下可接近蒸馏效果，但在高速分布外场景中因教师预测误差的累积而完全失效。</w:t>
+      </w:r>
+    </w:p>
+    <w:p>
+      <w:pPr>
+        <w:pStyle w:val="BodyText"/>
+      </w:pPr>
+      <w:r>
+        <w:rPr>
+          <w:b/>
+        </w:rPr>
+        <w:t xml:space="preserve">问题建模.</w:t>
+      </w:r>
+      <w:r>
+        <w:t xml:space="preserve"> </w:t>
+      </w:r>
+      <w:r>
+        <w:t xml:space="preserve">本文研究的端到端视觉避障问题可形式化如下：设时刻</w:t>
+      </w:r>
+      <w:r>
+        <w:t xml:space="preserve"> </w:t>
+      </w:r>
+      <m:oMath>
+        <m:r>
+          <m:t>t</m:t>
+        </m:r>
+      </m:oMath>
+      <w:r>
+        <w:t xml:space="preserve"> </w:t>
+      </w:r>
+      <w:r>
+        <w:t xml:space="preserve">的观测输入为深度图像</w:t>
+      </w:r>
+      <w:r>
+        <w:t xml:space="preserve"> </w:t>
+      </w:r>
+      <m:oMath>
+        <m:sSub>
+          <m:e>
+            <m:r>
+              <m:t>d</m:t>
+            </m:r>
+          </m:e>
+          <m:sub>
+            <m:r>
+              <m:t>t</m:t>
+            </m:r>
+          </m:sub>
+        </m:sSub>
+        <m:r>
+          <m:t>∈</m:t>
+        </m:r>
+        <m:sSup>
+          <m:e>
+            <m:r>
+              <m:rPr>
+                <m:sty m:val="p"/>
+                <m:scr m:val="double-struck"/>
+              </m:rPr>
+              <m:t>R</m:t>
+            </m:r>
+          </m:e>
+          <m:sup>
+            <m:r>
+              <m:t>H</m:t>
+            </m:r>
+            <m:r>
+              <m:t>×</m:t>
+            </m:r>
+            <m:r>
+              <m:t>W</m:t>
+            </m:r>
+          </m:sup>
+        </m:sSup>
+      </m:oMath>
+      <w:r>
+        <w:t xml:space="preserve">（</w:t>
+      </w:r>
+      <m:oMath>
+        <m:r>
+          <m:t>H</m:t>
+        </m:r>
+        <m:r>
+          <m:t>=</m:t>
+        </m:r>
+        <m:r>
+          <m:t>60</m:t>
+        </m:r>
+        <m:r>
+          <m:t>,</m:t>
+        </m:r>
+        <m:r>
+          <m:t>W</m:t>
+        </m:r>
+        <m:r>
+          <m:t>=</m:t>
+        </m:r>
+        <m:r>
+          <m:t>90</m:t>
+        </m:r>
+      </m:oMath>
+      <w:r>
+        <w:t xml:space="preserve">）、飞行器当前速度</w:t>
+      </w:r>
+      <w:r>
+        <w:t xml:space="preserve"> </w:t>
+      </w:r>
+      <m:oMath>
+        <m:sSub>
+          <m:e>
+            <m:r>
+              <m:t>v</m:t>
+            </m:r>
+          </m:e>
+          <m:sub>
+            <m:r>
+              <m:t>t</m:t>
+            </m:r>
+          </m:sub>
+        </m:sSub>
+        <m:r>
+          <m:t>∈</m:t>
+        </m:r>
+        <m:sSup>
+          <m:e>
+            <m:r>
+              <m:rPr>
+                <m:sty m:val="p"/>
+                <m:scr m:val="double-struck"/>
+              </m:rPr>
+              <m:t>R</m:t>
+            </m:r>
+          </m:e>
+          <m:sup>
+            <m:r>
+              <m:t>3</m:t>
+            </m:r>
+          </m:sup>
+        </m:sSup>
+      </m:oMath>
+      <w:r>
+        <w:t xml:space="preserve"> </w:t>
+      </w:r>
+      <w:r>
+        <w:t xml:space="preserve">及姿态四元数</w:t>
+      </w:r>
+      <w:r>
+        <w:t xml:space="preserve"> </w:t>
+      </w:r>
+      <m:oMath>
+        <m:sSub>
+          <m:e>
+            <m:r>
+              <m:t>q</m:t>
+            </m:r>
+          </m:e>
+          <m:sub>
+            <m:r>
+              <m:t>t</m:t>
+            </m:r>
+          </m:sub>
+        </m:sSub>
+        <m:r>
+          <m:t>∈</m:t>
+        </m:r>
+        <m:sSup>
+          <m:e>
+            <m:r>
+              <m:rPr>
+                <m:sty m:val="p"/>
+                <m:scr m:val="double-struck"/>
+              </m:rPr>
+              <m:t>R</m:t>
+            </m:r>
+          </m:e>
+          <m:sup>
+            <m:r>
+              <m:t>4</m:t>
+            </m:r>
+          </m:sup>
+        </m:sSup>
+      </m:oMath>
+      <w:r>
+        <w:t xml:space="preserve">，端到端避障策略</w:t>
+      </w:r>
+      <w:r>
+        <w:t xml:space="preserve"> </w:t>
+      </w:r>
+      <m:oMath>
+        <m:sSub>
+          <m:e>
+            <m:r>
+              <m:t>π</m:t>
+            </m:r>
+          </m:e>
+          <m:sub>
+            <m:r>
+              <m:t>θ</m:t>
+            </m:r>
+          </m:sub>
+        </m:sSub>
+      </m:oMath>
+      <w:r>
+        <w:t xml:space="preserve"> </w:t>
+      </w:r>
+      <w:r>
+        <w:t xml:space="preserve">输出三维速度指令</w:t>
+      </w:r>
+      <w:r>
+        <w:t xml:space="preserve"> </w:t>
+      </w:r>
+      <m:oMath>
+        <m:sSub>
+          <m:e>
+            <m:acc>
+              <m:accPr>
+                <m:chr m:val="̂"/>
+              </m:accPr>
+              <m:e>
+                <m:r>
+                  <m:t>v</m:t>
+                </m:r>
+              </m:e>
+            </m:acc>
+          </m:e>
+          <m:sub>
+            <m:r>
+              <m:t>t</m:t>
+            </m:r>
+          </m:sub>
+        </m:sSub>
+        <m:r>
+          <m:t>=</m:t>
+        </m:r>
+        <m:sSub>
+          <m:e>
+            <m:r>
+              <m:t>π</m:t>
+            </m:r>
+          </m:e>
+          <m:sub>
+            <m:r>
+              <m:t>θ</m:t>
+            </m:r>
+          </m:sub>
+        </m:sSub>
+        <m:r>
+          <m:t>(</m:t>
+        </m:r>
+        <m:sSub>
+          <m:e>
+            <m:r>
+              <m:t>d</m:t>
+            </m:r>
+          </m:e>
+          <m:sub>
+            <m:r>
+              <m:t>t</m:t>
+            </m:r>
+          </m:sub>
+        </m:sSub>
+        <m:r>
+          <m:t>,</m:t>
+        </m:r>
+        <m:sSub>
+          <m:e>
+            <m:r>
+              <m:t>v</m:t>
+            </m:r>
+          </m:e>
+          <m:sub>
+            <m:r>
+              <m:t>t</m:t>
+            </m:r>
+          </m:sub>
+        </m:sSub>
+        <m:r>
+          <m:t>,</m:t>
+        </m:r>
+        <m:sSub>
+          <m:e>
+            <m:r>
+              <m:t>q</m:t>
+            </m:r>
+          </m:e>
+          <m:sub>
+            <m:r>
+              <m:t>t</m:t>
+            </m:r>
+          </m:sub>
+        </m:sSub>
+        <m:r>
+          <m:t>)</m:t>
+        </m:r>
+        <m:r>
+          <m:t>∈</m:t>
+        </m:r>
+        <m:sSup>
+          <m:e>
+            <m:r>
+              <m:rPr>
+                <m:sty m:val="p"/>
+                <m:scr m:val="double-struck"/>
+              </m:rPr>
+              <m:t>R</m:t>
+            </m:r>
+          </m:e>
+          <m:sup>
+            <m:r>
+              <m:t>3</m:t>
+            </m:r>
+          </m:sup>
+        </m:sSup>
+      </m:oMath>
+      <w:r>
+        <w:t xml:space="preserve">。训练目标为最小化预测指令与专家速度指令</w:t>
+      </w:r>
+      <w:r>
+        <w:t xml:space="preserve"> </w:t>
+      </w:r>
+      <m:oMath>
+        <m:sSubSup>
+          <m:e>
+            <m:r>
+              <m:t>v</m:t>
+            </m:r>
+          </m:e>
+          <m:sub>
+            <m:r>
+              <m:t>t</m:t>
+            </m:r>
+          </m:sub>
+          <m:sup>
+            <m:r>
+              <m:t>*</m:t>
+            </m:r>
+          </m:sup>
+        </m:sSubSup>
+      </m:oMath>
+      <w:r>
+        <w:t xml:space="preserve"> </w:t>
+      </w:r>
+      <w:r>
+        <w:t xml:space="preserve">之间的均方误差</w:t>
+      </w:r>
+      <w:r>
+        <w:t xml:space="preserve"> </w:t>
+      </w:r>
+      <m:oMath>
+        <m:r>
+          <m:rPr>
+            <m:sty m:val="p"/>
+            <m:scr m:val="script"/>
+          </m:rPr>
+          <m:t>L</m:t>
+        </m:r>
+        <m:r>
+          <m:t>=</m:t>
+        </m:r>
+        <m:r>
+          <m:rPr>
+            <m:sty m:val="p"/>
+            <m:scr m:val="double-struck"/>
+          </m:rPr>
+          <m:t>E</m:t>
+        </m:r>
+        <m:r>
+          <m:t>[</m:t>
+        </m:r>
+        <m:r>
+          <m:t>∥</m:t>
+        </m:r>
+        <m:sSub>
+          <m:e>
+            <m:acc>
+              <m:accPr>
+                <m:chr m:val="̂"/>
+              </m:accPr>
+              <m:e>
+                <m:r>
+                  <m:t>v</m:t>
+                </m:r>
+              </m:e>
+            </m:acc>
+          </m:e>
+          <m:sub>
+            <m:r>
+              <m:t>t</m:t>
+            </m:r>
+          </m:sub>
+        </m:sSub>
+        <m:r>
+          <m:t>−</m:t>
+        </m:r>
+        <m:sSubSup>
+          <m:e>
+            <m:r>
+              <m:t>v</m:t>
+            </m:r>
+          </m:e>
+          <m:sub>
+            <m:r>
+              <m:t>t</m:t>
+            </m:r>
+          </m:sub>
+          <m:sup>
+            <m:r>
+              <m:t>*</m:t>
+            </m:r>
+          </m:sup>
+        </m:sSubSup>
+        <m:sSup>
+          <m:e>
+            <m:r>
+              <m:t>∥</m:t>
+            </m:r>
+          </m:e>
+          <m:sup>
+            <m:r>
+              <m:t>2</m:t>
+            </m:r>
+          </m:sup>
+        </m:sSup>
+        <m:r>
+          <m:t>]</m:t>
+        </m:r>
+      </m:oMath>
+      <w:r>
+        <w:t xml:space="preserve">，评估目标为在指定飞行速度</w:t>
+      </w:r>
+      <w:r>
+        <w:t xml:space="preserve"> </w:t>
+      </w:r>
+      <m:oMath>
+        <m:sSub>
+          <m:e>
+            <m:r>
+              <m:t>v</m:t>
+            </m:r>
+          </m:e>
+          <m:sub>
+            <m:r>
+              <m:rPr>
+                <m:nor/>
+                <m:sty m:val="p"/>
+              </m:rPr>
+              <m:t>desired</m:t>
+            </m:r>
+          </m:sub>
+        </m:sSub>
+      </m:oMath>
+      <w:r>
+        <w:t xml:space="preserve"> </w:t>
+      </w:r>
+      <w:r>
+        <w:t xml:space="preserve">下以最少碰撞次数完成长度为</w:t>
+      </w:r>
+      <w:r>
+        <w:t xml:space="preserve"> </w:t>
+      </w:r>
+      <m:oMath>
+        <m:r>
+          <m:t>L</m:t>
+        </m:r>
+        <m:r>
+          <m:t>=</m:t>
+        </m:r>
+        <m:r>
+          <m:t>60</m:t>
+        </m:r>
+      </m:oMath>
+      <w:r>
+        <w:t xml:space="preserve">m 的障碍赛道。本文的核心研究问题为：在给定ViT+LSTM教师策略的条件下，何种Mamba架构设计和蒸馏策略能使学生策略</w:t>
+      </w:r>
+      <w:r>
+        <w:t xml:space="preserve"> </w:t>
+      </w:r>
+      <m:oMath>
+        <m:sSub>
+          <m:e>
+            <m:r>
+              <m:t>π</m:t>
+            </m:r>
+          </m:e>
+          <m:sub>
+            <m:r>
+              <m:t>θ</m:t>
+            </m:r>
+          </m:sub>
+        </m:sSub>
+      </m:oMath>
+      <w:r>
+        <w:t xml:space="preserve"> </w:t>
+      </w:r>
+      <w:r>
+        <w:t xml:space="preserve">在参数量、推理延迟和避障成功率之间取得最优权衡。</w:t>
       </w:r>
     </w:p>
     <w:p>
@@ -4579,7 +5074,7 @@
       <w:r>
         <w:drawing>
           <wp:inline>
-            <wp:extent cx="5334000" cy="2333625"/>
+            <wp:extent cx="5334000" cy="2667000"/>
             <wp:effectExtent b="0" l="0" r="0" t="0"/>
             <wp:docPr descr="六种Mamba学生架构图（从左到右，从上到下：A E）。每个架构图展示了深度图输入、视觉编码器、特征拼接（+速度+四元数）、时序头和速度输出的完整数据流。彩色编码器区域表示不同类型（SS2D、MambaVision混合、CNN）。" title="fig:" id="1" name="Picture"/>
             <a:graphic>
@@ -4600,7 +5095,7 @@
                   <pic:spPr bwMode="auto">
                     <a:xfrm>
                       <a:off x="0" y="0"/>
-                      <a:ext cx="5334000" cy="2333625"/>
+                      <a:ext cx="5334000" cy="2667000"/>
                     </a:xfrm>
                     <a:prstGeom prst="rect">
                       <a:avLst/>
@@ -4624,7 +5119,7 @@
       <w:r>
         <w:drawing>
           <wp:inline>
-            <wp:extent cx="5334000" cy="2333625"/>
+            <wp:extent cx="5334000" cy="2667000"/>
             <wp:effectExtent b="0" l="0" r="0" t="0"/>
             <wp:docPr descr="六种Mamba学生架构图（从左到右，从上到下：A E）。每个架构图展示了深度图输入、视觉编码器、特征拼接（+速度+四元数）、时序头和速度输出的完整数据流。彩色编码器区域表示不同类型（SS2D、MambaVision混合、CNN）。" title="fig:" id="1" name="Picture"/>
             <a:graphic>
@@ -4645,7 +5140,7 @@
                   <pic:spPr bwMode="auto">
                     <a:xfrm>
                       <a:off x="0" y="0"/>
-                      <a:ext cx="5334000" cy="2333625"/>
+                      <a:ext cx="5334000" cy="2667000"/>
                     </a:xfrm>
                     <a:prstGeom prst="rect">
                       <a:avLst/>
@@ -6336,6 +6831,101 @@
         <w:rPr>
           <w:b/>
         </w:rPr>
+        <w:t xml:space="preserve">实验方案总览.</w:t>
+      </w:r>
+      <w:r>
+        <w:t xml:space="preserve"> </w:t>
+      </w:r>
+      <w:r>
+        <w:t xml:space="preserve">本文整体实验方案按"建立基线→引入蒸馏→深度消融"三个层次递进设计。主实验部分：6种架构</w:t>
+      </w:r>
+      <w:r>
+        <w:t xml:space="preserve"> </w:t>
+      </w:r>
+      <m:oMath>
+        <m:r>
+          <m:t>×</m:t>
+        </m:r>
+      </m:oMath>
+      <w:r>
+        <w:t xml:space="preserve"> </w:t>
+      </w:r>
+      <w:r>
+        <w:t xml:space="preserve">2种训练策略（BC与蒸馏）</w:t>
+      </w:r>
+      <m:oMath>
+        <m:r>
+          <m:t>×</m:t>
+        </m:r>
+      </m:oMath>
+      <w:r>
+        <w:t xml:space="preserve"> </w:t>
+      </w:r>
+      <w:r>
+        <w:t xml:space="preserve">2种飞行速度（5m/s, 7m/s）</w:t>
+      </w:r>
+      <m:oMath>
+        <m:r>
+          <m:t>×</m:t>
+        </m:r>
+      </m:oMath>
+      <w:r>
+        <w:t xml:space="preserve"> </w:t>
+      </w:r>
+      <w:r>
+        <w:t xml:space="preserve">2种障碍物环境（球体、树木）= 48组主要对照实验，覆盖速度鲁棒性与环境泛化的完整评估。消融实验部分：围绕数据增强（5种架构</w:t>
+      </w:r>
+      <w:r>
+        <w:t xml:space="preserve"> </w:t>
+      </w:r>
+      <m:oMath>
+        <m:r>
+          <m:t>×</m:t>
+        </m:r>
+      </m:oMath>
+      <w:r>
+        <w:t xml:space="preserve"> </w:t>
+      </w:r>
+      <w:r>
+        <w:t xml:space="preserve">2种环境 = 10组）、多步预测（2种最优架构</w:t>
+      </w:r>
+      <w:r>
+        <w:t xml:space="preserve"> </w:t>
+      </w:r>
+      <m:oMath>
+        <m:r>
+          <m:t>×</m:t>
+        </m:r>
+      </m:oMath>
+      <w:r>
+        <w:t xml:space="preserve"> </w:t>
+      </w:r>
+      <w:r>
+        <w:t xml:space="preserve">4种步长</w:t>
+      </w:r>
+      <w:r>
+        <w:t xml:space="preserve"> </w:t>
+      </w:r>
+      <m:oMath>
+        <m:r>
+          <m:t>×</m:t>
+        </m:r>
+      </m:oMath>
+      <w:r>
+        <w:t xml:space="preserve"> </w:t>
+      </w:r>
+      <w:r>
+        <w:t xml:space="preserve">2种训练方式 = 16组）、蒸馏损失权重（4种组合）、Born-again蒸馏（2种配置）和伪标签规模化五个维度开展系统消融，共计20余组实验。综合统计：本文累计完成60余轮训练和100余次Flightmare仿真测试。</w:t>
+      </w:r>
+    </w:p>
+    <w:p>
+      <w:pPr>
+        <w:pStyle w:val="BodyText"/>
+      </w:pPr>
+      <w:r>
+        <w:rPr>
+          <w:b/>
+        </w:rPr>
         <w:t xml:space="preserve">分布式实验架构.</w:t>
       </w:r>
       <w:r>
@@ -11485,213 +12075,53 @@
         <w:pStyle w:val="BodyText"/>
       </w:pPr>
       <w:r>
-        <w:t xml:space="preserve">本文完成了大规模、多维度、系统化的实验工作。整个实验方案的设计遵循了"先建立基线、再引入蒸馏、最后消融验证"的递进逻辑，整体实验方案可归纳为以下三个层次。</w:t>
+        <w:t xml:space="preserve">基于上述系统性工作，本文得出以下核心结论：DecisionMamba（轻量CNN编码器+SSM时序头）在推理速度（7.1ms/帧，比ViT+LSTM快21%）、碰撞次数（蒸馏后1次，超越教师的2次）和控制精度（MAE追踪误差0.220，优于教师的0.346）三个维度上均是整体最优配置。然而，G_basic多种子对照实验（4个种子，2.8</w:t>
+      </w:r>
+      <m:oMath>
+        <m:r>
+          <m:t>±</m:t>
+        </m:r>
+      </m:oMath>
+      <w:r>
+        <w:t xml:space="preserve">1.3次碰撞）表明在T=1单帧决策下SSM时序头的独立贡献高度边际化——E的性能优势主要来自其编码器容量和蒸馏增益，而非SSM时序建模范式本身。SSM头的真正价值体现在高速速度鲁棒性（7m/s下E保持1次碰撞）。跨架构蒸馏的核心前提是编码器保留空间结构，本文通过E-SSM实验将其上升为一般性设计指南。G_basic（MAE=1.255）和G_lstm（MAE=1.271）的追踪误差是蒸馏模型（0.220）的5.7倍，揭示了BC训练在控制质量上的固有局限。本文通过系统实验提炼了架构设计的边界条件——包括参数分配原则（编码器优先）、数据增强的架构依赖性、伪标签的速度鲁棒性局限——为端到端避障中的架构选择提供了可操作的设计参考。</w:t>
+      </w:r>
+    </w:p>
+    <w:p>
+      <w:pPr>
+        <w:pStyle w:val="Heading2"/>
+      </w:pPr>
+      <w:bookmarkStart w:id="77" w:name="主要创新点"/>
+      <w:r>
+        <w:t xml:space="preserve">主要创新点</w:t>
+      </w:r>
+      <w:bookmarkEnd w:id="77"/>
+    </w:p>
+    <w:p>
+      <w:pPr>
+        <w:pStyle w:val="FirstParagraph"/>
+      </w:pPr>
+      <w:r>
+        <w:t xml:space="preserve">本文的主要创新点可归纳为以下三个方面：</w:t>
+      </w:r>
+    </w:p>
+    <w:p>
+      <w:pPr>
+        <w:pStyle w:val="BodyText"/>
+      </w:pPr>
+      <w:r>
+        <w:t xml:space="preserve">（1）</w:t>
       </w:r>
       <w:r>
         <w:rPr>
           <w:b/>
         </w:rPr>
-        <w:t xml:space="preserve">主实验部分：</w:t>
-      </w:r>
-      <w:r>
-        <w:t xml:space="preserve">六种架构</w:t>
-      </w:r>
-      <w:r>
-        <w:t xml:space="preserve"> </w:t>
-      </w:r>
-      <m:oMath>
-        <m:r>
-          <m:t>×</m:t>
-        </m:r>
-      </m:oMath>
-      <w:r>
-        <w:t xml:space="preserve"> </w:t>
-      </w:r>
-      <w:r>
-        <w:t xml:space="preserve">两种训练策略（行为克隆与知识蒸馏）</w:t>
-      </w:r>
-      <m:oMath>
-        <m:r>
-          <m:t>×</m:t>
-        </m:r>
-      </m:oMath>
-      <w:r>
-        <w:t xml:space="preserve"> </w:t>
-      </w:r>
-      <w:r>
-        <w:t xml:space="preserve">两种飞行速度（5m/s、7m/s）</w:t>
-      </w:r>
-      <m:oMath>
-        <m:r>
-          <m:t>×</m:t>
-        </m:r>
-      </m:oMath>
-      <w:r>
-        <w:t xml:space="preserve"> </w:t>
-      </w:r>
-      <w:r>
-        <w:t xml:space="preserve">两种障碍物环境（球体、树木）</w:t>
-      </w:r>
-      <m:oMath>
-        <m:r>
-          <m:t>=</m:t>
-        </m:r>
-        <m:r>
-          <m:t>6</m:t>
-        </m:r>
-        <m:r>
-          <m:t>×</m:t>
-        </m:r>
-        <m:r>
-          <m:t>2</m:t>
-        </m:r>
-        <m:r>
-          <m:t>×</m:t>
-        </m:r>
-        <m:r>
-          <m:t>2</m:t>
-        </m:r>
-        <m:r>
-          <m:t>×</m:t>
-        </m:r>
-        <m:r>
-          <m:t>2</m:t>
-        </m:r>
-        <m:r>
-          <m:t>=</m:t>
-        </m:r>
-        <m:r>
-          <m:t>48</m:t>
-        </m:r>
-      </m:oMath>
-      <w:r>
-        <w:t xml:space="preserve"> </w:t>
-      </w:r>
-      <w:r>
-        <w:t xml:space="preserve">组主要对照实验，涵盖了完整的速度鲁棒性与环境泛化评估。</w:t>
-      </w:r>
-      <w:r>
-        <w:rPr>
-          <w:b/>
-        </w:rPr>
-        <w:t xml:space="preserve">消融实验部分：</w:t>
-      </w:r>
-      <w:r>
-        <w:t xml:space="preserve">围绕五个关键设计维度开展了系统消融研究：（1）数据增强消融（5种架构</w:t>
-      </w:r>
-      <w:r>
-        <w:t xml:space="preserve"> </w:t>
-      </w:r>
-      <m:oMath>
-        <m:r>
-          <m:t>×</m:t>
-        </m:r>
-      </m:oMath>
-      <w:r>
-        <w:t xml:space="preserve"> </w:t>
-      </w:r>
-      <w:r>
-        <w:t xml:space="preserve">2种环境 = 10组）；（2）多步预测消融（2种最优架构</w:t>
-      </w:r>
-      <w:r>
-        <w:t xml:space="preserve"> </w:t>
-      </w:r>
-      <m:oMath>
-        <m:r>
-          <m:t>×</m:t>
-        </m:r>
-      </m:oMath>
-      <w:r>
-        <w:t xml:space="preserve"> </w:t>
-      </w:r>
-      <w:r>
-        <w:t xml:space="preserve">4种步长</w:t>
-      </w:r>
-      <w:r>
-        <w:t xml:space="preserve"> </w:t>
-      </w:r>
-      <m:oMath>
-        <m:r>
-          <m:t>×</m:t>
-        </m:r>
-      </m:oMath>
-      <w:r>
-        <w:t xml:space="preserve"> </w:t>
-      </w:r>
-      <w:r>
-        <w:t xml:space="preserve">2种训练方式 = 16组）；（3）蒸馏损失权重消融（4种权重组合）；（4）Born-again蒸馏（2种配置）；（5）伪标签规模化。消融实验共计20余组，全面刻画了各设计因素对避障性能的影响规律。</w:t>
-      </w:r>
-      <w:r>
-        <w:rPr>
-          <w:b/>
-        </w:rPr>
-        <w:t xml:space="preserve">综合统计：</w:t>
-      </w:r>
-      <w:r>
-        <w:t xml:space="preserve">本文累计完成60余轮训练和100余次Flightmare仿真测试，全文引用44篇参考文献，包含9幅图表和6张数据表，并在附录中提供了完整的架构参数分解、消融实验数据、训练损失曲线分析和代码开源信息。</w:t>
-      </w:r>
-      <w:r>
-        <w:rPr>
-          <w:b/>
-        </w:rPr>
-        <w:t xml:space="preserve">论文组织：</w:t>
-      </w:r>
-      <w:r>
-        <w:t xml:space="preserve">全文共五章，依次为绪论（研究背景与现状）、相关理论与技术基础（BC、Mamba数学原理与知识蒸馏）、架构设计与蒸馏方法（六种Mamba架构设计及两组验证实验）、实验结果与分析（主实验、速度鲁棒性、环境泛化、六类消融实验）和本章总结与展望，附录包括五部分补充材料。</w:t>
-      </w:r>
-    </w:p>
-    <w:p>
-      <w:pPr>
-        <w:pStyle w:val="BodyText"/>
-      </w:pPr>
-      <w:r>
-        <w:t xml:space="preserve">基于上述系统性工作，本文得出以下核心结论：DecisionMamba（轻量CNN编码器+SSM时序头）在推理速度（7.1ms/帧，比ViT+LSTM快21%）、碰撞次数（蒸馏后1次，超越教师的2次）和控制精度（MAE追踪误差0.220，优于教师的0.346）三个维度上均是整体最优配置。然而，G_basic多种子对照实验（4个种子，2.8</w:t>
-      </w:r>
-      <m:oMath>
-        <m:r>
-          <m:t>±</m:t>
-        </m:r>
-      </m:oMath>
-      <w:r>
-        <w:t xml:space="preserve">1.3次碰撞）表明在T=1单帧决策下SSM时序头的独立贡献高度边际化——E的性能优势主要来自其编码器容量和蒸馏增益，而非SSM时序建模范式本身。SSM头的真正价值体现在高速速度鲁棒性（7m/s下E保持1次碰撞）。跨架构蒸馏的核心前提是编码器保留空间结构，本文通过E-SSM实验将其上升为一般性设计指南。G_basic（MAE=1.255）和G_lstm（MAE=1.271）的追踪误差是蒸馏模型（0.220）的5.7倍，揭示了BC训练在控制质量上的固有局限。本文通过系统实验提炼了架构设计的边界条件——包括参数分配原则（编码器优先）、数据增强的架构依赖性、伪标签的速度鲁棒性局限——为端到端避障中的架构选择提供了可操作的设计参考。</w:t>
-      </w:r>
-    </w:p>
-    <w:p>
-      <w:pPr>
-        <w:pStyle w:val="Heading2"/>
-      </w:pPr>
-      <w:bookmarkStart w:id="77" w:name="主要创新点"/>
-      <w:r>
-        <w:t xml:space="preserve">主要创新点</w:t>
-      </w:r>
-      <w:bookmarkEnd w:id="77"/>
-    </w:p>
-    <w:p>
-      <w:pPr>
-        <w:pStyle w:val="FirstParagraph"/>
-      </w:pPr>
-      <w:r>
-        <w:t xml:space="preserve">本文的主要创新点可归纳为以下三个方面：</w:t>
-      </w:r>
-    </w:p>
-    <w:p>
-      <w:pPr>
-        <w:pStyle w:val="BodyText"/>
-      </w:pPr>
-      <w:r>
-        <w:t xml:space="preserve">（1）</w:t>
-      </w:r>
-      <w:r>
-        <w:rPr>
-          <w:b/>
-        </w:rPr>
-        <w:t xml:space="preserve">首次系统比较多种SSM架构在四旋翼控制中的适用性。</w:t>
-      </w:r>
-      <w:r>
-        <w:t xml:space="preserve"> </w:t>
-      </w:r>
-      <w:r>
-        <w:t xml:space="preserve">据本文所知，本文是第一项在统一的训练框架、数据集和评估协议下，对SS2D扫描（VMamba）、MambaVision混合架构、纯CNN和STH-Mamba四种编码器范式与LSTM、基础SSM、Mamba-2和Mamba-3四种时序头实现进行全组合对比的系统性研究。通过控制变量的横向对比方法，将编码器类型、时序头结构和参数分配策略分离为独立的设计维度，量化了各维度对避障性能的独立贡献。结合G系列对照实验（CNN+MLP、CNN+LSTM）和控制质量追踪（MAE）分析，揭示了SSM时序头在T=1下的独立贡献高度边际化，为架构设计中"优先保障编码器质量"的原则提供了量化依据。</w:t>
+        <w:t xml:space="preserve">首次在四旋翼控制任务中对多种SSM架构进行系统性实证评估。</w:t>
+      </w:r>
+      <w:r>
+        <w:t xml:space="preserve"> </w:t>
+      </w:r>
+      <w:r>
+        <w:t xml:space="preserve">据本文所知，本文是第一项在统一的训练框架、数据集和评估协议下，对SS2D扫描（VMamba）、MambaVision混合架构、纯CNN和STH-Mamba四种编码器范式与LSTM、基础SSM、Mamba-2和Mamba-3四种时序头实现进行全组合对比的系统性实证研究。通过控制变量的横向对比方法，将编码器类型、时序头结构和参数分配策略分离为独立的设计维度，量化了各维度对避障性能的独立贡献。结合G系列对照实验（CNN+MLP、CNN+LSTM）和控制质量追踪（MAE）分析，揭示了SSM时序头在T=1下的独立贡献高度边际化，为架构设计中"优先保障编码器质量"的原则提供了量化依据。</w:t>
       </w:r>
     </w:p>
     <w:p>

--- a/paper/thesis.docx
+++ b/paper/thesis.docx
@@ -2645,9 +2645,9 @@
       <w:pPr>
         <w:pStyle w:val="Heading2"/>
       </w:pPr>
-      <w:bookmarkStart w:id="30" w:name="状态空间模型与mamba架构-1"/>
-      <w:r>
-        <w:t xml:space="preserve">状态空间模型与Mamba架构</w:t>
+      <w:bookmarkStart w:id="30" w:name="mamba架构的数学原理"/>
+      <w:r>
+        <w:t xml:space="preserve">Mamba架构的数学原理</w:t>
       </w:r>
       <w:bookmarkEnd w:id="30"/>
     </w:p>
@@ -4301,9 +4301,9 @@
       <w:pPr>
         <w:pStyle w:val="Heading2"/>
       </w:pPr>
-      <w:bookmarkStart w:id="31" w:name="知识蒸馏"/>
-      <w:r>
-        <w:t xml:space="preserve">知识蒸馏</w:t>
+      <w:bookmarkStart w:id="31" w:name="知识蒸馏的理论框架"/>
+      <w:r>
+        <w:t xml:space="preserve">知识蒸馏的理论框架</w:t>
       </w:r>
       <w:bookmarkEnd w:id="31"/>
     </w:p>

--- a/paper/thesis.docx
+++ b/paper/thesis.docx
@@ -1509,6 +1509,16 @@
     </w:p>
     <w:p>
       <w:pPr>
+        <w:pStyle w:val="Heading2"/>
+      </w:pPr>
+      <w:bookmarkStart w:id="29" w:name="引言"/>
+      <w:r>
+        <w:t xml:space="preserve">引言</w:t>
+      </w:r>
+      <w:bookmarkEnd w:id="29"/>
+    </w:p>
+    <w:p>
+      <w:pPr>
         <w:pStyle w:val="FirstParagraph"/>
       </w:pPr>
       <w:r>
@@ -1519,11 +1529,21 @@
       <w:pPr>
         <w:pStyle w:val="Heading2"/>
       </w:pPr>
-      <w:bookmarkStart w:id="29" w:name="端到端视觉避障原理"/>
+      <w:bookmarkStart w:id="30" w:name="端到端视觉避障原理"/>
       <w:r>
         <w:t xml:space="preserve">端到端视觉避障原理</w:t>
       </w:r>
-      <w:bookmarkEnd w:id="29"/>
+      <w:bookmarkEnd w:id="30"/>
+    </w:p>
+    <w:p>
+      <w:pPr>
+        <w:pStyle w:val="Heading3"/>
+      </w:pPr>
+      <w:bookmarkStart w:id="31" w:name="行为克隆的基本框架"/>
+      <w:r>
+        <w:t xml:space="preserve">行为克隆的基本框架</w:t>
+      </w:r>
+      <w:bookmarkEnd w:id="31"/>
     </w:p>
     <w:p>
       <w:pPr>
@@ -2572,7 +2592,17 @@
     </w:p>
     <w:p>
       <w:pPr>
-        <w:pStyle w:val="BodyText"/>
+        <w:pStyle w:val="Heading3"/>
+      </w:pPr>
+      <w:bookmarkStart w:id="32" w:name="端到端方法与模块化方法的对比"/>
+      <w:r>
+        <w:t xml:space="preserve">端到端方法与模块化方法的对比</w:t>
+      </w:r>
+      <w:bookmarkEnd w:id="32"/>
+    </w:p>
+    <w:p>
+      <w:pPr>
+        <w:pStyle w:val="FirstParagraph"/>
       </w:pPr>
       <w:r>
         <w:t xml:space="preserve">端到端方法相比模块化方法的核心优势在于：（1）联合优化感知与控制目标，避免各模块独立优化导致的次优解；（2）消除模块间接口的信息瓶颈，保留从原始像素到控制指令的完整信息流；（3）模型参数量和计算量可统一调控，便于部署至资源受限的机载平台。然而，ViT的自注意力机制具有</w:t>
@@ -2645,11 +2675,21 @@
       <w:pPr>
         <w:pStyle w:val="Heading2"/>
       </w:pPr>
-      <w:bookmarkStart w:id="30" w:name="mamba架构的数学原理"/>
+      <w:bookmarkStart w:id="33" w:name="mamba架构的数学原理"/>
       <w:r>
         <w:t xml:space="preserve">Mamba架构的数学原理</w:t>
       </w:r>
-      <w:bookmarkEnd w:id="30"/>
+      <w:bookmarkEnd w:id="33"/>
+    </w:p>
+    <w:p>
+      <w:pPr>
+        <w:pStyle w:val="Heading3"/>
+      </w:pPr>
+      <w:bookmarkStart w:id="34" w:name="连续状态空间模型的形式化"/>
+      <w:r>
+        <w:t xml:space="preserve">连续状态空间模型的形式化</w:t>
+      </w:r>
+      <w:bookmarkEnd w:id="34"/>
     </w:p>
     <w:p>
       <w:pPr>
@@ -3507,7 +3547,17 @@
     </w:p>
     <w:p>
       <w:pPr>
-        <w:pStyle w:val="BodyText"/>
+        <w:pStyle w:val="Heading3"/>
+      </w:pPr>
+      <w:bookmarkStart w:id="35" w:name="mamba的选择性扫描机制"/>
+      <w:r>
+        <w:t xml:space="preserve">Mamba的选择性扫描机制</w:t>
+      </w:r>
+      <w:bookmarkEnd w:id="35"/>
+    </w:p>
+    <w:p>
+      <w:pPr>
+        <w:pStyle w:val="FirstParagraph"/>
       </w:pPr>
       <w:r>
         <w:t xml:space="preserve">2023年，Gu和Dao [[5]]提出了Mamba架构，将选择性机制引入SSM，实现了里程碑式的突破。Mamba的核心创新在于使SSM的状态转移参数</w:t>
@@ -3710,7 +3760,17 @@
     </w:p>
     <w:p>
       <w:pPr>
-        <w:pStyle w:val="BodyText"/>
+        <w:pStyle w:val="Heading3"/>
+      </w:pPr>
+      <w:bookmarkStart w:id="36" w:name="mamba-2与结构化状态空间对偶性"/>
+      <w:r>
+        <w:t xml:space="preserve">Mamba-2与结构化状态空间对偶性</w:t>
+      </w:r>
+      <w:bookmarkEnd w:id="36"/>
+    </w:p>
+    <w:p>
+      <w:pPr>
+        <w:pStyle w:val="FirstParagraph"/>
       </w:pPr>
       <w:r>
         <w:t xml:space="preserve">Mamba-2 [[13]]进一步提出了结构化状态空间对偶性（Structured State Space Duality, SSD）框架，从理论上统一了SSM和注意力机制。SSD将SSM的递推计算等价地表示为一种受结构约束的注意力形式，使模型能够灵活地在SSM的高效递推模式和注意力的灵活并行模式之间切换，并支持多头设计（</w:t>
@@ -3745,7 +3805,17 @@
     </w:p>
     <w:p>
       <w:pPr>
-        <w:pStyle w:val="BodyText"/>
+        <w:pStyle w:val="Heading3"/>
+      </w:pPr>
+      <w:bookmarkStart w:id="37" w:name="视觉mamba适配架构"/>
+      <w:r>
+        <w:t xml:space="preserve">视觉Mamba适配架构</w:t>
+      </w:r>
+      <w:bookmarkEnd w:id="37"/>
+    </w:p>
+    <w:p>
+      <w:pPr>
+        <w:pStyle w:val="FirstParagraph"/>
       </w:pPr>
       <w:r>
         <w:t xml:space="preserve">在视觉领域，研究者提出了多种Mamba适配架构。Zhu等人 [[14]]提出的Vim将双向SSM扫描引入图像建模，通过前向和反向扫描使每个像素能够在两个方向上整合全局上下文。Liu等人 [[6]]提出的VMamba设计了2D交叉扫描模块（Cross-Scan Module），沿四个方向（左上-右下、右下-左上、右上-左下、左下-右上）分别执行1D选择性扫描，以线性复杂度捕获二维空间中的全局依赖关系。Hatamizadeh和Kautz [[7]]提出的MambaVision采用混合CNN-MLP架构设计——其核心视觉处理能力来自深度可分离卷积，辅以称为"SSM路径"的简化MLP（线性—GELU—线性），在图像分类和目标检测任务上展现了良好的性能-效率平衡。这些视觉SSM架构为本文设计Mamba避障模型提供了丰富的技术参考。</w:t>
@@ -4301,11 +4371,21 @@
       <w:pPr>
         <w:pStyle w:val="Heading2"/>
       </w:pPr>
-      <w:bookmarkStart w:id="31" w:name="知识蒸馏的理论框架"/>
+      <w:bookmarkStart w:id="38" w:name="知识蒸馏的理论框架"/>
       <w:r>
         <w:t xml:space="preserve">知识蒸馏的理论框架</w:t>
       </w:r>
-      <w:bookmarkEnd w:id="31"/>
+      <w:bookmarkEnd w:id="38"/>
+    </w:p>
+    <w:p>
+      <w:pPr>
+        <w:pStyle w:val="Heading3"/>
+      </w:pPr>
+      <w:bookmarkStart w:id="39" w:name="经典知识蒸馏与三分量损失"/>
+      <w:r>
+        <w:t xml:space="preserve">经典知识蒸馏与三分量损失</w:t>
+      </w:r>
+      <w:bookmarkEnd w:id="39"/>
     </w:p>
     <w:p>
       <w:pPr>
@@ -4552,7 +4632,17 @@
     </w:p>
     <w:p>
       <w:pPr>
-        <w:pStyle w:val="BodyText"/>
+        <w:pStyle w:val="Heading3"/>
+      </w:pPr>
+      <w:bookmarkStart w:id="40" w:name="跨架构知识蒸馏"/>
+      <w:r>
+        <w:t xml:space="preserve">跨架构知识蒸馏</w:t>
+      </w:r>
+      <w:bookmarkEnd w:id="40"/>
+    </w:p>
+    <w:p>
+      <w:pPr>
+        <w:pStyle w:val="FirstParagraph"/>
       </w:pPr>
       <w:r>
         <w:t xml:space="preserve">跨架构知识蒸馏（cross-architecture knowledge distillation）——即教师和学生使用不同的网络架构——面临额外的挑战：不同架构的特征表示空间存在本质差异，简单的特征对齐损失可能不足以弥合这种表示鸿沟。Bick等人 [[17]]提出的MOHAWK方法通过多阶段对齐策略——包括跨头投影、块级匹配和逐层蒸馏——证明了从Transformer到SSM的跨架构蒸馏在自然语言处理中的可行性。Shao等人 [[18]]提出的X-Distill方法在机器人学习场景中展示了从ViT（DINOv2）到轻量CNN的有效跨架构蒸馏。然而，现有工作尚未系统研究从Transformer到多种Mamba视觉变体的蒸馏策略及其边界条件，这正是本文的核心关注点之一。</w:t>
@@ -4560,7 +4650,17 @@
     </w:p>
     <w:p>
       <w:pPr>
-        <w:pStyle w:val="BodyText"/>
+        <w:pStyle w:val="Heading3"/>
+      </w:pPr>
+      <w:bookmarkStart w:id="41" w:name="蒸馏范式的选择与设计考量"/>
+      <w:r>
+        <w:t xml:space="preserve">蒸馏范式的选择与设计考量</w:t>
+      </w:r>
+      <w:bookmarkEnd w:id="41"/>
+    </w:p>
+    <w:p>
+      <w:pPr>
+        <w:pStyle w:val="FirstParagraph"/>
       </w:pPr>
       <w:r>
         <w:t xml:space="preserve">根据教师模型在学生训练过程中是否参与更新，蒸馏方法可分为离线蒸馏（offline distillation）和在线蒸馏（online distillation）两类范式。离线蒸馏中教师模型在训练前完全冻结，以固定预测为学生提供监督信号。其优势在于训练稳定、计算开销低——仅需对学生模型进行一次标准的前向传播，教师预测可预先缓存。本文采用离线蒸馏策略，预训练的ViT+LSTM教师模型以冻结状态为六种Mamba学生提供稳定的特征和输出监督。在线蒸馏则允许教师和学生同时更新，甚至采用双学生互相蒸馏（mutual learning）的形式。在线蒸馏使教师能够从学生反馈中持续改进，在非平稳数据分布下具有更强的适应性，但训练稳定性较差，且计算开销翻倍。对于四旋翼避障这一任务——其数据分布由固定的专家数据集定义，无需持续适应新数据分布——离线蒸馏的稳定性和高效率使其成为更合适的选择。</w:t>
@@ -4688,11 +4788,11 @@
       <w:pPr>
         <w:pStyle w:val="Heading2"/>
       </w:pPr>
-      <w:bookmarkStart w:id="32" w:name="本章小结"/>
+      <w:bookmarkStart w:id="42" w:name="本章小结"/>
       <w:r>
         <w:t xml:space="preserve">本章小结</w:t>
       </w:r>
-      <w:bookmarkEnd w:id="32"/>
+      <w:bookmarkEnd w:id="42"/>
     </w:p>
     <w:p>
       <w:pPr>
@@ -4706,21 +4806,39 @@
       <w:pPr>
         <w:pStyle w:val="Heading1"/>
       </w:pPr>
-      <w:bookmarkStart w:id="33" w:name="架构设计与蒸馏方法"/>
+      <w:bookmarkStart w:id="43" w:name="架构设计与蒸馏方法"/>
       <w:r>
         <w:t xml:space="preserve">架构设计与蒸馏方法</w:t>
       </w:r>
-      <w:bookmarkEnd w:id="33"/>
+      <w:bookmarkEnd w:id="43"/>
     </w:p>
     <w:p>
       <w:pPr>
         <w:pStyle w:val="Heading2"/>
       </w:pPr>
-      <w:bookmarkStart w:id="34" w:name="教师模型vitlstm"/>
+      <w:bookmarkStart w:id="44" w:name="引言-1"/>
+      <w:r>
+        <w:t xml:space="preserve">引言</w:t>
+      </w:r>
+      <w:bookmarkEnd w:id="44"/>
+    </w:p>
+    <w:p>
+      <w:pPr>
+        <w:pStyle w:val="FirstParagraph"/>
+      </w:pPr>
+      <w:r>
+        <w:t xml:space="preserve">本章详细阐述本文实验系统的核心设计。首先介绍作为知识蒸馏教师的ViT+LSTM基准模型，然后逐一设计六种覆盖当前主流SSM范式的Mamba学生架构（VMamba+LSTM、MambaVision系列、CNN+Mamba3、STH-Mamba和DecisionMamba），接着构建包含特征对齐、输出蒸馏和真值监督的跨架构知识蒸馏框架，最后引入CNN+MLP和CNN+LSTM对照架构用于验证SSM时序头的独立贡献。</w:t>
+      </w:r>
+    </w:p>
+    <w:p>
+      <w:pPr>
+        <w:pStyle w:val="Heading2"/>
+      </w:pPr>
+      <w:bookmarkStart w:id="45" w:name="教师模型vitlstm"/>
       <w:r>
         <w:t xml:space="preserve">教师模型：ViT+LSTM</w:t>
       </w:r>
-      <w:bookmarkEnd w:id="34"/>
+      <w:bookmarkEnd w:id="45"/>
     </w:p>
     <w:p>
       <w:pPr>
@@ -4871,11 +4989,11 @@
       <w:pPr>
         <w:pStyle w:val="Heading2"/>
       </w:pPr>
-      <w:bookmarkStart w:id="35" w:name="学生模型六种mamba变体"/>
+      <w:bookmarkStart w:id="46" w:name="学生模型六种mamba变体"/>
       <w:r>
         <w:t xml:space="preserve">学生模型：六种Mamba变体</w:t>
       </w:r>
-      <w:bookmarkEnd w:id="35"/>
+      <w:bookmarkEnd w:id="46"/>
     </w:p>
     <w:p>
       <w:pPr>
@@ -4905,7 +5023,7 @@
                     </pic:cNvPicPr>
                   </pic:nvPicPr>
                   <pic:blipFill>
-                    <a:blip r:embed="rId36"/>
+                    <a:blip r:embed="rId47"/>
                     <a:stretch>
                       <a:fillRect/>
                     </a:stretch>
@@ -4950,7 +5068,7 @@
                     </pic:cNvPicPr>
                   </pic:nvPicPr>
                   <pic:blipFill>
-                    <a:blip r:embed="rId37"/>
+                    <a:blip r:embed="rId48"/>
                     <a:stretch>
                       <a:fillRect/>
                     </a:stretch>
@@ -4995,7 +5113,7 @@
                     </pic:cNvPicPr>
                   </pic:nvPicPr>
                   <pic:blipFill>
-                    <a:blip r:embed="rId38"/>
+                    <a:blip r:embed="rId49"/>
                     <a:stretch>
                       <a:fillRect/>
                     </a:stretch>
@@ -5042,7 +5160,7 @@
                     </pic:cNvPicPr>
                   </pic:nvPicPr>
                   <pic:blipFill>
-                    <a:blip r:embed="rId39"/>
+                    <a:blip r:embed="rId50"/>
                     <a:stretch>
                       <a:fillRect/>
                     </a:stretch>
@@ -5087,7 +5205,7 @@
                     </pic:cNvPicPr>
                   </pic:nvPicPr>
                   <pic:blipFill>
-                    <a:blip r:embed="rId40"/>
+                    <a:blip r:embed="rId51"/>
                     <a:stretch>
                       <a:fillRect/>
                     </a:stretch>
@@ -5132,7 +5250,7 @@
                     </pic:cNvPicPr>
                   </pic:nvPicPr>
                   <pic:blipFill>
-                    <a:blip r:embed="rId41"/>
+                    <a:blip r:embed="rId52"/>
                     <a:stretch>
                       <a:fillRect/>
                     </a:stretch>
@@ -5669,11 +5787,11 @@
       <w:pPr>
         <w:pStyle w:val="Heading3"/>
       </w:pPr>
-      <w:bookmarkStart w:id="42" w:name="branch-avmambalstm"/>
+      <w:bookmarkStart w:id="53" w:name="branch-avmambalstm"/>
       <w:r>
         <w:t xml:space="preserve">Branch A：VMamba+LSTM</w:t>
       </w:r>
-      <w:bookmarkEnd w:id="42"/>
+      <w:bookmarkEnd w:id="53"/>
     </w:p>
     <w:p>
       <w:pPr>
@@ -5747,11 +5865,11 @@
       <w:pPr>
         <w:pStyle w:val="Heading3"/>
       </w:pPr>
-      <w:bookmarkStart w:id="43" w:name="branch-b与bmambavision系列"/>
+      <w:bookmarkStart w:id="54" w:name="branch-b与bmambavision系列"/>
       <w:r>
         <w:t xml:space="preserve">Branch B与B+：MambaVision系列</w:t>
       </w:r>
-      <w:bookmarkEnd w:id="43"/>
+      <w:bookmarkEnd w:id="54"/>
     </w:p>
     <w:p>
       <w:pPr>
@@ -5789,11 +5907,11 @@
       <w:pPr>
         <w:pStyle w:val="Heading3"/>
       </w:pPr>
-      <w:bookmarkStart w:id="44" w:name="branch-ccnnmamba3"/>
+      <w:bookmarkStart w:id="55" w:name="branch-ccnnmamba3"/>
       <w:r>
         <w:t xml:space="preserve">Branch C：CNN+Mamba3</w:t>
       </w:r>
-      <w:bookmarkEnd w:id="44"/>
+      <w:bookmarkEnd w:id="55"/>
     </w:p>
     <w:p>
       <w:pPr>
@@ -5823,11 +5941,11 @@
       <w:pPr>
         <w:pStyle w:val="Heading3"/>
       </w:pPr>
-      <w:bookmarkStart w:id="45" w:name="branch-dsth-mamba"/>
+      <w:bookmarkStart w:id="56" w:name="branch-dsth-mamba"/>
       <w:r>
         <w:t xml:space="preserve">Branch D：STH-Mamba</w:t>
       </w:r>
-      <w:bookmarkEnd w:id="45"/>
+      <w:bookmarkEnd w:id="56"/>
     </w:p>
     <w:p>
       <w:pPr>
@@ -5857,11 +5975,11 @@
       <w:pPr>
         <w:pStyle w:val="Heading3"/>
       </w:pPr>
-      <w:bookmarkStart w:id="46" w:name="branch-ecnnssmdecisionmamba"/>
+      <w:bookmarkStart w:id="57" w:name="branch-ecnnssmdecisionmamba"/>
       <w:r>
         <w:t xml:space="preserve">Branch E：CNN+SSM（DecisionMamba）</w:t>
       </w:r>
-      <w:bookmarkEnd w:id="46"/>
+      <w:bookmarkEnd w:id="57"/>
     </w:p>
     <w:p>
       <w:pPr>
@@ -5922,11 +6040,11 @@
       <w:pPr>
         <w:pStyle w:val="Heading2"/>
       </w:pPr>
-      <w:bookmarkStart w:id="47" w:name="跨架构蒸馏框架"/>
+      <w:bookmarkStart w:id="58" w:name="跨架构蒸馏框架"/>
       <w:r>
         <w:t xml:space="preserve">跨架构蒸馏框架</w:t>
       </w:r>
-      <w:bookmarkEnd w:id="47"/>
+      <w:bookmarkEnd w:id="58"/>
     </w:p>
     <w:p>
       <w:pPr>
@@ -6421,7 +6539,7 @@
                     </pic:cNvPicPr>
                   </pic:nvPicPr>
                   <pic:blipFill>
-                    <a:blip r:embed="rId48"/>
+                    <a:blip r:embed="rId59"/>
                     <a:stretch>
                       <a:fillRect/>
                     </a:stretch>
@@ -6460,50 +6578,44 @@
       <w:pPr>
         <w:pStyle w:val="Heading2"/>
       </w:pPr>
-      <w:bookmarkStart w:id="49" w:name="对照架构cnn基线branch-g"/>
+      <w:bookmarkStart w:id="60" w:name="对照架构cnn基线branch-g"/>
       <w:r>
         <w:t xml:space="preserve">对照架构：CNN基线（Branch G）</w:t>
       </w:r>
-      <w:bookmarkEnd w:id="49"/>
+      <w:bookmarkEnd w:id="60"/>
+    </w:p>
+    <w:p>
+      <w:pPr>
+        <w:pStyle w:val="Heading3"/>
+      </w:pPr>
+      <w:bookmarkStart w:id="61" w:name="g_basiccnnmlp"/>
+      <w:r>
+        <w:t xml:space="preserve">G_basic：CNN+MLP</w:t>
+      </w:r>
+      <w:bookmarkEnd w:id="61"/>
     </w:p>
     <w:p>
       <w:pPr>
         <w:pStyle w:val="FirstParagraph"/>
       </w:pPr>
       <w:r>
-        <w:t xml:space="preserve">为分离SSM时序头的独立贡献，本文设计了两种纯CNN对照架构，不包含任何SSM或循环时序建模组件。</w:t>
-      </w:r>
-    </w:p>
-    <w:p>
-      <w:pPr>
-        <w:pStyle w:val="BodyText"/>
-      </w:pPr>
-      <w:r>
-        <w:rPr>
-          <w:b/>
-        </w:rPr>
-        <w:t xml:space="preserve">G_basic（CNN+MLP）。</w:t>
-      </w:r>
-      <w:r>
-        <w:t xml:space="preserve"> </w:t>
-      </w:r>
-      <w:r>
-        <w:t xml:space="preserve">G_basic使用与Branch E完全相同的轻量级CNN编码器（三层3×3卷积加池化头，455K参数），但将SSM时序头替换为两层MLP（线性-ReLU-线性，约35K参数），总参数量仅0.49M（E的22%）。G_basic的推理速度0.74ms，是六种Mamba架构中最快E（7.1ms）的9.6倍。该架构用于回答：在T=1的单帧决策设定下，SSM时序头相比简单非线性投影带来了多少额外避障收益？</w:t>
-      </w:r>
-    </w:p>
-    <w:p>
-      <w:pPr>
-        <w:pStyle w:val="BodyText"/>
-      </w:pPr>
-      <w:r>
-        <w:rPr>
-          <w:b/>
-        </w:rPr>
-        <w:t xml:space="preserve">G_lstm（CNN+LSTM）。</w:t>
-      </w:r>
-      <w:r>
-        <w:t xml:space="preserve"> </w:t>
-      </w:r>
+        <w:t xml:space="preserve">为分离SSM时序头的独立贡献，本文设计了两种纯CNN对照架构，不包含任何SSM或循环时序建模组件。G_basic使用与Branch E完全相同的轻量级CNN编码器（三层3×3卷积加池化头，455K参数），但将SSM时序头替换为两层MLP（线性-ReLU-线性，约35K参数），总参数量仅0.49M（E的22%）。G_basic的推理速度0.74ms，是六种Mamba架构中最快E（7.1ms）的9.6倍。该架构用于回答：在T=1的单帧决策设定下，SSM时序头相比简单非线性投影带来了多少额外避障收益？</w:t>
+      </w:r>
+    </w:p>
+    <w:p>
+      <w:pPr>
+        <w:pStyle w:val="Heading3"/>
+      </w:pPr>
+      <w:bookmarkStart w:id="62" w:name="g_lstmcnnlstm"/>
+      <w:r>
+        <w:t xml:space="preserve">G_lstm：CNN+LSTM</w:t>
+      </w:r>
+      <w:bookmarkEnd w:id="62"/>
+    </w:p>
+    <w:p>
+      <w:pPr>
+        <w:pStyle w:val="FirstParagraph"/>
+      </w:pPr>
       <w:r>
         <w:t xml:space="preserve">G_lstm在相同CNN编码器后接入单层LSTM（128隐藏单元），总参数量约0.8M。该架构用于区分时序建模的具体形式（LSTM vs SSM）对T=1性能的影响。</w:t>
       </w:r>
@@ -6512,50 +6624,44 @@
       <w:pPr>
         <w:pStyle w:val="Heading2"/>
       </w:pPr>
-      <w:bookmarkStart w:id="50" w:name="架构设计验证实验"/>
+      <w:bookmarkStart w:id="63" w:name="架构设计验证实验"/>
       <w:r>
         <w:t xml:space="preserve">架构设计验证实验</w:t>
       </w:r>
-      <w:bookmarkEnd w:id="50"/>
+      <w:bookmarkEnd w:id="63"/>
+    </w:p>
+    <w:p>
+      <w:pPr>
+        <w:pStyle w:val="Heading3"/>
+      </w:pPr>
+      <w:bookmarkStart w:id="64" w:name="参数分配验证branch-fv5"/>
+      <w:r>
+        <w:t xml:space="preserve">参数分配验证（Branch Fv5）</w:t>
+      </w:r>
+      <w:bookmarkEnd w:id="64"/>
     </w:p>
     <w:p>
       <w:pPr>
         <w:pStyle w:val="FirstParagraph"/>
       </w:pPr>
       <w:r>
-        <w:t xml:space="preserve">为验证上述架构设计原则，本文进行了两组补充实验。这些实验虽涉及训练和测试，但其核心目的是验证架构假设而非报告性能，因此纳入本章讨论。</w:t>
-      </w:r>
-    </w:p>
-    <w:p>
-      <w:pPr>
-        <w:pStyle w:val="BodyText"/>
-      </w:pPr>
-      <w:r>
-        <w:rPr>
-          <w:b/>
-        </w:rPr>
-        <w:t xml:space="preserve">参数分配验证（Branch Fv5）。</w:t>
-      </w:r>
-      <w:r>
-        <w:t xml:space="preserve"> </w:t>
-      </w:r>
-      <w:r>
         <w:t xml:space="preserve">为验证"编码器质量主导时序头容量"这一假设，本文将轻量级CNN编码器（0.53M，与E同源）与Branch C的Mamba-3时序头（2.0M）组合成变体Fv5（总参数2.55M）。尽管78%的参数分配给了时序头，该变体在BC测试中仅达到5次碰撞——远差于E（3次）和C（3次）。这一结果直接支持了"单步预测下编码器才是瓶颈"的设计原则。</w:t>
       </w:r>
     </w:p>
     <w:p>
       <w:pPr>
-        <w:pStyle w:val="BodyText"/>
-      </w:pPr>
-      <w:r>
-        <w:rPr>
-          <w:b/>
-        </w:rPr>
-        <w:t xml:space="preserve">编码器类型验证（E-SSM）。</w:t>
-      </w:r>
-      <w:r>
-        <w:t xml:space="preserve"> </w:t>
-      </w:r>
+        <w:pStyle w:val="Heading3"/>
+      </w:pPr>
+      <w:bookmarkStart w:id="65" w:name="编码器类型验证e-ssm"/>
+      <w:r>
+        <w:t xml:space="preserve">编码器类型验证（E-SSM）</w:t>
+      </w:r>
+      <w:bookmarkEnd w:id="65"/>
+    </w:p>
+    <w:p>
+      <w:pPr>
+        <w:pStyle w:val="FirstParagraph"/>
+      </w:pPr>
       <w:r>
         <w:t xml:space="preserve">为验证"SSM编码器因展平空间结构导致蒸馏失败"这一假设，本文将E的CNN编码器替换为轻量级选择扫描SSM编码器（CoarseSSM，保持相同输出维度256），形成E-SSM变体（1.67M）。在相同的蒸馏配置下，E-SSM的特征对齐损失</w:t>
       </w:r>
@@ -6612,17 +6718,18 @@
     </w:p>
     <w:p>
       <w:pPr>
-        <w:pStyle w:val="BodyText"/>
-      </w:pPr>
-      <w:r>
-        <w:rPr>
-          <w:b/>
-        </w:rPr>
-        <w:t xml:space="preserve">补充策略：Born-again蒸馏与伪标签。</w:t>
-      </w:r>
-      <w:r>
-        <w:t xml:space="preserve"> </w:t>
-      </w:r>
+        <w:pStyle w:val="Heading3"/>
+      </w:pPr>
+      <w:bookmarkStart w:id="66" w:name="补充策略born-again蒸馏与伪标签"/>
+      <w:r>
+        <w:t xml:space="preserve">补充策略：Born-again蒸馏与伪标签</w:t>
+      </w:r>
+      <w:bookmarkEnd w:id="66"/>
+    </w:p>
+    <w:p>
+      <w:pPr>
+        <w:pStyle w:val="FirstParagraph"/>
+      </w:pPr>
       <w:r>
         <w:t xml:space="preserve">本文探索了两种补充训练策略。Born-again蒸馏使用B+（最佳蒸馏模型）作为教师再次蒸馏E，尽管验证指标优于跨架构蒸馏（distill gap从0.0172降至0.0037，4.4</w:t>
       </w:r>
@@ -6639,11 +6746,11 @@
       <w:pPr>
         <w:pStyle w:val="Heading2"/>
       </w:pPr>
-      <w:bookmarkStart w:id="51" w:name="本章小结-1"/>
+      <w:bookmarkStart w:id="67" w:name="本章小结-1"/>
       <w:r>
         <w:t xml:space="preserve">本章小结</w:t>
       </w:r>
-      <w:bookmarkEnd w:id="51"/>
+      <w:bookmarkEnd w:id="67"/>
     </w:p>
     <w:p>
       <w:pPr>
@@ -6657,43 +6764,54 @@
       <w:pPr>
         <w:pStyle w:val="Heading1"/>
       </w:pPr>
-      <w:bookmarkStart w:id="52" w:name="主实验与模型性能评估"/>
+      <w:bookmarkStart w:id="68" w:name="主实验与模型性能评估"/>
       <w:r>
         <w:t xml:space="preserve">主实验与模型性能评估</w:t>
       </w:r>
-      <w:bookmarkEnd w:id="52"/>
+      <w:bookmarkEnd w:id="68"/>
+    </w:p>
+    <w:p>
+      <w:pPr>
+        <w:pStyle w:val="Heading2"/>
+      </w:pPr>
+      <w:bookmarkStart w:id="69" w:name="引言-2"/>
+      <w:r>
+        <w:t xml:space="preserve">引言</w:t>
+      </w:r>
+      <w:bookmarkEnd w:id="69"/>
     </w:p>
     <w:p>
       <w:pPr>
         <w:pStyle w:val="FirstParagraph"/>
       </w:pPr>
       <w:r>
-        <w:t xml:space="preserve">本章系统评估六种 Mamba 架构在端到端视觉避障任务中的表现，涵盖主实验结果、速度鲁棒性、环境泛化能力和多维度消融分析。</w:t>
+        <w:t xml:space="preserve">本章系统评估六种 Mamba 架构在端到端视觉避障任务中的核心表现。首先介绍实验环境配置与评价指标体系，接着从碰撞次数、控制质量、推理延迟和参数效率四个维度呈现完整的主实验结果，最后在高速飞行（7 m/s）和陌生环境（树木赛道）下评估模型的鲁棒性与泛化能力。</w:t>
       </w:r>
     </w:p>
     <w:p>
       <w:pPr>
         <w:pStyle w:val="Heading2"/>
       </w:pPr>
-      <w:bookmarkStart w:id="53" w:name="实验环境与设置"/>
+      <w:bookmarkStart w:id="70" w:name="实验环境与设置"/>
       <w:r>
         <w:t xml:space="preserve">实验环境与设置</w:t>
       </w:r>
-      <w:bookmarkEnd w:id="53"/>
+      <w:bookmarkEnd w:id="70"/>
+    </w:p>
+    <w:p>
+      <w:pPr>
+        <w:pStyle w:val="Heading3"/>
+      </w:pPr>
+      <w:bookmarkStart w:id="71" w:name="仿真环境"/>
+      <w:r>
+        <w:t xml:space="preserve">仿真环境</w:t>
+      </w:r>
+      <w:bookmarkEnd w:id="71"/>
     </w:p>
     <w:p>
       <w:pPr>
         <w:pStyle w:val="FirstParagraph"/>
       </w:pPr>
-      <w:r>
-        <w:rPr>
-          <w:b/>
-        </w:rPr>
-        <w:t xml:space="preserve">仿真环境.</w:t>
-      </w:r>
-      <w:r>
-        <w:t xml:space="preserve"> </w:t>
-      </w:r>
       <w:r>
         <w:t xml:space="preserve">实验基于 Flightmare [[9]] 仿真器，采用 DodgeDrone 竞赛协议：60m 直线障碍赛道，飞行超时 40s。场景包含</w:t>
       </w:r>
@@ -6718,17 +6836,18 @@
     </w:p>
     <w:p>
       <w:pPr>
-        <w:pStyle w:val="BodyText"/>
-      </w:pPr>
-      <w:r>
-        <w:rPr>
-          <w:b/>
-        </w:rPr>
-        <w:t xml:space="preserve">训练配置.</w:t>
-      </w:r>
-      <w:r>
-        <w:t xml:space="preserve"> </w:t>
-      </w:r>
+        <w:pStyle w:val="Heading3"/>
+      </w:pPr>
+      <w:bookmarkStart w:id="72" w:name="训练配置"/>
+      <w:r>
+        <w:t xml:space="preserve">训练配置</w:t>
+      </w:r>
+      <w:bookmarkEnd w:id="72"/>
+    </w:p>
+    <w:p>
+      <w:pPr>
+        <w:pStyle w:val="FirstParagraph"/>
+      </w:pPr>
       <w:r>
         <w:t xml:space="preserve">行为克隆（BC）训练 100 轮，知识蒸馏 50 轮。训练集包含 42K 条专家轨迹（由教师 ViT+LSTM 在 5 m/s 速度下收集）。优化器采用 AdamW（学习率</w:t>
       </w:r>
@@ -6781,17 +6900,18 @@
     </w:p>
     <w:p>
       <w:pPr>
-        <w:pStyle w:val="BodyText"/>
-      </w:pPr>
-      <w:r>
-        <w:rPr>
-          <w:b/>
-        </w:rPr>
-        <w:t xml:space="preserve">评估指标.</w:t>
-      </w:r>
-      <w:r>
-        <w:t xml:space="preserve"> </w:t>
-      </w:r>
+        <w:pStyle w:val="Heading3"/>
+      </w:pPr>
+      <w:bookmarkStart w:id="73" w:name="评估指标"/>
+      <w:r>
+        <w:t xml:space="preserve">评估指标</w:t>
+      </w:r>
+      <w:bookmarkEnd w:id="73"/>
+    </w:p>
+    <w:p>
+      <w:pPr>
+        <w:pStyle w:val="FirstParagraph"/>
+      </w:pPr>
       <w:r>
         <w:t xml:space="preserve">（1）</w:t>
       </w:r>
@@ -6825,17 +6945,18 @@
     </w:p>
     <w:p>
       <w:pPr>
-        <w:pStyle w:val="BodyText"/>
-      </w:pPr>
-      <w:r>
-        <w:rPr>
-          <w:b/>
-        </w:rPr>
-        <w:t xml:space="preserve">实验方案总览.</w:t>
-      </w:r>
-      <w:r>
-        <w:t xml:space="preserve"> </w:t>
-      </w:r>
+        <w:pStyle w:val="Heading3"/>
+      </w:pPr>
+      <w:bookmarkStart w:id="74" w:name="实验方案总览"/>
+      <w:r>
+        <w:t xml:space="preserve">实验方案总览</w:t>
+      </w:r>
+      <w:bookmarkEnd w:id="74"/>
+    </w:p>
+    <w:p>
+      <w:pPr>
+        <w:pStyle w:val="FirstParagraph"/>
+      </w:pPr>
       <w:r>
         <w:t xml:space="preserve">本文整体实验方案按"建立基线→引入蒸馏→深度消融"三个层次递进设计。主实验部分：6种架构</w:t>
       </w:r>
@@ -6920,17 +7041,18 @@
     </w:p>
     <w:p>
       <w:pPr>
-        <w:pStyle w:val="BodyText"/>
-      </w:pPr>
-      <w:r>
-        <w:rPr>
-          <w:b/>
-        </w:rPr>
-        <w:t xml:space="preserve">分布式实验架构.</w:t>
-      </w:r>
-      <w:r>
-        <w:t xml:space="preserve"> </w:t>
-      </w:r>
+        <w:pStyle w:val="Heading3"/>
+      </w:pPr>
+      <w:bookmarkStart w:id="75" w:name="分布式实验架构"/>
+      <w:r>
+        <w:t xml:space="preserve">分布式实验架构</w:t>
+      </w:r>
+      <w:bookmarkEnd w:id="75"/>
+    </w:p>
+    <w:p>
+      <w:pPr>
+        <w:pStyle w:val="FirstParagraph"/>
+      </w:pPr>
       <w:r>
         <w:t xml:space="preserve">实验采用双Agent流水线架构：训练Agent（AutoDL云服务器，RTX 5090）负责模型设计与训练，仿真Agent（本地WSL2 + ROS Noetic + Flightmare）负责60m赛道评测。两者通过GitHub仓库异步通信，形成"训练→提交→拉取→仿真→回传"的闭环流水线，如图 4.1所示。</w:t>
       </w:r>
@@ -6955,7 +7077,7 @@
                     </pic:cNvPicPr>
                   </pic:nvPicPr>
                   <pic:blipFill>
-                    <a:blip r:embed="rId54"/>
+                    <a:blip r:embed="rId76"/>
                     <a:stretch>
                       <a:fillRect/>
                     </a:stretch>
@@ -6994,11 +7116,11 @@
       <w:pPr>
         <w:pStyle w:val="Heading2"/>
       </w:pPr>
-      <w:bookmarkStart w:id="55" w:name="主实验结果"/>
+      <w:bookmarkStart w:id="77" w:name="主实验结果"/>
       <w:r>
         <w:t xml:space="preserve">主实验结果</w:t>
       </w:r>
-      <w:bookmarkEnd w:id="55"/>
+      <w:bookmarkEnd w:id="77"/>
     </w:p>
     <w:p>
       <w:pPr>
@@ -9047,7 +9169,7 @@
                     </pic:cNvPicPr>
                   </pic:nvPicPr>
                   <pic:blipFill>
-                    <a:blip r:embed="rId56"/>
+                    <a:blip r:embed="rId78"/>
                     <a:stretch>
                       <a:fillRect/>
                     </a:stretch>
@@ -9170,7 +9292,7 @@
                     </pic:cNvPicPr>
                   </pic:nvPicPr>
                   <pic:blipFill>
-                    <a:blip r:embed="rId57"/>
+                    <a:blip r:embed="rId79"/>
                     <a:stretch>
                       <a:fillRect/>
                     </a:stretch>
@@ -9225,7 +9347,7 @@
                     </pic:cNvPicPr>
                   </pic:nvPicPr>
                   <pic:blipFill>
-                    <a:blip r:embed="rId58"/>
+                    <a:blip r:embed="rId80"/>
                     <a:stretch>
                       <a:fillRect/>
                     </a:stretch>
@@ -9292,11 +9414,11 @@
       <w:pPr>
         <w:pStyle w:val="Heading3"/>
       </w:pPr>
-      <w:bookmarkStart w:id="59" w:name="各分支详细性能分析"/>
+      <w:bookmarkStart w:id="81" w:name="各分支详细性能分析"/>
       <w:r>
         <w:t xml:space="preserve">各分支详细性能分析</w:t>
       </w:r>
-      <w:bookmarkEnd w:id="59"/>
+      <w:bookmarkEnd w:id="81"/>
     </w:p>
     <w:p>
       <w:pPr>
@@ -9469,11 +9591,11 @@
       <w:pPr>
         <w:pStyle w:val="Heading3"/>
       </w:pPr>
-      <w:bookmarkStart w:id="60" w:name="参数效率分析"/>
+      <w:bookmarkStart w:id="82" w:name="参数效率分析"/>
       <w:r>
         <w:t xml:space="preserve">参数效率分析</w:t>
       </w:r>
-      <w:bookmarkEnd w:id="60"/>
+      <w:bookmarkEnd w:id="82"/>
     </w:p>
     <w:p>
       <w:pPr>
@@ -10025,11 +10147,11 @@
       <w:pPr>
         <w:pStyle w:val="Heading2"/>
       </w:pPr>
-      <w:bookmarkStart w:id="61" w:name="速度鲁棒性与环境泛化"/>
+      <w:bookmarkStart w:id="83" w:name="速度鲁棒性与环境泛化"/>
       <w:r>
         <w:t xml:space="preserve">速度鲁棒性与环境泛化</w:t>
       </w:r>
-      <w:bookmarkEnd w:id="61"/>
+      <w:bookmarkEnd w:id="83"/>
     </w:p>
     <w:p>
       <w:pPr>
@@ -10611,7 +10733,7 @@
                     </pic:cNvPicPr>
                   </pic:nvPicPr>
                   <pic:blipFill>
-                    <a:blip r:embed="rId62"/>
+                    <a:blip r:embed="rId84"/>
                     <a:stretch>
                       <a:fillRect/>
                     </a:stretch>
@@ -10650,11 +10772,11 @@
       <w:pPr>
         <w:pStyle w:val="Heading2"/>
       </w:pPr>
-      <w:bookmarkStart w:id="63" w:name="本章小结-2"/>
+      <w:bookmarkStart w:id="85" w:name="本章小结-2"/>
       <w:r>
         <w:t xml:space="preserve">本章小结</w:t>
       </w:r>
-      <w:bookmarkEnd w:id="63"/>
+      <w:bookmarkEnd w:id="85"/>
     </w:p>
     <w:p>
       <w:pPr>
@@ -10668,29 +10790,39 @@
       <w:pPr>
         <w:pStyle w:val="Heading1"/>
       </w:pPr>
-      <w:bookmarkStart w:id="64" w:name="消融实验与设计分析"/>
+      <w:bookmarkStart w:id="86" w:name="消融实验与设计分析"/>
       <w:r>
         <w:t xml:space="preserve">消融实验与设计分析</w:t>
       </w:r>
-      <w:bookmarkEnd w:id="64"/>
+      <w:bookmarkEnd w:id="86"/>
+    </w:p>
+    <w:p>
+      <w:pPr>
+        <w:pStyle w:val="Heading2"/>
+      </w:pPr>
+      <w:bookmarkStart w:id="87" w:name="引言-3"/>
+      <w:r>
+        <w:t xml:space="preserve">引言</w:t>
+      </w:r>
+      <w:bookmarkEnd w:id="87"/>
     </w:p>
     <w:p>
       <w:pPr>
         <w:pStyle w:val="FirstParagraph"/>
       </w:pPr>
       <w:r>
-        <w:t xml:space="preserve">为深入理解影响 Mamba 避障性能的关键设计因素，本章围绕数据增强、多步预测、损失权重和训练策略四个维度进行系统消融。</w:t>
+        <w:t xml:space="preserve">在第四章主实验结果的基础上，本章深入探究影响Mamba避障性能的核心设计因素。围绕数据增强策略、多步预测步长、蒸馏损失权重、Born-again蒸馏和大规模伪标签训练五个维度开展系统消融实验，定量评估各因素的影响程度，并提炼面向端到端避障任务的架构设计指南。</w:t>
       </w:r>
     </w:p>
     <w:p>
       <w:pPr>
         <w:pStyle w:val="Heading2"/>
       </w:pPr>
-      <w:bookmarkStart w:id="65" w:name="消融实验"/>
+      <w:bookmarkStart w:id="88" w:name="消融实验"/>
       <w:r>
         <w:t xml:space="preserve">消融实验</w:t>
       </w:r>
-      <w:bookmarkEnd w:id="65"/>
+      <w:bookmarkEnd w:id="88"/>
     </w:p>
     <w:p>
       <w:pPr>
@@ -10704,11 +10836,11 @@
       <w:pPr>
         <w:pStyle w:val="Heading3"/>
       </w:pPr>
-      <w:bookmarkStart w:id="66" w:name="数据增强消融"/>
+      <w:bookmarkStart w:id="89" w:name="数据增强消融"/>
       <w:r>
         <w:t xml:space="preserve">数据增强消融</w:t>
       </w:r>
-      <w:bookmarkEnd w:id="66"/>
+      <w:bookmarkEnd w:id="89"/>
     </w:p>
     <w:p>
       <w:pPr>
@@ -10989,7 +11121,7 @@
                     </pic:cNvPicPr>
                   </pic:nvPicPr>
                   <pic:blipFill>
-                    <a:blip r:embed="rId67"/>
+                    <a:blip r:embed="rId90"/>
                     <a:stretch>
                       <a:fillRect/>
                     </a:stretch>
@@ -11045,11 +11177,11 @@
       <w:pPr>
         <w:pStyle w:val="Heading3"/>
       </w:pPr>
-      <w:bookmarkStart w:id="68" w:name="多步预测消融"/>
+      <w:bookmarkStart w:id="91" w:name="多步预测消融"/>
       <w:r>
         <w:t xml:space="preserve">多步预测消融</w:t>
       </w:r>
-      <w:bookmarkEnd w:id="68"/>
+      <w:bookmarkEnd w:id="91"/>
     </w:p>
     <w:p>
       <w:pPr>
@@ -11166,11 +11298,11 @@
       <w:pPr>
         <w:pStyle w:val="Heading3"/>
       </w:pPr>
-      <w:bookmarkStart w:id="69" w:name="损失权重消融"/>
+      <w:bookmarkStart w:id="92" w:name="损失权重消融"/>
       <w:r>
         <w:t xml:space="preserve">损失权重消融</w:t>
       </w:r>
-      <w:bookmarkEnd w:id="69"/>
+      <w:bookmarkEnd w:id="92"/>
     </w:p>
     <w:p>
       <w:pPr>
@@ -11341,11 +11473,11 @@
       <w:pPr>
         <w:pStyle w:val="Heading3"/>
       </w:pPr>
-      <w:bookmarkStart w:id="70" w:name="born-again-蒸馏"/>
+      <w:bookmarkStart w:id="93" w:name="born-again-蒸馏"/>
       <w:r>
         <w:t xml:space="preserve">Born-again 蒸馏</w:t>
       </w:r>
-      <w:bookmarkEnd w:id="70"/>
+      <w:bookmarkEnd w:id="93"/>
     </w:p>
     <w:p>
       <w:pPr>
@@ -11359,11 +11491,11 @@
       <w:pPr>
         <w:pStyle w:val="Heading3"/>
       </w:pPr>
-      <w:bookmarkStart w:id="71" w:name="大规模伪标签训练"/>
+      <w:bookmarkStart w:id="94" w:name="大规模伪标签训练"/>
       <w:r>
         <w:t xml:space="preserve">大规模伪标签训练</w:t>
       </w:r>
-      <w:bookmarkEnd w:id="71"/>
+      <w:bookmarkEnd w:id="94"/>
     </w:p>
     <w:p>
       <w:pPr>
@@ -11386,11 +11518,11 @@
       <w:pPr>
         <w:pStyle w:val="Heading3"/>
       </w:pPr>
-      <w:bookmarkStart w:id="72" w:name="关键设计因素综合对比"/>
+      <w:bookmarkStart w:id="95" w:name="关键设计因素综合对比"/>
       <w:r>
         <w:t xml:space="preserve">关键设计因素综合对比</w:t>
       </w:r>
-      <w:bookmarkEnd w:id="72"/>
+      <w:bookmarkEnd w:id="95"/>
     </w:p>
     <w:p>
       <w:pPr>
@@ -11787,11 +11919,11 @@
       <w:pPr>
         <w:pStyle w:val="Heading2"/>
       </w:pPr>
-      <w:bookmarkStart w:id="73" w:name="讨论"/>
+      <w:bookmarkStart w:id="96" w:name="讨论"/>
       <w:r>
         <w:t xml:space="preserve">讨论</w:t>
       </w:r>
-      <w:bookmarkEnd w:id="73"/>
+      <w:bookmarkEnd w:id="96"/>
     </w:p>
     <w:p>
       <w:pPr>
@@ -11803,27 +11935,278 @@
     </w:p>
     <w:p>
       <w:pPr>
+        <w:pStyle w:val="Heading3"/>
+      </w:pPr>
+      <w:bookmarkStart w:id="97" w:name="bc训练的控制质量局限"/>
+      <w:r>
+        <w:t xml:space="preserve">BC训练的控制质量局限</w:t>
+      </w:r>
+      <w:bookmarkEnd w:id="97"/>
+    </w:p>
+    <w:p>
+      <w:pPr>
+        <w:pStyle w:val="FirstParagraph"/>
+      </w:pPr>
+      <w:r>
+        <w:t xml:space="preserve">本文的一个重要发现是：单纯依靠BC训练的Mamba变体存在控制信号校准问题。通过分析模型输出的velocity命令与无人机实际响应的关系，发现BC训练不足以使这些架构产生精确、稳定的控制指令。速度追踪误差（MAE）量化了这一差距：G_basic的追踪误差（1.255）是E蒸馏（0.220）的5.7倍，G_lstm的横向偏差（MAE_y=1.98）是E蒸馏（0.06）的33倍，且这些误差在高速分布外场景中进一步加剧。这一现象在多步预测（seq_len</w:t>
+      </w:r>
+      <m:oMath>
+        <m:r>
+          <m:t>&gt;</m:t>
+        </m:r>
+      </m:oMath>
+      <w:r>
+        <w:t xml:space="preserve">1）和Born-again蒸馏中尤为严重（均劣于跨架构蒸馏），进一步说明BC训练的局限性。教师模型（ViT+LSTM）的MAE（0.346）介于蒸馏与BC模型之间，说明蒸馏通过特征对齐有效改善了控制精度。这一发现表明：碰撞次数作为单一指标不足以全面衡量控制质量，跨架构蒸馏的价值不仅体现在碰撞次数的降低，更体现在对BC训练固有偏差的纠正。</w:t>
+      </w:r>
+    </w:p>
+    <w:p>
+      <w:pPr>
+        <w:pStyle w:val="Heading3"/>
+      </w:pPr>
+      <w:bookmarkStart w:id="98" w:name="ssm时序头的必要性验证"/>
+      <w:r>
+        <w:t xml:space="preserve">SSM时序头的必要性验证</w:t>
+      </w:r>
+      <w:bookmarkEnd w:id="98"/>
+    </w:p>
+    <w:p>
+      <w:pPr>
+        <w:pStyle w:val="FirstParagraph"/>
+      </w:pPr>
+      <w:r>
+        <w:t xml:space="preserve">为回应"SSM时序头是否必要"的核心质疑，本文设计了G系列对照实验。G_basic（CNN+MLP，0.49M，0.74ms，4次碰撞）使用与E完全相同的CNN编码器但将SSM头替换为两层MLP。实验结果显示，G_basic在5m/s下仅比E的BC基线（3次碰撞）多1次，但参数量减少78%，推理速度快9.6倍。G_lstm（CNN+LSTM，0.80M，4次碰撞）同样达到4次碰撞，说明LSTM与SSM在T=1场景中均无法展现时序建模优势。这表明在单帧决策设定下，SSM时序头的贡献相当有限——CNN编码器+简单MLP头即能实现接近的性能。</w:t>
+      </w:r>
+    </w:p>
+    <w:p>
+      <w:pPr>
         <w:pStyle w:val="BodyText"/>
       </w:pPr>
       <w:r>
-        <w:rPr>
-          <w:b/>
-        </w:rPr>
-        <w:t xml:space="preserve">BC训练的控制质量局限.</w:t>
-      </w:r>
-      <w:r>
-        <w:t xml:space="preserve"> </w:t>
-      </w:r>
-      <w:r>
-        <w:t xml:space="preserve">本文的一个重要发现是：单纯依靠BC训练的Mamba变体存在控制信号校准问题。通过分析模型输出的velocity命令与无人机实际响应的关系，发现BC训练不足以使这些架构产生精确、稳定的控制指令。速度追踪误差（MAE）量化了这一差距：G_basic的追踪误差（1.255）是E蒸馏（0.220）的5.7倍，G_lstm的横向偏差（MAE_y=1.98）是E蒸馏（0.06）的33倍，且这些误差在高速分布外场景中进一步加剧。这一现象在多步预测（seq_len</w:t>
+        <w:t xml:space="preserve">但在7m/s高速场景下，SSM展现出独特优势：E蒸馏保持1次碰撞，而G_lstm恶化至6次、G_basic升至3次。SSM的状态递推结构通过连续帧之间的隐状态耦合，在高速飞行中提供了更平滑的控制策略。综合而言，SSM时序头的价值主要体现在高速速度鲁棒性而非单帧避障精度——这一发现将架构设计的关注重心从"选择最强的时序头"转向"选择与编码器最匹配的时序头"。</w:t>
+      </w:r>
+    </w:p>
+    <w:p>
+      <w:pPr>
+        <w:pStyle w:val="BodyText"/>
+      </w:pPr>
+      <w:r>
+        <w:t xml:space="preserve">需要指出的是，上述结论基于碰撞次数这一宏观指标。更细粒度的控制质量分析（如速度追踪误差、控制平滑度、偏航角标准差等）可能揭示出不同架构之间更本质的差异，这是当前工作的一个局限。</w:t>
+      </w:r>
+    </w:p>
+    <w:p>
+      <w:pPr>
+        <w:pStyle w:val="Heading3"/>
+      </w:pPr>
+      <w:bookmarkStart w:id="99" w:name="跨架构蒸馏的有效性与边界"/>
+      <w:r>
+        <w:t xml:space="preserve">跨架构蒸馏的有效性与边界</w:t>
+      </w:r>
+      <w:bookmarkEnd w:id="99"/>
+    </w:p>
+    <w:p>
+      <w:pPr>
+        <w:pStyle w:val="FirstParagraph"/>
+      </w:pPr>
+      <w:r>
+        <w:t xml:space="preserve">蒸馏在球体环境中显著提升性能（B+ 从 3 次降至 1 次，超越教师的 2 次），证明了从 ViT 到 Mamba 的跨架构知识迁移切实可行。但树木环境揭示了其泛化边界——蒸馏模型在新环境高速下可能退化，原因在于学生有限容量无法完整继承教师的泛化能力。</w:t>
+      </w:r>
+    </w:p>
+    <w:p>
+      <w:pPr>
+        <w:pStyle w:val="Heading3"/>
+      </w:pPr>
+      <w:bookmarkStart w:id="100" w:name="架构选择指南"/>
+      <w:r>
+        <w:t xml:space="preserve">架构选择指南</w:t>
+      </w:r>
+      <w:bookmarkEnd w:id="100"/>
+    </w:p>
+    <w:p>
+      <w:pPr>
+        <w:pStyle w:val="FirstParagraph"/>
+      </w:pPr>
+      <w:r>
+        <w:t xml:space="preserve">（1）编码器应优先选择保留空间结构的 CNN 或混合架构（如 MambaVision），避免纯 SSM 编码器，以利于与 ViT 教师进行特征对齐；（2）推理延迟与参数量并非线性相关，编码器类型对延迟的影响远大于时序头；（3）编码器质量主导避障性能，其重要性超过时序头容量的复杂程度——G_basic（CNN+MLP，0.49M）仅以1次碰撞之差接近E的BC基线，但速度快9.6倍；（4）时序头的选择应在T=1设定下优先考虑效率，在需要高速鲁棒性时选择SSM，因其通过帧间隐状态耦合提供了更好的高速稳定性。</w:t>
+      </w:r>
+    </w:p>
+    <w:p>
+      <w:pPr>
+        <w:pStyle w:val="Heading3"/>
+      </w:pPr>
+      <w:bookmarkStart w:id="101" w:name="模型容量与泛化的权衡"/>
+      <w:r>
+        <w:t xml:space="preserve">模型容量与泛化的权衡</w:t>
+      </w:r>
+      <w:bookmarkEnd w:id="101"/>
+    </w:p>
+    <w:p>
+      <w:pPr>
+        <w:pStyle w:val="FirstParagraph"/>
+      </w:pPr>
+      <w:r>
+        <w:t xml:space="preserve">实验数据显示了一个微妙但重要的规律：最佳蒸馏模型（E，2.19M）在球体环境7 m/s下保持1次碰撞（零退化），而较大的B+模型（2.55M）同样保持1次碰撞。然而，在树木环境的跨域泛化测试中，B+以5 m/s零碰撞的全面优势超越了E的1次碰撞。这一差异揭示了模型容量与泛化能力之间的非线性关系——在训练分布（球体环境）内，更大容量带来的边际收益递减（E和B+均为1次），但在分布外场景中，额外的模型容量带来了显著的泛化优势。具体而言，B+的MambaVision编码器包含深度可分离卷积的精细化局部特征提取能力，而E的超轻量CNN编码器（仅455K）在特征多样性上存在天然的容量天花板。这一发现的实际含义是：部署时若目标场景已知且稳定（如固定赛道的竞赛飞行），E+蒸馏的组合在推理延迟上的优势使其成为首眩；若部署环境具有不确定性或需要在多种场景间切换，B+的泛化优势值得其增加的25%推理延迟（7.1ms vs 9.8ms）。从工程视角，建议建立两阶段部署流程——在已知场景中使用E实现最高帧率，当环境切换时动态切换到B+以确保泛化鲁棒性。</w:t>
+      </w:r>
+    </w:p>
+    <w:p>
+      <w:pPr>
+        <w:pStyle w:val="Heading3"/>
+      </w:pPr>
+      <w:bookmarkStart w:id="102" w:name="训练策略的实用指南"/>
+      <w:r>
+        <w:t xml:space="preserve">训练策略的实用指南</w:t>
+      </w:r>
+      <w:bookmarkEnd w:id="102"/>
+    </w:p>
+    <w:p>
+      <w:pPr>
+        <w:pStyle w:val="FirstParagraph"/>
+      </w:pPr>
+      <w:r>
+        <w:t xml:space="preserve">结合消融实验的系统性发现，本文提炼出面向端到端避障训练的实用策略建议：（1）训练流程应遵循"BC预训练→蒸馏微调"的两阶段策略——BC为模型提供有效的初始化，蒸馏在此基础上优化编码器特征表示；（2）数据增强应作为架构感知策略使用——对CNN编码器架构启用（B+从3次降至1次），对SSM编码器架构禁用（D从2次恶化至5次）；（3）单步预测（</w:t>
       </w:r>
       <m:oMath>
         <m:r>
-          <m:t>&gt;</m:t>
+          <m:t>T</m:t>
+        </m:r>
+        <m:r>
+          <m:t>=</m:t>
+        </m:r>
+        <m:r>
+          <m:t>1</m:t>
         </m:r>
       </m:oMath>
       <w:r>
-        <w:t xml:space="preserve">1）和Born-again蒸馏中尤为严重（均劣于跨架构蒸馏），进一步说明BC训练的局限性。教师模型（ViT+LSTM）的MAE（0.346）介于蒸馏与BC模型之间，说明蒸馏通过特征对齐有效改善了控制精度。这一发现表明：碰撞次数作为单一指标不足以全面衡量控制质量，跨架构蒸馏的价值不仅体现在碰撞次数的降低，更体现在对BC训练固有偏差的纠正。</w:t>
+        <w:t xml:space="preserve">）在任何情况下都是最优选择，增大预测步长只会线性增加目标维度和误差积累风险；（4）三分量蒸馏损失缺一不可——任一损失分量减半都会导致性能明显下降（从1次增至2–3次碰撞），说明特征对齐、输出蒸馏和真值监督三者互为补充；（5）伪标签数据扩充仅在低速场景下可作为蒸馏的低成本替代方案使用，高速场景下必须依赖真值蒸馏。上述指南为后续研究提供了可操作的设计参考。</w:t>
+      </w:r>
+    </w:p>
+    <w:p>
+      <w:pPr>
+        <w:pStyle w:val="Heading3"/>
+      </w:pPr>
+      <w:bookmarkStart w:id="103" w:name="最佳实践总结"/>
+      <w:r>
+        <w:t xml:space="preserve">最佳实践总结</w:t>
+      </w:r>
+      <w:bookmarkEnd w:id="103"/>
+    </w:p>
+    <w:p>
+      <w:pPr>
+        <w:pStyle w:val="FirstParagraph"/>
+      </w:pPr>
+      <w:r>
+        <w:t xml:space="preserve">DecisionMamba（E）+ 蒸馏的组合是推荐的部署配置：2.19M 参数、7.1ms 推理延迟、球体环境 1 次碰撞且具备速度鲁棒性。对于需要强环境泛化的场景，B+ 蒸馏因 MambaVision 混合编码器更具优势。在训练策略上，单步预测配合默认蒸馏损失权重（</w:t>
+      </w:r>
+      <m:oMath>
+        <m:r>
+          <m:t>α</m:t>
+        </m:r>
+        <m:r>
+          <m:t>=</m:t>
+        </m:r>
+        <m:r>
+          <m:t>β</m:t>
+        </m:r>
+        <m:r>
+          <m:t>=</m:t>
+        </m:r>
+        <m:r>
+          <m:t>γ</m:t>
+        </m:r>
+        <m:r>
+          <m:t>=</m:t>
+        </m:r>
+        <m:r>
+          <m:t>1</m:t>
+        </m:r>
+      </m:oMath>
+      <w:r>
+        <w:t xml:space="preserve">）即可获得最优性能，无需复杂调整。</w:t>
+      </w:r>
+    </w:p>
+    <w:p>
+      <w:pPr>
+        <w:pStyle w:val="Heading2"/>
+      </w:pPr>
+      <w:bookmarkStart w:id="104" w:name="本章小结-3"/>
+      <w:r>
+        <w:t xml:space="preserve">本章小结</w:t>
+      </w:r>
+      <w:bookmarkEnd w:id="104"/>
+    </w:p>
+    <w:p>
+      <w:pPr>
+        <w:pStyle w:val="FirstParagraph"/>
+      </w:pPr>
+      <w:r>
+        <w:t xml:space="preserve">本章通过系统的消融实验，深入探究了影响Mamba避障性能的关键设计因素。数据增强的效果呈现清晰的架构依赖性：仅对CNN编码器架构有益（B+从3次降至1次），对SSM架构反而导致退化。单步预测（</w:t>
+      </w:r>
+      <m:oMath>
+        <m:r>
+          <m:t>T</m:t>
+        </m:r>
+        <m:r>
+          <m:t>=</m:t>
+        </m:r>
+        <m:r>
+          <m:t>1</m:t>
+        </m:r>
+      </m:oMath>
+      <w:r>
+        <w:t xml:space="preserve">）在所有配置下一致优于多步预测，表明当前帧的精确感知比长程时序记忆更为关键。三分量蒸馏损失的均衡权重（</w:t>
+      </w:r>
+      <m:oMath>
+        <m:r>
+          <m:t>α</m:t>
+        </m:r>
+        <m:r>
+          <m:t>=</m:t>
+        </m:r>
+        <m:r>
+          <m:t>β</m:t>
+        </m:r>
+        <m:r>
+          <m:t>=</m:t>
+        </m:r>
+        <m:r>
+          <m:t>γ</m:t>
+        </m:r>
+        <m:r>
+          <m:t>=</m:t>
+        </m:r>
+        <m:r>
+          <m:t>1</m:t>
+        </m:r>
+      </m:oMath>
+      <w:r>
+        <w:t xml:space="preserve">）取得最优性能，任一分量减半都会导致性能下降。Born-again蒸馏和伪标签训练揭示了跨架构蒸馏不可替代的核心优势——外部教师信号提供了超越学生自身表示空间的知识注入。综合各因素影响程度，编码器类型是决定性因素，其次是知识蒸馏，数据增强、损失权重和多步预测的影响相对有限。</w:t>
+      </w:r>
+    </w:p>
+    <w:p>
+      <w:pPr>
+        <w:pStyle w:val="Heading1"/>
+      </w:pPr>
+      <w:bookmarkStart w:id="105" w:name="总结与展望"/>
+      <w:r>
+        <w:t xml:space="preserve">总结与展望</w:t>
+      </w:r>
+      <w:bookmarkEnd w:id="105"/>
+    </w:p>
+    <w:p>
+      <w:pPr>
+        <w:pStyle w:val="Heading2"/>
+      </w:pPr>
+      <w:bookmarkStart w:id="106" w:name="工作总结"/>
+      <w:r>
+        <w:t xml:space="preserve">工作总结</w:t>
+      </w:r>
+      <w:bookmarkEnd w:id="106"/>
+    </w:p>
+    <w:p>
+      <w:pPr>
+        <w:pStyle w:val="FirstParagraph"/>
+      </w:pPr>
+      <w:r>
+        <w:t xml:space="preserve">本文围绕"如何设计和优化适用于四旋翼避障的端到端神经网络架构"这一核心问题，对六种基于Mamba的状态空间模型架构——VMamba+LSTM（架构A）、MambaVision+SSM（架构B）、MambaVision+Mamba-3（架构B+）、CNN+Mamba3（架构C）、STH-Mamba（架构D）、DecisionMamba（架构E）——在Flightmare仿真器[[9]]上的端到端视觉避障性能进行了系统性的比较评估。本文设计了跨架构知识蒸馏框架，将ViT+LSTM教师模型[[4]]的知识迁移至Mamba学生模型，并系统研究了蒸馏在不同环境（球体、树木）和不同飞行速度（5m/s、7m/s）下的有效性边界。</w:t>
       </w:r>
     </w:p>
     <w:p>
@@ -11831,270 +12214,26 @@
         <w:pStyle w:val="BodyText"/>
       </w:pPr>
       <w:r>
-        <w:rPr>
-          <w:b/>
-        </w:rPr>
-        <w:t xml:space="preserve">SSM时序头的必要性验证.</w:t>
-      </w:r>
-      <w:r>
-        <w:t xml:space="preserve"> </w:t>
-      </w:r>
-      <w:r>
-        <w:t xml:space="preserve">为回应"SSM时序头是否必要"的核心质疑，本文设计了G系列对照实验。G_basic（CNN+MLP，0.49M，0.74ms，4次碰撞）使用与E完全相同的CNN编码器但将SSM头替换为两层MLP。实验结果显示，G_basic在5m/s下仅比E的BC基线（3次碰撞）多1次，但参数量减少78%，推理速度快9.6倍。G_lstm（CNN+LSTM，0.80M，4次碰撞）同样达到4次碰撞，说明LSTM与SSM在T=1场景中均无法展现时序建模优势。这表明在单帧决策设定下，SSM时序头的贡献相当有限——CNN编码器+简单MLP头即能实现接近的性能。</w:t>
-      </w:r>
-    </w:p>
-    <w:p>
-      <w:pPr>
-        <w:pStyle w:val="BodyText"/>
-      </w:pPr>
-      <w:r>
-        <w:t xml:space="preserve">但在7m/s高速场景下，SSM展现出独特优势：E蒸馏保持1次碰撞，而G_lstm恶化至6次、G_basic升至3次。SSM的状态递推结构通过连续帧之间的隐状态耦合，在高速飞行中提供了更平滑的控制策略。综合而言，SSM时序头的价值主要体现在高速速度鲁棒性而非单帧避障精度——这一发现将架构设计的关注重心从"选择最强的时序头"转向"选择与编码器最匹配的时序头"。</w:t>
-      </w:r>
-    </w:p>
-    <w:p>
-      <w:pPr>
-        <w:pStyle w:val="BodyText"/>
-      </w:pPr>
-      <w:r>
-        <w:t xml:space="preserve">需要指出的是，上述结论基于碰撞次数这一宏观指标。更细粒度的控制质量分析（如速度追踪误差、控制平滑度、偏航角标准差等）可能揭示出不同架构之间更本质的差异，这是当前工作的一个局限。</w:t>
-      </w:r>
-    </w:p>
-    <w:p>
-      <w:pPr>
-        <w:pStyle w:val="BodyText"/>
-      </w:pPr>
-      <w:r>
-        <w:rPr>
-          <w:b/>
-        </w:rPr>
-        <w:t xml:space="preserve">跨架构蒸馏的有效性与边界.</w:t>
-      </w:r>
-      <w:r>
-        <w:t xml:space="preserve"> </w:t>
-      </w:r>
-      <w:r>
-        <w:t xml:space="preserve">蒸馏在球体环境中显著提升性能（B+ 从 3 次降至 1 次，超越教师的 2 次），证明了从 ViT 到 Mamba 的跨架构知识迁移切实可行。但树木环境揭示了其泛化边界——蒸馏模型在新环境高速下可能退化，原因在于学生有限容量无法完整继承教师的泛化能力。</w:t>
-      </w:r>
-    </w:p>
-    <w:p>
-      <w:pPr>
-        <w:pStyle w:val="BodyText"/>
-      </w:pPr>
-      <w:r>
-        <w:rPr>
-          <w:b/>
-        </w:rPr>
-        <w:t xml:space="preserve">架构选择指南.</w:t>
-      </w:r>
-      <w:r>
-        <w:t xml:space="preserve"> </w:t>
-      </w:r>
-      <w:r>
-        <w:t xml:space="preserve">（1）编码器应优先选择保留空间结构的 CNN 或混合架构（如 MambaVision），避免纯 SSM 编码器，以利于与 ViT 教师进行特征对齐；（2）推理延迟与参数量并非线性相关，编码器类型对延迟的影响远大于时序头；（3）编码器质量主导避障性能，其重要性超过时序头容量的复杂程度——G_basic（CNN+MLP，0.49M）仅以1次碰撞之差接近E的BC基线，但速度快9.6倍；（4）时序头的选择应在T=1设定下优先考虑效率，在需要高速鲁棒性时选择SSM，因其通过帧间隐状态耦合提供了更好的高速稳定性。</w:t>
-      </w:r>
-    </w:p>
-    <w:p>
-      <w:pPr>
-        <w:pStyle w:val="BodyText"/>
-      </w:pPr>
-      <w:r>
-        <w:rPr>
-          <w:b/>
-        </w:rPr>
-        <w:t xml:space="preserve">模型容量与泛化的权衡.</w:t>
-      </w:r>
-      <w:r>
-        <w:t xml:space="preserve"> </w:t>
-      </w:r>
-      <w:r>
-        <w:t xml:space="preserve">实验数据显示了一个微妙但重要的规律：最佳蒸馏模型（E，2.19M）在球体环境7 m/s下保持1次碰撞（零退化），而较大的B+模型（2.55M）同样保持1次碰撞。然而，在树木环境的跨域泛化测试中，B+以5 m/s零碰撞的全面优势超越了E的1次碰撞。这一差异揭示了模型容量与泛化能力之间的非线性关系——在训练分布（球体环境）内，更大容量带来的边际收益递减（E和B+均为1次），但在分布外场景中，额外的模型容量带来了显著的泛化优势。具体而言，B+的MambaVision编码器包含深度可分离卷积的精细化局部特征提取能力，而E的超轻量CNN编码器（仅455K）在特征多样性上存在天然的容量天花板。这一发现的实际含义是：部署时若目标场景已知且稳定（如固定赛道的竞赛飞行），E+蒸馏的组合在推理延迟上的优势使其成为首眩；若部署环境具有不确定性或需要在多种场景间切换，B+的泛化优势值得其增加的25%推理延迟（7.1ms vs 9.8ms）。从工程视角，建议建立两阶段部署流程——在已知场景中使用E实现最高帧率，当环境切换时动态切换到B+以确保泛化鲁棒性。</w:t>
-      </w:r>
-    </w:p>
-    <w:p>
-      <w:pPr>
-        <w:pStyle w:val="BodyText"/>
-      </w:pPr>
-      <w:r>
-        <w:rPr>
-          <w:b/>
-        </w:rPr>
-        <w:t xml:space="preserve">训练策略的实用指南.</w:t>
-      </w:r>
-      <w:r>
-        <w:t xml:space="preserve"> </w:t>
-      </w:r>
-      <w:r>
-        <w:t xml:space="preserve">结合消融实验的系统性发现，本文提炼出面向端到端避障训练的实用策略建议：（1）训练流程应遵循"BC预训练→蒸馏微调"的两阶段策略——BC为模型提供有效的初始化，蒸馏在此基础上优化编码器特征表示；（2）数据增强应作为架构感知策略使用——对CNN编码器架构启用（B+从3次降至1次），对SSM编码器架构禁用（D从2次恶化至5次）；（3）单步预测（</w:t>
+        <w:t xml:space="preserve">基于上述系统性工作，本文得出以下核心结论：DecisionMamba（轻量CNN编码器+SSM时序头）在推理速度（7.1ms/帧，比ViT+LSTM快21%）、碰撞次数（蒸馏后1次，超越教师的2次）和控制精度（MAE追踪误差0.220，优于教师的0.346）三个维度上均是整体最优配置。然而，G_basic多种子对照实验（4个种子，2.8</w:t>
       </w:r>
       <m:oMath>
         <m:r>
-          <m:t>T</m:t>
-        </m:r>
-        <m:r>
-          <m:t>=</m:t>
-        </m:r>
-        <m:r>
-          <m:t>1</m:t>
+          <m:t>±</m:t>
         </m:r>
       </m:oMath>
       <w:r>
-        <w:t xml:space="preserve">）在任何情况下都是最优选择，增大预测步长只会线性增加目标维度和误差积累风险；（4）三分量蒸馏损失缺一不可——任一损失分量减半都会导致性能明显下降（从1次增至2–3次碰撞），说明特征对齐、输出蒸馏和真值监督三者互为补充；（5）伪标签数据扩充仅在低速场景下可作为蒸馏的低成本替代方案使用，高速场景下必须依赖真值蒸馏。上述指南为后续研究提供了可操作的设计参考。</w:t>
-      </w:r>
-    </w:p>
-    <w:p>
-      <w:pPr>
-        <w:pStyle w:val="BodyText"/>
-      </w:pPr>
-      <w:r>
-        <w:rPr>
-          <w:b/>
-        </w:rPr>
-        <w:t xml:space="preserve">最佳实践总结.</w:t>
-      </w:r>
-      <w:r>
-        <w:t xml:space="preserve"> </w:t>
-      </w:r>
-      <w:r>
-        <w:t xml:space="preserve">DecisionMamba（E）+ 蒸馏的组合是推荐的部署配置：2.19M 参数、7.1ms 推理延迟、球体环境 1 次碰撞且具备速度鲁棒性。对于需要强环境泛化的场景，B+ 蒸馏因 MambaVision 混合编码器更具优势。在训练策略上，单步预测配合默认蒸馏损失权重（</w:t>
-      </w:r>
-      <m:oMath>
-        <m:r>
-          <m:t>α</m:t>
-        </m:r>
-        <m:r>
-          <m:t>=</m:t>
-        </m:r>
-        <m:r>
-          <m:t>β</m:t>
-        </m:r>
-        <m:r>
-          <m:t>=</m:t>
-        </m:r>
-        <m:r>
-          <m:t>γ</m:t>
-        </m:r>
-        <m:r>
-          <m:t>=</m:t>
-        </m:r>
-        <m:r>
-          <m:t>1</m:t>
-        </m:r>
-      </m:oMath>
-      <w:r>
-        <w:t xml:space="preserve">）即可获得最优性能，无需复杂调整。</w:t>
+        <w:t xml:space="preserve">1.3次碰撞）表明在T=1单帧决策下SSM时序头的独立贡献高度边际化——E的性能优势主要来自其编码器容量和蒸馏增益，而非SSM时序建模范式本身。SSM头的真正价值体现在高速速度鲁棒性（7m/s下E保持1次碰撞）。跨架构蒸馏的核心前提是编码器保留空间结构，本文通过E-SSM实验将其上升为一般性设计指南。G_basic（MAE=1.255）和G_lstm（MAE=1.271）的追踪误差是蒸馏模型（0.220）的5.7倍，揭示了BC训练在控制质量上的固有局限。本文通过系统实验提炼了架构设计的边界条件——包括参数分配原则（编码器优先）、数据增强的架构依赖性、伪标签的速度鲁棒性局限——为端到端避障中的架构选择提供了可操作的设计参考。</w:t>
       </w:r>
     </w:p>
     <w:p>
       <w:pPr>
         <w:pStyle w:val="Heading2"/>
       </w:pPr>
-      <w:bookmarkStart w:id="74" w:name="本章小结-3"/>
-      <w:r>
-        <w:t xml:space="preserve">本章小结</w:t>
-      </w:r>
-      <w:bookmarkEnd w:id="74"/>
-    </w:p>
-    <w:p>
-      <w:pPr>
-        <w:pStyle w:val="FirstParagraph"/>
-      </w:pPr>
-      <w:r>
-        <w:t xml:space="preserve">本章通过系统的消融实验，深入探究了影响Mamba避障性能的关键设计因素。数据增强的效果呈现清晰的架构依赖性：仅对CNN编码器架构有益（B+从3次降至1次），对SSM架构反而导致退化。单步预测（</w:t>
-      </w:r>
-      <m:oMath>
-        <m:r>
-          <m:t>T</m:t>
-        </m:r>
-        <m:r>
-          <m:t>=</m:t>
-        </m:r>
-        <m:r>
-          <m:t>1</m:t>
-        </m:r>
-      </m:oMath>
-      <w:r>
-        <w:t xml:space="preserve">）在所有配置下一致优于多步预测，表明当前帧的精确感知比长程时序记忆更为关键。三分量蒸馏损失的均衡权重（</w:t>
-      </w:r>
-      <m:oMath>
-        <m:r>
-          <m:t>α</m:t>
-        </m:r>
-        <m:r>
-          <m:t>=</m:t>
-        </m:r>
-        <m:r>
-          <m:t>β</m:t>
-        </m:r>
-        <m:r>
-          <m:t>=</m:t>
-        </m:r>
-        <m:r>
-          <m:t>γ</m:t>
-        </m:r>
-        <m:r>
-          <m:t>=</m:t>
-        </m:r>
-        <m:r>
-          <m:t>1</m:t>
-        </m:r>
-      </m:oMath>
-      <w:r>
-        <w:t xml:space="preserve">）取得最优性能，任一分量减半都会导致性能下降。Born-again蒸馏和伪标签训练揭示了跨架构蒸馏不可替代的核心优势——外部教师信号提供了超越学生自身表示空间的知识注入。综合各因素影响程度，编码器类型是决定性因素，其次是知识蒸馏，数据增强、损失权重和多步预测的影响相对有限。</w:t>
-      </w:r>
-    </w:p>
-    <w:p>
-      <w:pPr>
-        <w:pStyle w:val="Heading1"/>
-      </w:pPr>
-      <w:bookmarkStart w:id="75" w:name="总结与展望"/>
-      <w:r>
-        <w:t xml:space="preserve">总结与展望</w:t>
-      </w:r>
-      <w:bookmarkEnd w:id="75"/>
-    </w:p>
-    <w:p>
-      <w:pPr>
-        <w:pStyle w:val="Heading2"/>
-      </w:pPr>
-      <w:bookmarkStart w:id="76" w:name="工作总结"/>
-      <w:r>
-        <w:t xml:space="preserve">工作总结</w:t>
-      </w:r>
-      <w:bookmarkEnd w:id="76"/>
-    </w:p>
-    <w:p>
-      <w:pPr>
-        <w:pStyle w:val="FirstParagraph"/>
-      </w:pPr>
-      <w:r>
-        <w:t xml:space="preserve">本文围绕"如何设计和优化适用于四旋翼避障的端到端神经网络架构"这一核心问题，对六种基于Mamba的状态空间模型架构——VMamba+LSTM（架构A）、MambaVision+SSM（架构B）、MambaVision+Mamba-3（架构B+）、CNN+Mamba3（架构C）、STH-Mamba（架构D）、DecisionMamba（架构E）——在Flightmare仿真器[[9]]上的端到端视觉避障性能进行了系统性的比较评估。本文设计了跨架构知识蒸馏框架，将ViT+LSTM教师模型[[4]]的知识迁移至Mamba学生模型，并系统研究了蒸馏在不同环境（球体、树木）和不同飞行速度（5m/s、7m/s）下的有效性边界。</w:t>
-      </w:r>
-    </w:p>
-    <w:p>
-      <w:pPr>
-        <w:pStyle w:val="BodyText"/>
-      </w:pPr>
-      <w:r>
-        <w:t xml:space="preserve">基于上述系统性工作，本文得出以下核心结论：DecisionMamba（轻量CNN编码器+SSM时序头）在推理速度（7.1ms/帧，比ViT+LSTM快21%）、碰撞次数（蒸馏后1次，超越教师的2次）和控制精度（MAE追踪误差0.220，优于教师的0.346）三个维度上均是整体最优配置。然而，G_basic多种子对照实验（4个种子，2.8</w:t>
-      </w:r>
-      <m:oMath>
-        <m:r>
-          <m:t>±</m:t>
-        </m:r>
-      </m:oMath>
-      <w:r>
-        <w:t xml:space="preserve">1.3次碰撞）表明在T=1单帧决策下SSM时序头的独立贡献高度边际化——E的性能优势主要来自其编码器容量和蒸馏增益，而非SSM时序建模范式本身。SSM头的真正价值体现在高速速度鲁棒性（7m/s下E保持1次碰撞）。跨架构蒸馏的核心前提是编码器保留空间结构，本文通过E-SSM实验将其上升为一般性设计指南。G_basic（MAE=1.255）和G_lstm（MAE=1.271）的追踪误差是蒸馏模型（0.220）的5.7倍，揭示了BC训练在控制质量上的固有局限。本文通过系统实验提炼了架构设计的边界条件——包括参数分配原则（编码器优先）、数据增强的架构依赖性、伪标签的速度鲁棒性局限——为端到端避障中的架构选择提供了可操作的设计参考。</w:t>
-      </w:r>
-    </w:p>
-    <w:p>
-      <w:pPr>
-        <w:pStyle w:val="Heading2"/>
-      </w:pPr>
-      <w:bookmarkStart w:id="77" w:name="主要创新点"/>
+      <w:bookmarkStart w:id="107" w:name="主要创新点"/>
       <w:r>
         <w:t xml:space="preserve">主要创新点</w:t>
       </w:r>
-      <w:bookmarkEnd w:id="77"/>
+      <w:bookmarkEnd w:id="107"/>
     </w:p>
     <w:p>
       <w:pPr>
@@ -12264,11 +12403,11 @@
       <w:pPr>
         <w:pStyle w:val="Heading2"/>
       </w:pPr>
-      <w:bookmarkStart w:id="78" w:name="研究局限"/>
+      <w:bookmarkStart w:id="108" w:name="研究局限"/>
       <w:r>
         <w:t xml:space="preserve">研究局限</w:t>
       </w:r>
-      <w:bookmarkEnd w:id="78"/>
+      <w:bookmarkEnd w:id="108"/>
     </w:p>
     <w:p>
       <w:pPr>
@@ -12358,11 +12497,11 @@
       <w:pPr>
         <w:pStyle w:val="Heading2"/>
       </w:pPr>
-      <w:bookmarkStart w:id="79" w:name="未来展望"/>
+      <w:bookmarkStart w:id="109" w:name="未来展望"/>
       <w:r>
         <w:t xml:space="preserve">未来展望</w:t>
       </w:r>
-      <w:bookmarkEnd w:id="79"/>
+      <w:bookmarkEnd w:id="109"/>
     </w:p>
     <w:p>
       <w:pPr>
@@ -12548,11 +12687,11 @@
       <w:pPr>
         <w:pStyle w:val="Heading1"/>
       </w:pPr>
-      <w:bookmarkStart w:id="80" w:name="致谢"/>
+      <w:bookmarkStart w:id="110" w:name="致谢"/>
       <w:r>
         <w:t xml:space="preserve">致谢</w:t>
       </w:r>
-      <w:bookmarkEnd w:id="80"/>
+      <w:bookmarkEnd w:id="110"/>
     </w:p>
     <w:p>
       <w:pPr>
@@ -12566,21 +12705,21 @@
       <w:pPr>
         <w:pStyle w:val="Heading1"/>
       </w:pPr>
-      <w:bookmarkStart w:id="81" w:name="附录"/>
+      <w:bookmarkStart w:id="111" w:name="附录"/>
       <w:r>
         <w:t xml:space="preserve">附录</w:t>
       </w:r>
-      <w:bookmarkEnd w:id="81"/>
+      <w:bookmarkEnd w:id="111"/>
     </w:p>
     <w:p>
       <w:pPr>
         <w:pStyle w:val="Heading2"/>
       </w:pPr>
-      <w:bookmarkStart w:id="82" w:name="各分支详细架构参数"/>
+      <w:bookmarkStart w:id="112" w:name="各分支详细架构参数"/>
       <w:r>
         <w:t xml:space="preserve">各分支详细架构参数</w:t>
       </w:r>
-      <w:bookmarkEnd w:id="82"/>
+      <w:bookmarkEnd w:id="112"/>
     </w:p>
     <w:p>
       <w:pPr>
@@ -13304,11 +13443,11 @@
       <w:pPr>
         <w:pStyle w:val="Heading2"/>
       </w:pPr>
-      <w:bookmarkStart w:id="83" w:name="完整消融实验结果"/>
+      <w:bookmarkStart w:id="113" w:name="完整消融实验结果"/>
       <w:r>
         <w:t xml:space="preserve">完整消融实验结果</w:t>
       </w:r>
-      <w:bookmarkEnd w:id="83"/>
+      <w:bookmarkEnd w:id="113"/>
     </w:p>
     <w:p>
       <w:pPr>
@@ -13334,11 +13473,11 @@
       <w:pPr>
         <w:pStyle w:val="Heading3"/>
       </w:pPr>
-      <w:bookmarkStart w:id="84" w:name="数据增强消融结果"/>
+      <w:bookmarkStart w:id="114" w:name="数据增强消融结果"/>
       <w:r>
         <w:t xml:space="preserve">数据增强消融结果</w:t>
       </w:r>
-      <w:bookmarkEnd w:id="84"/>
+      <w:bookmarkEnd w:id="114"/>
     </w:p>
     <w:p>
       <w:pPr>
@@ -13770,11 +13909,11 @@
       <w:pPr>
         <w:pStyle w:val="Heading3"/>
       </w:pPr>
-      <w:bookmarkStart w:id="85" w:name="多步预测消融结果"/>
+      <w:bookmarkStart w:id="115" w:name="多步预测消融结果"/>
       <w:r>
         <w:t xml:space="preserve">多步预测消融结果</w:t>
       </w:r>
-      <w:bookmarkEnd w:id="85"/>
+      <w:bookmarkEnd w:id="115"/>
     </w:p>
     <w:p>
       <w:pPr>
@@ -14258,11 +14397,11 @@
       <w:pPr>
         <w:pStyle w:val="Heading3"/>
       </w:pPr>
-      <w:bookmarkStart w:id="86" w:name="损失权重消融结果"/>
+      <w:bookmarkStart w:id="116" w:name="损失权重消融结果"/>
       <w:r>
         <w:t xml:space="preserve">损失权重消融结果</w:t>
       </w:r>
-      <w:bookmarkEnd w:id="86"/>
+      <w:bookmarkEnd w:id="116"/>
     </w:p>
     <w:p>
       <w:pPr>
@@ -14885,11 +15024,11 @@
       <w:pPr>
         <w:pStyle w:val="Heading3"/>
       </w:pPr>
-      <w:bookmarkStart w:id="87" w:name="born-again-蒸馏与伪标签训练结果"/>
+      <w:bookmarkStart w:id="117" w:name="born-again-蒸馏与伪标签训练结果"/>
       <w:r>
         <w:t xml:space="preserve">Born-again 蒸馏与伪标签训练结果</w:t>
       </w:r>
-      <w:bookmarkEnd w:id="87"/>
+      <w:bookmarkEnd w:id="117"/>
     </w:p>
     <w:p>
       <w:pPr>
@@ -15301,11 +15440,11 @@
       <w:pPr>
         <w:pStyle w:val="Heading2"/>
       </w:pPr>
-      <w:bookmarkStart w:id="88" w:name="训练超参数与配置"/>
+      <w:bookmarkStart w:id="118" w:name="训练超参数与配置"/>
       <w:r>
         <w:t xml:space="preserve">训练超参数与配置</w:t>
       </w:r>
-      <w:bookmarkEnd w:id="88"/>
+      <w:bookmarkEnd w:id="118"/>
     </w:p>
     <w:p>
       <w:pPr>
@@ -15933,11 +16072,11 @@
       <w:pPr>
         <w:pStyle w:val="Heading2"/>
       </w:pPr>
-      <w:bookmarkStart w:id="89" w:name="训练损失曲线分析"/>
+      <w:bookmarkStart w:id="119" w:name="训练损失曲线分析"/>
       <w:r>
         <w:t xml:space="preserve">训练损失曲线分析</w:t>
       </w:r>
-      <w:bookmarkEnd w:id="89"/>
+      <w:bookmarkEnd w:id="119"/>
     </w:p>
     <w:p>
       <w:pPr>
@@ -16317,11 +16456,11 @@
       <w:pPr>
         <w:pStyle w:val="Heading2"/>
       </w:pPr>
-      <w:bookmarkStart w:id="90" w:name="仿真环境详细规格"/>
+      <w:bookmarkStart w:id="120" w:name="仿真环境详细规格"/>
       <w:r>
         <w:t xml:space="preserve">仿真环境详细规格</w:t>
       </w:r>
-      <w:bookmarkEnd w:id="90"/>
+      <w:bookmarkEnd w:id="120"/>
     </w:p>
     <w:p>
       <w:pPr>
@@ -16505,11 +16644,11 @@
       <w:pPr>
         <w:pStyle w:val="Heading2"/>
       </w:pPr>
-      <w:bookmarkStart w:id="91" w:name="代码与数据可用性"/>
+      <w:bookmarkStart w:id="121" w:name="代码与数据可用性"/>
       <w:r>
         <w:t xml:space="preserve">代码与数据可用性</w:t>
       </w:r>
-      <w:bookmarkEnd w:id="91"/>
+      <w:bookmarkEnd w:id="121"/>
     </w:p>
     <w:p>
       <w:pPr>
@@ -16553,7 +16692,7 @@
       <w:r>
         <w:t xml:space="preserve"> </w:t>
       </w:r>
-      <w:hyperlink r:id="rId92">
+      <w:hyperlink r:id="rId122">
         <w:r>
           <w:rPr>
             <w:rStyle w:val="Hyperlink"/>
@@ -16688,7 +16827,7 @@
       <w:r>
         <w:t xml:space="preserve"> </w:t>
       </w:r>
-      <w:hyperlink r:id="rId93">
+      <w:hyperlink r:id="rId123">
         <w:r>
           <w:rPr>
             <w:rStyle w:val="Hyperlink"/>

--- a/paper/thesis.docx
+++ b/paper/thesis.docx
@@ -385,7 +385,7 @@
         <w:t xml:space="preserve">端到端（end-to-end）学习方法</w:t>
       </w:r>
       <w:r>
-        <w:t xml:space="preserve">为克服上述局限提供了全新的技术范式。这类方法通过深度神经网络直接将原始传感器观测映射为飞行控制指令，完全省去了显式的中间表示和模块化数据流，实现了感知与控制的联合优化。Loquercio 等 [[3]]提出的DroNet采用轻量级八层残差卷积神经网络（CNN），以单目图像为输入直接输出转向角与碰撞概率预测，首次在微型四旋翼平台上验证了端到端学习方法在实际飞行中的可行性。近年来，Bhattacharya 等 [[4]]提出的ViT-Fly框架将Vision Transformer（ViT）引入四旋翼避障任务，利用自注意力机制对深度图像中的长程空间依赖关系进行全局建模，在7 m/s的高速飞行测试中显著超越了基于CNN的基线方法，充分展现了全局视觉感知在避障决策中的关键价值。</w:t>
+        <w:t xml:space="preserve">为克服上述局限提供了全新的技术范式。这类方法通过深度神经网络直接将原始传感器观测映射为飞行控制指令，完全省去了显式的中间表示和模块化数据流，实现了感知与控制的联合优化。Loquercio 等 [[3]]提出的DroNet采用轻量级八层残差卷积神经网络（CNN），以单目图像为输入直接输出转向角与碰撞概率预测，首次在微型四旋翼平台上验证了端到端学习方法在实际飞行中的可行性。近年来，Bhattacharya 等 [[4]]提出的ViT-Fly框架将Vision Transformer（ViT） [[5]]引入四旋翼避障任务，利用自注意力机制 [[6]]对深度图像中的长程空间依赖关系进行全局建模，在7 m/s的高速飞行测试中显著超越了基于CNN的基线方法，充分展现了全局视觉感知在避障决策中的关键价值。</w:t>
       </w:r>
     </w:p>
     <w:p>
@@ -423,7 +423,7 @@
         </m:r>
       </m:oMath>
       <w:r>
-        <w:t xml:space="preserve">），这导致模型在实际部署中的推理延迟偏高，对于对实时性要求极为苛刻的飞行控制任务构成了不可忽视的瓶颈。近年来，以Mamba [[5]]为代表的</w:t>
+        <w:t xml:space="preserve">），这导致模型在实际部署中的推理延迟偏高，对于对实时性要求极为苛刻的飞行控制任务构成了不可忽视的瓶颈。近年来，以Mamba [[7]]为代表的</w:t>
       </w:r>
       <w:r>
         <w:rPr>
@@ -453,7 +453,7 @@
         </m:r>
       </m:oMath>
       <w:r>
-        <w:t xml:space="preserve">）而受到学术界和工业界的广泛关注。Mamba架构通过引入数据相关的选择性状态转移机制，在保持线性推理复杂度的同时具备了与注意力机制相当的动态上下文感知能力，在自然语言处理、计算机视觉等多个领域已展现出与Transformer匹敌甚至超越的性能潜力 [[6],[7]]。</w:t>
+        <w:t xml:space="preserve">）而受到学术界和工业界的广泛关注。Mamba架构通过引入数据相关的选择性状态转移机制，在保持线性推理复杂度的同时具备了与注意力机制相当的动态上下文感知能力，在自然语言处理、计算机视觉等多个领域已展现出与Transformer匹敌甚至超越的性能潜力 [[8],[9]]。</w:t>
       </w:r>
     </w:p>
     <w:p>
@@ -525,7 +525,7 @@
         <w:pStyle w:val="FirstParagraph"/>
       </w:pPr>
       <w:r>
-        <w:t xml:space="preserve">端到端视觉导航的研究可以追溯到二十世纪八十年代末。1989年，Pomerleau [[8]]提出的ALVINN（Autonomous Land Vehicle in a Neural Network）系统使用一个三层全连接前馈神经网络，将从车载摄像头采集的道路图像直接映射为转向控制指令，开创了"感知-控制"联合学习的端到端范式。这一先驱工作虽然受限于当时的计算能力和数据规模，但其核心思想——让神经网络自主学习从视觉输入到控制输出的映射函数——深刻影响了此后三十多年的研究路径。</w:t>
+        <w:t xml:space="preserve">端到端视觉导航的研究可以追溯到二十世纪八十年代末。1989年，Pomerleau [[10]]提出的ALVINN（Autonomous Land Vehicle in a Neural Network）系统使用一个三层全连接前馈神经网络，将从车载摄像头采集的道路图像直接映射为转向控制指令，开创了"感知-控制"联合学习的端到端范式。这一先驱工作虽然受限于当时的计算能力和数据规模，但其核心思想——让神经网络自主学习从视觉输入到控制输出的映射函数——深刻影响了此后三十多年的研究路径。</w:t>
       </w:r>
     </w:p>
     <w:p>
@@ -541,7 +541,7 @@
         <w:pStyle w:val="BodyText"/>
       </w:pPr>
       <w:r>
-        <w:t xml:space="preserve">在仿真平台方面，Shah 等 [[9]]开发的Flightmare仿真器为高速避障策略的大规模训练和评估提供了高保真的灵活平台。Flightmare基于Unity物理引擎构建，能够渲染逼真的三维环境并模拟四旋翼的飞行动力学，支持数据并行采集和算法快速迭代。该平台已在此后的多项四旋翼避障研究中被广泛采用，成为该领域事实上的标准评测平台之一。</w:t>
+        <w:t xml:space="preserve">在仿真平台方面，Shah 等 [[11]]开发的Flightmare仿真器为高速避障策略的大规模训练和评估提供了高保真的灵活平台。Flightmare基于Unity物理引擎构建，能够渲染逼真的三维环境并模拟四旋翼的飞行动力学，支持数据并行采集和算法快速迭代。该平台已在此后的多项四旋翼避障研究中被广泛采用，包括在真实自然环境中实现高速自主飞行的端到端方法 [[12]]，成为该领域事实上的标准评测平台之一。</w:t>
       </w:r>
     </w:p>
     <w:p>
@@ -549,7 +549,7 @@
         <w:pStyle w:val="BodyText"/>
       </w:pPr>
       <w:r>
-        <w:t xml:space="preserve">在方法创新方面，Kaufmann 等 [[10]]将强化学习（Reinforcement Learning, RL）与端到端视觉控制相结合，提出了一种面向敏捷竞赛飞行的端到端方法。该系统在具有多个门标的竞赛赛道中实现了最高10 m/s的自主穿越速度，展示了端到端学习方法在极限飞行场景中的巨大潜力。然而，基于RL的方法通常需要在仿真环境中进行大量试错训练，且策略在迁移到真实平台时面临显著的仿真-现实差距（sim-to-real gap）。</w:t>
+        <w:t xml:space="preserve">在方法创新方面，在方法创新方面，Kaufmann 等 [[13]]将强化学习（Reinforcement Learning, RL）与端到端视觉控制相结合（Reinforcement Learning, RL）与端到端视觉控制相结合，提出了一种面向敏捷竞赛飞行的端到端方法。该系统在具有多个门标的竞赛赛道中实现了最高10 m/s的自主穿越速度，展示了端到端学习方法在极限飞行场景中的巨大潜力。然而，基于RL的方法通常需要在仿真环境中进行大量试错训练 [[14]]，且策略在迁移到真实平台时面临显著的仿真-现实差距（sim-to-real gap）。</w:t>
       </w:r>
     </w:p>
     <w:p>
@@ -557,7 +557,7 @@
         <w:pStyle w:val="BodyText"/>
       </w:pPr>
       <w:r>
-        <w:t xml:space="preserve">2024年，Bhattacharya 等 [[4]]提出了ViT-Fly框架，首次将Vision Transformer引入四旋翼端到端避障任务。ViT-Fly采用MixTransformer [[11]]作为视觉编码器，结合三层LSTM作为时序处理模块，从深度图像序列中提取时空特征并预测三维速度指令。系统的消融实验表明，基于ViT的编码器能够利用自注意力机制充分捕获深度图像中的全局空间结构信息，而结合LSTM时序头的完整模型在7 m/s的高速飞行条件下显著超越了所有CNN基线方法，在更小的参数量下实现了更高的避障成功率。ViT-Fly的成功一方面证明了全局视觉感知对高速避障的关键作用，另一方面也暴露了自注意力二次计算复杂度带来的推理效率瓶颈——正是这一矛盾驱动了本文对Mamba等线性复杂度架构的探索。</w:t>
+        <w:t xml:space="preserve">2024年，Bhattacharya 等 [[4]]提出了ViT-Fly框架，首次将Vision Transformer引入四旋翼端到端避障任务。ViT-Fly采用MixTransformer [[15]]作为视觉编码器，结合三层LSTM作为时序处理模块，从深度图像序列中提取时空特征并预测三维速度指令。系统的消融实验表明，基于ViT的编码器能够利用自注意力机制充分捕获深度图像中的全局空间结构信息，而结合LSTM时序头的完整模型在7 m/s的高速飞行条件下显著超越了所有CNN基线方法，在更小的参数量下实现了更高的避障成功率。ViT-Fly的成功一方面证明了全局视觉感知对高速避障的关键作用，另一方面也暴露了自注意力二次计算复杂度带来的推理效率瓶颈——正是这一矛盾驱动了本文对Mamba等线性复杂度架构的探索。</w:t>
       </w:r>
     </w:p>
     <w:p>
@@ -634,7 +634,7 @@
         <w:pStyle w:val="BodyText"/>
       </w:pPr>
       <w:r>
-        <w:t xml:space="preserve">然而，传统SSM在处理长序列时面临严重的数值稳定性挑战。Gu 等 [[12]]提出的结构化状态空间序列模型（Structured State Space Sequence Model, S4）通过HiPPO（High-order Polynomial Projection Operators）理论对状态转移矩阵进行结构化初始化，使模型能够稳定地捕获长达数千时间步的序列依赖关系。S4的成功标志着SSM正式进入深度学习序列建模的主流范式，在长程竞技场（Long Range Arena, LRA）基准测试中取得了当时最优的成绩。</w:t>
+        <w:t xml:space="preserve">然而，传统SSM在处理长序列时面临严重的数值稳定性挑战。Gu 等 [[16]]提出的结构化状态空间序列模型（Structured State Space Sequence Model, S4）通过HiPPO（High-order Polynomial Projection Operators）理论对状态转移矩阵进行结构化初始化，使模型能够稳定地捕获长达数千时间步的序列依赖关系。S4的成功标志着SSM正式进入深度学习序列建模的主流范式，在长程竞技场（Long Range Arena, LRA）基准测试中取得了当时最优的成绩。</w:t>
       </w:r>
     </w:p>
     <w:p>
@@ -642,7 +642,7 @@
         <w:pStyle w:val="BodyText"/>
       </w:pPr>
       <w:r>
-        <w:t xml:space="preserve">2023年，Gu 和Dao [[5]]提出了具有里程碑意义的Mamba架构。Mamba的核心创新在于将</w:t>
+        <w:t xml:space="preserve">2023年，Gu 和Dao [[7]]提出了具有里程碑意义的Mamba架构。Mamba的核心创新在于将</w:t>
       </w:r>
       <w:r>
         <w:rPr>
@@ -681,7 +681,7 @@
         </m:r>
       </m:oMath>
       <w:r>
-        <w:t xml:space="preserve">）成为输入数据的函数，从而能够根据输入内容动态地调节信息流：在需要长期记忆的任务中保持状态的持续更新，在无关输入时选择性地重置或过滤信息。这一设计使Mamba在保持线性计算复杂度的同时获得了与注意力机制相当的动态上下文感知能力。此外，Mamba还提出了硬件感知的并行扫描算法（parallel scan），在GPU上高效实现递推计算的并行化，进一步提升了实际推理吞吐量。Mamba在语言建模任务上达到了与同体量Transformer相当甚至更优的性能 [[5]]。</w:t>
+        <w:t xml:space="preserve">）成为输入数据的函数，从而能够根据输入内容动态地调节信息流：在需要长期记忆的任务中保持状态的持续更新，在无关输入时选择性地重置或过滤信息。这一设计使Mamba在保持线性计算复杂度的同时获得了与注意力机制相当的动态上下文感知能力。此外，Mamba还提出了硬件感知的并行扫描算法（parallel scan），在GPU上高效实现递推计算的并行化，进一步提升了实际推理吞吐量。Mamba在语言建模任务上达到了与同体量Transformer相当甚至更优的性能 [[7]]。</w:t>
       </w:r>
     </w:p>
     <w:p>
@@ -689,7 +689,7 @@
         <w:pStyle w:val="BodyText"/>
       </w:pPr>
       <w:r>
-        <w:t xml:space="preserve">2024年，Dao 和Gu [[13]]进一步提出了Mamba-2架构，其核心贡献在于提出了</w:t>
+        <w:t xml:space="preserve">2024年，Dao 和Gu [[17]]进一步提出了Mamba-2架构，其核心贡献在于提出了</w:t>
       </w:r>
       <w:r>
         <w:rPr>
@@ -733,7 +733,7 @@
         <w:pStyle w:val="BodyText"/>
       </w:pPr>
       <w:r>
-        <w:t xml:space="preserve">在Mamba向视觉领域的迁移方面，研究者提出了多种适配架构。Zhu 等 [[14]]提出的Vim（Vision Mamba）将双向SSM扫描引入图像建模，通过前向和反向两个方向的扫描使每个图像块能够整合全局上下文信息。Liu 等 [[6]]提出的VMamba设计了二维交叉扫描模块（Cross-Scan Module, CSM），沿四个方向（左上到右下、右下到左上、右上到左下、左下到右上）分别执行一维选择性扫描，然后将四方向特征进行融合，以线性复杂度获取图像中的全局空间依赖关系。Hatamizadeh 和Kautz [[7]]提出的MambaVision则采用了混合架构设计，将深度可分离卷积（depthwise separable convolution）与简化MLP路径（论文中称为"SSM路径"）相结合，在保留局部精细化特征提取能力的同时降低了全局建模的计算开销。</w:t>
+        <w:t xml:space="preserve">在Mamba向视觉领域的迁移方面，研究者提出了多种适配架构。Zhu 等 [[18]]提出的Vim（Vision Mamba）将双向SSM扫描引入图像建模，通过前向和反向两个方向的扫描使每个图像块能够整合全局上下文信息。Liu 等 [[8]]提出的VMamba设计了二维交叉扫描模块（Cross-Scan Module, CSM），沿四个方向（左上到右下、右下到左上、右上到左下、左下到右上）分别执行一维选择性扫描，然后将四方向特征进行融合，以线性复杂度获取图像中的全局空间依赖关系。Hatamizadeh 和Kautz [[9]]提出的MambaVision则采用了混合架构设计，将深度可分离卷积（depthwise separable convolution）与简化MLP路径（论文中称为"SSM路径"）相结合，在保留局部精细化特征提取能力的同时降低了全局建模的计算开销。</w:t>
       </w:r>
     </w:p>
     <w:p>
@@ -768,7 +768,7 @@
         <w:pStyle w:val="FirstParagraph"/>
       </w:pPr>
       <w:r>
-        <w:t xml:space="preserve">知识蒸馏（Knowledge Distillation, KD）是由Hinton 等 [[15]]提出的一种经典模型压缩与知识迁移技术。其核心思想是让一个轻量级学生模型（student model）通过学习一个高性能教师模型（teacher model）输出的软标签（soft label）概率分布，从而将教师模型中蕴含的"暗知识"（dark knowledge）——即类别间相对相似性等超越硬标签的信息——有效地迁移至学生模型。从数学角度，蒸馏训练通过最小化学生输出分布与教师输出分布之间的KL散度（Kullback-Leibler divergence）或均方误差（MSE）来实现知识迁移。</w:t>
+        <w:t xml:space="preserve">知识蒸馏（Knowledge Distillation, KD）是由Hinton 等 [[19]]提出的一种经典模型压缩与知识迁移技术。其核心思想是让一个轻量级学生模型（student model）通过学习一个高性能教师模型（teacher model）输出的软标签（soft label）概率分布，从而将教师模型中蕴含的"暗知识"（dark knowledge）——即类别间相对相似性等超越硬标签的信息——有效地迁移至学生模型。从数学角度，蒸馏训练通过最小化学生输出分布与教师输出分布之间的KL散度（Kullback-Leibler divergence）或均方误差（MSE）来实现知识迁移。</w:t>
       </w:r>
     </w:p>
     <w:p>
@@ -776,7 +776,7 @@
         <w:pStyle w:val="BodyText"/>
       </w:pPr>
       <w:r>
-        <w:t xml:space="preserve">在机器人控制领域，蒸馏技术具有天然的适配性和重要的实用价值。端到端控制策略通常需要在资源受限的机载平台上实时运行，而高精度策略往往需要较大的模型容量。通过蒸馏，可以从一个大规模、高精度但计算密集的教师策略中提取关键知识，注入到一个轻量级、高效率的学生策略中，从而在模型容量和推理速度之间实现更优的权衡 [[16]]。在基于行为克隆（Behavior Cloning, BC）的避障方法中，教师模型可以利用更多的计算资源进行充分的离线训练，生成高质量的软标签作为监督信号，学生模型则通过模仿教师的预测输出来学习其策略映射函数。</w:t>
+        <w:t xml:space="preserve">在机器人控制领域，蒸馏技术具有天然的适配性和重要的实用价值。端到端控制策略通常需要在资源受限的机载平台上实时运行，而高精度策略往往需要较大的模型容量。通过蒸馏，可以从一个大规模、高精度但计算密集的教师策略中提取关键知识，注入到一个轻量级、高效率的学生策略中 [[20]]，从而在模型容量和推理速度之间实现更优的权衡 [[21]]。在基于行为克隆（Behavior Cloning, BC）的避障方法中，教师模型可以利用更多的计算资源进行充分的离线训练，生成高质量的软标签作为监督信号，学生模型则通过模仿教师的预测输出来学习其策略映射函数。</w:t>
       </w:r>
     </w:p>
     <w:p>
@@ -784,7 +784,7 @@
         <w:pStyle w:val="BodyText"/>
       </w:pPr>
       <w:r>
-        <w:t xml:space="preserve">近年来，跨架构知识蒸馏（cross-architecture knowledge distillation）——即教师和学生使用不同类型的网络架构——受到了越来越多的关注。Bick 等 [[17]]提出的MOHAWK方法在自然语言处理领域中探索了从Transformer到SSM的跨架构蒸馏，证明了通过多阶段对齐策略（包括跨头投影、块级特征匹配和逐层蒸馏）可以实现不同架构间的有效知识迁移。Shao 等 [[18]]提出的X-Distill方法在机器人视觉运动学习（visuomotor learning）场景中展示了从大规模自监督ViT编码器（DINOv2）到轻量级CNN编码器的跨架构蒸馏，验证了蒸馏在机器人控制领域的有效性。Wang 等 [[19]]提出的CAB（Cross-Architecture Bridge）方法设计了基于注意力桥的跨架构对齐模块，进一步提升了从Transformer到轻量模型的知识迁移质量。</w:t>
+        <w:t xml:space="preserve">近年来，跨架构知识蒸馏（cross-architecture knowledge distillation）——即教师和学生使用不同类型的网络架构——受到了越来越多的关注。Bick 等 [[22]]提出的MOHAWK方法在自然语言处理领域中探索了从Transformer到SSM的跨架构蒸馏，证明了通过多阶段对齐策略（包括跨头投影、块级特征匹配和逐层蒸馏）可以实现不同架构间的有效知识迁移。Shao 等 [[23]]提出的X-Distill方法在机器人视觉运动学习（visuomotor learning）场景中展示了从大规模自监督ViT编码器（DINOv2）到轻量级CNN编码器的跨架构蒸馏，验证了蒸馏在机器人控制领域的有效性。Wang 等 [[24]]提出的CAB（Cross-Architecture Bridge）方法设计了基于注意力桥的跨架构对齐模块，进一步提升了从Transformer到轻量模型的知识迁移质量。</w:t>
       </w:r>
     </w:p>
     <w:p>
@@ -2272,7 +2272,7 @@
         <w:pStyle w:val="BodyText"/>
       </w:pPr>
       <w:r>
-        <w:t xml:space="preserve">端到端视觉避障方法的发展经历了从浅层到深层、从CNN到Transformer的演进。1989年，Pomerleau提出的ALVINN系统使用三层全连接网络从道路图像生成转向指令，开创了直接从感知到控制的学习范式。2018年，Loquercio等人 [[3]]提出的DroNet采用8层残差CNN，从单目图像直接预测转向角和碰撞概率，首次在真实四旋翼平台上验证了端到端学习的可行性。Shah等人 [[9]]开发的Flightmare仿真器为高速避障策略的大规模训练提供了灵活可扩展的高保真平台。Bhattacharya等人 [[4]]提出的ViT-Fly框架首次将Vision Transformer（ViT）引入四旋翼避障，利用自注意力机制建模深度图像中的长程空间依赖，在7 m/s高速飞行中显著超越CNN基线，展现了全局视觉建模的优势。</w:t>
+        <w:t xml:space="preserve">端到端视觉避障方法的发展经历了从浅层到深层、从CNN到Transformer的演进。1989年，Pomerleau提出的ALVINN系统使用三层全连接网络从道路图像生成转向指令，开创了直接从感知到控制的学习范式。2018年，Loquercio等人 [[3]]提出的DroNet采用8层残差CNN，从单目图像直接预测转向角和碰撞概率，首次在真实四旋翼平台上验证了端到端学习的可行性。Shah等人 [[11]]开发的Flightmare仿真器为高速避障策略的大规模训练提供了灵活可扩展的高保真平台。Bhattacharya等人 [[4]]提出的ViT-Fly框架首次将Vision Transformer（ViT）引入四旋翼避障，利用自注意力机制建模深度图像中的长程空间依赖，在7 m/s高速飞行中显著超越CNN基线，展现了全局视觉建模的优势。</w:t>
       </w:r>
     </w:p>
     <w:p>
@@ -2280,7 +2280,7 @@
         <w:pStyle w:val="BodyText"/>
       </w:pPr>
       <w:r>
-        <w:t xml:space="preserve">针对行为克隆协变量偏移的根本局限，研究界提出了多种改进方法。其中最著名的是Ross等人 [[20]]提出的</w:t>
+        <w:t xml:space="preserve">针对行为克隆协变量偏移的根本局限，研究界提出了多种改进方法。其中最著名的是Ross等人 [[25]]提出的</w:t>
       </w:r>
       <w:r>
         <w:rPr>
@@ -2643,7 +2643,7 @@
         <w:pStyle w:val="BodyText"/>
       </w:pPr>
       <w:r>
-        <w:t xml:space="preserve">传统模块化方法将自主避障分解为感知、建图、规划和控制四个串行模块。感知模块从传感器数据中提取环境特征（如障碍物位置和深度图），建图模块构建局部或全局环境表示（如占据栅格地图或欧几里得符号距离场 [[21]]），规划模块基于地图搜索可通行轨迹（如</w:t>
+        <w:t xml:space="preserve">传统模块化方法将自主避障分解为感知、建图、规划和控制四个串行模块。感知模块从传感器数据中提取环境特征（如障碍物位置和深度图），建图模块构建局部或全局环境表示（如占据栅格地图或欧几里得符号距离场 [[26]]），规划模块基于地图搜索可通行轨迹（如</w:t>
       </w:r>
       <m:oMath>
         <m:sSup>
@@ -2660,7 +2660,7 @@
         </m:sSup>
       </m:oMath>
       <w:r>
-        <w:t xml:space="preserve">搜索或轨迹优化 [[22]]），最后由控制器（如模型预测控制MPC [[23]]）跟踪规划轨迹。尽管这一流水线架构降低了各模块的设计复杂度，但在高速飞行中暴露出根本性的局限。首先，各模块串行处理导致显著的延迟累积——感知约10–30 ms、建图约10–50 ms、规划约20–100 ms、控制约1–5 ms，总延迟可达50–200 ms。在5 m/s的飞行速度下，这意味着四旋翼在每帧控制指令生成前已向前飞行0.25–1 m而未对环境变化做出任何响应。其次，各模块之间的误差沿流水线逐级放大：感知阶段的微小检测遗漏导致地图中相应障碍物缺失，进而使规划器生成穿过该区域的不可行轨迹，最终控制器跟踪该轨迹时直接导致碰撞。Song 等 [[24]]的研究表明，感知-规划耦合是高速飞行中最主要的失效模式之一。最后，模块间接口定义的刚性限制了系统的自适应能力——例如，规划器将环境简化为二值可通行性地图时，丢失了原始感知数据中的不确定性和丰富度信息。</w:t>
+        <w:t xml:space="preserve">搜索或轨迹优化 [[27]]），最后由控制器（如模型预测控制MPC [[28]]）跟踪规划轨迹。尽管这一流水线架构降低了各模块的设计复杂度，但在高速飞行中暴露出根本性的局限。首先，各模块串行处理导致显著的延迟累积——感知约10–30 ms、建图约10–50 ms、规划约20–100 ms、控制约1–5 ms，总延迟可达50–200 ms。在5 m/s的飞行速度下，这意味着四旋翼在每帧控制指令生成前已向前飞行0.25–1 m而未对环境变化做出任何响应。其次，各模块之间的误差沿流水线逐级放大：感知阶段的微小检测遗漏导致地图中相应障碍物缺失，进而使规划器生成穿过该区域的不可行轨迹，最终控制器跟踪该轨迹时直接导致碰撞。Song 等 [[29]]的研究表明，感知-规划耦合是高速飞行中最主要的失效模式之一。最后，模块间接口定义的刚性限制了系统的自适应能力——例如，规划器将环境简化为二值可通行性地图时，丢失了原始感知数据中的不确定性和丰富度信息。</w:t>
       </w:r>
     </w:p>
     <w:p>
@@ -2668,7 +2668,7 @@
         <w:pStyle w:val="BodyText"/>
       </w:pPr>
       <w:r>
-        <w:t xml:space="preserve">端到端方法通过直接学习从传感器观测到控制指令的映射函数，从原理上避免了上述延迟累积和误差传播问题。然而，端到端策略的训练高度依赖仿真环境的质量，其测试性能显著受制于仿真-现实差距（sim-to-real gap）。Flightmare仿真器 [[9]]为此提供了有效支撑：其基于Unity的高保真渲染引擎可生成逼真的深度图像，灵活的参数化配置支持域随机化（domain randomization） [[25]]——通过随机化纹理、光照和障碍物分布，使策略暴露于多样化的视觉条件，从而提升向真实环境的泛化能力。此外，Flightmare的零成本重置（zero-cost reset）特性使训练数据可以覆盖更广泛的状态空间，包括从碰撞边缘状态的反复采样，这在一定程度上缓解了行为克隆的协变量偏移问题。Kaufmann 等 [[23]]的研究进一步验证了在Flightmare类仿真环境中训练的端到端策略通过域随机化可直接迁移至真实飞行平台。</w:t>
+        <w:t xml:space="preserve">端到端方法通过直接学习从传感器观测到控制指令的映射函数，从原理上避免了上述延迟累积和误差传播问题。然而，端到端策略的训练高度依赖仿真环境的质量，其测试性能显著受制于仿真-现实差距（sim-to-real gap） [[30]]。Flightmare仿真器 [[11]]为此提供了有效支撑：其基于Unity的高保真渲染引擎可生成逼真的深度图像，灵活的参数化配置支持域随机化（domain randomization） [[31]]——通过随机化纹理、光照和障碍物分布，使策略暴露于多样化的视觉条件，从而提升向真实环境的泛化能力。此外，Flightmare的零成本重置（zero-cost reset）特性使训练数据可以覆盖更广泛的状态空间，包括从碰撞边缘状态的反复采样，这在一定程度上缓解了行为克隆的协变量偏移问题。Kaufmann 等 [[28]]的研究进一步验证了在Flightmare类仿真环境中训练的端到端策略通过域随机化可直接迁移至真实飞行平台。</w:t>
       </w:r>
     </w:p>
     <w:p>
@@ -3323,7 +3323,7 @@
         </m:r>
       </m:oMath>
       <w:r>
-        <w:t xml:space="preserve">线性复杂度完成序列建模，但在长程依赖建模中面临数值稳定性挑战。Gu等人 [[12]]提出的S4模型通过结构化状态空间参数化——使用HiPPO（High-order Polynomial Projection Operators）理论初始化矩阵</w:t>
+        <w:t xml:space="preserve">线性复杂度完成序列建模，但在长程依赖建模中面临数值稳定性挑战。Gu等人 [[16]]提出的S4模型通过结构化状态空间参数化——使用HiPPO（High-order Polynomial Projection Operators）理论初始化矩阵</w:t>
       </w:r>
       <m:oMath>
         <m:r>
@@ -3560,7 +3560,7 @@
         <w:pStyle w:val="FirstParagraph"/>
       </w:pPr>
       <w:r>
-        <w:t xml:space="preserve">2023年，Gu和Dao [[5]]提出了Mamba架构，将选择性机制引入SSM，实现了里程碑式的突破。Mamba的核心创新在于使SSM的状态转移参数</w:t>
+        <w:t xml:space="preserve">2023年，Gu和Dao [[7]]提出了Mamba架构，将选择性机制引入SSM，实现了里程碑式的突破。Mamba的核心创新在于使SSM的状态转移参数</w:t>
       </w:r>
       <m:oMath>
         <m:r>
@@ -3773,7 +3773,7 @@
         <w:pStyle w:val="FirstParagraph"/>
       </w:pPr>
       <w:r>
-        <w:t xml:space="preserve">Mamba-2 [[13]]进一步提出了结构化状态空间对偶性（Structured State Space Duality, SSD）框架，从理论上统一了SSM和注意力机制。SSD将SSM的递推计算等价地表示为一种受结构约束的注意力形式，使模型能够灵活地在SSM的高效递推模式和注意力的灵活并行模式之间切换，并支持多头设计（</w:t>
+        <w:t xml:space="preserve">Mamba-2 [[17]]进一步提出了结构化状态空间对偶性（Structured State Space Duality, SSD）框架，从理论上统一了SSM和注意力机制。SSD将SSM的递推计算等价地表示为一种受结构约束的注意力形式，使模型能够灵活地在SSM的高效递推模式和注意力的灵活并行模式之间切换，并支持多头设计（</w:t>
       </w:r>
       <m:oMath>
         <m:sSub>
@@ -3818,7 +3818,7 @@
         <w:pStyle w:val="FirstParagraph"/>
       </w:pPr>
       <w:r>
-        <w:t xml:space="preserve">在视觉领域，研究者提出了多种Mamba适配架构。Zhu等人 [[14]]提出的Vim将双向SSM扫描引入图像建模，通过前向和反向扫描使每个像素能够在两个方向上整合全局上下文。Liu等人 [[6]]提出的VMamba设计了2D交叉扫描模块（Cross-Scan Module），沿四个方向（左上-右下、右下-左上、右上-左下、左下-右上）分别执行1D选择性扫描，以线性复杂度捕获二维空间中的全局依赖关系。Hatamizadeh和Kautz [[7]]提出的MambaVision采用混合CNN-MLP架构设计——其核心视觉处理能力来自深度可分离卷积，辅以称为"SSM路径"的简化MLP（线性—GELU—线性），在图像分类和目标检测任务上展现了良好的性能-效率平衡。这些视觉SSM架构为本文设计Mamba避障模型提供了丰富的技术参考。</w:t>
+        <w:t xml:space="preserve">在视觉领域，研究者提出了多种Mamba适配架构。Zhu等人 [[18]]提出的Vim将双向SSM扫描引入图像建模，通过前向和反向扫描使每个像素能够在两个方向上整合全局上下文。Liu等人 [[8]]提出的VMamba设计了2D交叉扫描模块（Cross-Scan Module），沿四个方向（左上-右下、右下-左上、右上-左下、左下-右上）分别执行1D选择性扫描，以线性复杂度捕获二维空间中的全局依赖关系。Hatamizadeh和Kautz [[9]]提出的MambaVision采用混合CNN-MLP架构设计——其核心视觉处理能力来自深度可分离卷积，辅以称为"SSM路径"的简化MLP（线性—GELU—线性），在图像分类和目标检测任务上展现了良好的性能-效率平衡。这些视觉SSM架构为本文设计Mamba避障模型提供了丰富的技术参考。</w:t>
       </w:r>
     </w:p>
     <w:p>
@@ -4392,7 +4392,7 @@
         <w:pStyle w:val="FirstParagraph"/>
       </w:pPr>
       <w:r>
-        <w:t xml:space="preserve">知识蒸馏（Knowledge Distillation）由Hinton等人 [[15]]提出，其核心思想是通过让轻量级学生模型模仿高性能教师模型的输出分布，将教师的"暗知识"迁移至学生。根据知识迁移发生的层次与形式，蒸馏方法可分为三大类别：</w:t>
+        <w:t xml:space="preserve">知识蒸馏（Knowledge Distillation）由Hinton等人 [[19]]提出 [[32],[33]]，其核心思想是通过让轻量级学生模型模仿高性能教师模型的输出分布，将教师的"暗知识"迁移至学生。根据知识迁移发生的层次与形式，蒸馏方法可分为三大类别：</w:t>
       </w:r>
       <w:r>
         <w:rPr>
@@ -4645,7 +4645,7 @@
         <w:pStyle w:val="FirstParagraph"/>
       </w:pPr>
       <w:r>
-        <w:t xml:space="preserve">跨架构知识蒸馏（cross-architecture knowledge distillation）——即教师和学生使用不同的网络架构——面临额外的挑战：不同架构的特征表示空间存在本质差异，简单的特征对齐损失可能不足以弥合这种表示鸿沟。Bick等人 [[17]]提出的MOHAWK方法通过多阶段对齐策略——包括跨头投影、块级匹配和逐层蒸馏——证明了从Transformer到SSM的跨架构蒸馏在自然语言处理中的可行性。Shao等人 [[18]]提出的X-Distill方法在机器人学习场景中展示了从ViT（DINOv2）到轻量CNN的有效跨架构蒸馏。然而，现有工作尚未系统研究从Transformer到多种Mamba视觉变体的蒸馏策略及其边界条件，这正是本文的核心关注点之一。</w:t>
+        <w:t xml:space="preserve">跨架构知识蒸馏（cross-architecture knowledge distillation）——即教师和学生使用不同的网络架构——面临额外的挑战：不同架构的特征表示空间存在本质差异，简单的特征对齐损失可能不足以弥合这种表示鸿沟。Bick等人 [[22]]提出的MOHAWK方法通过多阶段对齐策略——包括跨头投影、块级匹配和逐层蒸馏——证明了从Transformer到SSM的跨架构蒸馏在自然语言处理中的可行性。Shao等人 [[23]]提出的X-Distill方法在机器人学习场景中展示了从ViT（DINOv2）到轻量CNN的有效跨架构蒸馏。然而，现有工作尚未系统研究从Transformer到多种Mamba视觉变体的蒸馏策略及其边界条件，这正是本文的核心关注点之一。</w:t>
       </w:r>
     </w:p>
     <w:p>
@@ -4781,7 +4781,7 @@
         <w:pStyle w:val="BodyText"/>
       </w:pPr>
       <w:r>
-        <w:t xml:space="preserve">与知识蒸馏相比，自监督学习（self-supervised learning, SSL）和对比学习（contrastive learning）是另外两类重要的无监督视觉表示学习方法。SSL方法如MAE [[26]]通过掩码图像建模迫使编码器学习图像的内在结构，DINO [[27]]和DINOv2 [[28]]通过自蒸馏框架在无标签图像上学习具有语义意义的高质量视觉特征。这些方法能够利用大规模无标签数据预训练强大的通用视觉编码器，但它们并不直接针对具体控制任务优化，且训练流程复杂、计算资源需求大。对比学习通过拉近正样本对、推远负样本对的策略学习区分性特征，在图像分类和检索任务中表现出色，但对控制任务中的精确连续输出预测帮助有限。知识蒸馏则提供了一条从高性能教师到轻量学生的直接知识迁移桥梁，特别适用于已有教师的场景——教师不仅提供特征层面的监督，还提供输出层面的行为指导，这两者的结合在本文的四旋翼控制任务中被证明是有效的。</w:t>
+        <w:t xml:space="preserve">与知识蒸馏相比，自监督学习（self-supervised learning, SSL）和对比学习（contrastive learning）是另外两类重要的无监督视觉表示学习方法。SSL方法如MAE [[34]]通过掩码图像建模迫使编码器学习图像的内在结构，DINO [[35]]和DINOv2 [[36]]通过自蒸馏框架在无标签图像上学习具有语义意义的高质量视觉特征。这些方法能够利用大规模无标签数据预训练强大的通用视觉编码器，但它们并不直接针对具体控制任务优化，且训练流程复杂、计算资源需求大。对比学习通过拉近正样本对、推远负样本对的策略学习区分性特征，在图像分类和检索任务中表现出色，但对控制任务中的精确连续输出预测帮助有限。知识蒸馏则提供了一条从高性能教师到轻量学生的直接知识迁移桥梁，特别适用于已有教师的场景——教师不仅提供特征层面的监督，还提供输出层面的行为指导，这两者的结合在本文的四旋翼控制任务中被证明是有效的。</w:t>
       </w:r>
     </w:p>
     <w:p>
@@ -4853,7 +4853,7 @@
         <w:pStyle w:val="BodyText"/>
       </w:pPr>
       <w:r>
-        <w:t xml:space="preserve">视觉编码器使用两个MixTransformer编码器层 [[11]]，将单通道深度图（60</w:t>
+        <w:t xml:space="preserve">视觉编码器使用两个MixTransformer编码器层 [[15]]，将单通道深度图（60</w:t>
       </w:r>
       <m:oMath>
         <m:r>
@@ -5900,7 +5900,7 @@
         <w:pStyle w:val="BodyText"/>
       </w:pPr>
       <w:r>
-        <w:t xml:space="preserve">Branch B和B+共享相同的MambaVision编码器，差异在于时序头。B使用基础SSM头（2层，d_state=16），而B+使用Mamba-3时序头 [[29]]。Mamba-3包含三个关键技术：指数梯形离散化（exponential-trapezoidal discretization）使用二阶近似对连续系统离散化，保留更多状态信息；复数状态空间（complex-valued state space）结合数据相关旋转位置编码（RoPE）使模型具备状态追踪能力；多输入多输出（MIMO）公式在增加模型表达能力的同时保持解码延迟不变。B+与E并列最佳蒸馏结果（1次碰撞），而B的BC训练完全失败（DNF）。</w:t>
+        <w:t xml:space="preserve">Branch B和B+共享相同的MambaVision编码器，差异在于时序头。B使用基础SSM头（2层，d_state=16），而B+使用Mamba-3时序头 [[37]]。Mamba-3包含三个关键技术：指数梯形离散化（exponential-trapezoidal discretization）使用二阶近似对连续系统离散化，保留更多状态信息；复数状态空间（complex-valued state space）结合数据相关旋转位置编码（RoPE）使模型具备状态追踪能力；多输入多输出（MIMO）公式在增加模型表达能力的同时保持解码延迟不变。B+与E并列最佳蒸馏结果（1次碰撞），而B的BC训练完全失败（DNF）。</w:t>
       </w:r>
     </w:p>
     <w:p>
@@ -6813,7 +6813,7 @@
         <w:pStyle w:val="FirstParagraph"/>
       </w:pPr>
       <w:r>
-        <w:t xml:space="preserve">实验基于 Flightmare [[9]] 仿真器，采用 DodgeDrone 竞赛协议：60m 直线障碍赛道，飞行超时 40s。场景包含</w:t>
+        <w:t xml:space="preserve">实验基于 Flightmare [[11]] 仿真器，采用 DodgeDrone 竞赛协议：60m 直线障碍赛道，飞行超时 40s。场景包含</w:t>
       </w:r>
       <w:r>
         <w:rPr>
@@ -6895,7 +6895,7 @@
         </m:sSup>
       </m:oMath>
       <w:r>
-        <w:t xml:space="preserve">），批大小 32，FP16 混合精度训练，学习率余弦退火调度含 500 步预热。所有实验在单张 RTX 5090 GPU（24GB 显存）上完成。每种模型配置独立训练 3 次，取最优结果进行评测。</w:t>
+        <w:t xml:space="preserve">） [[38]]，批大小 32，FP16 混合精度训练，学习率余弦退火调度含 500 步预热。所有实验在单张 RTX 5090 GPU（24GB 显存）上完成。每种模型配置独立训练 3 次，取最优结果进行评测。</w:t>
       </w:r>
     </w:p>
     <w:p>
@@ -12206,7 +12206,7 @@
         <w:pStyle w:val="FirstParagraph"/>
       </w:pPr>
       <w:r>
-        <w:t xml:space="preserve">本文围绕"如何设计和优化适用于四旋翼避障的端到端神经网络架构"这一核心问题，对六种基于Mamba的状态空间模型架构——VMamba+LSTM（架构A）、MambaVision+SSM（架构B）、MambaVision+Mamba-3（架构B+）、CNN+Mamba3（架构C）、STH-Mamba（架构D）、DecisionMamba（架构E）——在Flightmare仿真器[[9]]上的端到端视觉避障性能进行了系统性的比较评估。本文设计了跨架构知识蒸馏框架，将ViT+LSTM教师模型[[4]]的知识迁移至Mamba学生模型，并系统研究了蒸馏在不同环境（球体、树木）和不同飞行速度（5m/s、7m/s）下的有效性边界。</w:t>
+        <w:t xml:space="preserve">本文围绕"如何设计和优化适用于四旋翼避障的端到端神经网络架构"这一核心问题，对六种基于Mamba的状态空间模型架构——VMamba+LSTM（架构A）、MambaVision+SSM（架构B）、MambaVision+Mamba-3（架构B+）、CNN+Mamba3（架构C）、STH-Mamba（架构D）、DecisionMamba（架构E）——在Flightmare仿真器[[11]]上的端到端视觉避障性能进行了系统性的比较评估。本文设计了跨架构知识蒸馏框架，将ViT+LSTM教师模型[[4]]的知识迁移至Mamba学生模型，并系统研究了蒸馏在不同环境（球体、树木）和不同飞行速度（5m/s、7m/s）下的有效性边界。</w:t>
       </w:r>
     </w:p>
     <w:p>
@@ -12528,7 +12528,7 @@
         <w:t xml:space="preserve"> </w:t>
       </w:r>
       <w:r>
-        <w:t xml:space="preserve">本文所有实验均在Flightmare仿真器[[9]]中进行，仿真环境与真实物理世界之间存在感知鸿沟（sim-to-real gap）。真实飞行中面临的光照变化、运动模糊、传感器噪声和风扰等因素在仿真中未被充分建模。将最佳模型（DecisionMamba蒸馏）部署至实际四旋翼硬件平台并评估其真实避障性能，是当前最重要的后续工作。具体而言，可选用NVIDIA Jetson Orin系列嵌入式AI计算平台（如Orin NX 16GB，算力可达100 TOPS）作为机载处理器，其上运行经过TensorRT优化的FP16推理管线。基于本文实测推理延迟（7.1ms），在Jetson Orin上预计可达到5ms以内的端到端延迟（模型推理+传感器读取+控制指令生成），充分满足5–7m/s高速飞行的实时性需求。同时，仿真模型向真实平台的迁移需解决深度传感器的噪声特性差异（如RealSense D435的噪声分布与Flightmare合成深度图存在本质区别），并需考虑实际四旋翼平台的动力学特性与仿真模型的偏差。</w:t>
+        <w:t xml:space="preserve">本文所有实验均在Flightmare仿真器[[11]]中进行，仿真环境与真实物理世界之间存在感知鸿沟（sim-to-real gap）。真实飞行中面临的光照变化、运动模糊、传感器噪声和风扰等因素在仿真中未被充分建模。将最佳模型（DecisionMamba蒸馏）部署至实际四旋翼硬件平台并评估其真实避障性能，是当前最重要的后续工作。具体而言，可选用NVIDIA Jetson Orin系列嵌入式AI计算平台（如Orin NX 16GB，算力可达100 TOPS）作为机载处理器，其上运行经过TensorRT优化的FP16推理管线。基于本文实测推理延迟（7.1ms），在Jetson Orin上预计可达到5ms以内的端到端延迟（模型推理+传感器读取+控制指令生成），充分满足5–7m/s高速飞行的实时性需求。同时，仿真模型向真实平台的迁移需解决深度传感器的噪声特性差异（如RealSense D435的噪声分布与Flightmare合成深度图存在本质区别），并需考虑实际四旋翼平台的动力学特性与仿真模型的偏差。</w:t>
       </w:r>
     </w:p>
     <w:p>
@@ -12560,7 +12560,7 @@
         <w:t xml:space="preserve"> </w:t>
       </w:r>
       <w:r>
-        <w:t xml:space="preserve">可将真实深度图像通过CycleGAN [[30]]或域适应模块映射至仿真特征空间，或在训练中使用更激进的域随机化策略——包括随机裁剪深度范围、随机丢弃深度像素和随机添加噪声斑块——使模型对传感器特性差异具有鲁棒性。Kaufmann等人 [[23]]的研究表明，结合域随机化训练的端到端策略可以直接从仿真迁移至真实飞行，其成功的关键在于随机化参数的覆盖范围应足够大以确保仿真与真实数据分布存在重叠。</w:t>
+        <w:t xml:space="preserve">可将真实深度图像通过CycleGAN [[39]]或域适应模块映射至仿真特征空间，或在训练中使用更激进的域随机化策略——包括随机裁剪深度范围、随机丢弃深度像素和随机添加噪声斑块——使模型对传感器特性差异具有鲁棒性。Kaufmann等人 [[28]]的研究表明，结合域随机化训练的端到端策略可以直接从仿真迁移至真实飞行，其成功的关键在于随机化参数的覆盖范围应足够大以确保仿真与真实数据分布存在重叠。</w:t>
       </w:r>
       <w:r>
         <w:rPr>
@@ -16467,7 +16467,7 @@
         <w:pStyle w:val="FirstParagraph"/>
       </w:pPr>
       <w:r>
-        <w:t xml:space="preserve">本文使用的 Flightmare 仿真环境[[9]]的详细规格参数如下：</w:t>
+        <w:t xml:space="preserve">本文使用的 Flightmare 仿真环境[[11]]的详细规格参数如下：</w:t>
       </w:r>
     </w:p>
     <w:p>
@@ -16681,7 +16681,7 @@
         <w:t xml:space="preserve"> </w:t>
       </w:r>
       <w:r>
-        <w:t xml:space="preserve">本文所有模型实现、训练脚本和仿真评测代码</w:t>
+        <w:t xml:space="preserve">本文所有模型实现、训练脚本和仿真评测代码均基于 PyTorch 框架 [[40]]</w:t>
       </w:r>
       <w:r>
         <w:t xml:space="preserve"> </w:t>
@@ -16784,7 +16784,7 @@
         <w:t xml:space="preserve"> </w:t>
       </w:r>
       <w:r>
-        <w:t xml:space="preserve">基于 Flightmare [[9]] 仿真器，</w:t>
+        <w:t xml:space="preserve">基于 Flightmare [[11]] 仿真器，</w:t>
       </w:r>
       <w:r>
         <w:t xml:space="preserve"> </w:t>

--- a/paper/thesis.docx
+++ b/paper/thesis.docx
@@ -12681,6 +12681,334 @@
       </w:r>
       <w:r>
         <w:t xml:space="preserve">当前的工作完全基于行为克隆的监督学习范式，其性能上界受限于专家数据质量且面临协变量偏移问题。未来可探索将蒸馏后的Mamba模型作为强化学习的初始策略，通过与环境在线交互进一步优化避障行为，特别是在高密度障碍物和动态障碍物场景中实现更强的鲁棒性和适应性。</w:t>
+      </w:r>
+    </w:p>
+    <w:p>
+      <w:pPr>
+        <w:pStyle w:val="BodyText"/>
+      </w:pPr>
+      <w:r>
+        <w:t xml:space="preserve"># 参考文献</w:t>
+      </w:r>
+    </w:p>
+    <w:p>
+      <w:pPr>
+        <w:pStyle w:val="BodyText"/>
+      </w:pPr>
+      <w:r>
+        <w:t xml:space="preserve">[1] KUMAR V, et al. Grand challenges for robotics[C]// IEEE Robotics and Automation Magazine. [S.l.: s.n.], 2012.</w:t>
+      </w:r>
+    </w:p>
+    <w:p>
+      <w:pPr>
+        <w:pStyle w:val="BodyText"/>
+      </w:pPr>
+      <w:r>
+        <w:t xml:space="preserve">[2] FLOREANO D, WOOD R J. Flying insects and robots[J]. Nature, 2015, 521: 460-466.</w:t>
+      </w:r>
+    </w:p>
+    <w:p>
+      <w:pPr>
+        <w:pStyle w:val="BodyText"/>
+      </w:pPr>
+      <w:r>
+        <w:t xml:space="preserve">[3] LOQUERCIO A, MAQUEDA A I, DEL-BLANCO C R, et al. Dronet: Learning to fly by driving[J]. IEEE Robotics and Automation Letters, 2018, 3 (2): 1088-1095.</w:t>
+      </w:r>
+    </w:p>
+    <w:p>
+      <w:pPr>
+        <w:pStyle w:val="BodyText"/>
+      </w:pPr>
+      <w:r>
+        <w:t xml:space="preserve">[4] BHATTACHARYA A, et al. Vision transformers for end-to-end vision-based quadrotor obstacle avoidance[J]. arXiv preprint arXiv:2405.10391, 2024.</w:t>
+      </w:r>
+    </w:p>
+    <w:p>
+      <w:pPr>
+        <w:pStyle w:val="BodyText"/>
+      </w:pPr>
+      <w:r>
+        <w:t xml:space="preserve">[5] DOSOVITSKIY A, BEYER L, KOLESNIKOV A, et al. An image is worth 16x16 words: Transformers for image recognition at scale[J]. arXiv preprint arXiv:2010.11929, 2020.</w:t>
+      </w:r>
+    </w:p>
+    <w:p>
+      <w:pPr>
+        <w:pStyle w:val="BodyText"/>
+      </w:pPr>
+      <w:r>
+        <w:t xml:space="preserve">[6] VASWANI A, SHAZEER N, PARMAR N, et al. Attention is all you need[C]// Advances in Neural Information Processing Systems (NeurIPS). [S.l.: s.n.], 2017.</w:t>
+      </w:r>
+    </w:p>
+    <w:p>
+      <w:pPr>
+        <w:pStyle w:val="BodyText"/>
+      </w:pPr>
+      <w:r>
+        <w:t xml:space="preserve">[7] GU A, DAO T. Mamba: Linear-time sequence modeling with selective state spaces[J]. arXiv preprint arXiv:2312.00752, 2023.</w:t>
+      </w:r>
+    </w:p>
+    <w:p>
+      <w:pPr>
+        <w:pStyle w:val="BodyText"/>
+      </w:pPr>
+      <w:r>
+        <w:t xml:space="preserve">[8] LIU, et al. Vmamba: Visual state space model[J]. arXiv preprint arXiv:2401.10166, 2024.</w:t>
+      </w:r>
+    </w:p>
+    <w:p>
+      <w:pPr>
+        <w:pStyle w:val="BodyText"/>
+      </w:pPr>
+      <w:r>
+        <w:t xml:space="preserve">[9] HATAMIZADEH A, KAUTZ J. Mambavision: A hybrid mamba-transformer vision backbone[J]. arXiv preprint arXiv:2407.10783, 2024.</w:t>
+      </w:r>
+    </w:p>
+    <w:p>
+      <w:pPr>
+        <w:pStyle w:val="BodyText"/>
+      </w:pPr>
+      <w:r>
+        <w:t xml:space="preserve">[10] POMERLEAU D A. Alvinn: An autonomous land vehicle in a neural network[J]. Advances in Neural Information Processing Systems, 1989: 305-313.</w:t>
+      </w:r>
+    </w:p>
+    <w:p>
+      <w:pPr>
+        <w:pStyle w:val="BodyText"/>
+      </w:pPr>
+      <w:r>
+        <w:t xml:space="preserve">[11] SHAH, et al. Flightmare: A flexible quadrotor simulator[C]// Conference on Robot Learning (CoRL). [S.l.: s.n.], 2017.</w:t>
+      </w:r>
+    </w:p>
+    <w:p>
+      <w:pPr>
+        <w:pStyle w:val="BodyText"/>
+      </w:pPr>
+      <w:r>
+        <w:t xml:space="preserve">[12] LOQUERCIO A, KAUFMANN E, RANFTL R, et al. Learning high-speed flight in the wild[C]// Science Robotics. [S.l.: s.n.], 2021.</w:t>
+      </w:r>
+    </w:p>
+    <w:p>
+      <w:pPr>
+        <w:pStyle w:val="BodyText"/>
+      </w:pPr>
+      <w:r>
+        <w:t xml:space="preserve">[13] KAUFMANN E, LOQUERCIO A, RANFTL R, et al. Beauty and the beast: Optimal methods meet learning for drone racing[C]// ICRA. [S.l.: s.n.], 2020.</w:t>
+      </w:r>
+    </w:p>
+    <w:p>
+      <w:pPr>
+        <w:pStyle w:val="BodyText"/>
+      </w:pPr>
+      <w:r>
+        <w:t xml:space="preserve">[14] SCHULMAN J, WOLSKI F, DHARIWAL P, et al. Proximal policy optimization algorithms[J]. arXiv preprint arXiv:1707.06347, 2017.</w:t>
+      </w:r>
+    </w:p>
+    <w:p>
+      <w:pPr>
+        <w:pStyle w:val="BodyText"/>
+      </w:pPr>
+      <w:r>
+        <w:t xml:space="preserve">[15] XIE E, WANG W, YU Z, et al. Segformer: Simple and efficient design for semantic segmentation with transformers[C]// NeurIPS. [S.l.: s.n.], 2021.</w:t>
+      </w:r>
+    </w:p>
+    <w:p>
+      <w:pPr>
+        <w:pStyle w:val="BodyText"/>
+      </w:pPr>
+      <w:r>
+        <w:t xml:space="preserve">[16] GU A, GOEL K, RE C. Efficiently modeling long sequences with structured state spaces[J]. ICLR, 2022.</w:t>
+      </w:r>
+    </w:p>
+    <w:p>
+      <w:pPr>
+        <w:pStyle w:val="BodyText"/>
+      </w:pPr>
+      <w:r>
+        <w:t xml:space="preserve">[17] DAO T, GU A. Transformers are ssms: Generalized models and efficient algorithms through structured state space duality[J]. arXiv:2405.21060, 2024.</w:t>
+      </w:r>
+    </w:p>
+    <w:p>
+      <w:pPr>
+        <w:pStyle w:val="BodyText"/>
+      </w:pPr>
+      <w:r>
+        <w:t xml:space="preserve">[18] ZHU L, LIAO B, ZHANG Q, et al. Vim: Vision mamba[C]// ECCV. [S.l.: s.n.], 2024.</w:t>
+      </w:r>
+    </w:p>
+    <w:p>
+      <w:pPr>
+        <w:pStyle w:val="BodyText"/>
+      </w:pPr>
+      <w:r>
+        <w:t xml:space="preserve">[19] HINTON G, VINYALS O, DEAN J. Distilling the knowledge in a neural network[C]// NIPS Deep Learning and Representation Learning Workshop. [S.l.: s.n.], 2015.</w:t>
+      </w:r>
+    </w:p>
+    <w:p>
+      <w:pPr>
+        <w:pStyle w:val="BodyText"/>
+      </w:pPr>
+      <w:r>
+        <w:t xml:space="preserve">[20] RUSU A A, COLMENAREJO S G, GULCEHRE C, et al. Policy distillation[C]// International Conference on Learning Representations (ICLR). [S.l.: s.n.], 2016.</w:t>
+      </w:r>
+    </w:p>
+    <w:p>
+      <w:pPr>
+        <w:pStyle w:val="BodyText"/>
+      </w:pPr>
+      <w:r>
+        <w:t xml:space="preserve">[21] CHEN X, CHENG X, WANG S. Distilling a neural network into a soft decision tree[C]// CEUR Workshop Proceedings. [S.l.: s.n.], 2020.</w:t>
+      </w:r>
+    </w:p>
+    <w:p>
+      <w:pPr>
+        <w:pStyle w:val="BodyText"/>
+      </w:pPr>
+      <w:r>
+        <w:t xml:space="preserve">[22] BICK A, LI K, XING E, et al. Transformers to ssms: Distilling quadratic knowledge to subquadratic models[J]. Advances in Neural Information Processing Systems (NeurIPS), 2024.</w:t>
+      </w:r>
+    </w:p>
+    <w:p>
+      <w:pPr>
+        <w:pStyle w:val="BodyText"/>
+      </w:pPr>
+      <w:r>
+        <w:t xml:space="preserve">[23] SHAO M, ZHANG F, ZHANG G, et al. X-distill: Cross-architecture vision distillation for visuomotor learning[C]// International Conference on Learning Representations (ICLR). [S.l.: s.n.], 2026.</w:t>
+      </w:r>
+    </w:p>
+    <w:p>
+      <w:pPr>
+        <w:pStyle w:val="BodyText"/>
+      </w:pPr>
+      <w:r>
+        <w:t xml:space="preserve">[24] WANG, et al. Data efficient any transformer-to-mamba distillation via attention bridge[J]. arXiv preprint arXiv:2510.19266, 2025.</w:t>
+      </w:r>
+    </w:p>
+    <w:p>
+      <w:pPr>
+        <w:pStyle w:val="BodyText"/>
+      </w:pPr>
+      <w:r>
+        <w:t xml:space="preserve">[25] ROSS S, GORDON G J, BAGNELL J A. A reduction of imitation learning and structured prediction to no-regret online learning[C]// AISTATS. [S.l.: s.n.], 2011.</w:t>
+      </w:r>
+    </w:p>
+    <w:p>
+      <w:pPr>
+        <w:pStyle w:val="BodyText"/>
+      </w:pPr>
+      <w:r>
+        <w:t xml:space="preserve">[26] FOEHN P, ROMERO A, SCARAMUZZA D. Time-optimal planning for quadrotor waypoint flight[J]. Science Robotics, 2021, 6 (56).</w:t>
+      </w:r>
+    </w:p>
+    <w:p>
+      <w:pPr>
+        <w:pStyle w:val="BodyText"/>
+      </w:pPr>
+      <w:r>
+        <w:t xml:space="preserve">[27] ROMERO A, PENICKA R, SCARAMUZZA D. Model predictive contouring control for time-optimal quadrotor flight[C]// ICRA. [S.l.: s.n.], 2022.</w:t>
+      </w:r>
+    </w:p>
+    <w:p>
+      <w:pPr>
+        <w:pStyle w:val="BodyText"/>
+      </w:pPr>
+      <w:r>
+        <w:t xml:space="preserve">[28] KAUFMANN E, BAUERSFELD L, LOQUERCIO A, et al. Champion-level drone racing using deep reinforcement learning[J]. Nature, 2023, 620: 202-209.</w:t>
+      </w:r>
+    </w:p>
+    <w:p>
+      <w:pPr>
+        <w:pStyle w:val="BodyText"/>
+      </w:pPr>
+      <w:r>
+        <w:t xml:space="preserve">[29] SONG Y, et al. Perception-planning coupling in autonomous flight[J]. IEEE Robotics and Automation Letters, 2023.</w:t>
+      </w:r>
+    </w:p>
+    <w:p>
+      <w:pPr>
+        <w:pStyle w:val="BodyText"/>
+      </w:pPr>
+      <w:r>
+        <w:t xml:space="preserve">[30] SADEGHI F, LEVINE S. Cad2rl: Real single-image flight without a single real image[C]// Robotics: Science and Systems. [S.l.: s.n.], 2017.</w:t>
+      </w:r>
+    </w:p>
+    <w:p>
+      <w:pPr>
+        <w:pStyle w:val="BodyText"/>
+      </w:pPr>
+      <w:r>
+        <w:t xml:space="preserve">[31] TOBIN J, FONG R, RAY A, et al. Domain randomization for transferring deep neural networks from simulation to the real world[C]// IROS. [S.l.: s.n.], 2017.</w:t>
+      </w:r>
+    </w:p>
+    <w:p>
+      <w:pPr>
+        <w:pStyle w:val="BodyText"/>
+      </w:pPr>
+      <w:r>
+        <w:t xml:space="preserve">[32] GOU J, YU B, MAYBANK S J, et al. Knowledge distillation: A survey[J]. International Journal of Computer Vision, 2021, 129 (6): 1789-1819.</w:t>
+      </w:r>
+    </w:p>
+    <w:p>
+      <w:pPr>
+        <w:pStyle w:val="BodyText"/>
+      </w:pPr>
+      <w:r>
+        <w:t xml:space="preserve">[33] ROMERO A, BALLAS N, KAHOU S E, et al. Fitnets: Hints for thin deep nets[C]// International Conference on Learning Representations (ICLR). [S.l.: s.n.], 2015.</w:t>
+      </w:r>
+    </w:p>
+    <w:p>
+      <w:pPr>
+        <w:pStyle w:val="BodyText"/>
+      </w:pPr>
+      <w:r>
+        <w:t xml:space="preserve">[34] HE K, CHEN X, XIE S, et al. Masked autoencoders are scalable vision learners[C]// CVPR. [S.l.: s.n.], 2022.</w:t>
+      </w:r>
+    </w:p>
+    <w:p>
+      <w:pPr>
+        <w:pStyle w:val="BodyText"/>
+      </w:pPr>
+      <w:r>
+        <w:t xml:space="preserve">[35] CARON M, TOUVRON H, MISRA I, et al. Emerging properties in self-supervised vision transformers[C]// ICCV. [S.l.: s.n.], 2021.</w:t>
+      </w:r>
+    </w:p>
+    <w:p>
+      <w:pPr>
+        <w:pStyle w:val="BodyText"/>
+      </w:pPr>
+      <w:r>
+        <w:t xml:space="preserve">[36] OQUAB M, DARCET T, et al. Dinov2: Learning robust visual features without supervision[J]. arXiv:2304.07193, 2023.</w:t>
+      </w:r>
+    </w:p>
+    <w:p>
+      <w:pPr>
+        <w:pStyle w:val="BodyText"/>
+      </w:pPr>
+      <w:r>
+        <w:t xml:space="preserve">[37] LAHOTI A, et al. Mamba-3: Efficient state space models with exponential-trapezoidal discretization[J]. ICLR, 2026.</w:t>
+      </w:r>
+    </w:p>
+    <w:p>
+      <w:pPr>
+        <w:pStyle w:val="BodyText"/>
+      </w:pPr>
+      <w:r>
+        <w:t xml:space="preserve">[38] KINGMA D P, BA J. Adam: A method for stochastic optimization[C]// International Conference on Learning Representations (ICLR). [S.l.: s.n.], 2015.</w:t>
+      </w:r>
+    </w:p>
+    <w:p>
+      <w:pPr>
+        <w:pStyle w:val="BodyText"/>
+      </w:pPr>
+      <w:r>
+        <w:t xml:space="preserve">[39] ZHU J Y, PARK T, ISOLA P, et al. Unpaired image-to-image translation using cycle-consistent adversarial networks[C]// ICCV. [S.l.: s.n.], 2017.</w:t>
+      </w:r>
+    </w:p>
+    <w:p>
+      <w:pPr>
+        <w:pStyle w:val="BodyText"/>
+      </w:pPr>
+      <w:r>
+        <w:t xml:space="preserve">[40] PASZKE A, GROSS S, MASSA F, et al. Pytorch: An imperative style, high-performance deep learning library[J]. Advances in Neural Information Processing Systems (NeurIPS), 2019.</w:t>
       </w:r>
     </w:p>
     <w:p>

--- a/paper/thesis.docx
+++ b/paper/thesis.docx
@@ -1374,7 +1374,48 @@
         <w:t xml:space="preserve"> </w:t>
       </w:r>
       <w:r>
-        <w:t xml:space="preserve">在参数量、推理延迟和避障成功率之间取得最优权衡。</w:t>
+        <w:t xml:space="preserve">在参数量、推理延迟和避障成功率之间取得最优权衡。具体而言，本文围绕三个相互关联的维度展开系统研究：（1）</w:t>
+      </w:r>
+      <w:r>
+        <w:rPr>
+          <w:b/>
+        </w:rPr>
+        <w:t xml:space="preserve">编码器空间结构</w:t>
+      </w:r>
+      <w:r>
+        <w:t xml:space="preserve">——CNN编码器通过卷积保留二维空间排列，SS2D扫描则将空间维度展平为序列，这一差异是否构成跨架构蒸馏可行性的决定性条件？（2）</w:t>
+      </w:r>
+      <w:r>
+        <w:rPr>
+          <w:b/>
+        </w:rPr>
+        <w:t xml:space="preserve">时序头设计选择</w:t>
+      </w:r>
+      <w:r>
+        <w:t xml:space="preserve">——LSTM、SSM和MLP三种时序头在单帧决策（</w:t>
+      </w:r>
+      <m:oMath>
+        <m:r>
+          <m:t>T</m:t>
+        </m:r>
+        <m:r>
+          <m:t>=</m:t>
+        </m:r>
+        <m:r>
+          <m:t>1</m:t>
+        </m:r>
+      </m:oMath>
+      <w:r>
+        <w:t xml:space="preserve">）下的独立贡献是否存在显著差异？（3）</w:t>
+      </w:r>
+      <w:r>
+        <w:rPr>
+          <w:b/>
+        </w:rPr>
+        <w:t xml:space="preserve">训练策略边界条件</w:t>
+      </w:r>
+      <w:r>
+        <w:t xml:space="preserve">——蒸馏、Born-again蒸馏与伪标签监督三种策略在高速分布外场景中的有效性边界在哪里？</w:t>
       </w:r>
     </w:p>
     <w:p>

--- a/paper/thesis.docx
+++ b/paper/thesis.docx
@@ -485,7 +485,7 @@
         <w:t xml:space="preserve">知识迁移问题</w:t>
       </w:r>
       <w:r>
-        <w:t xml:space="preserve">：跨架构知识蒸馏（cross-architecture knowledge distillation）能否有效地将高性能ViT教师模型的知识迁移至轻量级Mamba学生模型，从而在保持低推理延迟的同时提升避障性能？(3)</w:t>
+        <w:t xml:space="preserve">：跨架构知识蒸馏（cross-architecture knowledge distillation）能否成功将高性能ViT教师模型的知识迁移至轻量级Mamba学生模型，从而在保持低推理延迟的同时提升避障性能？(3)</w:t>
       </w:r>
       <w:r>
         <w:t xml:space="preserve"> </w:t>
@@ -549,7 +549,7 @@
         <w:pStyle w:val="BodyText"/>
       </w:pPr>
       <w:r>
-        <w:t xml:space="preserve">在方法创新方面，在方法创新方面，Kaufmann 等 [[13]]将强化学习（Reinforcement Learning, RL）与端到端视觉控制相结合（Reinforcement Learning, RL）与端到端视觉控制相结合，提出了一种面向敏捷竞赛飞行的端到端方法。该系统在具有多个门标的竞赛赛道中实现了最高10 m/s的自主穿越速度，展示了端到端学习方法在极限飞行场景中的巨大潜力。然而，基于RL的方法通常需要在仿真环境中进行大量试错训练 [[14]]，且策略在迁移到真实平台时面临显著的仿真-现实差距（sim-to-real gap）。</w:t>
+        <w:t xml:space="preserve">在方法创新方面，在方法创新方面，Kaufmann 等 [[13]]将强化学习（Reinforcement Learning, RL）与端到端视觉控制相结合（Reinforcement Learning, RL）与端到端视觉控制相结合，提出了一种面向敏捷竞赛飞行的端到端方法。该系统在具有多个门标的竞赛赛道中实现了最高10 m/s的自主穿越速度，展示了端到端学习方法在极限飞行场景中的巨大潜力。然而，基于RL的方法通常需要在仿真环境中进行大量试错训练 [[14]]，且策略在迁移到真实平台时面临明显的仿真-现实差距（sim-to-real gap）。</w:t>
       </w:r>
     </w:p>
     <w:p>
@@ -1518,7 +1518,7 @@
         <w:t xml:space="preserve">消融实验与设计分析</w:t>
       </w:r>
       <w:r>
-        <w:t xml:space="preserve">，深入探究影响Mamba避障性能的核心设计因素。围绕数据增强策略、多步预测步长、蒸馏损失权重、Born-again蒸馏和大规模伪标签训练五个维度进行系统消融实验，定量评估各设计因素的影响程度，并据此提炼面向四旋翼避障的架构设计指南。</w:t>
+        <w:t xml:space="preserve">，分析影响Mamba避障性能的核心设计因素。围绕数据增强策略、多步预测步长、蒸馏损失权重、Born-again蒸馏和大规模伪标签训练五个维度进行系统消融实验，定量评估各设计因素的影响程度，并据此提炼面向四旋翼避障的架构设计指南。</w:t>
       </w:r>
     </w:p>
     <w:p>
@@ -2701,7 +2701,7 @@
         </m:sSup>
       </m:oMath>
       <w:r>
-        <w:t xml:space="preserve">搜索或轨迹优化 [[27]]），最后由控制器（如模型预测控制MPC [[28]]）跟踪规划轨迹。尽管这一流水线架构降低了各模块的设计复杂度，但在高速飞行中暴露出根本性的局限。首先，各模块串行处理导致显著的延迟累积——感知约10–30 ms、建图约10–50 ms、规划约20–100 ms、控制约1–5 ms，总延迟可达50–200 ms。在5 m/s的飞行速度下，这意味着四旋翼在每帧控制指令生成前已向前飞行0.25–1 m而未对环境变化做出任何响应。其次，各模块之间的误差沿流水线逐级放大：感知阶段的微小检测遗漏导致地图中相应障碍物缺失，进而使规划器生成穿过该区域的不可行轨迹，最终控制器跟踪该轨迹时直接导致碰撞。Song 等 [[29]]的研究表明，感知-规划耦合是高速飞行中最主要的失效模式之一。最后，模块间接口定义的刚性限制了系统的自适应能力——例如，规划器将环境简化为二值可通行性地图时，丢失了原始感知数据中的不确定性和丰富度信息。</w:t>
+        <w:t xml:space="preserve">搜索或轨迹优化 [[27]]），最后由控制器（如模型预测控制MPC [[28]]）跟踪规划轨迹。尽管这一流水线架构降低了各模块的设计复杂度，但在高速飞行中暴露出根本性的局限。首先，各模块串行处理导致严重的延迟累积——感知约10–30 ms、建图约10–50 ms、规划约20–100 ms、控制约1–5 ms，总延迟可达50–200 ms。在5 m/s的飞行速度下，这意味着四旋翼在每帧控制指令生成前已向前飞行0.25–1 m而未对环境变化做出任何响应。其次，各模块之间的误差沿流水线逐级放大：感知阶段的微小检测遗漏导致地图中相应障碍物缺失，进而使规划器生成穿过该区域的不可行轨迹，最终控制器跟踪该轨迹时直接导致碰撞。Song 等 [[29]]的研究表明，感知-规划耦合是高速飞行中最主要的失效模式之一。最后，模块间接口定义的刚性限制了系统的自适应能力——例如，规划器将环境简化为二值可通行性地图时，丢失了原始感知数据中的不确定性和丰富度信息。</w:t>
       </w:r>
     </w:p>
     <w:p>
@@ -10199,7 +10199,7 @@
         <w:pStyle w:val="FirstParagraph"/>
       </w:pPr>
       <w:r>
-        <w:t xml:space="preserve">为全面评估模型的鲁棒性和泛化能力，本文在两个维度上进行扩展测试：（1）将飞行速度从 5 m/s 提升至 7 m/s；（2）在树木环境中重新测试。实验结果分别如表 4.4 和表 4.5 所示。</w:t>
+        <w:t xml:space="preserve">为评估模型的鲁棒性和泛化能力，本文在两个维度上进行扩展测试：（1）将飞行速度从 5 m/s 提升至 7 m/s；（2）在树木环境中重新测试。实验结果分别如表 4.4 和表 4.5 所示。</w:t>
       </w:r>
     </w:p>
     <w:p>
@@ -10824,7 +10824,7 @@
         <w:pStyle w:val="FirstParagraph"/>
       </w:pPr>
       <w:r>
-        <w:t xml:space="preserve">本章系统呈现了六种 Mamba 架构在端到端视觉避障任务中的主实验评估结果。B+蒸馏和E蒸馏在球体环境5 m/s下均以1次碰撞超越教师模型的2次碰撞。扩展测试表明：蒸馏模型在7 m/s高速飞行中保持零退化，而教师退化150%；B+在树木环境中以零碰撞展现了MambaVision混合编码器的最佳泛化能力。控制质量分析揭示了SSM时序头在T=1设定下的边际贡献——G_basic（CNN+MLP）仅以1次碰撞之差接近E的BC基线，但速度快9.6倍。下一章将通过系统的消融实验，深入探究各设计因素的影响机制。</w:t>
+        <w:t xml:space="preserve">本章系统呈现了六种 Mamba 架构在端到端视觉避障任务中的主实验评估结果。B+蒸馏和E蒸馏在球体环境5 m/s下均以1次碰撞超越教师模型的2次碰撞。扩展测试表明：蒸馏模型在7 m/s高速飞行中保持零退化，而教师退化150%；B+在树木环境中以零碰撞展现了MambaVision混合编码器的最佳泛化能力。控制质量分析揭示了SSM时序头在T=1设定下的边际贡献——G_basic（CNN+MLP）仅以1次碰撞之差接近E的BC基线，但速度快9.6倍。下一章将通过系统的消融实验，分析各设计因素的影响机制。</w:t>
       </w:r>
     </w:p>
     <w:p>
@@ -10852,7 +10852,7 @@
         <w:pStyle w:val="FirstParagraph"/>
       </w:pPr>
       <w:r>
-        <w:t xml:space="preserve">在第四章主实验结果的基础上，本章深入探究影响Mamba避障性能的核心设计因素。围绕数据增强策略、多步预测步长、蒸馏损失权重、Born-again蒸馏和大规模伪标签训练五个维度开展系统消融实验，定量评估各因素的影响程度，并提炼面向端到端避障任务的架构设计指南。</w:t>
+        <w:t xml:space="preserve">在第四章主实验结果的基础上，本章分析影响Mamba避障性能的核心设计因素。围绕数据增强策略、多步预测步长、蒸馏损失权重、Born-again蒸馏和大规模伪标签训练五个维度开展系统消融实验，定量评估各因素的影响程度，并提炼面向端到端避障任务的架构设计指南。</w:t>
       </w:r>
     </w:p>
     <w:p>
@@ -12179,7 +12179,7 @@
         <w:pStyle w:val="FirstParagraph"/>
       </w:pPr>
       <w:r>
-        <w:t xml:space="preserve">本章通过系统的消融实验，深入探究了影响Mamba避障性能的关键设计因素。数据增强的效果呈现清晰的架构依赖性：仅对CNN编码器架构有益（B+从3次降至1次），对SSM架构反而导致退化。单步预测（</w:t>
+        <w:t xml:space="preserve">本章通过系统的消融实验，分析了影响Mamba避障性能的关键设计因素。数据增强的效果呈现清晰的架构依赖性：仅对CNN编码器架构有益（B+从3次降至1次），对SSM架构反而导致退化。单步预测（</w:t>
       </w:r>
       <m:oMath>
         <m:r>
